--- a/docs/Compliance_Documents/src/ENE-UDOC-AM-ENERGIS-AutomationManual_rev_1.1.0.docx
+++ b/docs/Compliance_Documents/src/ENE-UDOC-AM-ENERGIS-AutomationManual_rev_1.1.0.docx
@@ -1,7 +1,7 @@
 
 <file path=word/document.xml><?xml version="1.0" encoding="utf-8"?>
 <w:document xmlns:wpc="http://schemas.microsoft.com/office/word/2010/wordprocessingCanvas" xmlns:cx="http://schemas.microsoft.com/office/drawing/2014/chartex" xmlns:cx1="http://schemas.microsoft.com/office/drawing/2015/9/8/chartex" xmlns:cx2="http://schemas.microsoft.com/office/drawing/2015/10/21/chartex" xmlns:cx3="http://schemas.microsoft.com/office/drawing/2016/5/9/chartex" xmlns:cx4="http://schemas.microsoft.com/office/drawing/2016/5/10/chartex" xmlns:cx5="http://schemas.microsoft.com/office/drawing/2016/5/11/chartex" xmlns:cx6="http://schemas.microsoft.com/office/drawing/2016/5/12/chartex" xmlns:cx7="http://schemas.microsoft.com/office/drawing/2016/5/13/chartex" xmlns:cx8="http://schemas.microsoft.com/office/drawing/2016/5/14/chartex" xmlns:mc="http://schemas.openxmlformats.org/markup-compatibility/2006" xmlns:aink="http://schemas.microsoft.com/office/drawing/2016/ink" xmlns:am3d="http://schemas.microsoft.com/office/drawing/2017/model3d" xmlns:o="urn:schemas-microsoft-com:office:office" xmlns:oel="http://schemas.microsoft.com/office/2019/extlst" xmlns:r="http://schemas.openxmlformats.org/officeDocument/2006/relationships" xmlns:m="http://schemas.openxmlformats.org/officeDocument/2006/math" xmlns:v="urn:schemas-microsoft-com:vml" xmlns:wp14="http://schemas.microsoft.com/office/word/2010/wordprocessingDrawing" xmlns:wp="http://schemas.openxmlformats.org/drawingml/2006/wordprocessingDrawing" xmlns:w10="urn:schemas-microsoft-com:office:word" xmlns:w="http://schemas.openxmlformats.org/wordprocessingml/2006/main" xmlns:w14="http://schemas.microsoft.com/office/word/2010/wordml" xmlns:w15="http://schemas.microsoft.com/office/word/2012/wordml" xmlns:w16cex="http://schemas.microsoft.com/office/word/2018/wordml/cex" xmlns:w16cid="http://schemas.microsoft.com/office/word/2016/wordml/cid" xmlns:w16="http://schemas.microsoft.com/office/word/2018/wordml" xmlns:w16du="http://schemas.microsoft.com/office/word/2023/wordml/word16du" xmlns:w16sdtdh="http://schemas.microsoft.com/office/word/2020/wordml/sdtdatahash" xmlns:w16sdtfl="http://schemas.microsoft.com/office/word/2024/wordml/sdtformatlock" xmlns:w16se="http://schemas.microsoft.com/office/word/2015/wordml/symex" xmlns:wpg="http://schemas.microsoft.com/office/word/2010/wordprocessingGroup" xmlns:wpi="http://schemas.microsoft.com/office/word/2010/wordprocessingInk" xmlns:wne="http://schemas.microsoft.com/office/word/2006/wordml" xmlns:wps="http://schemas.microsoft.com/office/word/2010/wordprocessingShape" mc:Ignorable="w14 w15 w16se w16cid w16 w16cex w16sdtdh w16sdtfl w16du wp14">
-  <w:background w:color="DCE8E2"/>
+  <w:background w:color="FFFFFF" w:themeColor="background1"/>
   <w:body>
     <w:p>
       <w:pPr>
@@ -125,7 +125,25 @@
           <w:sz w:val="72"/>
           <w:szCs w:val="72"/>
         </w:rPr>
-        <w:t>10IN</w:t>
+        <w:t>1</w:t>
+      </w:r>
+      <w:r>
+        <w:rPr>
+          <w:rFonts w:eastAsiaTheme="majorEastAsia" w:cstheme="majorBidi"/>
+          <w:b/>
+          <w:sz w:val="72"/>
+          <w:szCs w:val="72"/>
+        </w:rPr>
+        <w:t>9</w:t>
+      </w:r>
+      <w:r>
+        <w:rPr>
+          <w:rFonts w:eastAsiaTheme="majorEastAsia" w:cstheme="majorBidi"/>
+          <w:b/>
+          <w:sz w:val="72"/>
+          <w:szCs w:val="72"/>
+        </w:rPr>
+        <w:t>IN</w:t>
       </w:r>
       <w:r>
         <w:rPr>
@@ -155,13 +173,13 @@
           <w:szCs w:val="52"/>
         </w:rPr>
         <w:drawing>
-          <wp:anchor distT="0" distB="0" distL="114300" distR="114300" simplePos="0" relativeHeight="251681792" behindDoc="0" locked="0" layoutInCell="1" allowOverlap="1" wp14:anchorId="2B5B4BC9" wp14:editId="1F4C833F">
+          <wp:anchor distT="0" distB="0" distL="114300" distR="114300" simplePos="0" relativeHeight="251681792" behindDoc="0" locked="0" layoutInCell="1" allowOverlap="1" wp14:anchorId="2B5B4BC9" wp14:editId="113A811E">
             <wp:simplePos x="0" y="0"/>
             <wp:positionH relativeFrom="column">
-              <wp:posOffset>-509499</wp:posOffset>
+              <wp:posOffset>-504825</wp:posOffset>
             </wp:positionH>
             <wp:positionV relativeFrom="paragraph">
-              <wp:posOffset>219075</wp:posOffset>
+              <wp:posOffset>215900</wp:posOffset>
             </wp:positionV>
             <wp:extent cx="6942455" cy="3519376"/>
             <wp:effectExtent l="0" t="0" r="0" b="0"/>
@@ -177,15 +195,15 @@
                     <pic:cNvPr id="876853916" name="Kép 5"/>
                     <pic:cNvPicPr/>
                   </pic:nvPicPr>
-                  <pic:blipFill rotWithShape="1">
-                    <a:blip r:embed="rId8" cstate="print">
+                  <pic:blipFill>
+                    <a:blip r:embed="rId8">
                       <a:extLst>
                         <a:ext uri="{28A0092B-C50C-407E-A947-70E740481C1C}">
                           <a14:useLocalDpi xmlns:a14="http://schemas.microsoft.com/office/drawing/2010/main" val="0"/>
                         </a:ext>
                       </a:extLst>
                     </a:blip>
-                    <a:srcRect b="9878"/>
+                    <a:srcRect t="16204" b="16204"/>
                     <a:stretch>
                       <a:fillRect/>
                     </a:stretch>
@@ -4690,25 +4708,7 @@
           <w:sz w:val="22"/>
           <w:szCs w:val="22"/>
         </w:rPr>
-        <w:t xml:space="preserve"> and communicates over Ethernet and serial. All relays are </w:t>
-      </w:r>
-      <w:proofErr w:type="gramStart"/>
-      <w:r>
-        <w:rPr>
-          <w:rFonts w:ascii="Consolas" w:hAnsi="Consolas"/>
-          <w:sz w:val="22"/>
-          <w:szCs w:val="22"/>
-        </w:rPr>
-        <w:t>electromechanical</w:t>
-      </w:r>
-      <w:proofErr w:type="gramEnd"/>
-      <w:r>
-        <w:rPr>
-          <w:rFonts w:ascii="Consolas" w:hAnsi="Consolas"/>
-          <w:sz w:val="22"/>
-          <w:szCs w:val="22"/>
-        </w:rPr>
-        <w:t xml:space="preserve"> and each channel is designed to handle</w:t>
+        <w:t xml:space="preserve"> and communicates over Ethernet and serial. All relays are electromechanical and each channel is designed to handle</w:t>
       </w:r>
       <w:r>
         <w:rPr>
@@ -4782,8 +4782,8 @@
       <w:pPr>
         <w:pStyle w:val="Stlus1"/>
       </w:pPr>
-      <w:bookmarkStart w:id="3" w:name="installation-and-setup"/>
-      <w:bookmarkStart w:id="4" w:name="_Toc219195253"/>
+      <w:bookmarkStart w:id="3" w:name="_Toc219195253"/>
+      <w:bookmarkStart w:id="4" w:name="installation-and-setup"/>
       <w:bookmarkEnd w:id="1"/>
       <w:r>
         <w:t xml:space="preserve">1.1 </w:t>
@@ -4791,28 +4791,28 @@
       <w:r>
         <w:t>Installation and Setup</w:t>
       </w:r>
-      <w:bookmarkEnd w:id="4"/>
+      <w:bookmarkEnd w:id="3"/>
     </w:p>
     <w:p>
       <w:pPr>
         <w:pStyle w:val="Stlus2"/>
       </w:pPr>
-      <w:bookmarkStart w:id="5" w:name="electrical-and-network-connections"/>
-      <w:bookmarkStart w:id="6" w:name="_Toc219195254"/>
+      <w:bookmarkStart w:id="5" w:name="_Toc219195254"/>
+      <w:bookmarkStart w:id="6" w:name="electrical-and-network-connections"/>
       <w:r>
         <w:t xml:space="preserve">1.1.1 </w:t>
       </w:r>
       <w:r>
         <w:t>Electrical and Network Connections</w:t>
       </w:r>
-      <w:bookmarkEnd w:id="6"/>
+      <w:bookmarkEnd w:id="5"/>
     </w:p>
     <w:p>
       <w:pPr>
         <w:pStyle w:val="ListParagraph"/>
         <w:numPr>
           <w:ilvl w:val="0"/>
-          <w:numId w:val="23"/>
+          <w:numId w:val="2"/>
         </w:numPr>
         <w:ind w:left="450"/>
         <w:jc w:val="both"/>
@@ -4837,7 +4837,15 @@
           <w:sz w:val="22"/>
           <w:szCs w:val="22"/>
         </w:rPr>
-        <w:t>– Install the PDU into a 10</w:t>
+        <w:t>– Install the PDU into a 1</w:t>
+      </w:r>
+      <w:r>
+        <w:rPr>
+          <w:rFonts w:ascii="Consolas" w:hAnsi="Consolas"/>
+          <w:sz w:val="22"/>
+          <w:szCs w:val="22"/>
+        </w:rPr>
+        <w:t>9</w:t>
       </w:r>
       <w:r>
         <w:rPr>
@@ -4861,7 +4869,7 @@
         <w:pStyle w:val="ListParagraph"/>
         <w:numPr>
           <w:ilvl w:val="0"/>
-          <w:numId w:val="23"/>
+          <w:numId w:val="2"/>
         </w:numPr>
         <w:ind w:left="450"/>
         <w:jc w:val="both"/>
@@ -4926,7 +4934,7 @@
         <w:pStyle w:val="ListParagraph"/>
         <w:numPr>
           <w:ilvl w:val="0"/>
-          <w:numId w:val="23"/>
+          <w:numId w:val="2"/>
         </w:numPr>
         <w:ind w:left="450"/>
         <w:jc w:val="both"/>
@@ -5171,16 +5179,16 @@
       <w:pPr>
         <w:pStyle w:val="Stlus2"/>
       </w:pPr>
-      <w:bookmarkStart w:id="7" w:name="first-boot"/>
-      <w:bookmarkStart w:id="8" w:name="_Toc219195255"/>
-      <w:bookmarkEnd w:id="5"/>
+      <w:bookmarkStart w:id="7" w:name="_Toc219195255"/>
+      <w:bookmarkStart w:id="8" w:name="first-boot"/>
+      <w:bookmarkEnd w:id="6"/>
       <w:r>
         <w:t xml:space="preserve">1.1.2 </w:t>
       </w:r>
       <w:r>
         <w:t>First Boot</w:t>
       </w:r>
-      <w:bookmarkEnd w:id="8"/>
+      <w:bookmarkEnd w:id="7"/>
     </w:p>
     <w:p>
       <w:pPr>
@@ -5269,8 +5277,8 @@
         <w:t xml:space="preserve"> and the network LED will come on once a link is detected.</w:t>
       </w:r>
       <w:bookmarkStart w:id="9" w:name="local-operation"/>
-      <w:bookmarkEnd w:id="3"/>
-      <w:bookmarkEnd w:id="7"/>
+      <w:bookmarkEnd w:id="4"/>
+      <w:bookmarkEnd w:id="8"/>
       <w:r>
         <w:rPr>
           <w:rFonts w:ascii="Consolas" w:hAnsi="Consolas"/>
@@ -5302,8 +5310,8 @@
       <w:pPr>
         <w:pStyle w:val="Stlus1"/>
       </w:pPr>
-      <w:bookmarkStart w:id="11" w:name="front-panel-buttons-and-leds"/>
-      <w:bookmarkStart w:id="12" w:name="_Toc219195257"/>
+      <w:bookmarkStart w:id="11" w:name="_Toc219195257"/>
+      <w:bookmarkStart w:id="12" w:name="front-panel-buttons-and-leds"/>
       <w:r>
         <w:t>2</w:t>
       </w:r>
@@ -5313,7 +5321,7 @@
       <w:r>
         <w:t>Front Panel Buttons and LEDs</w:t>
       </w:r>
-      <w:bookmarkEnd w:id="12"/>
+      <w:bookmarkEnd w:id="11"/>
     </w:p>
     <w:p>
       <w:pPr>
@@ -5411,7 +5419,7 @@
         <w:pStyle w:val="ListParagraph"/>
         <w:numPr>
           <w:ilvl w:val="0"/>
-          <w:numId w:val="24"/>
+          <w:numId w:val="3"/>
         </w:numPr>
         <w:jc w:val="both"/>
         <w:rPr>
@@ -5460,7 +5468,7 @@
         <w:pStyle w:val="ListParagraph"/>
         <w:numPr>
           <w:ilvl w:val="0"/>
-          <w:numId w:val="24"/>
+          <w:numId w:val="3"/>
         </w:numPr>
         <w:jc w:val="both"/>
         <w:rPr>
@@ -5493,7 +5501,7 @@
         <w:pStyle w:val="ListParagraph"/>
         <w:numPr>
           <w:ilvl w:val="0"/>
-          <w:numId w:val="24"/>
+          <w:numId w:val="3"/>
         </w:numPr>
         <w:jc w:val="both"/>
         <w:rPr>
@@ -5571,7 +5579,7 @@
         <w:pStyle w:val="ListParagraph"/>
         <w:numPr>
           <w:ilvl w:val="0"/>
-          <w:numId w:val="25"/>
+          <w:numId w:val="4"/>
         </w:numPr>
         <w:jc w:val="both"/>
         <w:rPr>
@@ -5622,7 +5630,7 @@
         <w:pStyle w:val="ListParagraph"/>
         <w:numPr>
           <w:ilvl w:val="0"/>
-          <w:numId w:val="25"/>
+          <w:numId w:val="4"/>
         </w:numPr>
         <w:jc w:val="both"/>
         <w:rPr>
@@ -5647,7 +5655,7 @@
         <w:pStyle w:val="ListParagraph"/>
         <w:numPr>
           <w:ilvl w:val="1"/>
-          <w:numId w:val="25"/>
+          <w:numId w:val="4"/>
         </w:numPr>
         <w:jc w:val="both"/>
         <w:rPr>
@@ -5670,7 +5678,7 @@
         <w:pStyle w:val="ListParagraph"/>
         <w:numPr>
           <w:ilvl w:val="1"/>
-          <w:numId w:val="25"/>
+          <w:numId w:val="4"/>
         </w:numPr>
         <w:jc w:val="both"/>
         <w:rPr>
@@ -5709,7 +5717,7 @@
         <w:pStyle w:val="ListParagraph"/>
         <w:numPr>
           <w:ilvl w:val="1"/>
-          <w:numId w:val="25"/>
+          <w:numId w:val="4"/>
         </w:numPr>
         <w:jc w:val="both"/>
         <w:rPr>
@@ -5732,7 +5740,7 @@
         <w:pStyle w:val="ListParagraph"/>
         <w:numPr>
           <w:ilvl w:val="0"/>
-          <w:numId w:val="25"/>
+          <w:numId w:val="4"/>
         </w:numPr>
         <w:jc w:val="both"/>
         <w:rPr>
@@ -5765,7 +5773,7 @@
         <w:pStyle w:val="ListParagraph"/>
         <w:numPr>
           <w:ilvl w:val="1"/>
-          <w:numId w:val="25"/>
+          <w:numId w:val="4"/>
         </w:numPr>
         <w:spacing w:after="0"/>
         <w:jc w:val="both"/>
@@ -5797,7 +5805,7 @@
         <w:pStyle w:val="ListParagraph"/>
         <w:numPr>
           <w:ilvl w:val="1"/>
-          <w:numId w:val="25"/>
+          <w:numId w:val="4"/>
         </w:numPr>
         <w:spacing w:after="0"/>
         <w:jc w:val="both"/>
@@ -5862,7 +5870,7 @@
       </w:pPr>
       <w:bookmarkStart w:id="16" w:name="commandline-interface---serial"/>
       <w:bookmarkEnd w:id="9"/>
-      <w:bookmarkEnd w:id="11"/>
+      <w:bookmarkEnd w:id="12"/>
       <w:bookmarkEnd w:id="14"/>
     </w:p>
     <w:p>
@@ -8567,8 +8575,8 @@
       <w:pPr>
         <w:pStyle w:val="Subtitle"/>
       </w:pPr>
-      <w:bookmarkStart w:id="20" w:name="http-api"/>
-      <w:bookmarkStart w:id="21" w:name="_Toc219195261"/>
+      <w:bookmarkStart w:id="20" w:name="_Toc219195261"/>
+      <w:bookmarkStart w:id="21" w:name="http-api"/>
       <w:bookmarkEnd w:id="16"/>
       <w:bookmarkEnd w:id="18"/>
       <w:r>
@@ -8581,7 +8589,7 @@
       <w:r>
         <w:t>HTTP API</w:t>
       </w:r>
-      <w:bookmarkEnd w:id="21"/>
+      <w:bookmarkEnd w:id="20"/>
     </w:p>
     <w:p>
       <w:pPr>
@@ -8649,7 +8657,7 @@
         <w:pStyle w:val="BodyText"/>
         <w:numPr>
           <w:ilvl w:val="0"/>
-          <w:numId w:val="47"/>
+          <w:numId w:val="20"/>
         </w:numPr>
         <w:spacing w:before="0" w:after="0"/>
         <w:ind w:left="714" w:hanging="357"/>
@@ -8675,7 +8683,7 @@
         <w:pStyle w:val="BodyText"/>
         <w:numPr>
           <w:ilvl w:val="0"/>
-          <w:numId w:val="47"/>
+          <w:numId w:val="20"/>
         </w:numPr>
         <w:spacing w:before="0" w:after="0"/>
         <w:ind w:left="714" w:hanging="357"/>
@@ -8701,7 +8709,7 @@
         <w:pStyle w:val="BodyText"/>
         <w:numPr>
           <w:ilvl w:val="0"/>
-          <w:numId w:val="47"/>
+          <w:numId w:val="20"/>
         </w:numPr>
         <w:spacing w:before="0" w:after="0"/>
         <w:ind w:left="714" w:hanging="357"/>
@@ -8760,7 +8768,7 @@
         <w:pStyle w:val="BlockText"/>
         <w:numPr>
           <w:ilvl w:val="0"/>
-          <w:numId w:val="48"/>
+          <w:numId w:val="21"/>
         </w:numPr>
         <w:rPr>
           <w:rFonts w:ascii="Consolas" w:hAnsi="Consolas"/>
@@ -8812,7 +8820,7 @@
         <w:pStyle w:val="BlockText"/>
         <w:numPr>
           <w:ilvl w:val="0"/>
-          <w:numId w:val="48"/>
+          <w:numId w:val="21"/>
         </w:numPr>
         <w:rPr>
           <w:rFonts w:ascii="Consolas" w:hAnsi="Consolas"/>
@@ -8864,7 +8872,7 @@
         <w:pStyle w:val="BlockText"/>
         <w:numPr>
           <w:ilvl w:val="0"/>
-          <w:numId w:val="48"/>
+          <w:numId w:val="21"/>
         </w:numPr>
         <w:rPr>
           <w:rFonts w:ascii="Consolas" w:hAnsi="Consolas"/>
@@ -8916,7 +8924,7 @@
         <w:pStyle w:val="BlockText"/>
         <w:numPr>
           <w:ilvl w:val="0"/>
-          <w:numId w:val="48"/>
+          <w:numId w:val="21"/>
         </w:numPr>
         <w:rPr>
           <w:rFonts w:ascii="Consolas" w:hAnsi="Consolas"/>
@@ -8968,7 +8976,7 @@
         <w:pStyle w:val="BlockText"/>
         <w:numPr>
           <w:ilvl w:val="0"/>
-          <w:numId w:val="48"/>
+          <w:numId w:val="21"/>
         </w:numPr>
         <w:rPr>
           <w:rFonts w:ascii="Consolas" w:hAnsi="Consolas"/>
@@ -8996,7 +9004,7 @@
         <w:pStyle w:val="BlockText"/>
         <w:numPr>
           <w:ilvl w:val="1"/>
-          <w:numId w:val="48"/>
+          <w:numId w:val="21"/>
         </w:numPr>
         <w:rPr>
           <w:rFonts w:ascii="Consolas" w:hAnsi="Consolas"/>
@@ -9048,7 +9056,7 @@
         <w:pStyle w:val="BlockText"/>
         <w:numPr>
           <w:ilvl w:val="1"/>
-          <w:numId w:val="48"/>
+          <w:numId w:val="21"/>
         </w:numPr>
         <w:rPr>
           <w:rFonts w:ascii="Consolas" w:hAnsi="Consolas"/>
@@ -9100,7 +9108,7 @@
         <w:pStyle w:val="BlockText"/>
         <w:numPr>
           <w:ilvl w:val="1"/>
-          <w:numId w:val="48"/>
+          <w:numId w:val="21"/>
         </w:numPr>
         <w:rPr>
           <w:rFonts w:ascii="Consolas" w:hAnsi="Consolas"/>
@@ -9152,7 +9160,7 @@
         <w:pStyle w:val="BlockText"/>
         <w:numPr>
           <w:ilvl w:val="1"/>
-          <w:numId w:val="48"/>
+          <w:numId w:val="21"/>
         </w:numPr>
         <w:rPr>
           <w:rFonts w:ascii="Consolas" w:hAnsi="Consolas"/>
@@ -9284,7 +9292,7 @@
               <w:pStyle w:val="code"/>
               <w:numPr>
                 <w:ilvl w:val="0"/>
-                <w:numId w:val="49"/>
+                <w:numId w:val="22"/>
               </w:numPr>
               <w:ind w:left="581"/>
               <w:jc w:val="both"/>
@@ -9344,7 +9352,7 @@
               <w:pStyle w:val="code"/>
               <w:numPr>
                 <w:ilvl w:val="0"/>
-                <w:numId w:val="49"/>
+                <w:numId w:val="22"/>
               </w:numPr>
               <w:ind w:left="581"/>
               <w:jc w:val="both"/>
@@ -9514,16 +9522,220 @@
           <w:bCs/>
           <w:lang w:val="en-AT"/>
         </w:rPr>
-        <w:t>Response JSON shape</w:t>
-      </w:r>
+        <w:t>Response JSON shape:</w:t>
+      </w:r>
+    </w:p>
+    <w:p>
+      <w:pPr>
+        <w:pStyle w:val="code"/>
+        <w:numPr>
+          <w:ilvl w:val="0"/>
+          <w:numId w:val="23"/>
+        </w:numPr>
+        <w:ind w:left="567"/>
+        <w:rPr>
+          <w:rFonts w:eastAsiaTheme="majorEastAsia"/>
+          <w:sz w:val="22"/>
+          <w:szCs w:val="22"/>
+          <w:lang w:val="en-AT"/>
+        </w:rPr>
+      </w:pPr>
       <w:r>
         <w:rPr>
           <w:rFonts w:eastAsiaTheme="majorEastAsia"/>
           <w:b/>
           <w:bCs/>
-          <w:lang w:val="en-AT"/>
-        </w:rPr>
-        <w:t>:</w:t>
+          <w:sz w:val="22"/>
+          <w:szCs w:val="22"/>
+          <w:lang w:val="en-AT"/>
+        </w:rPr>
+        <w:t>channels</w:t>
+      </w:r>
+      <w:r>
+        <w:rPr>
+          <w:rFonts w:eastAsiaTheme="majorEastAsia"/>
+          <w:sz w:val="22"/>
+          <w:szCs w:val="22"/>
+          <w:lang w:val="en-AT"/>
+        </w:rPr>
+        <w:t>: array (8) of per-channel objects:</w:t>
+      </w:r>
+      <w:r>
+        <w:rPr>
+          <w:rFonts w:eastAsiaTheme="majorEastAsia"/>
+          <w:sz w:val="22"/>
+          <w:szCs w:val="22"/>
+          <w:lang w:val="en-AT"/>
+        </w:rPr>
+        <w:br/>
+        <w:t xml:space="preserve">{ </w:t>
+      </w:r>
+    </w:p>
+    <w:p>
+      <w:pPr>
+        <w:pStyle w:val="code"/>
+        <w:ind w:left="567" w:firstLine="153"/>
+        <w:rPr>
+          <w:rFonts w:eastAsiaTheme="majorEastAsia"/>
+          <w:sz w:val="22"/>
+          <w:szCs w:val="22"/>
+          <w:lang w:val="en-AT"/>
+        </w:rPr>
+      </w:pPr>
+      <w:r>
+        <w:rPr>
+          <w:rFonts w:eastAsiaTheme="majorEastAsia"/>
+          <w:sz w:val="22"/>
+          <w:szCs w:val="22"/>
+          <w:lang w:val="en-AT"/>
+        </w:rPr>
+        <w:t xml:space="preserve">"voltage": float, </w:t>
+      </w:r>
+    </w:p>
+    <w:p>
+      <w:pPr>
+        <w:pStyle w:val="code"/>
+        <w:ind w:left="567" w:firstLine="153"/>
+        <w:rPr>
+          <w:rFonts w:eastAsiaTheme="majorEastAsia"/>
+          <w:sz w:val="22"/>
+          <w:szCs w:val="22"/>
+          <w:lang w:val="en-AT"/>
+        </w:rPr>
+      </w:pPr>
+      <w:r>
+        <w:rPr>
+          <w:rFonts w:eastAsiaTheme="majorEastAsia"/>
+          <w:sz w:val="22"/>
+          <w:szCs w:val="22"/>
+          <w:lang w:val="en-AT"/>
+        </w:rPr>
+        <w:t xml:space="preserve">"current": float, </w:t>
+      </w:r>
+    </w:p>
+    <w:p>
+      <w:pPr>
+        <w:pStyle w:val="code"/>
+        <w:ind w:left="567" w:firstLine="153"/>
+        <w:rPr>
+          <w:rFonts w:eastAsiaTheme="majorEastAsia"/>
+          <w:sz w:val="22"/>
+          <w:szCs w:val="22"/>
+          <w:lang w:val="en-AT"/>
+        </w:rPr>
+      </w:pPr>
+      <w:r>
+        <w:rPr>
+          <w:rFonts w:eastAsiaTheme="majorEastAsia"/>
+          <w:sz w:val="22"/>
+          <w:szCs w:val="22"/>
+          <w:lang w:val="en-AT"/>
+        </w:rPr>
+        <w:t xml:space="preserve">"uptime": </w:t>
+      </w:r>
+      <w:proofErr w:type="spellStart"/>
+      <w:r>
+        <w:rPr>
+          <w:rFonts w:eastAsiaTheme="majorEastAsia"/>
+          <w:sz w:val="22"/>
+          <w:szCs w:val="22"/>
+          <w:lang w:val="en-AT"/>
+        </w:rPr>
+        <w:t>uint</w:t>
+      </w:r>
+      <w:proofErr w:type="spellEnd"/>
+      <w:r>
+        <w:rPr>
+          <w:rFonts w:eastAsiaTheme="majorEastAsia"/>
+          <w:sz w:val="22"/>
+          <w:szCs w:val="22"/>
+          <w:lang w:val="en-AT"/>
+        </w:rPr>
+        <w:t xml:space="preserve">, </w:t>
+      </w:r>
+    </w:p>
+    <w:p>
+      <w:pPr>
+        <w:pStyle w:val="code"/>
+        <w:ind w:left="567" w:firstLine="153"/>
+        <w:rPr>
+          <w:rFonts w:eastAsiaTheme="majorEastAsia"/>
+          <w:sz w:val="22"/>
+          <w:szCs w:val="22"/>
+          <w:lang w:val="en-AT"/>
+        </w:rPr>
+      </w:pPr>
+      <w:r>
+        <w:rPr>
+          <w:rFonts w:eastAsiaTheme="majorEastAsia"/>
+          <w:sz w:val="22"/>
+          <w:szCs w:val="22"/>
+          <w:lang w:val="en-AT"/>
+        </w:rPr>
+        <w:t xml:space="preserve">"power": float, </w:t>
+      </w:r>
+    </w:p>
+    <w:p>
+      <w:pPr>
+        <w:pStyle w:val="code"/>
+        <w:ind w:left="567" w:firstLine="153"/>
+        <w:rPr>
+          <w:rFonts w:eastAsiaTheme="majorEastAsia"/>
+          <w:sz w:val="22"/>
+          <w:szCs w:val="22"/>
+          <w:lang w:val="en-AT"/>
+        </w:rPr>
+      </w:pPr>
+      <w:r>
+        <w:rPr>
+          <w:rFonts w:eastAsiaTheme="majorEastAsia"/>
+          <w:sz w:val="22"/>
+          <w:szCs w:val="22"/>
+          <w:lang w:val="en-AT"/>
+        </w:rPr>
+        <w:t xml:space="preserve">"state": bool, </w:t>
+      </w:r>
+    </w:p>
+    <w:p>
+      <w:pPr>
+        <w:pStyle w:val="code"/>
+        <w:ind w:left="567" w:firstLine="153"/>
+        <w:rPr>
+          <w:rFonts w:eastAsiaTheme="majorEastAsia"/>
+          <w:sz w:val="22"/>
+          <w:szCs w:val="22"/>
+          <w:lang w:val="en-AT"/>
+        </w:rPr>
+      </w:pPr>
+      <w:r>
+        <w:rPr>
+          <w:rFonts w:eastAsiaTheme="majorEastAsia"/>
+          <w:sz w:val="22"/>
+          <w:szCs w:val="22"/>
+          <w:lang w:val="en-AT"/>
+        </w:rPr>
+        <w:t xml:space="preserve">"label": string </w:t>
+      </w:r>
+    </w:p>
+    <w:p>
+      <w:pPr>
+        <w:pStyle w:val="code"/>
+        <w:ind w:firstLine="567"/>
+        <w:rPr>
+          <w:rFonts w:eastAsiaTheme="majorEastAsia"/>
+          <w:sz w:val="22"/>
+          <w:szCs w:val="22"/>
+          <w:lang w:val="en-AT"/>
+        </w:rPr>
+      </w:pPr>
+      <w:r>
+        <w:rPr>
+          <w:rFonts w:eastAsiaTheme="majorEastAsia"/>
+          <w:sz w:val="22"/>
+          <w:szCs w:val="22"/>
+          <w:lang w:val="en-AT"/>
+        </w:rPr>
+        <w:t>}</w:t>
       </w:r>
     </w:p>
     <w:p>
@@ -9531,9 +9743,10 @@
         <w:pStyle w:val="code"/>
         <w:numPr>
           <w:ilvl w:val="0"/>
-          <w:numId w:val="51"/>
+          <w:numId w:val="23"/>
         </w:numPr>
         <w:ind w:left="567"/>
+        <w:jc w:val="both"/>
         <w:rPr>
           <w:rFonts w:eastAsiaTheme="majorEastAsia"/>
           <w:sz w:val="22"/>
@@ -9541,6 +9754,7 @@
           <w:lang w:val="en-AT"/>
         </w:rPr>
       </w:pPr>
+      <w:proofErr w:type="spellStart"/>
       <w:r>
         <w:rPr>
           <w:rFonts w:eastAsiaTheme="majorEastAsia"/>
@@ -9550,8 +9764,9 @@
           <w:szCs w:val="22"/>
           <w:lang w:val="en-AT"/>
         </w:rPr>
-        <w:t>channels</w:t>
-      </w:r>
+        <w:t>internalTemperature</w:t>
+      </w:r>
+      <w:proofErr w:type="spellEnd"/>
       <w:r>
         <w:rPr>
           <w:rFonts w:eastAsiaTheme="majorEastAsia"/>
@@ -9559,7 +9774,7 @@
           <w:szCs w:val="22"/>
           <w:lang w:val="en-AT"/>
         </w:rPr>
-        <w:t>: array (8) of per</w:t>
+        <w:t>: float - device die temperature converted to</w:t>
       </w:r>
       <w:r>
         <w:rPr>
@@ -9568,8 +9783,10 @@
           <w:szCs w:val="22"/>
           <w:lang w:val="en-AT"/>
         </w:rPr>
-        <w:t>-</w:t>
-      </w:r>
+        <w:br/>
+        <w:t xml:space="preserve">the user’s unit </w:t>
+      </w:r>
+      <w:hyperlink r:id="rId9" w:history="1"/>
       <w:r>
         <w:rPr>
           <w:rFonts w:eastAsiaTheme="majorEastAsia"/>
@@ -9577,184 +9794,7 @@
           <w:szCs w:val="22"/>
           <w:lang w:val="en-AT"/>
         </w:rPr>
-        <w:t>channel objects:</w:t>
-      </w:r>
-      <w:r>
-        <w:rPr>
-          <w:rFonts w:eastAsiaTheme="majorEastAsia"/>
-          <w:sz w:val="22"/>
-          <w:szCs w:val="22"/>
-          <w:lang w:val="en-AT"/>
-        </w:rPr>
-        <w:br/>
-        <w:t xml:space="preserve">{ </w:t>
-      </w:r>
-    </w:p>
-    <w:p>
-      <w:pPr>
-        <w:pStyle w:val="code"/>
-        <w:ind w:left="567" w:firstLine="153"/>
-        <w:rPr>
-          <w:rFonts w:eastAsiaTheme="majorEastAsia"/>
-          <w:sz w:val="22"/>
-          <w:szCs w:val="22"/>
-          <w:lang w:val="en-AT"/>
-        </w:rPr>
-      </w:pPr>
-      <w:r>
-        <w:rPr>
-          <w:rFonts w:eastAsiaTheme="majorEastAsia"/>
-          <w:sz w:val="22"/>
-          <w:szCs w:val="22"/>
-          <w:lang w:val="en-AT"/>
-        </w:rPr>
-        <w:t xml:space="preserve">"voltage": float, </w:t>
-      </w:r>
-    </w:p>
-    <w:p>
-      <w:pPr>
-        <w:pStyle w:val="code"/>
-        <w:ind w:left="567" w:firstLine="153"/>
-        <w:rPr>
-          <w:rFonts w:eastAsiaTheme="majorEastAsia"/>
-          <w:sz w:val="22"/>
-          <w:szCs w:val="22"/>
-          <w:lang w:val="en-AT"/>
-        </w:rPr>
-      </w:pPr>
-      <w:r>
-        <w:rPr>
-          <w:rFonts w:eastAsiaTheme="majorEastAsia"/>
-          <w:sz w:val="22"/>
-          <w:szCs w:val="22"/>
-          <w:lang w:val="en-AT"/>
-        </w:rPr>
-        <w:t xml:space="preserve">"current": float, </w:t>
-      </w:r>
-    </w:p>
-    <w:p>
-      <w:pPr>
-        <w:pStyle w:val="code"/>
-        <w:ind w:left="567" w:firstLine="153"/>
-        <w:rPr>
-          <w:rFonts w:eastAsiaTheme="majorEastAsia"/>
-          <w:sz w:val="22"/>
-          <w:szCs w:val="22"/>
-          <w:lang w:val="en-AT"/>
-        </w:rPr>
-      </w:pPr>
-      <w:r>
-        <w:rPr>
-          <w:rFonts w:eastAsiaTheme="majorEastAsia"/>
-          <w:sz w:val="22"/>
-          <w:szCs w:val="22"/>
-          <w:lang w:val="en-AT"/>
-        </w:rPr>
-        <w:t xml:space="preserve">"uptime": </w:t>
-      </w:r>
-      <w:proofErr w:type="spellStart"/>
-      <w:r>
-        <w:rPr>
-          <w:rFonts w:eastAsiaTheme="majorEastAsia"/>
-          <w:sz w:val="22"/>
-          <w:szCs w:val="22"/>
-          <w:lang w:val="en-AT"/>
-        </w:rPr>
-        <w:t>uint</w:t>
-      </w:r>
-      <w:proofErr w:type="spellEnd"/>
-      <w:r>
-        <w:rPr>
-          <w:rFonts w:eastAsiaTheme="majorEastAsia"/>
-          <w:sz w:val="22"/>
-          <w:szCs w:val="22"/>
-          <w:lang w:val="en-AT"/>
-        </w:rPr>
-        <w:t xml:space="preserve">, </w:t>
-      </w:r>
-    </w:p>
-    <w:p>
-      <w:pPr>
-        <w:pStyle w:val="code"/>
-        <w:ind w:left="567" w:firstLine="153"/>
-        <w:rPr>
-          <w:rFonts w:eastAsiaTheme="majorEastAsia"/>
-          <w:sz w:val="22"/>
-          <w:szCs w:val="22"/>
-          <w:lang w:val="en-AT"/>
-        </w:rPr>
-      </w:pPr>
-      <w:r>
-        <w:rPr>
-          <w:rFonts w:eastAsiaTheme="majorEastAsia"/>
-          <w:sz w:val="22"/>
-          <w:szCs w:val="22"/>
-          <w:lang w:val="en-AT"/>
-        </w:rPr>
-        <w:t xml:space="preserve">"power": float, </w:t>
-      </w:r>
-    </w:p>
-    <w:p>
-      <w:pPr>
-        <w:pStyle w:val="code"/>
-        <w:ind w:left="567" w:firstLine="153"/>
-        <w:rPr>
-          <w:rFonts w:eastAsiaTheme="majorEastAsia"/>
-          <w:sz w:val="22"/>
-          <w:szCs w:val="22"/>
-          <w:lang w:val="en-AT"/>
-        </w:rPr>
-      </w:pPr>
-      <w:r>
-        <w:rPr>
-          <w:rFonts w:eastAsiaTheme="majorEastAsia"/>
-          <w:sz w:val="22"/>
-          <w:szCs w:val="22"/>
-          <w:lang w:val="en-AT"/>
-        </w:rPr>
-        <w:t xml:space="preserve">"state": bool, </w:t>
-      </w:r>
-    </w:p>
-    <w:p>
-      <w:pPr>
-        <w:pStyle w:val="code"/>
-        <w:ind w:left="567" w:firstLine="153"/>
-        <w:rPr>
-          <w:rFonts w:eastAsiaTheme="majorEastAsia"/>
-          <w:sz w:val="22"/>
-          <w:szCs w:val="22"/>
-          <w:lang w:val="en-AT"/>
-        </w:rPr>
-      </w:pPr>
-      <w:r>
-        <w:rPr>
-          <w:rFonts w:eastAsiaTheme="majorEastAsia"/>
-          <w:sz w:val="22"/>
-          <w:szCs w:val="22"/>
-          <w:lang w:val="en-AT"/>
-        </w:rPr>
-        <w:t xml:space="preserve">"label": string </w:t>
-      </w:r>
-    </w:p>
-    <w:p>
-      <w:pPr>
-        <w:pStyle w:val="code"/>
-        <w:ind w:firstLine="567"/>
-        <w:rPr>
-          <w:rFonts w:eastAsiaTheme="majorEastAsia"/>
-          <w:sz w:val="22"/>
-          <w:szCs w:val="22"/>
-          <w:lang w:val="en-AT"/>
-        </w:rPr>
-      </w:pPr>
-      <w:r>
-        <w:rPr>
-          <w:rFonts w:eastAsiaTheme="majorEastAsia"/>
-          <w:sz w:val="22"/>
-          <w:szCs w:val="22"/>
-          <w:lang w:val="en-AT"/>
-        </w:rPr>
-        <w:t>}</w:t>
+        <w:t xml:space="preserve"> </w:t>
       </w:r>
     </w:p>
     <w:p>
@@ -9762,10 +9802,9 @@
         <w:pStyle w:val="code"/>
         <w:numPr>
           <w:ilvl w:val="0"/>
-          <w:numId w:val="51"/>
+          <w:numId w:val="23"/>
         </w:numPr>
         <w:ind w:left="567"/>
-        <w:jc w:val="both"/>
         <w:rPr>
           <w:rFonts w:eastAsiaTheme="majorEastAsia"/>
           <w:sz w:val="22"/>
@@ -9783,7 +9822,7 @@
           <w:szCs w:val="22"/>
           <w:lang w:val="en-AT"/>
         </w:rPr>
-        <w:t>internalTemperature</w:t>
+        <w:t>temperatureUnit</w:t>
       </w:r>
       <w:proofErr w:type="spellEnd"/>
       <w:r>
@@ -9793,53 +9832,7 @@
           <w:szCs w:val="22"/>
           <w:lang w:val="en-AT"/>
         </w:rPr>
-        <w:t xml:space="preserve">: float </w:t>
-      </w:r>
-      <w:r>
-        <w:rPr>
-          <w:rFonts w:eastAsiaTheme="majorEastAsia"/>
-          <w:sz w:val="22"/>
-          <w:szCs w:val="22"/>
-          <w:lang w:val="en-AT"/>
-        </w:rPr>
-        <w:t>-</w:t>
-      </w:r>
-      <w:r>
-        <w:rPr>
-          <w:rFonts w:eastAsiaTheme="majorEastAsia"/>
-          <w:sz w:val="22"/>
-          <w:szCs w:val="22"/>
-          <w:lang w:val="en-AT"/>
-        </w:rPr>
-        <w:t xml:space="preserve"> device die temperature converted to</w:t>
-      </w:r>
-      <w:r>
-        <w:rPr>
-          <w:rFonts w:eastAsiaTheme="majorEastAsia"/>
-          <w:sz w:val="22"/>
-          <w:szCs w:val="22"/>
-          <w:lang w:val="en-AT"/>
-        </w:rPr>
-        <w:br/>
-      </w:r>
-      <w:r>
-        <w:rPr>
-          <w:rFonts w:eastAsiaTheme="majorEastAsia"/>
-          <w:sz w:val="22"/>
-          <w:szCs w:val="22"/>
-          <w:lang w:val="en-AT"/>
-        </w:rPr>
-        <w:t xml:space="preserve">the user’s unit </w:t>
-      </w:r>
-      <w:hyperlink r:id="rId9" w:history="1"/>
-      <w:r>
-        <w:rPr>
-          <w:rFonts w:eastAsiaTheme="majorEastAsia"/>
-          <w:sz w:val="22"/>
-          <w:szCs w:val="22"/>
-          <w:lang w:val="en-AT"/>
-        </w:rPr>
-        <w:t xml:space="preserve"> </w:t>
+        <w:t xml:space="preserve">: "°C" | "°F" | "K" </w:t>
       </w:r>
     </w:p>
     <w:p>
@@ -9847,7 +9840,7 @@
         <w:pStyle w:val="code"/>
         <w:numPr>
           <w:ilvl w:val="0"/>
-          <w:numId w:val="51"/>
+          <w:numId w:val="23"/>
         </w:numPr>
         <w:ind w:left="567"/>
         <w:rPr>
@@ -9867,7 +9860,7 @@
           <w:szCs w:val="22"/>
           <w:lang w:val="en-AT"/>
         </w:rPr>
-        <w:t>temperatureUnit</w:t>
+        <w:t>systemStatus</w:t>
       </w:r>
       <w:proofErr w:type="spellEnd"/>
       <w:r>
@@ -9877,7 +9870,7 @@
           <w:szCs w:val="22"/>
           <w:lang w:val="en-AT"/>
         </w:rPr>
-        <w:t xml:space="preserve">: "°C" | "°F" | "K" </w:t>
+        <w:t xml:space="preserve">: "OK" | "WARNING" | "LOCKOUT" (derived from overcurrent state) </w:t>
       </w:r>
     </w:p>
     <w:p>
@@ -9885,9 +9878,8 @@
         <w:pStyle w:val="code"/>
         <w:numPr>
           <w:ilvl w:val="0"/>
-          <w:numId w:val="51"/>
+          <w:numId w:val="23"/>
         </w:numPr>
-        <w:ind w:left="567"/>
         <w:rPr>
           <w:rFonts w:eastAsiaTheme="majorEastAsia"/>
           <w:sz w:val="22"/>
@@ -9895,7 +9887,6 @@
           <w:lang w:val="en-AT"/>
         </w:rPr>
       </w:pPr>
-      <w:proofErr w:type="spellStart"/>
       <w:r>
         <w:rPr>
           <w:rFonts w:eastAsiaTheme="majorEastAsia"/>
@@ -9905,9 +9896,8 @@
           <w:szCs w:val="22"/>
           <w:lang w:val="en-AT"/>
         </w:rPr>
-        <w:t>systemStatus</w:t>
-      </w:r>
-      <w:proofErr w:type="spellEnd"/>
+        <w:t>overcurrent</w:t>
+      </w:r>
       <w:r>
         <w:rPr>
           <w:rFonts w:eastAsiaTheme="majorEastAsia"/>
@@ -9915,60 +9905,7 @@
           <w:szCs w:val="22"/>
           <w:lang w:val="en-AT"/>
         </w:rPr>
-        <w:t>: "OK" | "WARNING" | "LOCKOUT" (derived from overcurrent state)</w:t>
-      </w:r>
-      <w:r>
-        <w:rPr>
-          <w:rFonts w:eastAsiaTheme="majorEastAsia"/>
-          <w:sz w:val="22"/>
-          <w:szCs w:val="22"/>
-          <w:lang w:val="en-AT"/>
-        </w:rPr>
-        <w:t xml:space="preserve"> </w:t>
-      </w:r>
-    </w:p>
-    <w:p>
-      <w:pPr>
-        <w:pStyle w:val="code"/>
-        <w:numPr>
-          <w:ilvl w:val="0"/>
-          <w:numId w:val="51"/>
-        </w:numPr>
-        <w:rPr>
-          <w:rFonts w:eastAsiaTheme="majorEastAsia"/>
-          <w:sz w:val="22"/>
-          <w:szCs w:val="22"/>
-          <w:lang w:val="en-AT"/>
-        </w:rPr>
-      </w:pPr>
-      <w:r>
-        <w:rPr>
-          <w:rFonts w:eastAsiaTheme="majorEastAsia"/>
-          <w:b/>
-          <w:bCs/>
-          <w:sz w:val="22"/>
-          <w:szCs w:val="22"/>
-          <w:lang w:val="en-AT"/>
-        </w:rPr>
-        <w:t>overcurrent</w:t>
-      </w:r>
-      <w:r>
-        <w:rPr>
-          <w:rFonts w:eastAsiaTheme="majorEastAsia"/>
-          <w:sz w:val="22"/>
-          <w:szCs w:val="22"/>
-          <w:lang w:val="en-AT"/>
-        </w:rPr>
-        <w:t>: object</w:t>
-      </w:r>
-      <w:r>
-        <w:rPr>
-          <w:rFonts w:eastAsiaTheme="majorEastAsia"/>
-          <w:sz w:val="22"/>
-          <w:szCs w:val="22"/>
-          <w:lang w:val="en-AT"/>
-        </w:rPr>
-        <w:t>:</w:t>
+        <w:t>: object:</w:t>
       </w:r>
     </w:p>
     <w:p>
@@ -11643,7 +11580,7 @@
         <w:pStyle w:val="ListParagraph"/>
         <w:numPr>
           <w:ilvl w:val="0"/>
-          <w:numId w:val="29"/>
+          <w:numId w:val="5"/>
         </w:numPr>
         <w:jc w:val="both"/>
         <w:rPr>
@@ -11701,7 +11638,7 @@
         <w:pStyle w:val="ListParagraph"/>
         <w:numPr>
           <w:ilvl w:val="1"/>
-          <w:numId w:val="29"/>
+          <w:numId w:val="5"/>
         </w:numPr>
         <w:jc w:val="both"/>
         <w:rPr>
@@ -11737,7 +11674,7 @@
         <w:pStyle w:val="ListParagraph"/>
         <w:numPr>
           <w:ilvl w:val="1"/>
-          <w:numId w:val="29"/>
+          <w:numId w:val="5"/>
         </w:numPr>
         <w:rPr>
           <w:rFonts w:ascii="Consolas" w:hAnsi="Consolas"/>
@@ -11801,7 +11738,7 @@
         <w:pStyle w:val="ListParagraph"/>
         <w:numPr>
           <w:ilvl w:val="0"/>
-          <w:numId w:val="29"/>
+          <w:numId w:val="5"/>
         </w:numPr>
         <w:jc w:val="both"/>
         <w:rPr>
@@ -11951,16 +11888,7 @@
           <w:szCs w:val="22"/>
           <w:lang w:val="en-AT"/>
         </w:rPr>
-        <w:t xml:space="preserve"> and a JSON error body</w:t>
-      </w:r>
-      <w:r>
-        <w:rPr>
-          <w:rFonts w:ascii="Consolas" w:hAnsi="Consolas"/>
-          <w:sz w:val="22"/>
-          <w:szCs w:val="22"/>
-          <w:lang w:val="en-AT"/>
-        </w:rPr>
-        <w:t>.</w:t>
+        <w:t xml:space="preserve"> and a JSON error body.</w:t>
       </w:r>
     </w:p>
     <w:p>
@@ -12830,7 +12758,7 @@
       <w:pPr>
         <w:numPr>
           <w:ilvl w:val="0"/>
-          <w:numId w:val="53"/>
+          <w:numId w:val="24"/>
         </w:numPr>
         <w:spacing w:after="0"/>
         <w:ind w:left="714" w:hanging="357"/>
@@ -12855,7 +12783,7 @@
       <w:pPr>
         <w:numPr>
           <w:ilvl w:val="0"/>
-          <w:numId w:val="53"/>
+          <w:numId w:val="24"/>
         </w:numPr>
         <w:spacing w:after="0"/>
         <w:ind w:left="714" w:hanging="357"/>
@@ -12880,7 +12808,7 @@
       <w:pPr>
         <w:numPr>
           <w:ilvl w:val="0"/>
-          <w:numId w:val="53"/>
+          <w:numId w:val="24"/>
         </w:numPr>
         <w:spacing w:after="0"/>
         <w:ind w:left="714" w:hanging="357"/>
@@ -14967,7 +14895,7 @@
         <w:pStyle w:val="FirstParagraph"/>
         <w:numPr>
           <w:ilvl w:val="0"/>
-          <w:numId w:val="54"/>
+          <w:numId w:val="25"/>
         </w:numPr>
         <w:spacing w:before="0" w:after="0"/>
         <w:ind w:left="714" w:hanging="357"/>
@@ -15016,7 +14944,7 @@
         <w:pStyle w:val="FirstParagraph"/>
         <w:numPr>
           <w:ilvl w:val="0"/>
-          <w:numId w:val="54"/>
+          <w:numId w:val="25"/>
         </w:numPr>
         <w:spacing w:before="0" w:after="0"/>
         <w:ind w:left="714" w:hanging="357"/>
@@ -15054,7 +14982,7 @@
         <w:pStyle w:val="FirstParagraph"/>
         <w:numPr>
           <w:ilvl w:val="0"/>
-          <w:numId w:val="54"/>
+          <w:numId w:val="25"/>
         </w:numPr>
         <w:spacing w:before="0" w:after="0"/>
         <w:ind w:left="714" w:hanging="357"/>
@@ -15821,7 +15749,7 @@
         </w:rPr>
       </w:pPr>
       <w:bookmarkStart w:id="30" w:name="html-pages"/>
-      <w:bookmarkEnd w:id="20"/>
+      <w:bookmarkEnd w:id="21"/>
       <w:bookmarkEnd w:id="28"/>
     </w:p>
     <w:p>
@@ -15919,6 +15847,7 @@
           <w:lang w:val="en-AT"/>
         </w:rPr>
         <w:br/>
+        <w:t xml:space="preserve">configuration presets. These presets allow you to quickly recall and </w:t>
       </w:r>
       <w:r>
         <w:rPr>
@@ -15927,7 +15856,8 @@
           <w:szCs w:val="22"/>
           <w:lang w:val="en-AT"/>
         </w:rPr>
-        <w:t xml:space="preserve">configuration presets. These presets allow you to quickly recall and </w:t>
+        <w:br/>
+        <w:t xml:space="preserve">apply specific ON/OFF states to all 8 channels and optionally set one </w:t>
       </w:r>
       <w:r>
         <w:rPr>
@@ -15937,50 +15867,6 @@
           <w:lang w:val="en-AT"/>
         </w:rPr>
         <w:br/>
-      </w:r>
-      <w:r>
-        <w:rPr>
-          <w:rFonts w:eastAsiaTheme="majorEastAsia"/>
-          <w:sz w:val="22"/>
-          <w:szCs w:val="22"/>
-          <w:lang w:val="en-AT"/>
-        </w:rPr>
-        <w:t>apply specific ON/OFF states to all 8 channels</w:t>
-      </w:r>
-      <w:r>
-        <w:rPr>
-          <w:rFonts w:eastAsiaTheme="majorEastAsia"/>
-          <w:sz w:val="22"/>
-          <w:szCs w:val="22"/>
-          <w:lang w:val="en-AT"/>
-        </w:rPr>
-        <w:t xml:space="preserve"> </w:t>
-      </w:r>
-      <w:r>
-        <w:rPr>
-          <w:rFonts w:eastAsiaTheme="majorEastAsia"/>
-          <w:sz w:val="22"/>
-          <w:szCs w:val="22"/>
-          <w:lang w:val="en-AT"/>
-        </w:rPr>
-        <w:t xml:space="preserve">and optionally set one </w:t>
-      </w:r>
-      <w:r>
-        <w:rPr>
-          <w:rFonts w:eastAsiaTheme="majorEastAsia"/>
-          <w:sz w:val="22"/>
-          <w:szCs w:val="22"/>
-          <w:lang w:val="en-AT"/>
-        </w:rPr>
-        <w:br/>
-      </w:r>
-      <w:r>
-        <w:rPr>
-          <w:rFonts w:eastAsiaTheme="majorEastAsia"/>
-          <w:sz w:val="22"/>
-          <w:szCs w:val="22"/>
-          <w:lang w:val="en-AT"/>
-        </w:rPr>
         <w:t>preset to be automatically applied at startup.</w:t>
       </w:r>
     </w:p>
@@ -16429,7 +16315,7 @@
       <w:pPr>
         <w:numPr>
           <w:ilvl w:val="0"/>
-          <w:numId w:val="58"/>
+          <w:numId w:val="26"/>
         </w:numPr>
         <w:spacing w:after="0"/>
         <w:ind w:left="714" w:hanging="357"/>
@@ -16454,7 +16340,7 @@
       <w:pPr>
         <w:numPr>
           <w:ilvl w:val="0"/>
-          <w:numId w:val="58"/>
+          <w:numId w:val="26"/>
         </w:numPr>
         <w:spacing w:after="0"/>
         <w:ind w:left="714" w:hanging="357"/>
@@ -16479,7 +16365,7 @@
       <w:pPr>
         <w:numPr>
           <w:ilvl w:val="0"/>
-          <w:numId w:val="58"/>
+          <w:numId w:val="26"/>
         </w:numPr>
         <w:spacing w:after="0"/>
         <w:ind w:left="714" w:hanging="357"/>
@@ -16531,25 +16417,7 @@
           <w:szCs w:val="22"/>
           <w:lang w:val="en-AT" w:eastAsia="en-AT"/>
         </w:rPr>
-        <w:t>During initial boot or if presets are not yet loaded, the response ma</w:t>
-      </w:r>
-      <w:r>
-        <w:rPr>
-          <w:rFonts w:eastAsia="Times New Roman"/>
-          <w:sz w:val="22"/>
-          <w:szCs w:val="22"/>
-          <w:lang w:val="en-AT" w:eastAsia="en-AT"/>
-        </w:rPr>
-        <w:t xml:space="preserve"> </w:t>
-      </w:r>
-      <w:r>
-        <w:rPr>
-          <w:rFonts w:eastAsia="Times New Roman"/>
-          <w:sz w:val="22"/>
-          <w:szCs w:val="22"/>
-          <w:lang w:val="en-AT" w:eastAsia="en-AT"/>
-        </w:rPr>
-        <w:t>be:</w:t>
+        <w:t>During initial boot or if presets are not yet loaded, the response ma be:</w:t>
       </w:r>
     </w:p>
     <w:p>
@@ -16859,7 +16727,7 @@
       <w:pPr>
         <w:numPr>
           <w:ilvl w:val="0"/>
-          <w:numId w:val="59"/>
+          <w:numId w:val="27"/>
         </w:numPr>
         <w:spacing w:after="0"/>
         <w:ind w:hanging="357"/>
@@ -16884,7 +16752,7 @@
       <w:pPr>
         <w:numPr>
           <w:ilvl w:val="1"/>
-          <w:numId w:val="59"/>
+          <w:numId w:val="27"/>
         </w:numPr>
         <w:spacing w:after="0"/>
         <w:ind w:hanging="357"/>
@@ -16909,7 +16777,7 @@
       <w:pPr>
         <w:numPr>
           <w:ilvl w:val="1"/>
-          <w:numId w:val="59"/>
+          <w:numId w:val="27"/>
         </w:numPr>
         <w:spacing w:after="0"/>
         <w:ind w:hanging="357"/>
@@ -16934,7 +16802,7 @@
       <w:pPr>
         <w:numPr>
           <w:ilvl w:val="1"/>
-          <w:numId w:val="59"/>
+          <w:numId w:val="27"/>
         </w:numPr>
         <w:spacing w:after="0"/>
         <w:ind w:hanging="357"/>
@@ -16959,7 +16827,7 @@
       <w:pPr>
         <w:numPr>
           <w:ilvl w:val="1"/>
-          <w:numId w:val="59"/>
+          <w:numId w:val="27"/>
         </w:numPr>
         <w:spacing w:after="0"/>
         <w:ind w:hanging="357"/>
@@ -17004,7 +16872,7 @@
       <w:pPr>
         <w:numPr>
           <w:ilvl w:val="0"/>
-          <w:numId w:val="59"/>
+          <w:numId w:val="27"/>
         </w:numPr>
         <w:spacing w:after="0"/>
         <w:ind w:hanging="357"/>
@@ -17248,7 +17116,7 @@
       <w:pPr>
         <w:numPr>
           <w:ilvl w:val="0"/>
-          <w:numId w:val="60"/>
+          <w:numId w:val="28"/>
         </w:numPr>
         <w:spacing w:after="0"/>
         <w:ind w:hanging="357"/>
@@ -17273,7 +17141,7 @@
       <w:pPr>
         <w:numPr>
           <w:ilvl w:val="1"/>
-          <w:numId w:val="60"/>
+          <w:numId w:val="28"/>
         </w:numPr>
         <w:spacing w:after="0"/>
         <w:ind w:hanging="357"/>
@@ -17298,7 +17166,7 @@
       <w:pPr>
         <w:numPr>
           <w:ilvl w:val="1"/>
-          <w:numId w:val="60"/>
+          <w:numId w:val="28"/>
         </w:numPr>
         <w:spacing w:after="0"/>
         <w:ind w:hanging="357"/>
@@ -17536,7 +17404,7 @@
               <w:pStyle w:val="SourceCode"/>
               <w:numPr>
                 <w:ilvl w:val="0"/>
-                <w:numId w:val="61"/>
+                <w:numId w:val="29"/>
               </w:numPr>
               <w:jc w:val="both"/>
               <w:rPr>
@@ -17563,7 +17431,7 @@
               <w:pStyle w:val="SourceCode"/>
               <w:numPr>
                 <w:ilvl w:val="0"/>
-                <w:numId w:val="61"/>
+                <w:numId w:val="29"/>
               </w:numPr>
               <w:jc w:val="both"/>
               <w:rPr>
@@ -17590,7 +17458,7 @@
               <w:pStyle w:val="SourceCode"/>
               <w:numPr>
                 <w:ilvl w:val="0"/>
-                <w:numId w:val="61"/>
+                <w:numId w:val="29"/>
               </w:numPr>
               <w:jc w:val="both"/>
               <w:rPr>
@@ -17637,7 +17505,7 @@
               <w:pStyle w:val="SourceCode"/>
               <w:numPr>
                 <w:ilvl w:val="0"/>
-                <w:numId w:val="61"/>
+                <w:numId w:val="29"/>
               </w:numPr>
               <w:jc w:val="both"/>
               <w:rPr>
@@ -17822,7 +17690,7 @@
       <w:pPr>
         <w:numPr>
           <w:ilvl w:val="0"/>
-          <w:numId w:val="62"/>
+          <w:numId w:val="30"/>
         </w:numPr>
         <w:spacing w:after="0"/>
         <w:ind w:hanging="357"/>
@@ -17847,7 +17715,7 @@
       <w:pPr>
         <w:numPr>
           <w:ilvl w:val="1"/>
-          <w:numId w:val="62"/>
+          <w:numId w:val="30"/>
         </w:numPr>
         <w:spacing w:after="0"/>
         <w:ind w:hanging="357"/>
@@ -18030,7 +17898,7 @@
       <w:pPr>
         <w:numPr>
           <w:ilvl w:val="0"/>
-          <w:numId w:val="63"/>
+          <w:numId w:val="31"/>
         </w:numPr>
         <w:spacing w:after="0"/>
         <w:ind w:left="714" w:hanging="357"/>
@@ -18055,7 +17923,7 @@
       <w:pPr>
         <w:numPr>
           <w:ilvl w:val="0"/>
-          <w:numId w:val="63"/>
+          <w:numId w:val="31"/>
         </w:numPr>
         <w:spacing w:after="0"/>
         <w:ind w:left="714" w:hanging="357"/>
@@ -18080,7 +17948,7 @@
       <w:pPr>
         <w:numPr>
           <w:ilvl w:val="0"/>
-          <w:numId w:val="63"/>
+          <w:numId w:val="31"/>
         </w:numPr>
         <w:spacing w:after="0"/>
         <w:ind w:left="714" w:hanging="357"/>
@@ -18105,7 +17973,7 @@
       <w:pPr>
         <w:numPr>
           <w:ilvl w:val="0"/>
-          <w:numId w:val="63"/>
+          <w:numId w:val="31"/>
         </w:numPr>
         <w:spacing w:after="0"/>
         <w:ind w:left="714" w:hanging="357"/>
@@ -18275,7 +18143,7 @@
       <w:pPr>
         <w:numPr>
           <w:ilvl w:val="0"/>
-          <w:numId w:val="64"/>
+          <w:numId w:val="32"/>
         </w:numPr>
         <w:spacing w:after="0"/>
         <w:ind w:hanging="357"/>
@@ -18300,7 +18168,7 @@
       <w:pPr>
         <w:numPr>
           <w:ilvl w:val="1"/>
-          <w:numId w:val="64"/>
+          <w:numId w:val="32"/>
         </w:numPr>
         <w:spacing w:after="0"/>
         <w:ind w:hanging="357"/>
@@ -18483,7 +18351,7 @@
       <w:pPr>
         <w:numPr>
           <w:ilvl w:val="0"/>
-          <w:numId w:val="65"/>
+          <w:numId w:val="33"/>
         </w:numPr>
         <w:spacing w:after="0"/>
         <w:rPr>
@@ -18507,7 +18375,7 @@
       <w:pPr>
         <w:numPr>
           <w:ilvl w:val="1"/>
-          <w:numId w:val="65"/>
+          <w:numId w:val="33"/>
         </w:numPr>
         <w:spacing w:after="0"/>
         <w:ind w:hanging="357"/>
@@ -18688,7 +18556,7 @@
       <w:pPr>
         <w:numPr>
           <w:ilvl w:val="0"/>
-          <w:numId w:val="66"/>
+          <w:numId w:val="34"/>
         </w:numPr>
         <w:spacing w:after="0"/>
         <w:ind w:hanging="357"/>
@@ -18713,7 +18581,7 @@
       <w:pPr>
         <w:numPr>
           <w:ilvl w:val="0"/>
-          <w:numId w:val="66"/>
+          <w:numId w:val="34"/>
         </w:numPr>
         <w:spacing w:after="0"/>
         <w:ind w:hanging="357"/>
@@ -18769,7 +18637,7 @@
       <w:pPr>
         <w:numPr>
           <w:ilvl w:val="0"/>
-          <w:numId w:val="66"/>
+          <w:numId w:val="34"/>
         </w:numPr>
         <w:spacing w:after="0"/>
         <w:ind w:hanging="357"/>
@@ -18794,7 +18662,7 @@
       <w:pPr>
         <w:numPr>
           <w:ilvl w:val="0"/>
-          <w:numId w:val="66"/>
+          <w:numId w:val="34"/>
         </w:numPr>
         <w:spacing w:after="0"/>
         <w:ind w:hanging="357"/>
@@ -19681,8 +19549,8 @@
       <w:pPr>
         <w:pStyle w:val="Stlus1"/>
       </w:pPr>
-      <w:bookmarkStart w:id="37" w:name="get-controlhtml"/>
-      <w:bookmarkStart w:id="38" w:name="_Toc219195272"/>
+      <w:bookmarkStart w:id="37" w:name="_Toc219195272"/>
+      <w:bookmarkStart w:id="38" w:name="get-controlhtml"/>
       <w:r>
         <w:t>5</w:t>
       </w:r>
@@ -19692,7 +19560,7 @@
       <w:r>
         <w:t>GET /control.html</w:t>
       </w:r>
-      <w:bookmarkEnd w:id="38"/>
+      <w:bookmarkEnd w:id="37"/>
     </w:p>
     <w:p>
       <w:pPr>
@@ -19773,7 +19641,7 @@
         </w:rPr>
       </w:pPr>
       <w:bookmarkStart w:id="39" w:name="get-settingshtml"/>
-      <w:bookmarkEnd w:id="37"/>
+      <w:bookmarkEnd w:id="38"/>
     </w:p>
     <w:p>
       <w:pPr>
@@ -19798,7 +19666,7 @@
         <w:pStyle w:val="code"/>
         <w:numPr>
           <w:ilvl w:val="0"/>
-          <w:numId w:val="69"/>
+          <w:numId w:val="36"/>
         </w:numPr>
         <w:rPr>
           <w:sz w:val="22"/>
@@ -19820,7 +19688,7 @@
         <w:pStyle w:val="code"/>
         <w:numPr>
           <w:ilvl w:val="0"/>
-          <w:numId w:val="69"/>
+          <w:numId w:val="36"/>
         </w:numPr>
         <w:rPr>
           <w:sz w:val="22"/>
@@ -19842,7 +19710,7 @@
         <w:pStyle w:val="code"/>
         <w:numPr>
           <w:ilvl w:val="0"/>
-          <w:numId w:val="69"/>
+          <w:numId w:val="36"/>
         </w:numPr>
         <w:jc w:val="both"/>
         <w:rPr>
@@ -20230,7 +20098,7 @@
         <w:pStyle w:val="ListParagraph"/>
         <w:numPr>
           <w:ilvl w:val="0"/>
-          <w:numId w:val="30"/>
+          <w:numId w:val="6"/>
         </w:numPr>
         <w:spacing w:before="120"/>
         <w:ind w:left="450"/>
@@ -20303,7 +20171,7 @@
         <w:pStyle w:val="ListParagraph"/>
         <w:numPr>
           <w:ilvl w:val="1"/>
-          <w:numId w:val="30"/>
+          <w:numId w:val="6"/>
         </w:numPr>
         <w:spacing w:before="120"/>
         <w:ind w:left="450" w:hanging="90"/>
@@ -20376,7 +20244,7 @@
         <w:pStyle w:val="ListParagraph"/>
         <w:numPr>
           <w:ilvl w:val="1"/>
-          <w:numId w:val="30"/>
+          <w:numId w:val="6"/>
         </w:numPr>
         <w:spacing w:before="120"/>
         <w:ind w:left="450" w:hanging="90"/>
@@ -20490,7 +20358,7 @@
         <w:pStyle w:val="ListParagraph"/>
         <w:numPr>
           <w:ilvl w:val="0"/>
-          <w:numId w:val="30"/>
+          <w:numId w:val="6"/>
         </w:numPr>
         <w:ind w:left="450"/>
         <w:jc w:val="both"/>
@@ -20610,7 +20478,7 @@
         <w:pStyle w:val="ListParagraph"/>
         <w:numPr>
           <w:ilvl w:val="0"/>
-          <w:numId w:val="30"/>
+          <w:numId w:val="6"/>
         </w:numPr>
         <w:rPr>
           <w:rFonts w:ascii="Consolas" w:hAnsi="Consolas"/>
@@ -20642,7 +20510,7 @@
         <w:pStyle w:val="ListParagraph"/>
         <w:numPr>
           <w:ilvl w:val="0"/>
-          <w:numId w:val="30"/>
+          <w:numId w:val="6"/>
         </w:numPr>
         <w:rPr>
           <w:rFonts w:ascii="Consolas" w:hAnsi="Consolas"/>
@@ -20674,7 +20542,7 @@
         <w:pStyle w:val="ListParagraph"/>
         <w:numPr>
           <w:ilvl w:val="0"/>
-          <w:numId w:val="30"/>
+          <w:numId w:val="6"/>
         </w:numPr>
         <w:rPr>
           <w:rFonts w:ascii="Consolas" w:hAnsi="Consolas"/>
@@ -20696,7 +20564,7 @@
         <w:pStyle w:val="ListParagraph"/>
         <w:numPr>
           <w:ilvl w:val="0"/>
-          <w:numId w:val="30"/>
+          <w:numId w:val="6"/>
         </w:numPr>
         <w:rPr>
           <w:rFonts w:ascii="Consolas" w:hAnsi="Consolas"/>
@@ -20718,7 +20586,7 @@
         <w:pStyle w:val="ListParagraph"/>
         <w:numPr>
           <w:ilvl w:val="0"/>
-          <w:numId w:val="30"/>
+          <w:numId w:val="6"/>
         </w:numPr>
         <w:rPr>
           <w:rFonts w:ascii="Consolas" w:hAnsi="Consolas"/>
@@ -20771,7 +20639,7 @@
         <w:pStyle w:val="ListParagraph"/>
         <w:numPr>
           <w:ilvl w:val="0"/>
-          <w:numId w:val="31"/>
+          <w:numId w:val="7"/>
         </w:numPr>
         <w:rPr>
           <w:rFonts w:ascii="Consolas" w:hAnsi="Consolas"/>
@@ -20793,7 +20661,7 @@
         <w:pStyle w:val="ListParagraph"/>
         <w:numPr>
           <w:ilvl w:val="0"/>
-          <w:numId w:val="31"/>
+          <w:numId w:val="7"/>
         </w:numPr>
         <w:rPr>
           <w:rFonts w:ascii="Consolas" w:hAnsi="Consolas"/>
@@ -20815,7 +20683,7 @@
         <w:pStyle w:val="ListParagraph"/>
         <w:numPr>
           <w:ilvl w:val="0"/>
-          <w:numId w:val="31"/>
+          <w:numId w:val="7"/>
         </w:numPr>
         <w:rPr>
           <w:rFonts w:ascii="Consolas" w:hAnsi="Consolas"/>
@@ -22215,7 +22083,7 @@
         <w:pStyle w:val="code"/>
         <w:numPr>
           <w:ilvl w:val="0"/>
-          <w:numId w:val="68"/>
+          <w:numId w:val="35"/>
         </w:numPr>
         <w:jc w:val="both"/>
         <w:rPr>
@@ -22254,7 +22122,7 @@
         <w:pStyle w:val="code"/>
         <w:numPr>
           <w:ilvl w:val="0"/>
-          <w:numId w:val="68"/>
+          <w:numId w:val="35"/>
         </w:numPr>
         <w:jc w:val="both"/>
         <w:rPr>
@@ -22277,7 +22145,7 @@
         <w:pStyle w:val="code"/>
         <w:numPr>
           <w:ilvl w:val="0"/>
-          <w:numId w:val="68"/>
+          <w:numId w:val="35"/>
         </w:numPr>
         <w:jc w:val="both"/>
         <w:rPr>
@@ -23839,7 +23707,7 @@
         <w:pStyle w:val="ListParagraph"/>
         <w:numPr>
           <w:ilvl w:val="0"/>
-          <w:numId w:val="44"/>
+          <w:numId w:val="17"/>
         </w:numPr>
         <w:rPr>
           <w:rFonts w:ascii="Consolas" w:hAnsi="Consolas"/>
@@ -23853,7 +23721,23 @@
           <w:sz w:val="22"/>
           <w:szCs w:val="22"/>
         </w:rPr>
-        <w:t xml:space="preserve">EU Version (IEC/ENEC): 10.0A maximum </w:t>
+        <w:t>EU Version (IEC/ENEC): 1</w:t>
+      </w:r>
+      <w:r>
+        <w:rPr>
+          <w:rFonts w:ascii="Consolas" w:hAnsi="Consolas"/>
+          <w:sz w:val="22"/>
+          <w:szCs w:val="22"/>
+        </w:rPr>
+        <w:t>5</w:t>
+      </w:r>
+      <w:r>
+        <w:rPr>
+          <w:rFonts w:ascii="Consolas" w:hAnsi="Consolas"/>
+          <w:sz w:val="22"/>
+          <w:szCs w:val="22"/>
+        </w:rPr>
+        <w:t xml:space="preserve">.0A maximum </w:t>
       </w:r>
     </w:p>
     <w:p>
@@ -23861,7 +23745,7 @@
         <w:pStyle w:val="ListParagraph"/>
         <w:numPr>
           <w:ilvl w:val="0"/>
-          <w:numId w:val="44"/>
+          <w:numId w:val="17"/>
         </w:numPr>
         <w:rPr>
           <w:rFonts w:ascii="Consolas" w:hAnsi="Consolas"/>
@@ -23875,7 +23759,23 @@
           <w:sz w:val="22"/>
           <w:szCs w:val="22"/>
         </w:rPr>
-        <w:t>US Version (UL/CSA): 15.0A maximum</w:t>
+        <w:t xml:space="preserve">US Version (UL/CSA): </w:t>
+      </w:r>
+      <w:r>
+        <w:rPr>
+          <w:rFonts w:ascii="Consolas" w:hAnsi="Consolas"/>
+          <w:sz w:val="22"/>
+          <w:szCs w:val="22"/>
+        </w:rPr>
+        <w:t>20</w:t>
+      </w:r>
+      <w:r>
+        <w:rPr>
+          <w:rFonts w:ascii="Consolas" w:hAnsi="Consolas"/>
+          <w:sz w:val="22"/>
+          <w:szCs w:val="22"/>
+        </w:rPr>
+        <w:t>.0A maximum</w:t>
       </w:r>
     </w:p>
     <w:p>
@@ -25378,7 +25278,7 @@
         <w:pStyle w:val="ListParagraph"/>
         <w:numPr>
           <w:ilvl w:val="0"/>
-          <w:numId w:val="41"/>
+          <w:numId w:val="15"/>
         </w:numPr>
         <w:rPr>
           <w:rFonts w:ascii="Consolas" w:hAnsi="Consolas"/>
@@ -25416,7 +25316,7 @@
         <w:pStyle w:val="ListParagraph"/>
         <w:numPr>
           <w:ilvl w:val="0"/>
-          <w:numId w:val="41"/>
+          <w:numId w:val="15"/>
         </w:numPr>
         <w:rPr>
           <w:rFonts w:ascii="Consolas" w:hAnsi="Consolas"/>
@@ -25438,7 +25338,7 @@
         <w:pStyle w:val="ListParagraph"/>
         <w:numPr>
           <w:ilvl w:val="0"/>
-          <w:numId w:val="41"/>
+          <w:numId w:val="15"/>
         </w:numPr>
         <w:rPr>
           <w:rFonts w:ascii="Consolas" w:hAnsi="Consolas"/>
@@ -25470,7 +25370,7 @@
         <w:pStyle w:val="ListParagraph"/>
         <w:numPr>
           <w:ilvl w:val="0"/>
-          <w:numId w:val="41"/>
+          <w:numId w:val="15"/>
         </w:numPr>
         <w:rPr>
           <w:rFonts w:ascii="Consolas" w:hAnsi="Consolas"/>
@@ -25555,7 +25455,7 @@
         <w:pStyle w:val="ListParagraph"/>
         <w:numPr>
           <w:ilvl w:val="0"/>
-          <w:numId w:val="42"/>
+          <w:numId w:val="16"/>
         </w:numPr>
         <w:rPr>
           <w:rFonts w:ascii="Consolas" w:hAnsi="Consolas"/>
@@ -25657,7 +25557,7 @@
         <w:pStyle w:val="ListParagraph"/>
         <w:numPr>
           <w:ilvl w:val="0"/>
-          <w:numId w:val="42"/>
+          <w:numId w:val="16"/>
         </w:numPr>
         <w:rPr>
           <w:rFonts w:ascii="Consolas" w:hAnsi="Consolas"/>
@@ -25679,7 +25579,7 @@
         <w:pStyle w:val="ListParagraph"/>
         <w:numPr>
           <w:ilvl w:val="0"/>
-          <w:numId w:val="42"/>
+          <w:numId w:val="16"/>
         </w:numPr>
         <w:rPr>
           <w:rFonts w:ascii="Consolas" w:hAnsi="Consolas"/>
@@ -25819,7 +25719,7 @@
         <w:pStyle w:val="FirstParagraph"/>
         <w:numPr>
           <w:ilvl w:val="0"/>
-          <w:numId w:val="32"/>
+          <w:numId w:val="8"/>
         </w:numPr>
         <w:spacing w:before="0" w:after="0"/>
         <w:ind w:left="907"/>
@@ -25844,7 +25744,7 @@
         <w:pStyle w:val="FirstParagraph"/>
         <w:numPr>
           <w:ilvl w:val="0"/>
-          <w:numId w:val="32"/>
+          <w:numId w:val="8"/>
         </w:numPr>
         <w:spacing w:before="0" w:after="0"/>
         <w:ind w:left="907"/>
@@ -25869,7 +25769,7 @@
         <w:pStyle w:val="FirstParagraph"/>
         <w:numPr>
           <w:ilvl w:val="0"/>
-          <w:numId w:val="32"/>
+          <w:numId w:val="8"/>
         </w:numPr>
         <w:spacing w:before="0" w:after="0"/>
         <w:ind w:left="907"/>
@@ -25894,7 +25794,7 @@
         <w:pStyle w:val="FirstParagraph"/>
         <w:numPr>
           <w:ilvl w:val="0"/>
-          <w:numId w:val="32"/>
+          <w:numId w:val="8"/>
         </w:numPr>
         <w:spacing w:before="0" w:after="0"/>
         <w:ind w:left="907"/>
@@ -25975,7 +25875,7 @@
         <w:pStyle w:val="ListParagraph"/>
         <w:numPr>
           <w:ilvl w:val="0"/>
-          <w:numId w:val="33"/>
+          <w:numId w:val="9"/>
         </w:numPr>
         <w:rPr>
           <w:rFonts w:ascii="Consolas" w:hAnsi="Consolas"/>
@@ -26015,7 +25915,7 @@
         <w:pStyle w:val="ListParagraph"/>
         <w:numPr>
           <w:ilvl w:val="1"/>
-          <w:numId w:val="33"/>
+          <w:numId w:val="9"/>
         </w:numPr>
         <w:rPr>
           <w:rFonts w:ascii="Consolas" w:hAnsi="Consolas"/>
@@ -26037,7 +25937,7 @@
         <w:pStyle w:val="ListParagraph"/>
         <w:numPr>
           <w:ilvl w:val="1"/>
-          <w:numId w:val="33"/>
+          <w:numId w:val="9"/>
         </w:numPr>
         <w:rPr>
           <w:rFonts w:ascii="Consolas" w:hAnsi="Consolas"/>
@@ -26077,7 +25977,7 @@
         <w:pStyle w:val="ListParagraph"/>
         <w:numPr>
           <w:ilvl w:val="0"/>
-          <w:numId w:val="33"/>
+          <w:numId w:val="9"/>
         </w:numPr>
         <w:rPr>
           <w:rFonts w:ascii="Consolas" w:hAnsi="Consolas"/>
@@ -26139,33 +26039,15 @@
           <w:sz w:val="22"/>
           <w:szCs w:val="22"/>
         </w:rPr>
-        <w:t xml:space="preserve">. </w:t>
-      </w:r>
-      <w:proofErr w:type="gramStart"/>
-      <w:r>
-        <w:rPr>
-          <w:rFonts w:ascii="Consolas" w:hAnsi="Consolas"/>
-          <w:sz w:val="22"/>
-          <w:szCs w:val="22"/>
-        </w:rPr>
-        <w:t>Parse</w:t>
-      </w:r>
-      <w:proofErr w:type="gramEnd"/>
-      <w:r>
-        <w:rPr>
-          <w:rFonts w:ascii="Consolas" w:hAnsi="Consolas"/>
-          <w:sz w:val="22"/>
-          <w:szCs w:val="22"/>
-        </w:rPr>
-        <w:t xml:space="preserve"> as text. Buffers are small (≤16 bytes).</w:t>
+        <w:t>. Parse as text. Buffers are small (≤16 bytes).</w:t>
       </w:r>
     </w:p>
     <w:p>
       <w:pPr>
         <w:pStyle w:val="Stlus1"/>
       </w:pPr>
-      <w:bookmarkStart w:id="55" w:name="submodules"/>
-      <w:bookmarkStart w:id="56" w:name="_Toc219195286"/>
+      <w:bookmarkStart w:id="55" w:name="_Toc219195286"/>
+      <w:bookmarkStart w:id="56" w:name="submodules"/>
       <w:r>
         <w:t>7</w:t>
       </w:r>
@@ -26175,7 +26057,7 @@
       <w:r>
         <w:t>Submodules</w:t>
       </w:r>
-      <w:bookmarkEnd w:id="56"/>
+      <w:bookmarkEnd w:id="55"/>
     </w:p>
     <w:p>
       <w:pPr>
@@ -26413,7 +26295,7 @@
               <w:pStyle w:val="code"/>
               <w:numPr>
                 <w:ilvl w:val="0"/>
-                <w:numId w:val="33"/>
+                <w:numId w:val="9"/>
               </w:numPr>
               <w:rPr>
                 <w:sz w:val="22"/>
@@ -26449,7 +26331,7 @@
               <w:pStyle w:val="code"/>
               <w:numPr>
                 <w:ilvl w:val="0"/>
-                <w:numId w:val="33"/>
+                <w:numId w:val="9"/>
               </w:numPr>
               <w:rPr>
                 <w:sz w:val="22"/>
@@ -26485,7 +26367,7 @@
               <w:pStyle w:val="code"/>
               <w:numPr>
                 <w:ilvl w:val="0"/>
-                <w:numId w:val="33"/>
+                <w:numId w:val="9"/>
               </w:numPr>
               <w:rPr>
                 <w:sz w:val="22"/>
@@ -26537,7 +26419,7 @@
               <w:pStyle w:val="code"/>
               <w:numPr>
                 <w:ilvl w:val="0"/>
-                <w:numId w:val="33"/>
+                <w:numId w:val="9"/>
               </w:numPr>
               <w:rPr>
                 <w:sz w:val="22"/>
@@ -26573,7 +26455,7 @@
               <w:pStyle w:val="code"/>
               <w:numPr>
                 <w:ilvl w:val="0"/>
-                <w:numId w:val="33"/>
+                <w:numId w:val="9"/>
               </w:numPr>
               <w:rPr>
                 <w:sz w:val="22"/>
@@ -26585,23 +26467,7 @@
                 <w:sz w:val="22"/>
                 <w:szCs w:val="22"/>
               </w:rPr>
-              <w:t>1.3.6.1.2.1.</w:t>
-            </w:r>
-            <w:proofErr w:type="gramStart"/>
-            <w:r>
-              <w:rPr>
-                <w:sz w:val="22"/>
-                <w:szCs w:val="22"/>
-              </w:rPr>
-              <w:t>1.5.0</w:t>
-            </w:r>
-            <w:proofErr w:type="gramEnd"/>
-            <w:r>
-              <w:rPr>
-                <w:sz w:val="22"/>
-                <w:szCs w:val="22"/>
-              </w:rPr>
-              <w:t xml:space="preserve"> </w:t>
+              <w:t xml:space="preserve">1.3.6.1.2.1.1.5.0 </w:t>
             </w:r>
             <w:proofErr w:type="spellStart"/>
             <w:r>
@@ -26625,7 +26491,7 @@
               <w:pStyle w:val="code"/>
               <w:numPr>
                 <w:ilvl w:val="0"/>
-                <w:numId w:val="33"/>
+                <w:numId w:val="9"/>
               </w:numPr>
               <w:rPr>
                 <w:sz w:val="22"/>
@@ -26661,7 +26527,7 @@
               <w:pStyle w:val="code"/>
               <w:numPr>
                 <w:ilvl w:val="0"/>
-                <w:numId w:val="33"/>
+                <w:numId w:val="9"/>
               </w:numPr>
               <w:rPr>
                 <w:sz w:val="22"/>
@@ -26862,7 +26728,7 @@
       <w:pPr>
         <w:numPr>
           <w:ilvl w:val="0"/>
-          <w:numId w:val="14"/>
+          <w:numId w:val="1"/>
         </w:numPr>
         <w:jc w:val="both"/>
         <w:rPr>
@@ -27011,7 +26877,7 @@
         <w:pStyle w:val="ListParagraph"/>
         <w:numPr>
           <w:ilvl w:val="0"/>
-          <w:numId w:val="34"/>
+          <w:numId w:val="10"/>
         </w:numPr>
         <w:rPr>
           <w:rFonts w:ascii="Consolas" w:hAnsi="Consolas"/>
@@ -27025,7 +26891,7 @@
         <w:pStyle w:val="ListParagraph"/>
         <w:numPr>
           <w:ilvl w:val="0"/>
-          <w:numId w:val="34"/>
+          <w:numId w:val="10"/>
         </w:numPr>
         <w:rPr>
           <w:rFonts w:ascii="Consolas" w:hAnsi="Consolas"/>
@@ -27080,7 +26946,7 @@
         <w:pStyle w:val="ListParagraph"/>
         <w:numPr>
           <w:ilvl w:val="0"/>
-          <w:numId w:val="34"/>
+          <w:numId w:val="10"/>
         </w:numPr>
         <w:rPr>
           <w:rFonts w:ascii="Consolas" w:hAnsi="Consolas"/>
@@ -27337,7 +27203,7 @@
         <w:pStyle w:val="ListParagraph"/>
         <w:numPr>
           <w:ilvl w:val="0"/>
-          <w:numId w:val="34"/>
+          <w:numId w:val="10"/>
         </w:numPr>
         <w:rPr>
           <w:rFonts w:ascii="Consolas" w:hAnsi="Consolas"/>
@@ -27365,7 +27231,7 @@
         <w:pStyle w:val="FirstParagraph"/>
         <w:numPr>
           <w:ilvl w:val="0"/>
-          <w:numId w:val="35"/>
+          <w:numId w:val="11"/>
         </w:numPr>
         <w:ind w:left="720"/>
         <w:jc w:val="both"/>
@@ -27471,7 +27337,7 @@
         <w:pStyle w:val="ListParagraph"/>
         <w:numPr>
           <w:ilvl w:val="0"/>
-          <w:numId w:val="35"/>
+          <w:numId w:val="11"/>
         </w:numPr>
         <w:ind w:left="720"/>
         <w:rPr>
@@ -27559,25 +27425,7 @@
           <w:sz w:val="22"/>
           <w:szCs w:val="22"/>
         </w:rPr>
-        <w:t xml:space="preserve">GET: '1' only if every channel is </w:t>
-      </w:r>
-      <w:proofErr w:type="gramStart"/>
-      <w:r>
-        <w:rPr>
-          <w:rFonts w:ascii="Consolas" w:hAnsi="Consolas"/>
-          <w:sz w:val="22"/>
-          <w:szCs w:val="22"/>
-        </w:rPr>
-        <w:t>on;</w:t>
-      </w:r>
-      <w:proofErr w:type="gramEnd"/>
-      <w:r>
-        <w:rPr>
-          <w:rFonts w:ascii="Consolas" w:hAnsi="Consolas"/>
-          <w:sz w:val="22"/>
-          <w:szCs w:val="22"/>
-        </w:rPr>
-        <w:t xml:space="preserve"> </w:t>
+        <w:t xml:space="preserve">GET: '1' only if every channel is on; </w:t>
       </w:r>
     </w:p>
     <w:p>
@@ -27807,7 +27655,7 @@
               <w:pStyle w:val="code"/>
               <w:numPr>
                 <w:ilvl w:val="0"/>
-                <w:numId w:val="35"/>
+                <w:numId w:val="11"/>
               </w:numPr>
               <w:ind w:left="435"/>
               <w:rPr>
@@ -27869,7 +27717,7 @@
               <w:pStyle w:val="code"/>
               <w:numPr>
                 <w:ilvl w:val="0"/>
-                <w:numId w:val="35"/>
+                <w:numId w:val="11"/>
               </w:numPr>
               <w:ind w:left="435"/>
               <w:rPr>
@@ -27940,7 +27788,7 @@
               <w:pStyle w:val="code"/>
               <w:numPr>
                 <w:ilvl w:val="0"/>
-                <w:numId w:val="35"/>
+                <w:numId w:val="11"/>
               </w:numPr>
               <w:ind w:left="435"/>
               <w:rPr>
@@ -27986,7 +27834,7 @@
               <w:pStyle w:val="code"/>
               <w:numPr>
                 <w:ilvl w:val="0"/>
-                <w:numId w:val="35"/>
+                <w:numId w:val="11"/>
               </w:numPr>
               <w:ind w:left="435"/>
               <w:rPr>
@@ -28032,7 +27880,7 @@
               <w:pStyle w:val="code"/>
               <w:numPr>
                 <w:ilvl w:val="0"/>
-                <w:numId w:val="35"/>
+                <w:numId w:val="11"/>
               </w:numPr>
               <w:ind w:left="435"/>
               <w:rPr>
@@ -28078,7 +27926,7 @@
               <w:pStyle w:val="code"/>
               <w:numPr>
                 <w:ilvl w:val="0"/>
-                <w:numId w:val="35"/>
+                <w:numId w:val="11"/>
               </w:numPr>
               <w:ind w:left="435"/>
               <w:rPr>
@@ -28779,7 +28627,7 @@
               <w:pStyle w:val="code"/>
               <w:numPr>
                 <w:ilvl w:val="0"/>
-                <w:numId w:val="36"/>
+                <w:numId w:val="12"/>
               </w:numPr>
               <w:ind w:left="435"/>
               <w:rPr>
@@ -28802,7 +28650,7 @@
               <w:pStyle w:val="code"/>
               <w:numPr>
                 <w:ilvl w:val="0"/>
-                <w:numId w:val="36"/>
+                <w:numId w:val="12"/>
               </w:numPr>
               <w:ind w:left="435"/>
               <w:rPr>
@@ -28825,7 +28673,7 @@
               <w:pStyle w:val="code"/>
               <w:numPr>
                 <w:ilvl w:val="0"/>
-                <w:numId w:val="36"/>
+                <w:numId w:val="12"/>
               </w:numPr>
               <w:ind w:left="435"/>
               <w:rPr>
@@ -28848,7 +28696,7 @@
               <w:pStyle w:val="code"/>
               <w:numPr>
                 <w:ilvl w:val="0"/>
-                <w:numId w:val="36"/>
+                <w:numId w:val="12"/>
               </w:numPr>
               <w:ind w:left="435"/>
               <w:rPr>
@@ -28871,7 +28719,7 @@
               <w:pStyle w:val="code"/>
               <w:numPr>
                 <w:ilvl w:val="0"/>
-                <w:numId w:val="36"/>
+                <w:numId w:val="12"/>
               </w:numPr>
               <w:ind w:left="435"/>
               <w:rPr>
@@ -28894,7 +28742,7 @@
               <w:pStyle w:val="code"/>
               <w:numPr>
                 <w:ilvl w:val="0"/>
-                <w:numId w:val="36"/>
+                <w:numId w:val="12"/>
               </w:numPr>
               <w:ind w:left="435"/>
               <w:rPr>
@@ -28917,7 +28765,7 @@
               <w:pStyle w:val="code"/>
               <w:numPr>
                 <w:ilvl w:val="0"/>
-                <w:numId w:val="36"/>
+                <w:numId w:val="12"/>
               </w:numPr>
               <w:ind w:left="435"/>
               <w:rPr>
@@ -28940,7 +28788,7 @@
               <w:pStyle w:val="code"/>
               <w:numPr>
                 <w:ilvl w:val="0"/>
-                <w:numId w:val="36"/>
+                <w:numId w:val="12"/>
               </w:numPr>
               <w:ind w:left="435"/>
               <w:rPr>
@@ -28972,7 +28820,7 @@
               <w:pStyle w:val="code"/>
               <w:numPr>
                 <w:ilvl w:val="0"/>
-                <w:numId w:val="36"/>
+                <w:numId w:val="12"/>
               </w:numPr>
               <w:ind w:left="435"/>
               <w:rPr>
@@ -28995,7 +28843,7 @@
               <w:pStyle w:val="code"/>
               <w:numPr>
                 <w:ilvl w:val="0"/>
-                <w:numId w:val="36"/>
+                <w:numId w:val="12"/>
               </w:numPr>
               <w:ind w:left="435"/>
               <w:rPr>
@@ -29018,7 +28866,7 @@
               <w:pStyle w:val="code"/>
               <w:numPr>
                 <w:ilvl w:val="0"/>
-                <w:numId w:val="36"/>
+                <w:numId w:val="12"/>
               </w:numPr>
               <w:ind w:left="435"/>
               <w:rPr>
@@ -29043,8 +28891,8 @@
       <w:pPr>
         <w:pStyle w:val="Stlus1"/>
       </w:pPr>
-      <w:bookmarkStart w:id="67" w:name="network-configuration-mirror-read-only"/>
-      <w:bookmarkStart w:id="68" w:name="_Toc219195293"/>
+      <w:bookmarkStart w:id="67" w:name="_Toc219195293"/>
+      <w:bookmarkStart w:id="68" w:name="network-configuration-mirror-read-only"/>
       <w:bookmarkEnd w:id="65"/>
       <w:r>
         <w:lastRenderedPageBreak/>
@@ -29056,7 +28904,7 @@
       <w:r>
         <w:t>Network configuration mirror</w:t>
       </w:r>
-      <w:bookmarkEnd w:id="68"/>
+      <w:bookmarkEnd w:id="67"/>
     </w:p>
     <w:p>
       <w:pPr>
@@ -29163,7 +29011,7 @@
               <w:pStyle w:val="code"/>
               <w:numPr>
                 <w:ilvl w:val="0"/>
-                <w:numId w:val="37"/>
+                <w:numId w:val="13"/>
               </w:numPr>
               <w:rPr>
                 <w:color w:val="000000" w:themeColor="text1"/>
@@ -29221,7 +29069,7 @@
               <w:pStyle w:val="code"/>
               <w:numPr>
                 <w:ilvl w:val="0"/>
-                <w:numId w:val="37"/>
+                <w:numId w:val="13"/>
               </w:numPr>
               <w:rPr>
                 <w:color w:val="000000" w:themeColor="text1"/>
@@ -29261,7 +29109,7 @@
               <w:pStyle w:val="code"/>
               <w:numPr>
                 <w:ilvl w:val="0"/>
-                <w:numId w:val="37"/>
+                <w:numId w:val="13"/>
               </w:numPr>
               <w:rPr>
                 <w:color w:val="000000" w:themeColor="text1"/>
@@ -29301,7 +29149,7 @@
               <w:pStyle w:val="code"/>
               <w:numPr>
                 <w:ilvl w:val="0"/>
-                <w:numId w:val="37"/>
+                <w:numId w:val="13"/>
               </w:numPr>
               <w:rPr>
                 <w:color w:val="000000" w:themeColor="text1"/>
@@ -29315,43 +29163,7 @@
                 <w:sz w:val="22"/>
                 <w:szCs w:val="22"/>
               </w:rPr>
-              <w:t>DNS server</w:t>
-            </w:r>
-            <w:proofErr w:type="gramStart"/>
-            <w:r>
-              <w:rPr>
-                <w:color w:val="000000" w:themeColor="text1"/>
-                <w:sz w:val="22"/>
-                <w:szCs w:val="22"/>
-              </w:rPr>
-              <w:t>:  .1</w:t>
-            </w:r>
-            <w:proofErr w:type="gramEnd"/>
-            <w:r>
-              <w:rPr>
-                <w:color w:val="000000" w:themeColor="text1"/>
-                <w:sz w:val="22"/>
-                <w:szCs w:val="22"/>
-              </w:rPr>
-              <w:t>.3.6.1.4.1.19865.</w:t>
-            </w:r>
-            <w:proofErr w:type="gramStart"/>
-            <w:r>
-              <w:rPr>
-                <w:color w:val="000000" w:themeColor="text1"/>
-                <w:sz w:val="22"/>
-                <w:szCs w:val="22"/>
-              </w:rPr>
-              <w:t>4.4.0 →</w:t>
-            </w:r>
-            <w:proofErr w:type="gramEnd"/>
-            <w:r>
-              <w:rPr>
-                <w:color w:val="000000" w:themeColor="text1"/>
-                <w:sz w:val="22"/>
-                <w:szCs w:val="22"/>
-              </w:rPr>
-              <w:t xml:space="preserve"> "A.B.</w:t>
+              <w:t>DNS server:  .1.3.6.1.4.1.19865.4.4.0 → "A.B.</w:t>
             </w:r>
             <w:proofErr w:type="gramStart"/>
             <w:r>
@@ -29387,8 +29199,8 @@
         </w:rPr>
       </w:pPr>
       <w:bookmarkStart w:id="69" w:name="failure-modes-and-things-worth-knowing"/>
-      <w:bookmarkEnd w:id="55"/>
-      <w:bookmarkEnd w:id="67"/>
+      <w:bookmarkEnd w:id="56"/>
+      <w:bookmarkEnd w:id="68"/>
     </w:p>
     <w:p>
       <w:pPr>
@@ -29484,7 +29296,7 @@
       <w:pPr>
         <w:numPr>
           <w:ilvl w:val="0"/>
-          <w:numId w:val="45"/>
+          <w:numId w:val="18"/>
         </w:numPr>
         <w:spacing w:after="0"/>
         <w:rPr>
@@ -29525,7 +29337,7 @@
       <w:pPr>
         <w:numPr>
           <w:ilvl w:val="1"/>
-          <w:numId w:val="45"/>
+          <w:numId w:val="18"/>
         </w:numPr>
         <w:spacing w:after="0"/>
         <w:jc w:val="both"/>
@@ -29548,7 +29360,7 @@
       <w:pPr>
         <w:numPr>
           <w:ilvl w:val="1"/>
-          <w:numId w:val="45"/>
+          <w:numId w:val="18"/>
         </w:numPr>
         <w:spacing w:after="0"/>
         <w:jc w:val="both"/>
@@ -29571,7 +29383,7 @@
       <w:pPr>
         <w:numPr>
           <w:ilvl w:val="1"/>
-          <w:numId w:val="45"/>
+          <w:numId w:val="18"/>
         </w:numPr>
         <w:spacing w:after="0"/>
         <w:jc w:val="both"/>
@@ -29594,7 +29406,7 @@
       <w:pPr>
         <w:numPr>
           <w:ilvl w:val="1"/>
-          <w:numId w:val="45"/>
+          <w:numId w:val="18"/>
         </w:numPr>
         <w:spacing w:after="0"/>
         <w:jc w:val="both"/>
@@ -29617,7 +29429,7 @@
       <w:pPr>
         <w:numPr>
           <w:ilvl w:val="0"/>
-          <w:numId w:val="45"/>
+          <w:numId w:val="18"/>
         </w:numPr>
         <w:spacing w:after="0"/>
         <w:jc w:val="both"/>
@@ -29650,7 +29462,7 @@
       <w:pPr>
         <w:numPr>
           <w:ilvl w:val="0"/>
-          <w:numId w:val="45"/>
+          <w:numId w:val="18"/>
         </w:numPr>
         <w:spacing w:after="0"/>
         <w:jc w:val="both"/>
@@ -29683,7 +29495,7 @@
       <w:pPr>
         <w:numPr>
           <w:ilvl w:val="0"/>
-          <w:numId w:val="45"/>
+          <w:numId w:val="18"/>
         </w:numPr>
         <w:spacing w:after="0"/>
         <w:jc w:val="both"/>
@@ -29716,7 +29528,7 @@
       <w:pPr>
         <w:numPr>
           <w:ilvl w:val="0"/>
-          <w:numId w:val="45"/>
+          <w:numId w:val="18"/>
         </w:numPr>
         <w:spacing w:after="0"/>
         <w:jc w:val="both"/>
@@ -29749,7 +29561,7 @@
       <w:pPr>
         <w:numPr>
           <w:ilvl w:val="0"/>
-          <w:numId w:val="45"/>
+          <w:numId w:val="18"/>
         </w:numPr>
         <w:spacing w:after="0"/>
         <w:jc w:val="both"/>
@@ -29782,7 +29594,7 @@
       <w:pPr>
         <w:numPr>
           <w:ilvl w:val="0"/>
-          <w:numId w:val="45"/>
+          <w:numId w:val="18"/>
         </w:numPr>
         <w:spacing w:after="0"/>
         <w:rPr>
@@ -29823,7 +29635,7 @@
       <w:pPr>
         <w:numPr>
           <w:ilvl w:val="1"/>
-          <w:numId w:val="45"/>
+          <w:numId w:val="18"/>
         </w:numPr>
         <w:spacing w:after="0"/>
         <w:jc w:val="both"/>
@@ -29846,7 +29658,7 @@
       <w:pPr>
         <w:numPr>
           <w:ilvl w:val="1"/>
-          <w:numId w:val="45"/>
+          <w:numId w:val="18"/>
         </w:numPr>
         <w:spacing w:after="0"/>
         <w:jc w:val="both"/>
@@ -29869,7 +29681,7 @@
       <w:pPr>
         <w:numPr>
           <w:ilvl w:val="0"/>
-          <w:numId w:val="45"/>
+          <w:numId w:val="18"/>
         </w:numPr>
         <w:spacing w:after="0"/>
         <w:jc w:val="both"/>
@@ -29918,7 +29730,7 @@
       <w:pPr>
         <w:numPr>
           <w:ilvl w:val="0"/>
-          <w:numId w:val="45"/>
+          <w:numId w:val="18"/>
         </w:numPr>
         <w:spacing w:after="0"/>
         <w:jc w:val="both"/>
@@ -29973,7 +29785,7 @@
       <w:pPr>
         <w:numPr>
           <w:ilvl w:val="0"/>
-          <w:numId w:val="45"/>
+          <w:numId w:val="18"/>
         </w:numPr>
         <w:spacing w:after="0"/>
         <w:rPr>
@@ -30014,7 +29826,7 @@
       <w:pPr>
         <w:numPr>
           <w:ilvl w:val="1"/>
-          <w:numId w:val="45"/>
+          <w:numId w:val="18"/>
         </w:numPr>
         <w:spacing w:after="0"/>
         <w:jc w:val="both"/>
@@ -30037,7 +29849,7 @@
       <w:pPr>
         <w:numPr>
           <w:ilvl w:val="1"/>
-          <w:numId w:val="45"/>
+          <w:numId w:val="18"/>
         </w:numPr>
         <w:spacing w:after="0"/>
         <w:jc w:val="both"/>
@@ -30112,7 +29924,7 @@
       <w:pPr>
         <w:numPr>
           <w:ilvl w:val="0"/>
-          <w:numId w:val="46"/>
+          <w:numId w:val="19"/>
         </w:numPr>
         <w:jc w:val="both"/>
         <w:rPr>
@@ -30184,7 +29996,7 @@
         <w:pStyle w:val="ListParagraph"/>
         <w:numPr>
           <w:ilvl w:val="0"/>
-          <w:numId w:val="38"/>
+          <w:numId w:val="14"/>
         </w:numPr>
         <w:ind w:left="450"/>
         <w:jc w:val="both"/>
@@ -30221,7 +30033,7 @@
         <w:pStyle w:val="ListParagraph"/>
         <w:numPr>
           <w:ilvl w:val="0"/>
-          <w:numId w:val="38"/>
+          <w:numId w:val="14"/>
         </w:numPr>
         <w:ind w:left="450"/>
         <w:jc w:val="both"/>
@@ -30296,7 +30108,7 @@
         <w:pStyle w:val="ListParagraph"/>
         <w:numPr>
           <w:ilvl w:val="0"/>
-          <w:numId w:val="38"/>
+          <w:numId w:val="14"/>
         </w:numPr>
         <w:ind w:left="450"/>
         <w:jc w:val="both"/>
@@ -30333,7 +30145,7 @@
         <w:pStyle w:val="ListParagraph"/>
         <w:numPr>
           <w:ilvl w:val="0"/>
-          <w:numId w:val="38"/>
+          <w:numId w:val="14"/>
         </w:numPr>
         <w:ind w:left="450"/>
         <w:jc w:val="both"/>
@@ -30390,7 +30202,7 @@
         <w:pStyle w:val="ListParagraph"/>
         <w:numPr>
           <w:ilvl w:val="0"/>
-          <w:numId w:val="38"/>
+          <w:numId w:val="14"/>
         </w:numPr>
         <w:ind w:left="450"/>
         <w:jc w:val="both"/>
@@ -30447,7 +30259,7 @@
         <w:pStyle w:val="ListParagraph"/>
         <w:numPr>
           <w:ilvl w:val="0"/>
-          <w:numId w:val="38"/>
+          <w:numId w:val="14"/>
         </w:numPr>
         <w:ind w:left="450"/>
         <w:jc w:val="both"/>
@@ -30516,8 +30328,8 @@
       <w:pPr>
         <w:pStyle w:val="Stlus1"/>
       </w:pPr>
-      <w:bookmarkStart w:id="74" w:name="summary"/>
-      <w:bookmarkStart w:id="75" w:name="_Toc219195298"/>
+      <w:bookmarkStart w:id="74" w:name="_Toc219195298"/>
+      <w:bookmarkStart w:id="75" w:name="summary"/>
       <w:bookmarkEnd w:id="69"/>
       <w:r>
         <w:t>7</w:t>
@@ -30534,7 +30346,7 @@
       <w:r>
         <w:t>Summary</w:t>
       </w:r>
-      <w:bookmarkEnd w:id="75"/>
+      <w:bookmarkEnd w:id="74"/>
     </w:p>
     <w:p>
       <w:pPr>
@@ -30720,27 +30532,7 @@
           <w:sz w:val="22"/>
           <w:szCs w:val="22"/>
         </w:rPr>
-        <w:t>Rails/temperature live under .1.3.6.1.4.</w:t>
-      </w:r>
-      <w:proofErr w:type="gramStart"/>
-      <w:r>
-        <w:rPr>
-          <w:rFonts w:ascii="Consolas" w:hAnsi="Consolas"/>
-          <w:color w:val="000000" w:themeColor="text1"/>
-          <w:sz w:val="22"/>
-          <w:szCs w:val="22"/>
-        </w:rPr>
-        <w:t>1.19865.3</w:t>
-      </w:r>
-      <w:proofErr w:type="gramEnd"/>
-      <w:r>
-        <w:rPr>
-          <w:rFonts w:ascii="Consolas" w:hAnsi="Consolas"/>
-          <w:color w:val="000000" w:themeColor="text1"/>
-          <w:sz w:val="22"/>
-          <w:szCs w:val="22"/>
-        </w:rPr>
-        <w:t>.*.0 as short strings.</w:t>
+        <w:t>Rails/temperature live under .1.3.6.1.4.1.19865.3.*.0 as short strings.</w:t>
       </w:r>
     </w:p>
     <w:p>
@@ -30804,7 +30596,7 @@
       </w:r>
       <w:bookmarkStart w:id="76" w:name="support"/>
       <w:bookmarkEnd w:id="43"/>
-      <w:bookmarkEnd w:id="74"/>
+      <w:bookmarkEnd w:id="75"/>
     </w:p>
     <w:p>
       <w:pPr>
@@ -31093,83 +30885,6 @@
 <file path=word/numbering.xml><?xml version="1.0" encoding="utf-8"?>
 <w:numbering xmlns:wpc="http://schemas.microsoft.com/office/word/2010/wordprocessingCanvas" xmlns:cx="http://schemas.microsoft.com/office/drawing/2014/chartex" xmlns:cx1="http://schemas.microsoft.com/office/drawing/2015/9/8/chartex" xmlns:cx2="http://schemas.microsoft.com/office/drawing/2015/10/21/chartex" xmlns:cx3="http://schemas.microsoft.com/office/drawing/2016/5/9/chartex" xmlns:cx4="http://schemas.microsoft.com/office/drawing/2016/5/10/chartex" xmlns:cx5="http://schemas.microsoft.com/office/drawing/2016/5/11/chartex" xmlns:cx6="http://schemas.microsoft.com/office/drawing/2016/5/12/chartex" xmlns:cx7="http://schemas.microsoft.com/office/drawing/2016/5/13/chartex" xmlns:cx8="http://schemas.microsoft.com/office/drawing/2016/5/14/chartex" xmlns:mc="http://schemas.openxmlformats.org/markup-compatibility/2006" xmlns:aink="http://schemas.microsoft.com/office/drawing/2016/ink" xmlns:am3d="http://schemas.microsoft.com/office/drawing/2017/model3d" xmlns:o="urn:schemas-microsoft-com:office:office" xmlns:oel="http://schemas.microsoft.com/office/2019/extlst" xmlns:r="http://schemas.openxmlformats.org/officeDocument/2006/relationships" xmlns:m="http://schemas.openxmlformats.org/officeDocument/2006/math" xmlns:v="urn:schemas-microsoft-com:vml" xmlns:wp14="http://schemas.microsoft.com/office/word/2010/wordprocessingDrawing" xmlns:wp="http://schemas.openxmlformats.org/drawingml/2006/wordprocessingDrawing" xmlns:w10="urn:schemas-microsoft-com:office:word" xmlns:w="http://schemas.openxmlformats.org/wordprocessingml/2006/main" xmlns:w14="http://schemas.microsoft.com/office/word/2010/wordml" xmlns:w15="http://schemas.microsoft.com/office/word/2012/wordml" xmlns:w16cex="http://schemas.microsoft.com/office/word/2018/wordml/cex" xmlns:w16cid="http://schemas.microsoft.com/office/word/2016/wordml/cid" xmlns:w16="http://schemas.microsoft.com/office/word/2018/wordml" xmlns:w16du="http://schemas.microsoft.com/office/word/2023/wordml/word16du" xmlns:w16sdtdh="http://schemas.microsoft.com/office/word/2020/wordml/sdtdatahash" xmlns:w16sdtfl="http://schemas.microsoft.com/office/word/2024/wordml/sdtformatlock" xmlns:w16se="http://schemas.microsoft.com/office/word/2015/wordml/symex" xmlns:wpg="http://schemas.microsoft.com/office/word/2010/wordprocessingGroup" xmlns:wpi="http://schemas.microsoft.com/office/word/2010/wordprocessingInk" xmlns:wne="http://schemas.microsoft.com/office/word/2006/wordml" xmlns:wps="http://schemas.microsoft.com/office/word/2010/wordprocessingShape" mc:Ignorable="w14 w15 w16se w16cid w16 w16cex w16sdtdh w16sdtfl w16du wp14">
   <w:abstractNum w:abstractNumId="0" w15:restartNumberingAfterBreak="0">
-    <w:nsid w:val="0000A990"/>
-    <w:multiLevelType w:val="multilevel"/>
-    <w:tmpl w:val="9F0E6262"/>
-    <w:lvl w:ilvl="0">
-      <w:numFmt w:val="bullet"/>
-      <w:lvlText w:val=" "/>
-      <w:lvlJc w:val="left"/>
-      <w:pPr>
-        <w:ind w:left="720" w:hanging="360"/>
-      </w:pPr>
-    </w:lvl>
-    <w:lvl w:ilvl="1">
-      <w:numFmt w:val="bullet"/>
-      <w:lvlText w:val=" "/>
-      <w:lvlJc w:val="left"/>
-      <w:pPr>
-        <w:ind w:left="1440" w:hanging="360"/>
-      </w:pPr>
-    </w:lvl>
-    <w:lvl w:ilvl="2">
-      <w:numFmt w:val="bullet"/>
-      <w:lvlText w:val=" "/>
-      <w:lvlJc w:val="left"/>
-      <w:pPr>
-        <w:ind w:left="2160" w:hanging="360"/>
-      </w:pPr>
-    </w:lvl>
-    <w:lvl w:ilvl="3">
-      <w:numFmt w:val="bullet"/>
-      <w:lvlText w:val=" "/>
-      <w:lvlJc w:val="left"/>
-      <w:pPr>
-        <w:ind w:left="2880" w:hanging="360"/>
-      </w:pPr>
-    </w:lvl>
-    <w:lvl w:ilvl="4">
-      <w:numFmt w:val="bullet"/>
-      <w:lvlText w:val=" "/>
-      <w:lvlJc w:val="left"/>
-      <w:pPr>
-        <w:ind w:left="3600" w:hanging="360"/>
-      </w:pPr>
-    </w:lvl>
-    <w:lvl w:ilvl="5">
-      <w:numFmt w:val="bullet"/>
-      <w:lvlText w:val=" "/>
-      <w:lvlJc w:val="left"/>
-      <w:pPr>
-        <w:ind w:left="4320" w:hanging="360"/>
-      </w:pPr>
-    </w:lvl>
-    <w:lvl w:ilvl="6">
-      <w:numFmt w:val="bullet"/>
-      <w:lvlText w:val=" "/>
-      <w:lvlJc w:val="left"/>
-      <w:pPr>
-        <w:ind w:left="5040" w:hanging="360"/>
-      </w:pPr>
-    </w:lvl>
-    <w:lvl w:ilvl="7">
-      <w:numFmt w:val="bullet"/>
-      <w:lvlText w:val=" "/>
-      <w:lvlJc w:val="left"/>
-      <w:pPr>
-        <w:ind w:left="5760" w:hanging="360"/>
-      </w:pPr>
-    </w:lvl>
-    <w:lvl w:ilvl="8">
-      <w:numFmt w:val="bullet"/>
-      <w:lvlText w:val=" "/>
-      <w:lvlJc w:val="left"/>
-      <w:pPr>
-        <w:ind w:left="6480" w:hanging="360"/>
-      </w:pPr>
-    </w:lvl>
-  </w:abstractNum>
-  <w:abstractNum w:abstractNumId="1" w15:restartNumberingAfterBreak="0">
     <w:nsid w:val="0000A991"/>
     <w:multiLevelType w:val="multilevel"/>
     <w:tmpl w:val="19EE3B4E"/>
@@ -31273,93 +30988,7 @@
       </w:rPr>
     </w:lvl>
   </w:abstractNum>
-  <w:abstractNum w:abstractNumId="2" w15:restartNumberingAfterBreak="0">
-    <w:nsid w:val="00A99411"/>
-    <w:multiLevelType w:val="multilevel"/>
-    <w:tmpl w:val="3648D954"/>
-    <w:lvl w:ilvl="0">
-      <w:start w:val="1"/>
-      <w:numFmt w:val="decimal"/>
-      <w:lvlText w:val="%1."/>
-      <w:lvlJc w:val="left"/>
-      <w:pPr>
-        <w:ind w:left="720" w:hanging="360"/>
-      </w:pPr>
-    </w:lvl>
-    <w:lvl w:ilvl="1">
-      <w:start w:val="1"/>
-      <w:numFmt w:val="decimal"/>
-      <w:lvlText w:val="%2."/>
-      <w:lvlJc w:val="left"/>
-      <w:pPr>
-        <w:ind w:left="1440" w:hanging="360"/>
-      </w:pPr>
-    </w:lvl>
-    <w:lvl w:ilvl="2">
-      <w:start w:val="1"/>
-      <w:numFmt w:val="decimal"/>
-      <w:lvlText w:val="%3."/>
-      <w:lvlJc w:val="left"/>
-      <w:pPr>
-        <w:ind w:left="2160" w:hanging="360"/>
-      </w:pPr>
-    </w:lvl>
-    <w:lvl w:ilvl="3">
-      <w:start w:val="1"/>
-      <w:numFmt w:val="decimal"/>
-      <w:lvlText w:val="%4."/>
-      <w:lvlJc w:val="left"/>
-      <w:pPr>
-        <w:ind w:left="2880" w:hanging="360"/>
-      </w:pPr>
-    </w:lvl>
-    <w:lvl w:ilvl="4">
-      <w:start w:val="1"/>
-      <w:numFmt w:val="decimal"/>
-      <w:lvlText w:val="%5."/>
-      <w:lvlJc w:val="left"/>
-      <w:pPr>
-        <w:ind w:left="3600" w:hanging="360"/>
-      </w:pPr>
-    </w:lvl>
-    <w:lvl w:ilvl="5">
-      <w:start w:val="1"/>
-      <w:numFmt w:val="decimal"/>
-      <w:lvlText w:val="%6."/>
-      <w:lvlJc w:val="left"/>
-      <w:pPr>
-        <w:ind w:left="4320" w:hanging="360"/>
-      </w:pPr>
-    </w:lvl>
-    <w:lvl w:ilvl="6">
-      <w:start w:val="1"/>
-      <w:numFmt w:val="decimal"/>
-      <w:lvlText w:val="%7."/>
-      <w:lvlJc w:val="left"/>
-      <w:pPr>
-        <w:ind w:left="5040" w:hanging="360"/>
-      </w:pPr>
-    </w:lvl>
-    <w:lvl w:ilvl="7">
-      <w:start w:val="1"/>
-      <w:numFmt w:val="decimal"/>
-      <w:lvlText w:val="%8."/>
-      <w:lvlJc w:val="left"/>
-      <w:pPr>
-        <w:ind w:left="5760" w:hanging="360"/>
-      </w:pPr>
-    </w:lvl>
-    <w:lvl w:ilvl="8">
-      <w:start w:val="1"/>
-      <w:numFmt w:val="decimal"/>
-      <w:lvlText w:val="%9."/>
-      <w:lvlJc w:val="left"/>
-      <w:pPr>
-        <w:ind w:left="6480" w:hanging="360"/>
-      </w:pPr>
-    </w:lvl>
-  </w:abstractNum>
-  <w:abstractNum w:abstractNumId="3" w15:restartNumberingAfterBreak="0">
+  <w:abstractNum w:abstractNumId="1" w15:restartNumberingAfterBreak="0">
     <w:nsid w:val="01276D45"/>
     <w:multiLevelType w:val="multilevel"/>
     <w:tmpl w:val="8B0CBB9A"/>
@@ -31508,7 +31137,7 @@
       </w:rPr>
     </w:lvl>
   </w:abstractNum>
-  <w:abstractNum w:abstractNumId="4" w15:restartNumberingAfterBreak="0">
+  <w:abstractNum w:abstractNumId="2" w15:restartNumberingAfterBreak="0">
     <w:nsid w:val="013D38C6"/>
     <w:multiLevelType w:val="hybridMultilevel"/>
     <w:tmpl w:val="7BFAB174"/>
@@ -31621,7 +31250,7 @@
       </w:rPr>
     </w:lvl>
   </w:abstractNum>
-  <w:abstractNum w:abstractNumId="5" w15:restartNumberingAfterBreak="0">
+  <w:abstractNum w:abstractNumId="3" w15:restartNumberingAfterBreak="0">
     <w:nsid w:val="02E361C3"/>
     <w:multiLevelType w:val="hybridMultilevel"/>
     <w:tmpl w:val="2230E606"/>
@@ -31734,120 +31363,7 @@
       </w:rPr>
     </w:lvl>
   </w:abstractNum>
-  <w:abstractNum w:abstractNumId="6" w15:restartNumberingAfterBreak="0">
-    <w:nsid w:val="03207F59"/>
-    <w:multiLevelType w:val="hybridMultilevel"/>
-    <w:tmpl w:val="87181E16"/>
-    <w:lvl w:ilvl="0" w:tplc="04090001">
-      <w:start w:val="1"/>
-      <w:numFmt w:val="bullet"/>
-      <w:lvlText w:val=""/>
-      <w:lvlJc w:val="left"/>
-      <w:pPr>
-        <w:ind w:left="720" w:hanging="360"/>
-      </w:pPr>
-      <w:rPr>
-        <w:rFonts w:ascii="Symbol" w:hAnsi="Symbol" w:hint="default"/>
-      </w:rPr>
-    </w:lvl>
-    <w:lvl w:ilvl="1" w:tplc="04090003">
-      <w:start w:val="1"/>
-      <w:numFmt w:val="bullet"/>
-      <w:lvlText w:val="o"/>
-      <w:lvlJc w:val="left"/>
-      <w:pPr>
-        <w:ind w:left="1440" w:hanging="360"/>
-      </w:pPr>
-      <w:rPr>
-        <w:rFonts w:ascii="Courier New" w:hAnsi="Courier New" w:cs="Courier New" w:hint="default"/>
-      </w:rPr>
-    </w:lvl>
-    <w:lvl w:ilvl="2" w:tplc="04090005" w:tentative="1">
-      <w:start w:val="1"/>
-      <w:numFmt w:val="bullet"/>
-      <w:lvlText w:val=""/>
-      <w:lvlJc w:val="left"/>
-      <w:pPr>
-        <w:ind w:left="2160" w:hanging="360"/>
-      </w:pPr>
-      <w:rPr>
-        <w:rFonts w:ascii="Wingdings" w:hAnsi="Wingdings" w:hint="default"/>
-      </w:rPr>
-    </w:lvl>
-    <w:lvl w:ilvl="3" w:tplc="04090001" w:tentative="1">
-      <w:start w:val="1"/>
-      <w:numFmt w:val="bullet"/>
-      <w:lvlText w:val=""/>
-      <w:lvlJc w:val="left"/>
-      <w:pPr>
-        <w:ind w:left="2880" w:hanging="360"/>
-      </w:pPr>
-      <w:rPr>
-        <w:rFonts w:ascii="Symbol" w:hAnsi="Symbol" w:hint="default"/>
-      </w:rPr>
-    </w:lvl>
-    <w:lvl w:ilvl="4" w:tplc="04090003" w:tentative="1">
-      <w:start w:val="1"/>
-      <w:numFmt w:val="bullet"/>
-      <w:lvlText w:val="o"/>
-      <w:lvlJc w:val="left"/>
-      <w:pPr>
-        <w:ind w:left="3600" w:hanging="360"/>
-      </w:pPr>
-      <w:rPr>
-        <w:rFonts w:ascii="Courier New" w:hAnsi="Courier New" w:cs="Courier New" w:hint="default"/>
-      </w:rPr>
-    </w:lvl>
-    <w:lvl w:ilvl="5" w:tplc="04090005" w:tentative="1">
-      <w:start w:val="1"/>
-      <w:numFmt w:val="bullet"/>
-      <w:lvlText w:val=""/>
-      <w:lvlJc w:val="left"/>
-      <w:pPr>
-        <w:ind w:left="4320" w:hanging="360"/>
-      </w:pPr>
-      <w:rPr>
-        <w:rFonts w:ascii="Wingdings" w:hAnsi="Wingdings" w:hint="default"/>
-      </w:rPr>
-    </w:lvl>
-    <w:lvl w:ilvl="6" w:tplc="04090001" w:tentative="1">
-      <w:start w:val="1"/>
-      <w:numFmt w:val="bullet"/>
-      <w:lvlText w:val=""/>
-      <w:lvlJc w:val="left"/>
-      <w:pPr>
-        <w:ind w:left="5040" w:hanging="360"/>
-      </w:pPr>
-      <w:rPr>
-        <w:rFonts w:ascii="Symbol" w:hAnsi="Symbol" w:hint="default"/>
-      </w:rPr>
-    </w:lvl>
-    <w:lvl w:ilvl="7" w:tplc="04090003" w:tentative="1">
-      <w:start w:val="1"/>
-      <w:numFmt w:val="bullet"/>
-      <w:lvlText w:val="o"/>
-      <w:lvlJc w:val="left"/>
-      <w:pPr>
-        <w:ind w:left="5760" w:hanging="360"/>
-      </w:pPr>
-      <w:rPr>
-        <w:rFonts w:ascii="Courier New" w:hAnsi="Courier New" w:cs="Courier New" w:hint="default"/>
-      </w:rPr>
-    </w:lvl>
-    <w:lvl w:ilvl="8" w:tplc="04090005" w:tentative="1">
-      <w:start w:val="1"/>
-      <w:numFmt w:val="bullet"/>
-      <w:lvlText w:val=""/>
-      <w:lvlJc w:val="left"/>
-      <w:pPr>
-        <w:ind w:left="6480" w:hanging="360"/>
-      </w:pPr>
-      <w:rPr>
-        <w:rFonts w:ascii="Wingdings" w:hAnsi="Wingdings" w:hint="default"/>
-      </w:rPr>
-    </w:lvl>
-  </w:abstractNum>
-  <w:abstractNum w:abstractNumId="7" w15:restartNumberingAfterBreak="0">
+  <w:abstractNum w:abstractNumId="4" w15:restartNumberingAfterBreak="0">
     <w:nsid w:val="0C6358CE"/>
     <w:multiLevelType w:val="multilevel"/>
     <w:tmpl w:val="19A4F94E"/>
@@ -31996,7 +31512,7 @@
       </w:rPr>
     </w:lvl>
   </w:abstractNum>
-  <w:abstractNum w:abstractNumId="8" w15:restartNumberingAfterBreak="0">
+  <w:abstractNum w:abstractNumId="5" w15:restartNumberingAfterBreak="0">
     <w:nsid w:val="0DB47683"/>
     <w:multiLevelType w:val="multilevel"/>
     <w:tmpl w:val="9F0E6262"/>
@@ -32073,7 +31589,7 @@
       </w:pPr>
     </w:lvl>
   </w:abstractNum>
-  <w:abstractNum w:abstractNumId="9" w15:restartNumberingAfterBreak="0">
+  <w:abstractNum w:abstractNumId="6" w15:restartNumberingAfterBreak="0">
     <w:nsid w:val="10C504DE"/>
     <w:multiLevelType w:val="hybridMultilevel"/>
     <w:tmpl w:val="278C8B9C"/>
@@ -32186,10 +31702,1248 @@
       </w:rPr>
     </w:lvl>
   </w:abstractNum>
+  <w:abstractNum w:abstractNumId="7" w15:restartNumberingAfterBreak="0">
+    <w:nsid w:val="1F5C34DC"/>
+    <w:multiLevelType w:val="hybridMultilevel"/>
+    <w:tmpl w:val="23B06D18"/>
+    <w:lvl w:ilvl="0" w:tplc="04090001">
+      <w:start w:val="1"/>
+      <w:numFmt w:val="bullet"/>
+      <w:lvlText w:val=""/>
+      <w:lvlJc w:val="left"/>
+      <w:pPr>
+        <w:ind w:left="720" w:hanging="360"/>
+      </w:pPr>
+      <w:rPr>
+        <w:rFonts w:ascii="Symbol" w:hAnsi="Symbol" w:hint="default"/>
+      </w:rPr>
+    </w:lvl>
+    <w:lvl w:ilvl="1" w:tplc="20000003" w:tentative="1">
+      <w:start w:val="1"/>
+      <w:numFmt w:val="bullet"/>
+      <w:lvlText w:val="o"/>
+      <w:lvlJc w:val="left"/>
+      <w:pPr>
+        <w:ind w:left="1440" w:hanging="360"/>
+      </w:pPr>
+      <w:rPr>
+        <w:rFonts w:ascii="Courier New" w:hAnsi="Courier New" w:cs="Courier New" w:hint="default"/>
+      </w:rPr>
+    </w:lvl>
+    <w:lvl w:ilvl="2" w:tplc="20000005" w:tentative="1">
+      <w:start w:val="1"/>
+      <w:numFmt w:val="bullet"/>
+      <w:lvlText w:val=""/>
+      <w:lvlJc w:val="left"/>
+      <w:pPr>
+        <w:ind w:left="2160" w:hanging="360"/>
+      </w:pPr>
+      <w:rPr>
+        <w:rFonts w:ascii="Wingdings" w:hAnsi="Wingdings" w:hint="default"/>
+      </w:rPr>
+    </w:lvl>
+    <w:lvl w:ilvl="3" w:tplc="20000001" w:tentative="1">
+      <w:start w:val="1"/>
+      <w:numFmt w:val="bullet"/>
+      <w:lvlText w:val=""/>
+      <w:lvlJc w:val="left"/>
+      <w:pPr>
+        <w:ind w:left="2880" w:hanging="360"/>
+      </w:pPr>
+      <w:rPr>
+        <w:rFonts w:ascii="Symbol" w:hAnsi="Symbol" w:hint="default"/>
+      </w:rPr>
+    </w:lvl>
+    <w:lvl w:ilvl="4" w:tplc="20000003" w:tentative="1">
+      <w:start w:val="1"/>
+      <w:numFmt w:val="bullet"/>
+      <w:lvlText w:val="o"/>
+      <w:lvlJc w:val="left"/>
+      <w:pPr>
+        <w:ind w:left="3600" w:hanging="360"/>
+      </w:pPr>
+      <w:rPr>
+        <w:rFonts w:ascii="Courier New" w:hAnsi="Courier New" w:cs="Courier New" w:hint="default"/>
+      </w:rPr>
+    </w:lvl>
+    <w:lvl w:ilvl="5" w:tplc="20000005" w:tentative="1">
+      <w:start w:val="1"/>
+      <w:numFmt w:val="bullet"/>
+      <w:lvlText w:val=""/>
+      <w:lvlJc w:val="left"/>
+      <w:pPr>
+        <w:ind w:left="4320" w:hanging="360"/>
+      </w:pPr>
+      <w:rPr>
+        <w:rFonts w:ascii="Wingdings" w:hAnsi="Wingdings" w:hint="default"/>
+      </w:rPr>
+    </w:lvl>
+    <w:lvl w:ilvl="6" w:tplc="20000001" w:tentative="1">
+      <w:start w:val="1"/>
+      <w:numFmt w:val="bullet"/>
+      <w:lvlText w:val=""/>
+      <w:lvlJc w:val="left"/>
+      <w:pPr>
+        <w:ind w:left="5040" w:hanging="360"/>
+      </w:pPr>
+      <w:rPr>
+        <w:rFonts w:ascii="Symbol" w:hAnsi="Symbol" w:hint="default"/>
+      </w:rPr>
+    </w:lvl>
+    <w:lvl w:ilvl="7" w:tplc="20000003" w:tentative="1">
+      <w:start w:val="1"/>
+      <w:numFmt w:val="bullet"/>
+      <w:lvlText w:val="o"/>
+      <w:lvlJc w:val="left"/>
+      <w:pPr>
+        <w:ind w:left="5760" w:hanging="360"/>
+      </w:pPr>
+      <w:rPr>
+        <w:rFonts w:ascii="Courier New" w:hAnsi="Courier New" w:cs="Courier New" w:hint="default"/>
+      </w:rPr>
+    </w:lvl>
+    <w:lvl w:ilvl="8" w:tplc="20000005" w:tentative="1">
+      <w:start w:val="1"/>
+      <w:numFmt w:val="bullet"/>
+      <w:lvlText w:val=""/>
+      <w:lvlJc w:val="left"/>
+      <w:pPr>
+        <w:ind w:left="6480" w:hanging="360"/>
+      </w:pPr>
+      <w:rPr>
+        <w:rFonts w:ascii="Wingdings" w:hAnsi="Wingdings" w:hint="default"/>
+      </w:rPr>
+    </w:lvl>
+  </w:abstractNum>
+  <w:abstractNum w:abstractNumId="8" w15:restartNumberingAfterBreak="0">
+    <w:nsid w:val="26716C87"/>
+    <w:multiLevelType w:val="multilevel"/>
+    <w:tmpl w:val="6996F7E4"/>
+    <w:lvl w:ilvl="0">
+      <w:start w:val="1"/>
+      <w:numFmt w:val="bullet"/>
+      <w:lvlText w:val=""/>
+      <w:lvlJc w:val="left"/>
+      <w:pPr>
+        <w:tabs>
+          <w:tab w:val="num" w:pos="720"/>
+        </w:tabs>
+        <w:ind w:left="720" w:hanging="360"/>
+      </w:pPr>
+      <w:rPr>
+        <w:rFonts w:ascii="Symbol" w:hAnsi="Symbol" w:hint="default"/>
+        <w:sz w:val="20"/>
+      </w:rPr>
+    </w:lvl>
+    <w:lvl w:ilvl="1">
+      <w:start w:val="1"/>
+      <w:numFmt w:val="bullet"/>
+      <w:lvlText w:val="o"/>
+      <w:lvlJc w:val="left"/>
+      <w:pPr>
+        <w:tabs>
+          <w:tab w:val="num" w:pos="1440"/>
+        </w:tabs>
+        <w:ind w:left="1440" w:hanging="360"/>
+      </w:pPr>
+      <w:rPr>
+        <w:rFonts w:ascii="Courier New" w:hAnsi="Courier New" w:hint="default"/>
+        <w:sz w:val="20"/>
+      </w:rPr>
+    </w:lvl>
+    <w:lvl w:ilvl="2" w:tentative="1">
+      <w:start w:val="1"/>
+      <w:numFmt w:val="bullet"/>
+      <w:lvlText w:val=""/>
+      <w:lvlJc w:val="left"/>
+      <w:pPr>
+        <w:tabs>
+          <w:tab w:val="num" w:pos="2160"/>
+        </w:tabs>
+        <w:ind w:left="2160" w:hanging="360"/>
+      </w:pPr>
+      <w:rPr>
+        <w:rFonts w:ascii="Wingdings" w:hAnsi="Wingdings" w:hint="default"/>
+        <w:sz w:val="20"/>
+      </w:rPr>
+    </w:lvl>
+    <w:lvl w:ilvl="3" w:tentative="1">
+      <w:start w:val="1"/>
+      <w:numFmt w:val="bullet"/>
+      <w:lvlText w:val=""/>
+      <w:lvlJc w:val="left"/>
+      <w:pPr>
+        <w:tabs>
+          <w:tab w:val="num" w:pos="2880"/>
+        </w:tabs>
+        <w:ind w:left="2880" w:hanging="360"/>
+      </w:pPr>
+      <w:rPr>
+        <w:rFonts w:ascii="Wingdings" w:hAnsi="Wingdings" w:hint="default"/>
+        <w:sz w:val="20"/>
+      </w:rPr>
+    </w:lvl>
+    <w:lvl w:ilvl="4" w:tentative="1">
+      <w:start w:val="1"/>
+      <w:numFmt w:val="bullet"/>
+      <w:lvlText w:val=""/>
+      <w:lvlJc w:val="left"/>
+      <w:pPr>
+        <w:tabs>
+          <w:tab w:val="num" w:pos="3600"/>
+        </w:tabs>
+        <w:ind w:left="3600" w:hanging="360"/>
+      </w:pPr>
+      <w:rPr>
+        <w:rFonts w:ascii="Wingdings" w:hAnsi="Wingdings" w:hint="default"/>
+        <w:sz w:val="20"/>
+      </w:rPr>
+    </w:lvl>
+    <w:lvl w:ilvl="5" w:tentative="1">
+      <w:start w:val="1"/>
+      <w:numFmt w:val="bullet"/>
+      <w:lvlText w:val=""/>
+      <w:lvlJc w:val="left"/>
+      <w:pPr>
+        <w:tabs>
+          <w:tab w:val="num" w:pos="4320"/>
+        </w:tabs>
+        <w:ind w:left="4320" w:hanging="360"/>
+      </w:pPr>
+      <w:rPr>
+        <w:rFonts w:ascii="Wingdings" w:hAnsi="Wingdings" w:hint="default"/>
+        <w:sz w:val="20"/>
+      </w:rPr>
+    </w:lvl>
+    <w:lvl w:ilvl="6" w:tentative="1">
+      <w:start w:val="1"/>
+      <w:numFmt w:val="bullet"/>
+      <w:lvlText w:val=""/>
+      <w:lvlJc w:val="left"/>
+      <w:pPr>
+        <w:tabs>
+          <w:tab w:val="num" w:pos="5040"/>
+        </w:tabs>
+        <w:ind w:left="5040" w:hanging="360"/>
+      </w:pPr>
+      <w:rPr>
+        <w:rFonts w:ascii="Wingdings" w:hAnsi="Wingdings" w:hint="default"/>
+        <w:sz w:val="20"/>
+      </w:rPr>
+    </w:lvl>
+    <w:lvl w:ilvl="7" w:tentative="1">
+      <w:start w:val="1"/>
+      <w:numFmt w:val="bullet"/>
+      <w:lvlText w:val=""/>
+      <w:lvlJc w:val="left"/>
+      <w:pPr>
+        <w:tabs>
+          <w:tab w:val="num" w:pos="5760"/>
+        </w:tabs>
+        <w:ind w:left="5760" w:hanging="360"/>
+      </w:pPr>
+      <w:rPr>
+        <w:rFonts w:ascii="Wingdings" w:hAnsi="Wingdings" w:hint="default"/>
+        <w:sz w:val="20"/>
+      </w:rPr>
+    </w:lvl>
+    <w:lvl w:ilvl="8" w:tentative="1">
+      <w:start w:val="1"/>
+      <w:numFmt w:val="bullet"/>
+      <w:lvlText w:val=""/>
+      <w:lvlJc w:val="left"/>
+      <w:pPr>
+        <w:tabs>
+          <w:tab w:val="num" w:pos="6480"/>
+        </w:tabs>
+        <w:ind w:left="6480" w:hanging="360"/>
+      </w:pPr>
+      <w:rPr>
+        <w:rFonts w:ascii="Wingdings" w:hAnsi="Wingdings" w:hint="default"/>
+        <w:sz w:val="20"/>
+      </w:rPr>
+    </w:lvl>
+  </w:abstractNum>
+  <w:abstractNum w:abstractNumId="9" w15:restartNumberingAfterBreak="0">
+    <w:nsid w:val="27581B97"/>
+    <w:multiLevelType w:val="multilevel"/>
+    <w:tmpl w:val="6D0A9D92"/>
+    <w:lvl w:ilvl="0">
+      <w:start w:val="1"/>
+      <w:numFmt w:val="bullet"/>
+      <w:lvlText w:val=""/>
+      <w:lvlJc w:val="left"/>
+      <w:pPr>
+        <w:tabs>
+          <w:tab w:val="num" w:pos="720"/>
+        </w:tabs>
+        <w:ind w:left="720" w:hanging="360"/>
+      </w:pPr>
+      <w:rPr>
+        <w:rFonts w:ascii="Symbol" w:hAnsi="Symbol" w:hint="default"/>
+        <w:sz w:val="20"/>
+      </w:rPr>
+    </w:lvl>
+    <w:lvl w:ilvl="1">
+      <w:start w:val="1"/>
+      <w:numFmt w:val="bullet"/>
+      <w:lvlText w:val="o"/>
+      <w:lvlJc w:val="left"/>
+      <w:pPr>
+        <w:tabs>
+          <w:tab w:val="num" w:pos="1440"/>
+        </w:tabs>
+        <w:ind w:left="1440" w:hanging="360"/>
+      </w:pPr>
+      <w:rPr>
+        <w:rFonts w:ascii="Courier New" w:hAnsi="Courier New" w:hint="default"/>
+        <w:sz w:val="20"/>
+      </w:rPr>
+    </w:lvl>
+    <w:lvl w:ilvl="2" w:tentative="1">
+      <w:start w:val="1"/>
+      <w:numFmt w:val="bullet"/>
+      <w:lvlText w:val=""/>
+      <w:lvlJc w:val="left"/>
+      <w:pPr>
+        <w:tabs>
+          <w:tab w:val="num" w:pos="2160"/>
+        </w:tabs>
+        <w:ind w:left="2160" w:hanging="360"/>
+      </w:pPr>
+      <w:rPr>
+        <w:rFonts w:ascii="Wingdings" w:hAnsi="Wingdings" w:hint="default"/>
+        <w:sz w:val="20"/>
+      </w:rPr>
+    </w:lvl>
+    <w:lvl w:ilvl="3" w:tentative="1">
+      <w:start w:val="1"/>
+      <w:numFmt w:val="bullet"/>
+      <w:lvlText w:val=""/>
+      <w:lvlJc w:val="left"/>
+      <w:pPr>
+        <w:tabs>
+          <w:tab w:val="num" w:pos="2880"/>
+        </w:tabs>
+        <w:ind w:left="2880" w:hanging="360"/>
+      </w:pPr>
+      <w:rPr>
+        <w:rFonts w:ascii="Wingdings" w:hAnsi="Wingdings" w:hint="default"/>
+        <w:sz w:val="20"/>
+      </w:rPr>
+    </w:lvl>
+    <w:lvl w:ilvl="4" w:tentative="1">
+      <w:start w:val="1"/>
+      <w:numFmt w:val="bullet"/>
+      <w:lvlText w:val=""/>
+      <w:lvlJc w:val="left"/>
+      <w:pPr>
+        <w:tabs>
+          <w:tab w:val="num" w:pos="3600"/>
+        </w:tabs>
+        <w:ind w:left="3600" w:hanging="360"/>
+      </w:pPr>
+      <w:rPr>
+        <w:rFonts w:ascii="Wingdings" w:hAnsi="Wingdings" w:hint="default"/>
+        <w:sz w:val="20"/>
+      </w:rPr>
+    </w:lvl>
+    <w:lvl w:ilvl="5" w:tentative="1">
+      <w:start w:val="1"/>
+      <w:numFmt w:val="bullet"/>
+      <w:lvlText w:val=""/>
+      <w:lvlJc w:val="left"/>
+      <w:pPr>
+        <w:tabs>
+          <w:tab w:val="num" w:pos="4320"/>
+        </w:tabs>
+        <w:ind w:left="4320" w:hanging="360"/>
+      </w:pPr>
+      <w:rPr>
+        <w:rFonts w:ascii="Wingdings" w:hAnsi="Wingdings" w:hint="default"/>
+        <w:sz w:val="20"/>
+      </w:rPr>
+    </w:lvl>
+    <w:lvl w:ilvl="6" w:tentative="1">
+      <w:start w:val="1"/>
+      <w:numFmt w:val="bullet"/>
+      <w:lvlText w:val=""/>
+      <w:lvlJc w:val="left"/>
+      <w:pPr>
+        <w:tabs>
+          <w:tab w:val="num" w:pos="5040"/>
+        </w:tabs>
+        <w:ind w:left="5040" w:hanging="360"/>
+      </w:pPr>
+      <w:rPr>
+        <w:rFonts w:ascii="Wingdings" w:hAnsi="Wingdings" w:hint="default"/>
+        <w:sz w:val="20"/>
+      </w:rPr>
+    </w:lvl>
+    <w:lvl w:ilvl="7" w:tentative="1">
+      <w:start w:val="1"/>
+      <w:numFmt w:val="bullet"/>
+      <w:lvlText w:val=""/>
+      <w:lvlJc w:val="left"/>
+      <w:pPr>
+        <w:tabs>
+          <w:tab w:val="num" w:pos="5760"/>
+        </w:tabs>
+        <w:ind w:left="5760" w:hanging="360"/>
+      </w:pPr>
+      <w:rPr>
+        <w:rFonts w:ascii="Wingdings" w:hAnsi="Wingdings" w:hint="default"/>
+        <w:sz w:val="20"/>
+      </w:rPr>
+    </w:lvl>
+    <w:lvl w:ilvl="8" w:tentative="1">
+      <w:start w:val="1"/>
+      <w:numFmt w:val="bullet"/>
+      <w:lvlText w:val=""/>
+      <w:lvlJc w:val="left"/>
+      <w:pPr>
+        <w:tabs>
+          <w:tab w:val="num" w:pos="6480"/>
+        </w:tabs>
+        <w:ind w:left="6480" w:hanging="360"/>
+      </w:pPr>
+      <w:rPr>
+        <w:rFonts w:ascii="Wingdings" w:hAnsi="Wingdings" w:hint="default"/>
+        <w:sz w:val="20"/>
+      </w:rPr>
+    </w:lvl>
+  </w:abstractNum>
   <w:abstractNum w:abstractNumId="10" w15:restartNumberingAfterBreak="0">
-    <w:nsid w:val="11396C69"/>
+    <w:nsid w:val="28BE38AC"/>
+    <w:multiLevelType w:val="hybridMultilevel"/>
+    <w:tmpl w:val="A65ED950"/>
+    <w:lvl w:ilvl="0" w:tplc="04090001">
+      <w:start w:val="1"/>
+      <w:numFmt w:val="bullet"/>
+      <w:lvlText w:val=""/>
+      <w:lvlJc w:val="left"/>
+      <w:pPr>
+        <w:ind w:left="990" w:hanging="360"/>
+      </w:pPr>
+      <w:rPr>
+        <w:rFonts w:ascii="Symbol" w:hAnsi="Symbol" w:hint="default"/>
+      </w:rPr>
+    </w:lvl>
+    <w:lvl w:ilvl="1" w:tplc="04090003" w:tentative="1">
+      <w:start w:val="1"/>
+      <w:numFmt w:val="bullet"/>
+      <w:lvlText w:val="o"/>
+      <w:lvlJc w:val="left"/>
+      <w:pPr>
+        <w:ind w:left="1710" w:hanging="360"/>
+      </w:pPr>
+      <w:rPr>
+        <w:rFonts w:ascii="Courier New" w:hAnsi="Courier New" w:cs="Courier New" w:hint="default"/>
+      </w:rPr>
+    </w:lvl>
+    <w:lvl w:ilvl="2" w:tplc="04090005" w:tentative="1">
+      <w:start w:val="1"/>
+      <w:numFmt w:val="bullet"/>
+      <w:lvlText w:val=""/>
+      <w:lvlJc w:val="left"/>
+      <w:pPr>
+        <w:ind w:left="2430" w:hanging="360"/>
+      </w:pPr>
+      <w:rPr>
+        <w:rFonts w:ascii="Wingdings" w:hAnsi="Wingdings" w:hint="default"/>
+      </w:rPr>
+    </w:lvl>
+    <w:lvl w:ilvl="3" w:tplc="04090001" w:tentative="1">
+      <w:start w:val="1"/>
+      <w:numFmt w:val="bullet"/>
+      <w:lvlText w:val=""/>
+      <w:lvlJc w:val="left"/>
+      <w:pPr>
+        <w:ind w:left="3150" w:hanging="360"/>
+      </w:pPr>
+      <w:rPr>
+        <w:rFonts w:ascii="Symbol" w:hAnsi="Symbol" w:hint="default"/>
+      </w:rPr>
+    </w:lvl>
+    <w:lvl w:ilvl="4" w:tplc="04090003" w:tentative="1">
+      <w:start w:val="1"/>
+      <w:numFmt w:val="bullet"/>
+      <w:lvlText w:val="o"/>
+      <w:lvlJc w:val="left"/>
+      <w:pPr>
+        <w:ind w:left="3870" w:hanging="360"/>
+      </w:pPr>
+      <w:rPr>
+        <w:rFonts w:ascii="Courier New" w:hAnsi="Courier New" w:cs="Courier New" w:hint="default"/>
+      </w:rPr>
+    </w:lvl>
+    <w:lvl w:ilvl="5" w:tplc="04090005" w:tentative="1">
+      <w:start w:val="1"/>
+      <w:numFmt w:val="bullet"/>
+      <w:lvlText w:val=""/>
+      <w:lvlJc w:val="left"/>
+      <w:pPr>
+        <w:ind w:left="4590" w:hanging="360"/>
+      </w:pPr>
+      <w:rPr>
+        <w:rFonts w:ascii="Wingdings" w:hAnsi="Wingdings" w:hint="default"/>
+      </w:rPr>
+    </w:lvl>
+    <w:lvl w:ilvl="6" w:tplc="04090001" w:tentative="1">
+      <w:start w:val="1"/>
+      <w:numFmt w:val="bullet"/>
+      <w:lvlText w:val=""/>
+      <w:lvlJc w:val="left"/>
+      <w:pPr>
+        <w:ind w:left="5310" w:hanging="360"/>
+      </w:pPr>
+      <w:rPr>
+        <w:rFonts w:ascii="Symbol" w:hAnsi="Symbol" w:hint="default"/>
+      </w:rPr>
+    </w:lvl>
+    <w:lvl w:ilvl="7" w:tplc="04090003" w:tentative="1">
+      <w:start w:val="1"/>
+      <w:numFmt w:val="bullet"/>
+      <w:lvlText w:val="o"/>
+      <w:lvlJc w:val="left"/>
+      <w:pPr>
+        <w:ind w:left="6030" w:hanging="360"/>
+      </w:pPr>
+      <w:rPr>
+        <w:rFonts w:ascii="Courier New" w:hAnsi="Courier New" w:cs="Courier New" w:hint="default"/>
+      </w:rPr>
+    </w:lvl>
+    <w:lvl w:ilvl="8" w:tplc="04090005" w:tentative="1">
+      <w:start w:val="1"/>
+      <w:numFmt w:val="bullet"/>
+      <w:lvlText w:val=""/>
+      <w:lvlJc w:val="left"/>
+      <w:pPr>
+        <w:ind w:left="6750" w:hanging="360"/>
+      </w:pPr>
+      <w:rPr>
+        <w:rFonts w:ascii="Wingdings" w:hAnsi="Wingdings" w:hint="default"/>
+      </w:rPr>
+    </w:lvl>
+  </w:abstractNum>
+  <w:abstractNum w:abstractNumId="11" w15:restartNumberingAfterBreak="0">
+    <w:nsid w:val="2C021017"/>
     <w:multiLevelType w:val="multilevel"/>
-    <w:tmpl w:val="956A86A2"/>
+    <w:tmpl w:val="D97C11D6"/>
+    <w:lvl w:ilvl="0">
+      <w:start w:val="1"/>
+      <w:numFmt w:val="bullet"/>
+      <w:lvlText w:val=""/>
+      <w:lvlJc w:val="left"/>
+      <w:pPr>
+        <w:tabs>
+          <w:tab w:val="num" w:pos="720"/>
+        </w:tabs>
+        <w:ind w:left="720" w:hanging="360"/>
+      </w:pPr>
+      <w:rPr>
+        <w:rFonts w:ascii="Symbol" w:hAnsi="Symbol" w:hint="default"/>
+        <w:sz w:val="20"/>
+      </w:rPr>
+    </w:lvl>
+    <w:lvl w:ilvl="1">
+      <w:start w:val="1"/>
+      <w:numFmt w:val="bullet"/>
+      <w:lvlText w:val="o"/>
+      <w:lvlJc w:val="left"/>
+      <w:pPr>
+        <w:tabs>
+          <w:tab w:val="num" w:pos="1440"/>
+        </w:tabs>
+        <w:ind w:left="1440" w:hanging="360"/>
+      </w:pPr>
+      <w:rPr>
+        <w:rFonts w:ascii="Courier New" w:hAnsi="Courier New" w:hint="default"/>
+        <w:sz w:val="20"/>
+      </w:rPr>
+    </w:lvl>
+    <w:lvl w:ilvl="2" w:tentative="1">
+      <w:start w:val="1"/>
+      <w:numFmt w:val="bullet"/>
+      <w:lvlText w:val=""/>
+      <w:lvlJc w:val="left"/>
+      <w:pPr>
+        <w:tabs>
+          <w:tab w:val="num" w:pos="2160"/>
+        </w:tabs>
+        <w:ind w:left="2160" w:hanging="360"/>
+      </w:pPr>
+      <w:rPr>
+        <w:rFonts w:ascii="Wingdings" w:hAnsi="Wingdings" w:hint="default"/>
+        <w:sz w:val="20"/>
+      </w:rPr>
+    </w:lvl>
+    <w:lvl w:ilvl="3" w:tentative="1">
+      <w:start w:val="1"/>
+      <w:numFmt w:val="bullet"/>
+      <w:lvlText w:val=""/>
+      <w:lvlJc w:val="left"/>
+      <w:pPr>
+        <w:tabs>
+          <w:tab w:val="num" w:pos="2880"/>
+        </w:tabs>
+        <w:ind w:left="2880" w:hanging="360"/>
+      </w:pPr>
+      <w:rPr>
+        <w:rFonts w:ascii="Wingdings" w:hAnsi="Wingdings" w:hint="default"/>
+        <w:sz w:val="20"/>
+      </w:rPr>
+    </w:lvl>
+    <w:lvl w:ilvl="4" w:tentative="1">
+      <w:start w:val="1"/>
+      <w:numFmt w:val="bullet"/>
+      <w:lvlText w:val=""/>
+      <w:lvlJc w:val="left"/>
+      <w:pPr>
+        <w:tabs>
+          <w:tab w:val="num" w:pos="3600"/>
+        </w:tabs>
+        <w:ind w:left="3600" w:hanging="360"/>
+      </w:pPr>
+      <w:rPr>
+        <w:rFonts w:ascii="Wingdings" w:hAnsi="Wingdings" w:hint="default"/>
+        <w:sz w:val="20"/>
+      </w:rPr>
+    </w:lvl>
+    <w:lvl w:ilvl="5" w:tentative="1">
+      <w:start w:val="1"/>
+      <w:numFmt w:val="bullet"/>
+      <w:lvlText w:val=""/>
+      <w:lvlJc w:val="left"/>
+      <w:pPr>
+        <w:tabs>
+          <w:tab w:val="num" w:pos="4320"/>
+        </w:tabs>
+        <w:ind w:left="4320" w:hanging="360"/>
+      </w:pPr>
+      <w:rPr>
+        <w:rFonts w:ascii="Wingdings" w:hAnsi="Wingdings" w:hint="default"/>
+        <w:sz w:val="20"/>
+      </w:rPr>
+    </w:lvl>
+    <w:lvl w:ilvl="6" w:tentative="1">
+      <w:start w:val="1"/>
+      <w:numFmt w:val="bullet"/>
+      <w:lvlText w:val=""/>
+      <w:lvlJc w:val="left"/>
+      <w:pPr>
+        <w:tabs>
+          <w:tab w:val="num" w:pos="5040"/>
+        </w:tabs>
+        <w:ind w:left="5040" w:hanging="360"/>
+      </w:pPr>
+      <w:rPr>
+        <w:rFonts w:ascii="Wingdings" w:hAnsi="Wingdings" w:hint="default"/>
+        <w:sz w:val="20"/>
+      </w:rPr>
+    </w:lvl>
+    <w:lvl w:ilvl="7" w:tentative="1">
+      <w:start w:val="1"/>
+      <w:numFmt w:val="bullet"/>
+      <w:lvlText w:val=""/>
+      <w:lvlJc w:val="left"/>
+      <w:pPr>
+        <w:tabs>
+          <w:tab w:val="num" w:pos="5760"/>
+        </w:tabs>
+        <w:ind w:left="5760" w:hanging="360"/>
+      </w:pPr>
+      <w:rPr>
+        <w:rFonts w:ascii="Wingdings" w:hAnsi="Wingdings" w:hint="default"/>
+        <w:sz w:val="20"/>
+      </w:rPr>
+    </w:lvl>
+    <w:lvl w:ilvl="8" w:tentative="1">
+      <w:start w:val="1"/>
+      <w:numFmt w:val="bullet"/>
+      <w:lvlText w:val=""/>
+      <w:lvlJc w:val="left"/>
+      <w:pPr>
+        <w:tabs>
+          <w:tab w:val="num" w:pos="6480"/>
+        </w:tabs>
+        <w:ind w:left="6480" w:hanging="360"/>
+      </w:pPr>
+      <w:rPr>
+        <w:rFonts w:ascii="Wingdings" w:hAnsi="Wingdings" w:hint="default"/>
+        <w:sz w:val="20"/>
+      </w:rPr>
+    </w:lvl>
+  </w:abstractNum>
+  <w:abstractNum w:abstractNumId="12" w15:restartNumberingAfterBreak="0">
+    <w:nsid w:val="2FBD12B7"/>
+    <w:multiLevelType w:val="hybridMultilevel"/>
+    <w:tmpl w:val="49E0995E"/>
+    <w:lvl w:ilvl="0" w:tplc="04090001">
+      <w:start w:val="1"/>
+      <w:numFmt w:val="bullet"/>
+      <w:lvlText w:val=""/>
+      <w:lvlJc w:val="left"/>
+      <w:pPr>
+        <w:ind w:left="975" w:hanging="360"/>
+      </w:pPr>
+      <w:rPr>
+        <w:rFonts w:ascii="Symbol" w:hAnsi="Symbol" w:hint="default"/>
+      </w:rPr>
+    </w:lvl>
+    <w:lvl w:ilvl="1" w:tplc="20000003" w:tentative="1">
+      <w:start w:val="1"/>
+      <w:numFmt w:val="bullet"/>
+      <w:lvlText w:val="o"/>
+      <w:lvlJc w:val="left"/>
+      <w:pPr>
+        <w:ind w:left="1695" w:hanging="360"/>
+      </w:pPr>
+      <w:rPr>
+        <w:rFonts w:ascii="Courier New" w:hAnsi="Courier New" w:cs="Courier New" w:hint="default"/>
+      </w:rPr>
+    </w:lvl>
+    <w:lvl w:ilvl="2" w:tplc="20000005" w:tentative="1">
+      <w:start w:val="1"/>
+      <w:numFmt w:val="bullet"/>
+      <w:lvlText w:val=""/>
+      <w:lvlJc w:val="left"/>
+      <w:pPr>
+        <w:ind w:left="2415" w:hanging="360"/>
+      </w:pPr>
+      <w:rPr>
+        <w:rFonts w:ascii="Wingdings" w:hAnsi="Wingdings" w:hint="default"/>
+      </w:rPr>
+    </w:lvl>
+    <w:lvl w:ilvl="3" w:tplc="20000001" w:tentative="1">
+      <w:start w:val="1"/>
+      <w:numFmt w:val="bullet"/>
+      <w:lvlText w:val=""/>
+      <w:lvlJc w:val="left"/>
+      <w:pPr>
+        <w:ind w:left="3135" w:hanging="360"/>
+      </w:pPr>
+      <w:rPr>
+        <w:rFonts w:ascii="Symbol" w:hAnsi="Symbol" w:hint="default"/>
+      </w:rPr>
+    </w:lvl>
+    <w:lvl w:ilvl="4" w:tplc="20000003" w:tentative="1">
+      <w:start w:val="1"/>
+      <w:numFmt w:val="bullet"/>
+      <w:lvlText w:val="o"/>
+      <w:lvlJc w:val="left"/>
+      <w:pPr>
+        <w:ind w:left="3855" w:hanging="360"/>
+      </w:pPr>
+      <w:rPr>
+        <w:rFonts w:ascii="Courier New" w:hAnsi="Courier New" w:cs="Courier New" w:hint="default"/>
+      </w:rPr>
+    </w:lvl>
+    <w:lvl w:ilvl="5" w:tplc="20000005" w:tentative="1">
+      <w:start w:val="1"/>
+      <w:numFmt w:val="bullet"/>
+      <w:lvlText w:val=""/>
+      <w:lvlJc w:val="left"/>
+      <w:pPr>
+        <w:ind w:left="4575" w:hanging="360"/>
+      </w:pPr>
+      <w:rPr>
+        <w:rFonts w:ascii="Wingdings" w:hAnsi="Wingdings" w:hint="default"/>
+      </w:rPr>
+    </w:lvl>
+    <w:lvl w:ilvl="6" w:tplc="20000001" w:tentative="1">
+      <w:start w:val="1"/>
+      <w:numFmt w:val="bullet"/>
+      <w:lvlText w:val=""/>
+      <w:lvlJc w:val="left"/>
+      <w:pPr>
+        <w:ind w:left="5295" w:hanging="360"/>
+      </w:pPr>
+      <w:rPr>
+        <w:rFonts w:ascii="Symbol" w:hAnsi="Symbol" w:hint="default"/>
+      </w:rPr>
+    </w:lvl>
+    <w:lvl w:ilvl="7" w:tplc="20000003" w:tentative="1">
+      <w:start w:val="1"/>
+      <w:numFmt w:val="bullet"/>
+      <w:lvlText w:val="o"/>
+      <w:lvlJc w:val="left"/>
+      <w:pPr>
+        <w:ind w:left="6015" w:hanging="360"/>
+      </w:pPr>
+      <w:rPr>
+        <w:rFonts w:ascii="Courier New" w:hAnsi="Courier New" w:cs="Courier New" w:hint="default"/>
+      </w:rPr>
+    </w:lvl>
+    <w:lvl w:ilvl="8" w:tplc="20000005" w:tentative="1">
+      <w:start w:val="1"/>
+      <w:numFmt w:val="bullet"/>
+      <w:lvlText w:val=""/>
+      <w:lvlJc w:val="left"/>
+      <w:pPr>
+        <w:ind w:left="6735" w:hanging="360"/>
+      </w:pPr>
+      <w:rPr>
+        <w:rFonts w:ascii="Wingdings" w:hAnsi="Wingdings" w:hint="default"/>
+      </w:rPr>
+    </w:lvl>
+  </w:abstractNum>
+  <w:abstractNum w:abstractNumId="13" w15:restartNumberingAfterBreak="0">
+    <w:nsid w:val="30061EDC"/>
+    <w:multiLevelType w:val="hybridMultilevel"/>
+    <w:tmpl w:val="39BC5298"/>
+    <w:lvl w:ilvl="0" w:tplc="04090001">
+      <w:start w:val="1"/>
+      <w:numFmt w:val="bullet"/>
+      <w:lvlText w:val=""/>
+      <w:lvlJc w:val="left"/>
+      <w:pPr>
+        <w:ind w:left="720" w:hanging="360"/>
+      </w:pPr>
+      <w:rPr>
+        <w:rFonts w:ascii="Symbol" w:hAnsi="Symbol" w:hint="default"/>
+      </w:rPr>
+    </w:lvl>
+    <w:lvl w:ilvl="1" w:tplc="04090003" w:tentative="1">
+      <w:start w:val="1"/>
+      <w:numFmt w:val="bullet"/>
+      <w:lvlText w:val="o"/>
+      <w:lvlJc w:val="left"/>
+      <w:pPr>
+        <w:ind w:left="1440" w:hanging="360"/>
+      </w:pPr>
+      <w:rPr>
+        <w:rFonts w:ascii="Courier New" w:hAnsi="Courier New" w:cs="Courier New" w:hint="default"/>
+      </w:rPr>
+    </w:lvl>
+    <w:lvl w:ilvl="2" w:tplc="04090005" w:tentative="1">
+      <w:start w:val="1"/>
+      <w:numFmt w:val="bullet"/>
+      <w:lvlText w:val=""/>
+      <w:lvlJc w:val="left"/>
+      <w:pPr>
+        <w:ind w:left="2160" w:hanging="360"/>
+      </w:pPr>
+      <w:rPr>
+        <w:rFonts w:ascii="Wingdings" w:hAnsi="Wingdings" w:hint="default"/>
+      </w:rPr>
+    </w:lvl>
+    <w:lvl w:ilvl="3" w:tplc="04090001" w:tentative="1">
+      <w:start w:val="1"/>
+      <w:numFmt w:val="bullet"/>
+      <w:lvlText w:val=""/>
+      <w:lvlJc w:val="left"/>
+      <w:pPr>
+        <w:ind w:left="2880" w:hanging="360"/>
+      </w:pPr>
+      <w:rPr>
+        <w:rFonts w:ascii="Symbol" w:hAnsi="Symbol" w:hint="default"/>
+      </w:rPr>
+    </w:lvl>
+    <w:lvl w:ilvl="4" w:tplc="04090003" w:tentative="1">
+      <w:start w:val="1"/>
+      <w:numFmt w:val="bullet"/>
+      <w:lvlText w:val="o"/>
+      <w:lvlJc w:val="left"/>
+      <w:pPr>
+        <w:ind w:left="3600" w:hanging="360"/>
+      </w:pPr>
+      <w:rPr>
+        <w:rFonts w:ascii="Courier New" w:hAnsi="Courier New" w:cs="Courier New" w:hint="default"/>
+      </w:rPr>
+    </w:lvl>
+    <w:lvl w:ilvl="5" w:tplc="04090005" w:tentative="1">
+      <w:start w:val="1"/>
+      <w:numFmt w:val="bullet"/>
+      <w:lvlText w:val=""/>
+      <w:lvlJc w:val="left"/>
+      <w:pPr>
+        <w:ind w:left="4320" w:hanging="360"/>
+      </w:pPr>
+      <w:rPr>
+        <w:rFonts w:ascii="Wingdings" w:hAnsi="Wingdings" w:hint="default"/>
+      </w:rPr>
+    </w:lvl>
+    <w:lvl w:ilvl="6" w:tplc="04090001" w:tentative="1">
+      <w:start w:val="1"/>
+      <w:numFmt w:val="bullet"/>
+      <w:lvlText w:val=""/>
+      <w:lvlJc w:val="left"/>
+      <w:pPr>
+        <w:ind w:left="5040" w:hanging="360"/>
+      </w:pPr>
+      <w:rPr>
+        <w:rFonts w:ascii="Symbol" w:hAnsi="Symbol" w:hint="default"/>
+      </w:rPr>
+    </w:lvl>
+    <w:lvl w:ilvl="7" w:tplc="04090003" w:tentative="1">
+      <w:start w:val="1"/>
+      <w:numFmt w:val="bullet"/>
+      <w:lvlText w:val="o"/>
+      <w:lvlJc w:val="left"/>
+      <w:pPr>
+        <w:ind w:left="5760" w:hanging="360"/>
+      </w:pPr>
+      <w:rPr>
+        <w:rFonts w:ascii="Courier New" w:hAnsi="Courier New" w:cs="Courier New" w:hint="default"/>
+      </w:rPr>
+    </w:lvl>
+    <w:lvl w:ilvl="8" w:tplc="04090005" w:tentative="1">
+      <w:start w:val="1"/>
+      <w:numFmt w:val="bullet"/>
+      <w:lvlText w:val=""/>
+      <w:lvlJc w:val="left"/>
+      <w:pPr>
+        <w:ind w:left="6480" w:hanging="360"/>
+      </w:pPr>
+      <w:rPr>
+        <w:rFonts w:ascii="Wingdings" w:hAnsi="Wingdings" w:hint="default"/>
+      </w:rPr>
+    </w:lvl>
+  </w:abstractNum>
+  <w:abstractNum w:abstractNumId="14" w15:restartNumberingAfterBreak="0">
+    <w:nsid w:val="3076536A"/>
+    <w:multiLevelType w:val="hybridMultilevel"/>
+    <w:tmpl w:val="C7BAE500"/>
+    <w:lvl w:ilvl="0" w:tplc="04090001">
+      <w:start w:val="1"/>
+      <w:numFmt w:val="bullet"/>
+      <w:lvlText w:val=""/>
+      <w:lvlJc w:val="left"/>
+      <w:pPr>
+        <w:ind w:left="720" w:hanging="360"/>
+      </w:pPr>
+      <w:rPr>
+        <w:rFonts w:ascii="Symbol" w:hAnsi="Symbol" w:hint="default"/>
+      </w:rPr>
+    </w:lvl>
+    <w:lvl w:ilvl="1" w:tplc="04090003">
+      <w:start w:val="1"/>
+      <w:numFmt w:val="bullet"/>
+      <w:lvlText w:val="o"/>
+      <w:lvlJc w:val="left"/>
+      <w:pPr>
+        <w:ind w:left="1440" w:hanging="360"/>
+      </w:pPr>
+      <w:rPr>
+        <w:rFonts w:ascii="Courier New" w:hAnsi="Courier New" w:cs="Courier New" w:hint="default"/>
+      </w:rPr>
+    </w:lvl>
+    <w:lvl w:ilvl="2" w:tplc="04090005" w:tentative="1">
+      <w:start w:val="1"/>
+      <w:numFmt w:val="bullet"/>
+      <w:lvlText w:val=""/>
+      <w:lvlJc w:val="left"/>
+      <w:pPr>
+        <w:ind w:left="2160" w:hanging="360"/>
+      </w:pPr>
+      <w:rPr>
+        <w:rFonts w:ascii="Wingdings" w:hAnsi="Wingdings" w:hint="default"/>
+      </w:rPr>
+    </w:lvl>
+    <w:lvl w:ilvl="3" w:tplc="04090001" w:tentative="1">
+      <w:start w:val="1"/>
+      <w:numFmt w:val="bullet"/>
+      <w:lvlText w:val=""/>
+      <w:lvlJc w:val="left"/>
+      <w:pPr>
+        <w:ind w:left="2880" w:hanging="360"/>
+      </w:pPr>
+      <w:rPr>
+        <w:rFonts w:ascii="Symbol" w:hAnsi="Symbol" w:hint="default"/>
+      </w:rPr>
+    </w:lvl>
+    <w:lvl w:ilvl="4" w:tplc="04090003" w:tentative="1">
+      <w:start w:val="1"/>
+      <w:numFmt w:val="bullet"/>
+      <w:lvlText w:val="o"/>
+      <w:lvlJc w:val="left"/>
+      <w:pPr>
+        <w:ind w:left="3600" w:hanging="360"/>
+      </w:pPr>
+      <w:rPr>
+        <w:rFonts w:ascii="Courier New" w:hAnsi="Courier New" w:cs="Courier New" w:hint="default"/>
+      </w:rPr>
+    </w:lvl>
+    <w:lvl w:ilvl="5" w:tplc="04090005" w:tentative="1">
+      <w:start w:val="1"/>
+      <w:numFmt w:val="bullet"/>
+      <w:lvlText w:val=""/>
+      <w:lvlJc w:val="left"/>
+      <w:pPr>
+        <w:ind w:left="4320" w:hanging="360"/>
+      </w:pPr>
+      <w:rPr>
+        <w:rFonts w:ascii="Wingdings" w:hAnsi="Wingdings" w:hint="default"/>
+      </w:rPr>
+    </w:lvl>
+    <w:lvl w:ilvl="6" w:tplc="04090001" w:tentative="1">
+      <w:start w:val="1"/>
+      <w:numFmt w:val="bullet"/>
+      <w:lvlText w:val=""/>
+      <w:lvlJc w:val="left"/>
+      <w:pPr>
+        <w:ind w:left="5040" w:hanging="360"/>
+      </w:pPr>
+      <w:rPr>
+        <w:rFonts w:ascii="Symbol" w:hAnsi="Symbol" w:hint="default"/>
+      </w:rPr>
+    </w:lvl>
+    <w:lvl w:ilvl="7" w:tplc="04090003" w:tentative="1">
+      <w:start w:val="1"/>
+      <w:numFmt w:val="bullet"/>
+      <w:lvlText w:val="o"/>
+      <w:lvlJc w:val="left"/>
+      <w:pPr>
+        <w:ind w:left="5760" w:hanging="360"/>
+      </w:pPr>
+      <w:rPr>
+        <w:rFonts w:ascii="Courier New" w:hAnsi="Courier New" w:cs="Courier New" w:hint="default"/>
+      </w:rPr>
+    </w:lvl>
+    <w:lvl w:ilvl="8" w:tplc="04090005" w:tentative="1">
+      <w:start w:val="1"/>
+      <w:numFmt w:val="bullet"/>
+      <w:lvlText w:val=""/>
+      <w:lvlJc w:val="left"/>
+      <w:pPr>
+        <w:ind w:left="6480" w:hanging="360"/>
+      </w:pPr>
+      <w:rPr>
+        <w:rFonts w:ascii="Wingdings" w:hAnsi="Wingdings" w:hint="default"/>
+      </w:rPr>
+    </w:lvl>
+  </w:abstractNum>
+  <w:abstractNum w:abstractNumId="15" w15:restartNumberingAfterBreak="0">
+    <w:nsid w:val="33270BFD"/>
+    <w:multiLevelType w:val="hybridMultilevel"/>
+    <w:tmpl w:val="4E00A79E"/>
+    <w:lvl w:ilvl="0" w:tplc="04090001">
+      <w:start w:val="1"/>
+      <w:numFmt w:val="bullet"/>
+      <w:lvlText w:val=""/>
+      <w:lvlJc w:val="left"/>
+      <w:pPr>
+        <w:ind w:left="720" w:hanging="360"/>
+      </w:pPr>
+      <w:rPr>
+        <w:rFonts w:ascii="Symbol" w:hAnsi="Symbol" w:hint="default"/>
+      </w:rPr>
+    </w:lvl>
+    <w:lvl w:ilvl="1" w:tplc="04090003" w:tentative="1">
+      <w:start w:val="1"/>
+      <w:numFmt w:val="bullet"/>
+      <w:lvlText w:val="o"/>
+      <w:lvlJc w:val="left"/>
+      <w:pPr>
+        <w:ind w:left="1440" w:hanging="360"/>
+      </w:pPr>
+      <w:rPr>
+        <w:rFonts w:ascii="Courier New" w:hAnsi="Courier New" w:cs="Courier New" w:hint="default"/>
+      </w:rPr>
+    </w:lvl>
+    <w:lvl w:ilvl="2" w:tplc="04090005" w:tentative="1">
+      <w:start w:val="1"/>
+      <w:numFmt w:val="bullet"/>
+      <w:lvlText w:val=""/>
+      <w:lvlJc w:val="left"/>
+      <w:pPr>
+        <w:ind w:left="2160" w:hanging="360"/>
+      </w:pPr>
+      <w:rPr>
+        <w:rFonts w:ascii="Wingdings" w:hAnsi="Wingdings" w:hint="default"/>
+      </w:rPr>
+    </w:lvl>
+    <w:lvl w:ilvl="3" w:tplc="04090001" w:tentative="1">
+      <w:start w:val="1"/>
+      <w:numFmt w:val="bullet"/>
+      <w:lvlText w:val=""/>
+      <w:lvlJc w:val="left"/>
+      <w:pPr>
+        <w:ind w:left="2880" w:hanging="360"/>
+      </w:pPr>
+      <w:rPr>
+        <w:rFonts w:ascii="Symbol" w:hAnsi="Symbol" w:hint="default"/>
+      </w:rPr>
+    </w:lvl>
+    <w:lvl w:ilvl="4" w:tplc="04090003" w:tentative="1">
+      <w:start w:val="1"/>
+      <w:numFmt w:val="bullet"/>
+      <w:lvlText w:val="o"/>
+      <w:lvlJc w:val="left"/>
+      <w:pPr>
+        <w:ind w:left="3600" w:hanging="360"/>
+      </w:pPr>
+      <w:rPr>
+        <w:rFonts w:ascii="Courier New" w:hAnsi="Courier New" w:cs="Courier New" w:hint="default"/>
+      </w:rPr>
+    </w:lvl>
+    <w:lvl w:ilvl="5" w:tplc="04090005" w:tentative="1">
+      <w:start w:val="1"/>
+      <w:numFmt w:val="bullet"/>
+      <w:lvlText w:val=""/>
+      <w:lvlJc w:val="left"/>
+      <w:pPr>
+        <w:ind w:left="4320" w:hanging="360"/>
+      </w:pPr>
+      <w:rPr>
+        <w:rFonts w:ascii="Wingdings" w:hAnsi="Wingdings" w:hint="default"/>
+      </w:rPr>
+    </w:lvl>
+    <w:lvl w:ilvl="6" w:tplc="04090001" w:tentative="1">
+      <w:start w:val="1"/>
+      <w:numFmt w:val="bullet"/>
+      <w:lvlText w:val=""/>
+      <w:lvlJc w:val="left"/>
+      <w:pPr>
+        <w:ind w:left="5040" w:hanging="360"/>
+      </w:pPr>
+      <w:rPr>
+        <w:rFonts w:ascii="Symbol" w:hAnsi="Symbol" w:hint="default"/>
+      </w:rPr>
+    </w:lvl>
+    <w:lvl w:ilvl="7" w:tplc="04090003" w:tentative="1">
+      <w:start w:val="1"/>
+      <w:numFmt w:val="bullet"/>
+      <w:lvlText w:val="o"/>
+      <w:lvlJc w:val="left"/>
+      <w:pPr>
+        <w:ind w:left="5760" w:hanging="360"/>
+      </w:pPr>
+      <w:rPr>
+        <w:rFonts w:ascii="Courier New" w:hAnsi="Courier New" w:cs="Courier New" w:hint="default"/>
+      </w:rPr>
+    </w:lvl>
+    <w:lvl w:ilvl="8" w:tplc="04090005" w:tentative="1">
+      <w:start w:val="1"/>
+      <w:numFmt w:val="bullet"/>
+      <w:lvlText w:val=""/>
+      <w:lvlJc w:val="left"/>
+      <w:pPr>
+        <w:ind w:left="6480" w:hanging="360"/>
+      </w:pPr>
+      <w:rPr>
+        <w:rFonts w:ascii="Wingdings" w:hAnsi="Wingdings" w:hint="default"/>
+      </w:rPr>
+    </w:lvl>
+  </w:abstractNum>
+  <w:abstractNum w:abstractNumId="16" w15:restartNumberingAfterBreak="0">
+    <w:nsid w:val="38850AAD"/>
+    <w:multiLevelType w:val="hybridMultilevel"/>
+    <w:tmpl w:val="8ACACB88"/>
+    <w:lvl w:ilvl="0" w:tplc="04090001">
+      <w:start w:val="1"/>
+      <w:numFmt w:val="bullet"/>
+      <w:lvlText w:val=""/>
+      <w:lvlJc w:val="left"/>
+      <w:pPr>
+        <w:ind w:left="720" w:hanging="360"/>
+      </w:pPr>
+      <w:rPr>
+        <w:rFonts w:ascii="Symbol" w:hAnsi="Symbol" w:hint="default"/>
+      </w:rPr>
+    </w:lvl>
+    <w:lvl w:ilvl="1" w:tplc="04090003">
+      <w:start w:val="1"/>
+      <w:numFmt w:val="bullet"/>
+      <w:lvlText w:val="o"/>
+      <w:lvlJc w:val="left"/>
+      <w:pPr>
+        <w:ind w:left="1440" w:hanging="360"/>
+      </w:pPr>
+      <w:rPr>
+        <w:rFonts w:ascii="Courier New" w:hAnsi="Courier New" w:cs="Courier New" w:hint="default"/>
+      </w:rPr>
+    </w:lvl>
+    <w:lvl w:ilvl="2" w:tplc="04090005" w:tentative="1">
+      <w:start w:val="1"/>
+      <w:numFmt w:val="bullet"/>
+      <w:lvlText w:val=""/>
+      <w:lvlJc w:val="left"/>
+      <w:pPr>
+        <w:ind w:left="2160" w:hanging="360"/>
+      </w:pPr>
+      <w:rPr>
+        <w:rFonts w:ascii="Wingdings" w:hAnsi="Wingdings" w:hint="default"/>
+      </w:rPr>
+    </w:lvl>
+    <w:lvl w:ilvl="3" w:tplc="04090001" w:tentative="1">
+      <w:start w:val="1"/>
+      <w:numFmt w:val="bullet"/>
+      <w:lvlText w:val=""/>
+      <w:lvlJc w:val="left"/>
+      <w:pPr>
+        <w:ind w:left="2880" w:hanging="360"/>
+      </w:pPr>
+      <w:rPr>
+        <w:rFonts w:ascii="Symbol" w:hAnsi="Symbol" w:hint="default"/>
+      </w:rPr>
+    </w:lvl>
+    <w:lvl w:ilvl="4" w:tplc="04090003" w:tentative="1">
+      <w:start w:val="1"/>
+      <w:numFmt w:val="bullet"/>
+      <w:lvlText w:val="o"/>
+      <w:lvlJc w:val="left"/>
+      <w:pPr>
+        <w:ind w:left="3600" w:hanging="360"/>
+      </w:pPr>
+      <w:rPr>
+        <w:rFonts w:ascii="Courier New" w:hAnsi="Courier New" w:cs="Courier New" w:hint="default"/>
+      </w:rPr>
+    </w:lvl>
+    <w:lvl w:ilvl="5" w:tplc="04090005" w:tentative="1">
+      <w:start w:val="1"/>
+      <w:numFmt w:val="bullet"/>
+      <w:lvlText w:val=""/>
+      <w:lvlJc w:val="left"/>
+      <w:pPr>
+        <w:ind w:left="4320" w:hanging="360"/>
+      </w:pPr>
+      <w:rPr>
+        <w:rFonts w:ascii="Wingdings" w:hAnsi="Wingdings" w:hint="default"/>
+      </w:rPr>
+    </w:lvl>
+    <w:lvl w:ilvl="6" w:tplc="04090001" w:tentative="1">
+      <w:start w:val="1"/>
+      <w:numFmt w:val="bullet"/>
+      <w:lvlText w:val=""/>
+      <w:lvlJc w:val="left"/>
+      <w:pPr>
+        <w:ind w:left="5040" w:hanging="360"/>
+      </w:pPr>
+      <w:rPr>
+        <w:rFonts w:ascii="Symbol" w:hAnsi="Symbol" w:hint="default"/>
+      </w:rPr>
+    </w:lvl>
+    <w:lvl w:ilvl="7" w:tplc="04090003" w:tentative="1">
+      <w:start w:val="1"/>
+      <w:numFmt w:val="bullet"/>
+      <w:lvlText w:val="o"/>
+      <w:lvlJc w:val="left"/>
+      <w:pPr>
+        <w:ind w:left="5760" w:hanging="360"/>
+      </w:pPr>
+      <w:rPr>
+        <w:rFonts w:ascii="Courier New" w:hAnsi="Courier New" w:cs="Courier New" w:hint="default"/>
+      </w:rPr>
+    </w:lvl>
+    <w:lvl w:ilvl="8" w:tplc="04090005" w:tentative="1">
+      <w:start w:val="1"/>
+      <w:numFmt w:val="bullet"/>
+      <w:lvlText w:val=""/>
+      <w:lvlJc w:val="left"/>
+      <w:pPr>
+        <w:ind w:left="6480" w:hanging="360"/>
+      </w:pPr>
+      <w:rPr>
+        <w:rFonts w:ascii="Wingdings" w:hAnsi="Wingdings" w:hint="default"/>
+      </w:rPr>
+    </w:lvl>
+  </w:abstractNum>
+  <w:abstractNum w:abstractNumId="17" w15:restartNumberingAfterBreak="0">
+    <w:nsid w:val="40AF46E9"/>
+    <w:multiLevelType w:val="multilevel"/>
+    <w:tmpl w:val="2B364110"/>
     <w:lvl w:ilvl="0">
       <w:start w:val="1"/>
       <w:numFmt w:val="bullet"/>
@@ -32335,10 +33089,10 @@
       </w:rPr>
     </w:lvl>
   </w:abstractNum>
-  <w:abstractNum w:abstractNumId="11" w15:restartNumberingAfterBreak="0">
-    <w:nsid w:val="11D70922"/>
+  <w:abstractNum w:abstractNumId="18" w15:restartNumberingAfterBreak="0">
+    <w:nsid w:val="43F55634"/>
     <w:multiLevelType w:val="multilevel"/>
-    <w:tmpl w:val="06B82964"/>
+    <w:tmpl w:val="A42C9A4E"/>
     <w:lvl w:ilvl="0">
       <w:start w:val="1"/>
       <w:numFmt w:val="bullet"/>
@@ -32484,17 +33238,252 @@
       </w:rPr>
     </w:lvl>
   </w:abstractNum>
-  <w:abstractNum w:abstractNumId="12" w15:restartNumberingAfterBreak="0">
-    <w:nsid w:val="11F76074"/>
+  <w:abstractNum w:abstractNumId="19" w15:restartNumberingAfterBreak="0">
+    <w:nsid w:val="44523CEF"/>
     <w:multiLevelType w:val="hybridMultilevel"/>
-    <w:tmpl w:val="37E80E14"/>
+    <w:tmpl w:val="DBFE3D68"/>
+    <w:lvl w:ilvl="0" w:tplc="0409000F">
+      <w:start w:val="1"/>
+      <w:numFmt w:val="decimal"/>
+      <w:lvlText w:val="%1."/>
+      <w:lvlJc w:val="left"/>
+      <w:pPr>
+        <w:ind w:left="720" w:hanging="360"/>
+      </w:pPr>
+    </w:lvl>
+    <w:lvl w:ilvl="1" w:tplc="04090019" w:tentative="1">
+      <w:start w:val="1"/>
+      <w:numFmt w:val="lowerLetter"/>
+      <w:lvlText w:val="%2."/>
+      <w:lvlJc w:val="left"/>
+      <w:pPr>
+        <w:ind w:left="1440" w:hanging="360"/>
+      </w:pPr>
+    </w:lvl>
+    <w:lvl w:ilvl="2" w:tplc="0409001B" w:tentative="1">
+      <w:start w:val="1"/>
+      <w:numFmt w:val="lowerRoman"/>
+      <w:lvlText w:val="%3."/>
+      <w:lvlJc w:val="right"/>
+      <w:pPr>
+        <w:ind w:left="2160" w:hanging="180"/>
+      </w:pPr>
+    </w:lvl>
+    <w:lvl w:ilvl="3" w:tplc="0409000F" w:tentative="1">
+      <w:start w:val="1"/>
+      <w:numFmt w:val="decimal"/>
+      <w:lvlText w:val="%4."/>
+      <w:lvlJc w:val="left"/>
+      <w:pPr>
+        <w:ind w:left="2880" w:hanging="360"/>
+      </w:pPr>
+    </w:lvl>
+    <w:lvl w:ilvl="4" w:tplc="04090019" w:tentative="1">
+      <w:start w:val="1"/>
+      <w:numFmt w:val="lowerLetter"/>
+      <w:lvlText w:val="%5."/>
+      <w:lvlJc w:val="left"/>
+      <w:pPr>
+        <w:ind w:left="3600" w:hanging="360"/>
+      </w:pPr>
+    </w:lvl>
+    <w:lvl w:ilvl="5" w:tplc="0409001B" w:tentative="1">
+      <w:start w:val="1"/>
+      <w:numFmt w:val="lowerRoman"/>
+      <w:lvlText w:val="%6."/>
+      <w:lvlJc w:val="right"/>
+      <w:pPr>
+        <w:ind w:left="4320" w:hanging="180"/>
+      </w:pPr>
+    </w:lvl>
+    <w:lvl w:ilvl="6" w:tplc="0409000F" w:tentative="1">
+      <w:start w:val="1"/>
+      <w:numFmt w:val="decimal"/>
+      <w:lvlText w:val="%7."/>
+      <w:lvlJc w:val="left"/>
+      <w:pPr>
+        <w:ind w:left="5040" w:hanging="360"/>
+      </w:pPr>
+    </w:lvl>
+    <w:lvl w:ilvl="7" w:tplc="04090019" w:tentative="1">
+      <w:start w:val="1"/>
+      <w:numFmt w:val="lowerLetter"/>
+      <w:lvlText w:val="%8."/>
+      <w:lvlJc w:val="left"/>
+      <w:pPr>
+        <w:ind w:left="5760" w:hanging="360"/>
+      </w:pPr>
+    </w:lvl>
+    <w:lvl w:ilvl="8" w:tplc="0409001B" w:tentative="1">
+      <w:start w:val="1"/>
+      <w:numFmt w:val="lowerRoman"/>
+      <w:lvlText w:val="%9."/>
+      <w:lvlJc w:val="right"/>
+      <w:pPr>
+        <w:ind w:left="6480" w:hanging="180"/>
+      </w:pPr>
+    </w:lvl>
+  </w:abstractNum>
+  <w:abstractNum w:abstractNumId="20" w15:restartNumberingAfterBreak="0">
+    <w:nsid w:val="47D86395"/>
+    <w:multiLevelType w:val="multilevel"/>
+    <w:tmpl w:val="23C6C1D0"/>
+    <w:lvl w:ilvl="0">
+      <w:start w:val="1"/>
+      <w:numFmt w:val="bullet"/>
+      <w:lvlText w:val=""/>
+      <w:lvlJc w:val="left"/>
+      <w:pPr>
+        <w:tabs>
+          <w:tab w:val="num" w:pos="720"/>
+        </w:tabs>
+        <w:ind w:left="720" w:hanging="360"/>
+      </w:pPr>
+      <w:rPr>
+        <w:rFonts w:ascii="Symbol" w:hAnsi="Symbol" w:hint="default"/>
+        <w:sz w:val="20"/>
+      </w:rPr>
+    </w:lvl>
+    <w:lvl w:ilvl="1" w:tentative="1">
+      <w:start w:val="1"/>
+      <w:numFmt w:val="bullet"/>
+      <w:lvlText w:val="o"/>
+      <w:lvlJc w:val="left"/>
+      <w:pPr>
+        <w:tabs>
+          <w:tab w:val="num" w:pos="1440"/>
+        </w:tabs>
+        <w:ind w:left="1440" w:hanging="360"/>
+      </w:pPr>
+      <w:rPr>
+        <w:rFonts w:ascii="Courier New" w:hAnsi="Courier New" w:hint="default"/>
+        <w:sz w:val="20"/>
+      </w:rPr>
+    </w:lvl>
+    <w:lvl w:ilvl="2" w:tentative="1">
+      <w:start w:val="1"/>
+      <w:numFmt w:val="bullet"/>
+      <w:lvlText w:val=""/>
+      <w:lvlJc w:val="left"/>
+      <w:pPr>
+        <w:tabs>
+          <w:tab w:val="num" w:pos="2160"/>
+        </w:tabs>
+        <w:ind w:left="2160" w:hanging="360"/>
+      </w:pPr>
+      <w:rPr>
+        <w:rFonts w:ascii="Wingdings" w:hAnsi="Wingdings" w:hint="default"/>
+        <w:sz w:val="20"/>
+      </w:rPr>
+    </w:lvl>
+    <w:lvl w:ilvl="3" w:tentative="1">
+      <w:start w:val="1"/>
+      <w:numFmt w:val="bullet"/>
+      <w:lvlText w:val=""/>
+      <w:lvlJc w:val="left"/>
+      <w:pPr>
+        <w:tabs>
+          <w:tab w:val="num" w:pos="2880"/>
+        </w:tabs>
+        <w:ind w:left="2880" w:hanging="360"/>
+      </w:pPr>
+      <w:rPr>
+        <w:rFonts w:ascii="Wingdings" w:hAnsi="Wingdings" w:hint="default"/>
+        <w:sz w:val="20"/>
+      </w:rPr>
+    </w:lvl>
+    <w:lvl w:ilvl="4" w:tentative="1">
+      <w:start w:val="1"/>
+      <w:numFmt w:val="bullet"/>
+      <w:lvlText w:val=""/>
+      <w:lvlJc w:val="left"/>
+      <w:pPr>
+        <w:tabs>
+          <w:tab w:val="num" w:pos="3600"/>
+        </w:tabs>
+        <w:ind w:left="3600" w:hanging="360"/>
+      </w:pPr>
+      <w:rPr>
+        <w:rFonts w:ascii="Wingdings" w:hAnsi="Wingdings" w:hint="default"/>
+        <w:sz w:val="20"/>
+      </w:rPr>
+    </w:lvl>
+    <w:lvl w:ilvl="5" w:tentative="1">
+      <w:start w:val="1"/>
+      <w:numFmt w:val="bullet"/>
+      <w:lvlText w:val=""/>
+      <w:lvlJc w:val="left"/>
+      <w:pPr>
+        <w:tabs>
+          <w:tab w:val="num" w:pos="4320"/>
+        </w:tabs>
+        <w:ind w:left="4320" w:hanging="360"/>
+      </w:pPr>
+      <w:rPr>
+        <w:rFonts w:ascii="Wingdings" w:hAnsi="Wingdings" w:hint="default"/>
+        <w:sz w:val="20"/>
+      </w:rPr>
+    </w:lvl>
+    <w:lvl w:ilvl="6" w:tentative="1">
+      <w:start w:val="1"/>
+      <w:numFmt w:val="bullet"/>
+      <w:lvlText w:val=""/>
+      <w:lvlJc w:val="left"/>
+      <w:pPr>
+        <w:tabs>
+          <w:tab w:val="num" w:pos="5040"/>
+        </w:tabs>
+        <w:ind w:left="5040" w:hanging="360"/>
+      </w:pPr>
+      <w:rPr>
+        <w:rFonts w:ascii="Wingdings" w:hAnsi="Wingdings" w:hint="default"/>
+        <w:sz w:val="20"/>
+      </w:rPr>
+    </w:lvl>
+    <w:lvl w:ilvl="7" w:tentative="1">
+      <w:start w:val="1"/>
+      <w:numFmt w:val="bullet"/>
+      <w:lvlText w:val=""/>
+      <w:lvlJc w:val="left"/>
+      <w:pPr>
+        <w:tabs>
+          <w:tab w:val="num" w:pos="5760"/>
+        </w:tabs>
+        <w:ind w:left="5760" w:hanging="360"/>
+      </w:pPr>
+      <w:rPr>
+        <w:rFonts w:ascii="Wingdings" w:hAnsi="Wingdings" w:hint="default"/>
+        <w:sz w:val="20"/>
+      </w:rPr>
+    </w:lvl>
+    <w:lvl w:ilvl="8" w:tentative="1">
+      <w:start w:val="1"/>
+      <w:numFmt w:val="bullet"/>
+      <w:lvlText w:val=""/>
+      <w:lvlJc w:val="left"/>
+      <w:pPr>
+        <w:tabs>
+          <w:tab w:val="num" w:pos="6480"/>
+        </w:tabs>
+        <w:ind w:left="6480" w:hanging="360"/>
+      </w:pPr>
+      <w:rPr>
+        <w:rFonts w:ascii="Wingdings" w:hAnsi="Wingdings" w:hint="default"/>
+        <w:sz w:val="20"/>
+      </w:rPr>
+    </w:lvl>
+  </w:abstractNum>
+  <w:abstractNum w:abstractNumId="21" w15:restartNumberingAfterBreak="0">
+    <w:nsid w:val="48AE0647"/>
+    <w:multiLevelType w:val="hybridMultilevel"/>
+    <w:tmpl w:val="E6028F80"/>
     <w:lvl w:ilvl="0" w:tplc="04090001">
       <w:start w:val="1"/>
       <w:numFmt w:val="bullet"/>
       <w:lvlText w:val=""/>
       <w:lvlJc w:val="left"/>
       <w:pPr>
-        <w:ind w:left="720" w:hanging="360"/>
+        <w:ind w:left="900" w:hanging="360"/>
       </w:pPr>
       <w:rPr>
         <w:rFonts w:ascii="Symbol" w:hAnsi="Symbol" w:hint="default"/>
@@ -32506,7 +33495,7 @@
       <w:lvlText w:val="o"/>
       <w:lvlJc w:val="left"/>
       <w:pPr>
-        <w:ind w:left="1440" w:hanging="360"/>
+        <w:ind w:left="1620" w:hanging="360"/>
       </w:pPr>
       <w:rPr>
         <w:rFonts w:ascii="Courier New" w:hAnsi="Courier New" w:cs="Courier New" w:hint="default"/>
@@ -32518,7 +33507,7 @@
       <w:lvlText w:val=""/>
       <w:lvlJc w:val="left"/>
       <w:pPr>
-        <w:ind w:left="2160" w:hanging="360"/>
+        <w:ind w:left="2340" w:hanging="360"/>
       </w:pPr>
       <w:rPr>
         <w:rFonts w:ascii="Wingdings" w:hAnsi="Wingdings" w:hint="default"/>
@@ -32530,7 +33519,7 @@
       <w:lvlText w:val=""/>
       <w:lvlJc w:val="left"/>
       <w:pPr>
-        <w:ind w:left="2880" w:hanging="360"/>
+        <w:ind w:left="3060" w:hanging="360"/>
       </w:pPr>
       <w:rPr>
         <w:rFonts w:ascii="Symbol" w:hAnsi="Symbol" w:hint="default"/>
@@ -32542,7 +33531,7 @@
       <w:lvlText w:val="o"/>
       <w:lvlJc w:val="left"/>
       <w:pPr>
-        <w:ind w:left="3600" w:hanging="360"/>
+        <w:ind w:left="3780" w:hanging="360"/>
       </w:pPr>
       <w:rPr>
         <w:rFonts w:ascii="Courier New" w:hAnsi="Courier New" w:cs="Courier New" w:hint="default"/>
@@ -32554,7 +33543,7 @@
       <w:lvlText w:val=""/>
       <w:lvlJc w:val="left"/>
       <w:pPr>
-        <w:ind w:left="4320" w:hanging="360"/>
+        <w:ind w:left="4500" w:hanging="360"/>
       </w:pPr>
       <w:rPr>
         <w:rFonts w:ascii="Wingdings" w:hAnsi="Wingdings" w:hint="default"/>
@@ -32566,7 +33555,7 @@
       <w:lvlText w:val=""/>
       <w:lvlJc w:val="left"/>
       <w:pPr>
-        <w:ind w:left="5040" w:hanging="360"/>
+        <w:ind w:left="5220" w:hanging="360"/>
       </w:pPr>
       <w:rPr>
         <w:rFonts w:ascii="Symbol" w:hAnsi="Symbol" w:hint="default"/>
@@ -32578,7 +33567,7 @@
       <w:lvlText w:val="o"/>
       <w:lvlJc w:val="left"/>
       <w:pPr>
-        <w:ind w:left="5760" w:hanging="360"/>
+        <w:ind w:left="5940" w:hanging="360"/>
       </w:pPr>
       <w:rPr>
         <w:rFonts w:ascii="Courier New" w:hAnsi="Courier New" w:cs="Courier New" w:hint="default"/>
@@ -32590,17 +33579,243 @@
       <w:lvlText w:val=""/>
       <w:lvlJc w:val="left"/>
       <w:pPr>
-        <w:ind w:left="6480" w:hanging="360"/>
+        <w:ind w:left="6660" w:hanging="360"/>
       </w:pPr>
       <w:rPr>
         <w:rFonts w:ascii="Wingdings" w:hAnsi="Wingdings" w:hint="default"/>
       </w:rPr>
     </w:lvl>
   </w:abstractNum>
-  <w:abstractNum w:abstractNumId="13" w15:restartNumberingAfterBreak="0">
-    <w:nsid w:val="17F71B29"/>
+  <w:abstractNum w:abstractNumId="22" w15:restartNumberingAfterBreak="0">
+    <w:nsid w:val="4BEF4A93"/>
+    <w:multiLevelType w:val="hybridMultilevel"/>
+    <w:tmpl w:val="5596D962"/>
+    <w:lvl w:ilvl="0" w:tplc="04090001">
+      <w:start w:val="1"/>
+      <w:numFmt w:val="bullet"/>
+      <w:lvlText w:val=""/>
+      <w:lvlJc w:val="left"/>
+      <w:pPr>
+        <w:ind w:left="720" w:hanging="360"/>
+      </w:pPr>
+      <w:rPr>
+        <w:rFonts w:ascii="Symbol" w:hAnsi="Symbol" w:hint="default"/>
+      </w:rPr>
+    </w:lvl>
+    <w:lvl w:ilvl="1" w:tplc="04090003" w:tentative="1">
+      <w:start w:val="1"/>
+      <w:numFmt w:val="bullet"/>
+      <w:lvlText w:val="o"/>
+      <w:lvlJc w:val="left"/>
+      <w:pPr>
+        <w:ind w:left="1440" w:hanging="360"/>
+      </w:pPr>
+      <w:rPr>
+        <w:rFonts w:ascii="Courier New" w:hAnsi="Courier New" w:cs="Courier New" w:hint="default"/>
+      </w:rPr>
+    </w:lvl>
+    <w:lvl w:ilvl="2" w:tplc="04090005" w:tentative="1">
+      <w:start w:val="1"/>
+      <w:numFmt w:val="bullet"/>
+      <w:lvlText w:val=""/>
+      <w:lvlJc w:val="left"/>
+      <w:pPr>
+        <w:ind w:left="2160" w:hanging="360"/>
+      </w:pPr>
+      <w:rPr>
+        <w:rFonts w:ascii="Wingdings" w:hAnsi="Wingdings" w:hint="default"/>
+      </w:rPr>
+    </w:lvl>
+    <w:lvl w:ilvl="3" w:tplc="04090001" w:tentative="1">
+      <w:start w:val="1"/>
+      <w:numFmt w:val="bullet"/>
+      <w:lvlText w:val=""/>
+      <w:lvlJc w:val="left"/>
+      <w:pPr>
+        <w:ind w:left="2880" w:hanging="360"/>
+      </w:pPr>
+      <w:rPr>
+        <w:rFonts w:ascii="Symbol" w:hAnsi="Symbol" w:hint="default"/>
+      </w:rPr>
+    </w:lvl>
+    <w:lvl w:ilvl="4" w:tplc="04090003" w:tentative="1">
+      <w:start w:val="1"/>
+      <w:numFmt w:val="bullet"/>
+      <w:lvlText w:val="o"/>
+      <w:lvlJc w:val="left"/>
+      <w:pPr>
+        <w:ind w:left="3600" w:hanging="360"/>
+      </w:pPr>
+      <w:rPr>
+        <w:rFonts w:ascii="Courier New" w:hAnsi="Courier New" w:cs="Courier New" w:hint="default"/>
+      </w:rPr>
+    </w:lvl>
+    <w:lvl w:ilvl="5" w:tplc="04090005" w:tentative="1">
+      <w:start w:val="1"/>
+      <w:numFmt w:val="bullet"/>
+      <w:lvlText w:val=""/>
+      <w:lvlJc w:val="left"/>
+      <w:pPr>
+        <w:ind w:left="4320" w:hanging="360"/>
+      </w:pPr>
+      <w:rPr>
+        <w:rFonts w:ascii="Wingdings" w:hAnsi="Wingdings" w:hint="default"/>
+      </w:rPr>
+    </w:lvl>
+    <w:lvl w:ilvl="6" w:tplc="04090001" w:tentative="1">
+      <w:start w:val="1"/>
+      <w:numFmt w:val="bullet"/>
+      <w:lvlText w:val=""/>
+      <w:lvlJc w:val="left"/>
+      <w:pPr>
+        <w:ind w:left="5040" w:hanging="360"/>
+      </w:pPr>
+      <w:rPr>
+        <w:rFonts w:ascii="Symbol" w:hAnsi="Symbol" w:hint="default"/>
+      </w:rPr>
+    </w:lvl>
+    <w:lvl w:ilvl="7" w:tplc="04090003" w:tentative="1">
+      <w:start w:val="1"/>
+      <w:numFmt w:val="bullet"/>
+      <w:lvlText w:val="o"/>
+      <w:lvlJc w:val="left"/>
+      <w:pPr>
+        <w:ind w:left="5760" w:hanging="360"/>
+      </w:pPr>
+      <w:rPr>
+        <w:rFonts w:ascii="Courier New" w:hAnsi="Courier New" w:cs="Courier New" w:hint="default"/>
+      </w:rPr>
+    </w:lvl>
+    <w:lvl w:ilvl="8" w:tplc="04090005" w:tentative="1">
+      <w:start w:val="1"/>
+      <w:numFmt w:val="bullet"/>
+      <w:lvlText w:val=""/>
+      <w:lvlJc w:val="left"/>
+      <w:pPr>
+        <w:ind w:left="6480" w:hanging="360"/>
+      </w:pPr>
+      <w:rPr>
+        <w:rFonts w:ascii="Wingdings" w:hAnsi="Wingdings" w:hint="default"/>
+      </w:rPr>
+    </w:lvl>
+  </w:abstractNum>
+  <w:abstractNum w:abstractNumId="23" w15:restartNumberingAfterBreak="0">
+    <w:nsid w:val="526A65C5"/>
+    <w:multiLevelType w:val="hybridMultilevel"/>
+    <w:tmpl w:val="845E76CA"/>
+    <w:lvl w:ilvl="0" w:tplc="04090001">
+      <w:start w:val="1"/>
+      <w:numFmt w:val="bullet"/>
+      <w:lvlText w:val=""/>
+      <w:lvlJc w:val="left"/>
+      <w:pPr>
+        <w:ind w:left="720" w:hanging="360"/>
+      </w:pPr>
+      <w:rPr>
+        <w:rFonts w:ascii="Symbol" w:hAnsi="Symbol" w:hint="default"/>
+      </w:rPr>
+    </w:lvl>
+    <w:lvl w:ilvl="1" w:tplc="04090003">
+      <w:start w:val="1"/>
+      <w:numFmt w:val="bullet"/>
+      <w:lvlText w:val="o"/>
+      <w:lvlJc w:val="left"/>
+      <w:pPr>
+        <w:ind w:left="1440" w:hanging="360"/>
+      </w:pPr>
+      <w:rPr>
+        <w:rFonts w:ascii="Courier New" w:hAnsi="Courier New" w:cs="Courier New" w:hint="default"/>
+      </w:rPr>
+    </w:lvl>
+    <w:lvl w:ilvl="2" w:tplc="04090005" w:tentative="1">
+      <w:start w:val="1"/>
+      <w:numFmt w:val="bullet"/>
+      <w:lvlText w:val=""/>
+      <w:lvlJc w:val="left"/>
+      <w:pPr>
+        <w:ind w:left="2160" w:hanging="360"/>
+      </w:pPr>
+      <w:rPr>
+        <w:rFonts w:ascii="Wingdings" w:hAnsi="Wingdings" w:hint="default"/>
+      </w:rPr>
+    </w:lvl>
+    <w:lvl w:ilvl="3" w:tplc="04090001" w:tentative="1">
+      <w:start w:val="1"/>
+      <w:numFmt w:val="bullet"/>
+      <w:lvlText w:val=""/>
+      <w:lvlJc w:val="left"/>
+      <w:pPr>
+        <w:ind w:left="2880" w:hanging="360"/>
+      </w:pPr>
+      <w:rPr>
+        <w:rFonts w:ascii="Symbol" w:hAnsi="Symbol" w:hint="default"/>
+      </w:rPr>
+    </w:lvl>
+    <w:lvl w:ilvl="4" w:tplc="04090003" w:tentative="1">
+      <w:start w:val="1"/>
+      <w:numFmt w:val="bullet"/>
+      <w:lvlText w:val="o"/>
+      <w:lvlJc w:val="left"/>
+      <w:pPr>
+        <w:ind w:left="3600" w:hanging="360"/>
+      </w:pPr>
+      <w:rPr>
+        <w:rFonts w:ascii="Courier New" w:hAnsi="Courier New" w:cs="Courier New" w:hint="default"/>
+      </w:rPr>
+    </w:lvl>
+    <w:lvl w:ilvl="5" w:tplc="04090005" w:tentative="1">
+      <w:start w:val="1"/>
+      <w:numFmt w:val="bullet"/>
+      <w:lvlText w:val=""/>
+      <w:lvlJc w:val="left"/>
+      <w:pPr>
+        <w:ind w:left="4320" w:hanging="360"/>
+      </w:pPr>
+      <w:rPr>
+        <w:rFonts w:ascii="Wingdings" w:hAnsi="Wingdings" w:hint="default"/>
+      </w:rPr>
+    </w:lvl>
+    <w:lvl w:ilvl="6" w:tplc="04090001" w:tentative="1">
+      <w:start w:val="1"/>
+      <w:numFmt w:val="bullet"/>
+      <w:lvlText w:val=""/>
+      <w:lvlJc w:val="left"/>
+      <w:pPr>
+        <w:ind w:left="5040" w:hanging="360"/>
+      </w:pPr>
+      <w:rPr>
+        <w:rFonts w:ascii="Symbol" w:hAnsi="Symbol" w:hint="default"/>
+      </w:rPr>
+    </w:lvl>
+    <w:lvl w:ilvl="7" w:tplc="04090003" w:tentative="1">
+      <w:start w:val="1"/>
+      <w:numFmt w:val="bullet"/>
+      <w:lvlText w:val="o"/>
+      <w:lvlJc w:val="left"/>
+      <w:pPr>
+        <w:ind w:left="5760" w:hanging="360"/>
+      </w:pPr>
+      <w:rPr>
+        <w:rFonts w:ascii="Courier New" w:hAnsi="Courier New" w:cs="Courier New" w:hint="default"/>
+      </w:rPr>
+    </w:lvl>
+    <w:lvl w:ilvl="8" w:tplc="04090005" w:tentative="1">
+      <w:start w:val="1"/>
+      <w:numFmt w:val="bullet"/>
+      <w:lvlText w:val=""/>
+      <w:lvlJc w:val="left"/>
+      <w:pPr>
+        <w:ind w:left="6480" w:hanging="360"/>
+      </w:pPr>
+      <w:rPr>
+        <w:rFonts w:ascii="Wingdings" w:hAnsi="Wingdings" w:hint="default"/>
+      </w:rPr>
+    </w:lvl>
+  </w:abstractNum>
+  <w:abstractNum w:abstractNumId="24" w15:restartNumberingAfterBreak="0">
+    <w:nsid w:val="54977263"/>
     <w:multiLevelType w:val="multilevel"/>
-    <w:tmpl w:val="65BE85D4"/>
+    <w:tmpl w:val="1752F88E"/>
     <w:lvl w:ilvl="0">
       <w:start w:val="1"/>
       <w:numFmt w:val="bullet"/>
@@ -32746,10 +33961,10 @@
       </w:rPr>
     </w:lvl>
   </w:abstractNum>
-  <w:abstractNum w:abstractNumId="14" w15:restartNumberingAfterBreak="0">
-    <w:nsid w:val="19DD74AD"/>
+  <w:abstractNum w:abstractNumId="25" w15:restartNumberingAfterBreak="0">
+    <w:nsid w:val="55C65BE0"/>
     <w:multiLevelType w:val="hybridMultilevel"/>
-    <w:tmpl w:val="D4402B0A"/>
+    <w:tmpl w:val="F8489CDA"/>
     <w:lvl w:ilvl="0" w:tplc="04090001">
       <w:start w:val="1"/>
       <w:numFmt w:val="bullet"/>
@@ -32859,10 +34074,272 @@
       </w:rPr>
     </w:lvl>
   </w:abstractNum>
-  <w:abstractNum w:abstractNumId="15" w15:restartNumberingAfterBreak="0">
-    <w:nsid w:val="1B427939"/>
+  <w:abstractNum w:abstractNumId="26" w15:restartNumberingAfterBreak="0">
+    <w:nsid w:val="5A6F1807"/>
+    <w:multiLevelType w:val="multilevel"/>
+    <w:tmpl w:val="FE18A5C4"/>
+    <w:lvl w:ilvl="0">
+      <w:start w:val="1"/>
+      <w:numFmt w:val="bullet"/>
+      <w:lvlText w:val=""/>
+      <w:lvlJc w:val="left"/>
+      <w:pPr>
+        <w:tabs>
+          <w:tab w:val="num" w:pos="720"/>
+        </w:tabs>
+        <w:ind w:left="720" w:hanging="360"/>
+      </w:pPr>
+      <w:rPr>
+        <w:rFonts w:ascii="Symbol" w:hAnsi="Symbol" w:hint="default"/>
+        <w:sz w:val="20"/>
+      </w:rPr>
+    </w:lvl>
+    <w:lvl w:ilvl="1">
+      <w:start w:val="1"/>
+      <w:numFmt w:val="bullet"/>
+      <w:lvlText w:val="o"/>
+      <w:lvlJc w:val="left"/>
+      <w:pPr>
+        <w:tabs>
+          <w:tab w:val="num" w:pos="1440"/>
+        </w:tabs>
+        <w:ind w:left="1440" w:hanging="360"/>
+      </w:pPr>
+      <w:rPr>
+        <w:rFonts w:ascii="Courier New" w:hAnsi="Courier New" w:hint="default"/>
+        <w:sz w:val="20"/>
+      </w:rPr>
+    </w:lvl>
+    <w:lvl w:ilvl="2" w:tentative="1">
+      <w:start w:val="1"/>
+      <w:numFmt w:val="bullet"/>
+      <w:lvlText w:val=""/>
+      <w:lvlJc w:val="left"/>
+      <w:pPr>
+        <w:tabs>
+          <w:tab w:val="num" w:pos="2160"/>
+        </w:tabs>
+        <w:ind w:left="2160" w:hanging="360"/>
+      </w:pPr>
+      <w:rPr>
+        <w:rFonts w:ascii="Wingdings" w:hAnsi="Wingdings" w:hint="default"/>
+        <w:sz w:val="20"/>
+      </w:rPr>
+    </w:lvl>
+    <w:lvl w:ilvl="3" w:tentative="1">
+      <w:start w:val="1"/>
+      <w:numFmt w:val="bullet"/>
+      <w:lvlText w:val=""/>
+      <w:lvlJc w:val="left"/>
+      <w:pPr>
+        <w:tabs>
+          <w:tab w:val="num" w:pos="2880"/>
+        </w:tabs>
+        <w:ind w:left="2880" w:hanging="360"/>
+      </w:pPr>
+      <w:rPr>
+        <w:rFonts w:ascii="Wingdings" w:hAnsi="Wingdings" w:hint="default"/>
+        <w:sz w:val="20"/>
+      </w:rPr>
+    </w:lvl>
+    <w:lvl w:ilvl="4" w:tentative="1">
+      <w:start w:val="1"/>
+      <w:numFmt w:val="bullet"/>
+      <w:lvlText w:val=""/>
+      <w:lvlJc w:val="left"/>
+      <w:pPr>
+        <w:tabs>
+          <w:tab w:val="num" w:pos="3600"/>
+        </w:tabs>
+        <w:ind w:left="3600" w:hanging="360"/>
+      </w:pPr>
+      <w:rPr>
+        <w:rFonts w:ascii="Wingdings" w:hAnsi="Wingdings" w:hint="default"/>
+        <w:sz w:val="20"/>
+      </w:rPr>
+    </w:lvl>
+    <w:lvl w:ilvl="5" w:tentative="1">
+      <w:start w:val="1"/>
+      <w:numFmt w:val="bullet"/>
+      <w:lvlText w:val=""/>
+      <w:lvlJc w:val="left"/>
+      <w:pPr>
+        <w:tabs>
+          <w:tab w:val="num" w:pos="4320"/>
+        </w:tabs>
+        <w:ind w:left="4320" w:hanging="360"/>
+      </w:pPr>
+      <w:rPr>
+        <w:rFonts w:ascii="Wingdings" w:hAnsi="Wingdings" w:hint="default"/>
+        <w:sz w:val="20"/>
+      </w:rPr>
+    </w:lvl>
+    <w:lvl w:ilvl="6" w:tentative="1">
+      <w:start w:val="1"/>
+      <w:numFmt w:val="bullet"/>
+      <w:lvlText w:val=""/>
+      <w:lvlJc w:val="left"/>
+      <w:pPr>
+        <w:tabs>
+          <w:tab w:val="num" w:pos="5040"/>
+        </w:tabs>
+        <w:ind w:left="5040" w:hanging="360"/>
+      </w:pPr>
+      <w:rPr>
+        <w:rFonts w:ascii="Wingdings" w:hAnsi="Wingdings" w:hint="default"/>
+        <w:sz w:val="20"/>
+      </w:rPr>
+    </w:lvl>
+    <w:lvl w:ilvl="7" w:tentative="1">
+      <w:start w:val="1"/>
+      <w:numFmt w:val="bullet"/>
+      <w:lvlText w:val=""/>
+      <w:lvlJc w:val="left"/>
+      <w:pPr>
+        <w:tabs>
+          <w:tab w:val="num" w:pos="5760"/>
+        </w:tabs>
+        <w:ind w:left="5760" w:hanging="360"/>
+      </w:pPr>
+      <w:rPr>
+        <w:rFonts w:ascii="Wingdings" w:hAnsi="Wingdings" w:hint="default"/>
+        <w:sz w:val="20"/>
+      </w:rPr>
+    </w:lvl>
+    <w:lvl w:ilvl="8" w:tentative="1">
+      <w:start w:val="1"/>
+      <w:numFmt w:val="bullet"/>
+      <w:lvlText w:val=""/>
+      <w:lvlJc w:val="left"/>
+      <w:pPr>
+        <w:tabs>
+          <w:tab w:val="num" w:pos="6480"/>
+        </w:tabs>
+        <w:ind w:left="6480" w:hanging="360"/>
+      </w:pPr>
+      <w:rPr>
+        <w:rFonts w:ascii="Wingdings" w:hAnsi="Wingdings" w:hint="default"/>
+        <w:sz w:val="20"/>
+      </w:rPr>
+    </w:lvl>
+  </w:abstractNum>
+  <w:abstractNum w:abstractNumId="27" w15:restartNumberingAfterBreak="0">
+    <w:nsid w:val="5CD659D8"/>
     <w:multiLevelType w:val="hybridMultilevel"/>
-    <w:tmpl w:val="A364B310"/>
+    <w:tmpl w:val="F184DE7A"/>
+    <w:lvl w:ilvl="0" w:tplc="04090001">
+      <w:start w:val="1"/>
+      <w:numFmt w:val="bullet"/>
+      <w:lvlText w:val=""/>
+      <w:lvlJc w:val="left"/>
+      <w:pPr>
+        <w:ind w:left="720" w:hanging="360"/>
+      </w:pPr>
+      <w:rPr>
+        <w:rFonts w:ascii="Symbol" w:hAnsi="Symbol" w:hint="default"/>
+      </w:rPr>
+    </w:lvl>
+    <w:lvl w:ilvl="1" w:tplc="04090003">
+      <w:start w:val="1"/>
+      <w:numFmt w:val="bullet"/>
+      <w:lvlText w:val="o"/>
+      <w:lvlJc w:val="left"/>
+      <w:pPr>
+        <w:ind w:left="1440" w:hanging="360"/>
+      </w:pPr>
+      <w:rPr>
+        <w:rFonts w:ascii="Courier New" w:hAnsi="Courier New" w:cs="Courier New" w:hint="default"/>
+      </w:rPr>
+    </w:lvl>
+    <w:lvl w:ilvl="2" w:tplc="04090005" w:tentative="1">
+      <w:start w:val="1"/>
+      <w:numFmt w:val="bullet"/>
+      <w:lvlText w:val=""/>
+      <w:lvlJc w:val="left"/>
+      <w:pPr>
+        <w:ind w:left="2160" w:hanging="360"/>
+      </w:pPr>
+      <w:rPr>
+        <w:rFonts w:ascii="Wingdings" w:hAnsi="Wingdings" w:hint="default"/>
+      </w:rPr>
+    </w:lvl>
+    <w:lvl w:ilvl="3" w:tplc="04090001" w:tentative="1">
+      <w:start w:val="1"/>
+      <w:numFmt w:val="bullet"/>
+      <w:lvlText w:val=""/>
+      <w:lvlJc w:val="left"/>
+      <w:pPr>
+        <w:ind w:left="2880" w:hanging="360"/>
+      </w:pPr>
+      <w:rPr>
+        <w:rFonts w:ascii="Symbol" w:hAnsi="Symbol" w:hint="default"/>
+      </w:rPr>
+    </w:lvl>
+    <w:lvl w:ilvl="4" w:tplc="04090003" w:tentative="1">
+      <w:start w:val="1"/>
+      <w:numFmt w:val="bullet"/>
+      <w:lvlText w:val="o"/>
+      <w:lvlJc w:val="left"/>
+      <w:pPr>
+        <w:ind w:left="3600" w:hanging="360"/>
+      </w:pPr>
+      <w:rPr>
+        <w:rFonts w:ascii="Courier New" w:hAnsi="Courier New" w:cs="Courier New" w:hint="default"/>
+      </w:rPr>
+    </w:lvl>
+    <w:lvl w:ilvl="5" w:tplc="04090005" w:tentative="1">
+      <w:start w:val="1"/>
+      <w:numFmt w:val="bullet"/>
+      <w:lvlText w:val=""/>
+      <w:lvlJc w:val="left"/>
+      <w:pPr>
+        <w:ind w:left="4320" w:hanging="360"/>
+      </w:pPr>
+      <w:rPr>
+        <w:rFonts w:ascii="Wingdings" w:hAnsi="Wingdings" w:hint="default"/>
+      </w:rPr>
+    </w:lvl>
+    <w:lvl w:ilvl="6" w:tplc="04090001" w:tentative="1">
+      <w:start w:val="1"/>
+      <w:numFmt w:val="bullet"/>
+      <w:lvlText w:val=""/>
+      <w:lvlJc w:val="left"/>
+      <w:pPr>
+        <w:ind w:left="5040" w:hanging="360"/>
+      </w:pPr>
+      <w:rPr>
+        <w:rFonts w:ascii="Symbol" w:hAnsi="Symbol" w:hint="default"/>
+      </w:rPr>
+    </w:lvl>
+    <w:lvl w:ilvl="7" w:tplc="04090003" w:tentative="1">
+      <w:start w:val="1"/>
+      <w:numFmt w:val="bullet"/>
+      <w:lvlText w:val="o"/>
+      <w:lvlJc w:val="left"/>
+      <w:pPr>
+        <w:ind w:left="5760" w:hanging="360"/>
+      </w:pPr>
+      <w:rPr>
+        <w:rFonts w:ascii="Courier New" w:hAnsi="Courier New" w:cs="Courier New" w:hint="default"/>
+      </w:rPr>
+    </w:lvl>
+    <w:lvl w:ilvl="8" w:tplc="04090005" w:tentative="1">
+      <w:start w:val="1"/>
+      <w:numFmt w:val="bullet"/>
+      <w:lvlText w:val=""/>
+      <w:lvlJc w:val="left"/>
+      <w:pPr>
+        <w:ind w:left="6480" w:hanging="360"/>
+      </w:pPr>
+      <w:rPr>
+        <w:rFonts w:ascii="Wingdings" w:hAnsi="Wingdings" w:hint="default"/>
+      </w:rPr>
+    </w:lvl>
+  </w:abstractNum>
+  <w:abstractNum w:abstractNumId="28" w15:restartNumberingAfterBreak="0">
+    <w:nsid w:val="637838F3"/>
+    <w:multiLevelType w:val="hybridMultilevel"/>
+    <w:tmpl w:val="F2E264EA"/>
     <w:lvl w:ilvl="0" w:tplc="04090001">
       <w:start w:val="1"/>
       <w:numFmt w:val="bullet"/>
@@ -32972,10 +34449,10 @@
       </w:rPr>
     </w:lvl>
   </w:abstractNum>
-  <w:abstractNum w:abstractNumId="16" w15:restartNumberingAfterBreak="0">
-    <w:nsid w:val="1B53665F"/>
+  <w:abstractNum w:abstractNumId="29" w15:restartNumberingAfterBreak="0">
+    <w:nsid w:val="64805538"/>
     <w:multiLevelType w:val="multilevel"/>
-    <w:tmpl w:val="517EBD9E"/>
+    <w:tmpl w:val="06680E06"/>
     <w:lvl w:ilvl="0">
       <w:start w:val="1"/>
       <w:numFmt w:val="bullet"/>
@@ -33121,10 +34598,159 @@
       </w:rPr>
     </w:lvl>
   </w:abstractNum>
-  <w:abstractNum w:abstractNumId="17" w15:restartNumberingAfterBreak="0">
-    <w:nsid w:val="1E9624F1"/>
+  <w:abstractNum w:abstractNumId="30" w15:restartNumberingAfterBreak="0">
+    <w:nsid w:val="6C6C3FF6"/>
     <w:multiLevelType w:val="multilevel"/>
-    <w:tmpl w:val="D1CAC7B8"/>
+    <w:tmpl w:val="15DCF7A0"/>
+    <w:lvl w:ilvl="0">
+      <w:start w:val="1"/>
+      <w:numFmt w:val="bullet"/>
+      <w:lvlText w:val=""/>
+      <w:lvlJc w:val="left"/>
+      <w:pPr>
+        <w:tabs>
+          <w:tab w:val="num" w:pos="720"/>
+        </w:tabs>
+        <w:ind w:left="720" w:hanging="360"/>
+      </w:pPr>
+      <w:rPr>
+        <w:rFonts w:ascii="Symbol" w:hAnsi="Symbol" w:hint="default"/>
+        <w:sz w:val="20"/>
+      </w:rPr>
+    </w:lvl>
+    <w:lvl w:ilvl="1">
+      <w:start w:val="1"/>
+      <w:numFmt w:val="bullet"/>
+      <w:lvlText w:val="o"/>
+      <w:lvlJc w:val="left"/>
+      <w:pPr>
+        <w:tabs>
+          <w:tab w:val="num" w:pos="1440"/>
+        </w:tabs>
+        <w:ind w:left="1440" w:hanging="360"/>
+      </w:pPr>
+      <w:rPr>
+        <w:rFonts w:ascii="Courier New" w:hAnsi="Courier New" w:hint="default"/>
+        <w:sz w:val="20"/>
+      </w:rPr>
+    </w:lvl>
+    <w:lvl w:ilvl="2" w:tentative="1">
+      <w:start w:val="1"/>
+      <w:numFmt w:val="bullet"/>
+      <w:lvlText w:val=""/>
+      <w:lvlJc w:val="left"/>
+      <w:pPr>
+        <w:tabs>
+          <w:tab w:val="num" w:pos="2160"/>
+        </w:tabs>
+        <w:ind w:left="2160" w:hanging="360"/>
+      </w:pPr>
+      <w:rPr>
+        <w:rFonts w:ascii="Wingdings" w:hAnsi="Wingdings" w:hint="default"/>
+        <w:sz w:val="20"/>
+      </w:rPr>
+    </w:lvl>
+    <w:lvl w:ilvl="3" w:tentative="1">
+      <w:start w:val="1"/>
+      <w:numFmt w:val="bullet"/>
+      <w:lvlText w:val=""/>
+      <w:lvlJc w:val="left"/>
+      <w:pPr>
+        <w:tabs>
+          <w:tab w:val="num" w:pos="2880"/>
+        </w:tabs>
+        <w:ind w:left="2880" w:hanging="360"/>
+      </w:pPr>
+      <w:rPr>
+        <w:rFonts w:ascii="Wingdings" w:hAnsi="Wingdings" w:hint="default"/>
+        <w:sz w:val="20"/>
+      </w:rPr>
+    </w:lvl>
+    <w:lvl w:ilvl="4" w:tentative="1">
+      <w:start w:val="1"/>
+      <w:numFmt w:val="bullet"/>
+      <w:lvlText w:val=""/>
+      <w:lvlJc w:val="left"/>
+      <w:pPr>
+        <w:tabs>
+          <w:tab w:val="num" w:pos="3600"/>
+        </w:tabs>
+        <w:ind w:left="3600" w:hanging="360"/>
+      </w:pPr>
+      <w:rPr>
+        <w:rFonts w:ascii="Wingdings" w:hAnsi="Wingdings" w:hint="default"/>
+        <w:sz w:val="20"/>
+      </w:rPr>
+    </w:lvl>
+    <w:lvl w:ilvl="5" w:tentative="1">
+      <w:start w:val="1"/>
+      <w:numFmt w:val="bullet"/>
+      <w:lvlText w:val=""/>
+      <w:lvlJc w:val="left"/>
+      <w:pPr>
+        <w:tabs>
+          <w:tab w:val="num" w:pos="4320"/>
+        </w:tabs>
+        <w:ind w:left="4320" w:hanging="360"/>
+      </w:pPr>
+      <w:rPr>
+        <w:rFonts w:ascii="Wingdings" w:hAnsi="Wingdings" w:hint="default"/>
+        <w:sz w:val="20"/>
+      </w:rPr>
+    </w:lvl>
+    <w:lvl w:ilvl="6" w:tentative="1">
+      <w:start w:val="1"/>
+      <w:numFmt w:val="bullet"/>
+      <w:lvlText w:val=""/>
+      <w:lvlJc w:val="left"/>
+      <w:pPr>
+        <w:tabs>
+          <w:tab w:val="num" w:pos="5040"/>
+        </w:tabs>
+        <w:ind w:left="5040" w:hanging="360"/>
+      </w:pPr>
+      <w:rPr>
+        <w:rFonts w:ascii="Wingdings" w:hAnsi="Wingdings" w:hint="default"/>
+        <w:sz w:val="20"/>
+      </w:rPr>
+    </w:lvl>
+    <w:lvl w:ilvl="7" w:tentative="1">
+      <w:start w:val="1"/>
+      <w:numFmt w:val="bullet"/>
+      <w:lvlText w:val=""/>
+      <w:lvlJc w:val="left"/>
+      <w:pPr>
+        <w:tabs>
+          <w:tab w:val="num" w:pos="5760"/>
+        </w:tabs>
+        <w:ind w:left="5760" w:hanging="360"/>
+      </w:pPr>
+      <w:rPr>
+        <w:rFonts w:ascii="Wingdings" w:hAnsi="Wingdings" w:hint="default"/>
+        <w:sz w:val="20"/>
+      </w:rPr>
+    </w:lvl>
+    <w:lvl w:ilvl="8" w:tentative="1">
+      <w:start w:val="1"/>
+      <w:numFmt w:val="bullet"/>
+      <w:lvlText w:val=""/>
+      <w:lvlJc w:val="left"/>
+      <w:pPr>
+        <w:tabs>
+          <w:tab w:val="num" w:pos="6480"/>
+        </w:tabs>
+        <w:ind w:left="6480" w:hanging="360"/>
+      </w:pPr>
+      <w:rPr>
+        <w:rFonts w:ascii="Wingdings" w:hAnsi="Wingdings" w:hint="default"/>
+        <w:sz w:val="20"/>
+      </w:rPr>
+    </w:lvl>
+  </w:abstractNum>
+  <w:abstractNum w:abstractNumId="31" w15:restartNumberingAfterBreak="0">
+    <w:nsid w:val="70194DCD"/>
+    <w:multiLevelType w:val="multilevel"/>
+    <w:tmpl w:val="CB5646CA"/>
     <w:lvl w:ilvl="0">
       <w:start w:val="1"/>
       <w:numFmt w:val="bullet"/>
@@ -33270,123 +34896,10 @@
       </w:rPr>
     </w:lvl>
   </w:abstractNum>
-  <w:abstractNum w:abstractNumId="18" w15:restartNumberingAfterBreak="0">
-    <w:nsid w:val="1F5C34DC"/>
-    <w:multiLevelType w:val="hybridMultilevel"/>
-    <w:tmpl w:val="23B06D18"/>
-    <w:lvl w:ilvl="0" w:tplc="04090001">
-      <w:start w:val="1"/>
-      <w:numFmt w:val="bullet"/>
-      <w:lvlText w:val=""/>
-      <w:lvlJc w:val="left"/>
-      <w:pPr>
-        <w:ind w:left="720" w:hanging="360"/>
-      </w:pPr>
-      <w:rPr>
-        <w:rFonts w:ascii="Symbol" w:hAnsi="Symbol" w:hint="default"/>
-      </w:rPr>
-    </w:lvl>
-    <w:lvl w:ilvl="1" w:tplc="20000003" w:tentative="1">
-      <w:start w:val="1"/>
-      <w:numFmt w:val="bullet"/>
-      <w:lvlText w:val="o"/>
-      <w:lvlJc w:val="left"/>
-      <w:pPr>
-        <w:ind w:left="1440" w:hanging="360"/>
-      </w:pPr>
-      <w:rPr>
-        <w:rFonts w:ascii="Courier New" w:hAnsi="Courier New" w:cs="Courier New" w:hint="default"/>
-      </w:rPr>
-    </w:lvl>
-    <w:lvl w:ilvl="2" w:tplc="20000005" w:tentative="1">
-      <w:start w:val="1"/>
-      <w:numFmt w:val="bullet"/>
-      <w:lvlText w:val=""/>
-      <w:lvlJc w:val="left"/>
-      <w:pPr>
-        <w:ind w:left="2160" w:hanging="360"/>
-      </w:pPr>
-      <w:rPr>
-        <w:rFonts w:ascii="Wingdings" w:hAnsi="Wingdings" w:hint="default"/>
-      </w:rPr>
-    </w:lvl>
-    <w:lvl w:ilvl="3" w:tplc="20000001" w:tentative="1">
-      <w:start w:val="1"/>
-      <w:numFmt w:val="bullet"/>
-      <w:lvlText w:val=""/>
-      <w:lvlJc w:val="left"/>
-      <w:pPr>
-        <w:ind w:left="2880" w:hanging="360"/>
-      </w:pPr>
-      <w:rPr>
-        <w:rFonts w:ascii="Symbol" w:hAnsi="Symbol" w:hint="default"/>
-      </w:rPr>
-    </w:lvl>
-    <w:lvl w:ilvl="4" w:tplc="20000003" w:tentative="1">
-      <w:start w:val="1"/>
-      <w:numFmt w:val="bullet"/>
-      <w:lvlText w:val="o"/>
-      <w:lvlJc w:val="left"/>
-      <w:pPr>
-        <w:ind w:left="3600" w:hanging="360"/>
-      </w:pPr>
-      <w:rPr>
-        <w:rFonts w:ascii="Courier New" w:hAnsi="Courier New" w:cs="Courier New" w:hint="default"/>
-      </w:rPr>
-    </w:lvl>
-    <w:lvl w:ilvl="5" w:tplc="20000005" w:tentative="1">
-      <w:start w:val="1"/>
-      <w:numFmt w:val="bullet"/>
-      <w:lvlText w:val=""/>
-      <w:lvlJc w:val="left"/>
-      <w:pPr>
-        <w:ind w:left="4320" w:hanging="360"/>
-      </w:pPr>
-      <w:rPr>
-        <w:rFonts w:ascii="Wingdings" w:hAnsi="Wingdings" w:hint="default"/>
-      </w:rPr>
-    </w:lvl>
-    <w:lvl w:ilvl="6" w:tplc="20000001" w:tentative="1">
-      <w:start w:val="1"/>
-      <w:numFmt w:val="bullet"/>
-      <w:lvlText w:val=""/>
-      <w:lvlJc w:val="left"/>
-      <w:pPr>
-        <w:ind w:left="5040" w:hanging="360"/>
-      </w:pPr>
-      <w:rPr>
-        <w:rFonts w:ascii="Symbol" w:hAnsi="Symbol" w:hint="default"/>
-      </w:rPr>
-    </w:lvl>
-    <w:lvl w:ilvl="7" w:tplc="20000003" w:tentative="1">
-      <w:start w:val="1"/>
-      <w:numFmt w:val="bullet"/>
-      <w:lvlText w:val="o"/>
-      <w:lvlJc w:val="left"/>
-      <w:pPr>
-        <w:ind w:left="5760" w:hanging="360"/>
-      </w:pPr>
-      <w:rPr>
-        <w:rFonts w:ascii="Courier New" w:hAnsi="Courier New" w:cs="Courier New" w:hint="default"/>
-      </w:rPr>
-    </w:lvl>
-    <w:lvl w:ilvl="8" w:tplc="20000005" w:tentative="1">
-      <w:start w:val="1"/>
-      <w:numFmt w:val="bullet"/>
-      <w:lvlText w:val=""/>
-      <w:lvlJc w:val="left"/>
-      <w:pPr>
-        <w:ind w:left="6480" w:hanging="360"/>
-      </w:pPr>
-      <w:rPr>
-        <w:rFonts w:ascii="Wingdings" w:hAnsi="Wingdings" w:hint="default"/>
-      </w:rPr>
-    </w:lvl>
-  </w:abstractNum>
-  <w:abstractNum w:abstractNumId="19" w15:restartNumberingAfterBreak="0">
-    <w:nsid w:val="26716C87"/>
+  <w:abstractNum w:abstractNumId="32" w15:restartNumberingAfterBreak="0">
+    <w:nsid w:val="71133029"/>
     <w:multiLevelType w:val="multilevel"/>
-    <w:tmpl w:val="6996F7E4"/>
+    <w:tmpl w:val="B3A8C63C"/>
     <w:lvl w:ilvl="0">
       <w:start w:val="1"/>
       <w:numFmt w:val="bullet"/>
@@ -33403,7 +34916,7 @@
         <w:sz w:val="20"/>
       </w:rPr>
     </w:lvl>
-    <w:lvl w:ilvl="1">
+    <w:lvl w:ilvl="1" w:tentative="1">
       <w:start w:val="1"/>
       <w:numFmt w:val="bullet"/>
       <w:lvlText w:val="o"/>
@@ -33532,10 +35045,123 @@
       </w:rPr>
     </w:lvl>
   </w:abstractNum>
-  <w:abstractNum w:abstractNumId="20" w15:restartNumberingAfterBreak="0">
-    <w:nsid w:val="27581B97"/>
+  <w:abstractNum w:abstractNumId="33" w15:restartNumberingAfterBreak="0">
+    <w:nsid w:val="73ED2DD1"/>
+    <w:multiLevelType w:val="hybridMultilevel"/>
+    <w:tmpl w:val="CF12733E"/>
+    <w:lvl w:ilvl="0" w:tplc="04090001">
+      <w:start w:val="1"/>
+      <w:numFmt w:val="bullet"/>
+      <w:lvlText w:val=""/>
+      <w:lvlJc w:val="left"/>
+      <w:pPr>
+        <w:ind w:left="720" w:hanging="360"/>
+      </w:pPr>
+      <w:rPr>
+        <w:rFonts w:ascii="Symbol" w:hAnsi="Symbol" w:hint="default"/>
+      </w:rPr>
+    </w:lvl>
+    <w:lvl w:ilvl="1" w:tplc="04090003" w:tentative="1">
+      <w:start w:val="1"/>
+      <w:numFmt w:val="bullet"/>
+      <w:lvlText w:val="o"/>
+      <w:lvlJc w:val="left"/>
+      <w:pPr>
+        <w:ind w:left="1440" w:hanging="360"/>
+      </w:pPr>
+      <w:rPr>
+        <w:rFonts w:ascii="Courier New" w:hAnsi="Courier New" w:cs="Courier New" w:hint="default"/>
+      </w:rPr>
+    </w:lvl>
+    <w:lvl w:ilvl="2" w:tplc="04090005" w:tentative="1">
+      <w:start w:val="1"/>
+      <w:numFmt w:val="bullet"/>
+      <w:lvlText w:val=""/>
+      <w:lvlJc w:val="left"/>
+      <w:pPr>
+        <w:ind w:left="2160" w:hanging="360"/>
+      </w:pPr>
+      <w:rPr>
+        <w:rFonts w:ascii="Wingdings" w:hAnsi="Wingdings" w:hint="default"/>
+      </w:rPr>
+    </w:lvl>
+    <w:lvl w:ilvl="3" w:tplc="04090001" w:tentative="1">
+      <w:start w:val="1"/>
+      <w:numFmt w:val="bullet"/>
+      <w:lvlText w:val=""/>
+      <w:lvlJc w:val="left"/>
+      <w:pPr>
+        <w:ind w:left="2880" w:hanging="360"/>
+      </w:pPr>
+      <w:rPr>
+        <w:rFonts w:ascii="Symbol" w:hAnsi="Symbol" w:hint="default"/>
+      </w:rPr>
+    </w:lvl>
+    <w:lvl w:ilvl="4" w:tplc="04090003" w:tentative="1">
+      <w:start w:val="1"/>
+      <w:numFmt w:val="bullet"/>
+      <w:lvlText w:val="o"/>
+      <w:lvlJc w:val="left"/>
+      <w:pPr>
+        <w:ind w:left="3600" w:hanging="360"/>
+      </w:pPr>
+      <w:rPr>
+        <w:rFonts w:ascii="Courier New" w:hAnsi="Courier New" w:cs="Courier New" w:hint="default"/>
+      </w:rPr>
+    </w:lvl>
+    <w:lvl w:ilvl="5" w:tplc="04090005" w:tentative="1">
+      <w:start w:val="1"/>
+      <w:numFmt w:val="bullet"/>
+      <w:lvlText w:val=""/>
+      <w:lvlJc w:val="left"/>
+      <w:pPr>
+        <w:ind w:left="4320" w:hanging="360"/>
+      </w:pPr>
+      <w:rPr>
+        <w:rFonts w:ascii="Wingdings" w:hAnsi="Wingdings" w:hint="default"/>
+      </w:rPr>
+    </w:lvl>
+    <w:lvl w:ilvl="6" w:tplc="04090001" w:tentative="1">
+      <w:start w:val="1"/>
+      <w:numFmt w:val="bullet"/>
+      <w:lvlText w:val=""/>
+      <w:lvlJc w:val="left"/>
+      <w:pPr>
+        <w:ind w:left="5040" w:hanging="360"/>
+      </w:pPr>
+      <w:rPr>
+        <w:rFonts w:ascii="Symbol" w:hAnsi="Symbol" w:hint="default"/>
+      </w:rPr>
+    </w:lvl>
+    <w:lvl w:ilvl="7" w:tplc="04090003" w:tentative="1">
+      <w:start w:val="1"/>
+      <w:numFmt w:val="bullet"/>
+      <w:lvlText w:val="o"/>
+      <w:lvlJc w:val="left"/>
+      <w:pPr>
+        <w:ind w:left="5760" w:hanging="360"/>
+      </w:pPr>
+      <w:rPr>
+        <w:rFonts w:ascii="Courier New" w:hAnsi="Courier New" w:cs="Courier New" w:hint="default"/>
+      </w:rPr>
+    </w:lvl>
+    <w:lvl w:ilvl="8" w:tplc="04090005" w:tentative="1">
+      <w:start w:val="1"/>
+      <w:numFmt w:val="bullet"/>
+      <w:lvlText w:val=""/>
+      <w:lvlJc w:val="left"/>
+      <w:pPr>
+        <w:ind w:left="6480" w:hanging="360"/>
+      </w:pPr>
+      <w:rPr>
+        <w:rFonts w:ascii="Wingdings" w:hAnsi="Wingdings" w:hint="default"/>
+      </w:rPr>
+    </w:lvl>
+  </w:abstractNum>
+  <w:abstractNum w:abstractNumId="34" w15:restartNumberingAfterBreak="0">
+    <w:nsid w:val="788A1D41"/>
     <w:multiLevelType w:val="multilevel"/>
-    <w:tmpl w:val="6D0A9D92"/>
+    <w:tmpl w:val="042C4F5E"/>
     <w:lvl w:ilvl="0">
       <w:start w:val="1"/>
       <w:numFmt w:val="bullet"/>
@@ -33552,7 +35178,7 @@
         <w:sz w:val="20"/>
       </w:rPr>
     </w:lvl>
-    <w:lvl w:ilvl="1">
+    <w:lvl w:ilvl="1" w:tentative="1">
       <w:start w:val="1"/>
       <w:numFmt w:val="bullet"/>
       <w:lvlText w:val="o"/>
@@ -33681,17 +35307,17 @@
       </w:rPr>
     </w:lvl>
   </w:abstractNum>
-  <w:abstractNum w:abstractNumId="21" w15:restartNumberingAfterBreak="0">
-    <w:nsid w:val="28BE38AC"/>
+  <w:abstractNum w:abstractNumId="35" w15:restartNumberingAfterBreak="0">
+    <w:nsid w:val="7D463143"/>
     <w:multiLevelType w:val="hybridMultilevel"/>
-    <w:tmpl w:val="A65ED950"/>
+    <w:tmpl w:val="3236BA8E"/>
     <w:lvl w:ilvl="0" w:tplc="04090001">
       <w:start w:val="1"/>
       <w:numFmt w:val="bullet"/>
       <w:lvlText w:val=""/>
       <w:lvlJc w:val="left"/>
       <w:pPr>
-        <w:ind w:left="990" w:hanging="360"/>
+        <w:ind w:left="720" w:hanging="360"/>
       </w:pPr>
       <w:rPr>
         <w:rFonts w:ascii="Symbol" w:hAnsi="Symbol" w:hint="default"/>
@@ -33703,7 +35329,7 @@
       <w:lvlText w:val="o"/>
       <w:lvlJc w:val="left"/>
       <w:pPr>
-        <w:ind w:left="1710" w:hanging="360"/>
+        <w:ind w:left="1440" w:hanging="360"/>
       </w:pPr>
       <w:rPr>
         <w:rFonts w:ascii="Courier New" w:hAnsi="Courier New" w:cs="Courier New" w:hint="default"/>
@@ -33715,7 +35341,7 @@
       <w:lvlText w:val=""/>
       <w:lvlJc w:val="left"/>
       <w:pPr>
-        <w:ind w:left="2430" w:hanging="360"/>
+        <w:ind w:left="2160" w:hanging="360"/>
       </w:pPr>
       <w:rPr>
         <w:rFonts w:ascii="Wingdings" w:hAnsi="Wingdings" w:hint="default"/>
@@ -33727,7 +35353,7 @@
       <w:lvlText w:val=""/>
       <w:lvlJc w:val="left"/>
       <w:pPr>
-        <w:ind w:left="3150" w:hanging="360"/>
+        <w:ind w:left="2880" w:hanging="360"/>
       </w:pPr>
       <w:rPr>
         <w:rFonts w:ascii="Symbol" w:hAnsi="Symbol" w:hint="default"/>
@@ -33739,7 +35365,7 @@
       <w:lvlText w:val="o"/>
       <w:lvlJc w:val="left"/>
       <w:pPr>
-        <w:ind w:left="3870" w:hanging="360"/>
+        <w:ind w:left="3600" w:hanging="360"/>
       </w:pPr>
       <w:rPr>
         <w:rFonts w:ascii="Courier New" w:hAnsi="Courier New" w:cs="Courier New" w:hint="default"/>
@@ -33751,7 +35377,7 @@
       <w:lvlText w:val=""/>
       <w:lvlJc w:val="left"/>
       <w:pPr>
-        <w:ind w:left="4590" w:hanging="360"/>
+        <w:ind w:left="4320" w:hanging="360"/>
       </w:pPr>
       <w:rPr>
         <w:rFonts w:ascii="Wingdings" w:hAnsi="Wingdings" w:hint="default"/>
@@ -33763,7 +35389,7 @@
       <w:lvlText w:val=""/>
       <w:lvlJc w:val="left"/>
       <w:pPr>
-        <w:ind w:left="5310" w:hanging="360"/>
+        <w:ind w:left="5040" w:hanging="360"/>
       </w:pPr>
       <w:rPr>
         <w:rFonts w:ascii="Symbol" w:hAnsi="Symbol" w:hint="default"/>
@@ -33775,7 +35401,7 @@
       <w:lvlText w:val="o"/>
       <w:lvlJc w:val="left"/>
       <w:pPr>
-        <w:ind w:left="6030" w:hanging="360"/>
+        <w:ind w:left="5760" w:hanging="360"/>
       </w:pPr>
       <w:rPr>
         <w:rFonts w:ascii="Courier New" w:hAnsi="Courier New" w:cs="Courier New" w:hint="default"/>
@@ -33787,4078 +35413,122 @@
       <w:lvlText w:val=""/>
       <w:lvlJc w:val="left"/>
       <w:pPr>
-        <w:ind w:left="6750" w:hanging="360"/>
+        <w:ind w:left="6480" w:hanging="360"/>
       </w:pPr>
       <w:rPr>
         <w:rFonts w:ascii="Wingdings" w:hAnsi="Wingdings" w:hint="default"/>
       </w:rPr>
     </w:lvl>
   </w:abstractNum>
-  <w:abstractNum w:abstractNumId="22" w15:restartNumberingAfterBreak="0">
-    <w:nsid w:val="2C021017"/>
-    <w:multiLevelType w:val="multilevel"/>
-    <w:tmpl w:val="D97C11D6"/>
-    <w:lvl w:ilvl="0">
-      <w:start w:val="1"/>
-      <w:numFmt w:val="bullet"/>
-      <w:lvlText w:val=""/>
-      <w:lvlJc w:val="left"/>
-      <w:pPr>
-        <w:tabs>
-          <w:tab w:val="num" w:pos="720"/>
-        </w:tabs>
-        <w:ind w:left="720" w:hanging="360"/>
-      </w:pPr>
-      <w:rPr>
-        <w:rFonts w:ascii="Symbol" w:hAnsi="Symbol" w:hint="default"/>
-        <w:sz w:val="20"/>
-      </w:rPr>
-    </w:lvl>
-    <w:lvl w:ilvl="1">
-      <w:start w:val="1"/>
-      <w:numFmt w:val="bullet"/>
-      <w:lvlText w:val="o"/>
-      <w:lvlJc w:val="left"/>
-      <w:pPr>
-        <w:tabs>
-          <w:tab w:val="num" w:pos="1440"/>
-        </w:tabs>
-        <w:ind w:left="1440" w:hanging="360"/>
-      </w:pPr>
-      <w:rPr>
-        <w:rFonts w:ascii="Courier New" w:hAnsi="Courier New" w:hint="default"/>
-        <w:sz w:val="20"/>
-      </w:rPr>
-    </w:lvl>
-    <w:lvl w:ilvl="2" w:tentative="1">
-      <w:start w:val="1"/>
-      <w:numFmt w:val="bullet"/>
-      <w:lvlText w:val=""/>
-      <w:lvlJc w:val="left"/>
-      <w:pPr>
-        <w:tabs>
-          <w:tab w:val="num" w:pos="2160"/>
-        </w:tabs>
-        <w:ind w:left="2160" w:hanging="360"/>
-      </w:pPr>
-      <w:rPr>
-        <w:rFonts w:ascii="Wingdings" w:hAnsi="Wingdings" w:hint="default"/>
-        <w:sz w:val="20"/>
-      </w:rPr>
-    </w:lvl>
-    <w:lvl w:ilvl="3" w:tentative="1">
-      <w:start w:val="1"/>
-      <w:numFmt w:val="bullet"/>
-      <w:lvlText w:val=""/>
-      <w:lvlJc w:val="left"/>
-      <w:pPr>
-        <w:tabs>
-          <w:tab w:val="num" w:pos="2880"/>
-        </w:tabs>
-        <w:ind w:left="2880" w:hanging="360"/>
-      </w:pPr>
-      <w:rPr>
-        <w:rFonts w:ascii="Wingdings" w:hAnsi="Wingdings" w:hint="default"/>
-        <w:sz w:val="20"/>
-      </w:rPr>
-    </w:lvl>
-    <w:lvl w:ilvl="4" w:tentative="1">
-      <w:start w:val="1"/>
-      <w:numFmt w:val="bullet"/>
-      <w:lvlText w:val=""/>
-      <w:lvlJc w:val="left"/>
-      <w:pPr>
-        <w:tabs>
-          <w:tab w:val="num" w:pos="3600"/>
-        </w:tabs>
-        <w:ind w:left="3600" w:hanging="360"/>
-      </w:pPr>
-      <w:rPr>
-        <w:rFonts w:ascii="Wingdings" w:hAnsi="Wingdings" w:hint="default"/>
-        <w:sz w:val="20"/>
-      </w:rPr>
-    </w:lvl>
-    <w:lvl w:ilvl="5" w:tentative="1">
-      <w:start w:val="1"/>
-      <w:numFmt w:val="bullet"/>
-      <w:lvlText w:val=""/>
-      <w:lvlJc w:val="left"/>
-      <w:pPr>
-        <w:tabs>
-          <w:tab w:val="num" w:pos="4320"/>
-        </w:tabs>
-        <w:ind w:left="4320" w:hanging="360"/>
-      </w:pPr>
-      <w:rPr>
-        <w:rFonts w:ascii="Wingdings" w:hAnsi="Wingdings" w:hint="default"/>
-        <w:sz w:val="20"/>
-      </w:rPr>
-    </w:lvl>
-    <w:lvl w:ilvl="6" w:tentative="1">
-      <w:start w:val="1"/>
-      <w:numFmt w:val="bullet"/>
-      <w:lvlText w:val=""/>
-      <w:lvlJc w:val="left"/>
-      <w:pPr>
-        <w:tabs>
-          <w:tab w:val="num" w:pos="5040"/>
-        </w:tabs>
-        <w:ind w:left="5040" w:hanging="360"/>
-      </w:pPr>
-      <w:rPr>
-        <w:rFonts w:ascii="Wingdings" w:hAnsi="Wingdings" w:hint="default"/>
-        <w:sz w:val="20"/>
-      </w:rPr>
-    </w:lvl>
-    <w:lvl w:ilvl="7" w:tentative="1">
-      <w:start w:val="1"/>
-      <w:numFmt w:val="bullet"/>
-      <w:lvlText w:val=""/>
-      <w:lvlJc w:val="left"/>
-      <w:pPr>
-        <w:tabs>
-          <w:tab w:val="num" w:pos="5760"/>
-        </w:tabs>
-        <w:ind w:left="5760" w:hanging="360"/>
-      </w:pPr>
-      <w:rPr>
-        <w:rFonts w:ascii="Wingdings" w:hAnsi="Wingdings" w:hint="default"/>
-        <w:sz w:val="20"/>
-      </w:rPr>
-    </w:lvl>
-    <w:lvl w:ilvl="8" w:tentative="1">
-      <w:start w:val="1"/>
-      <w:numFmt w:val="bullet"/>
-      <w:lvlText w:val=""/>
-      <w:lvlJc w:val="left"/>
-      <w:pPr>
-        <w:tabs>
-          <w:tab w:val="num" w:pos="6480"/>
-        </w:tabs>
-        <w:ind w:left="6480" w:hanging="360"/>
-      </w:pPr>
-      <w:rPr>
-        <w:rFonts w:ascii="Wingdings" w:hAnsi="Wingdings" w:hint="default"/>
-        <w:sz w:val="20"/>
-      </w:rPr>
-    </w:lvl>
-  </w:abstractNum>
-  <w:abstractNum w:abstractNumId="23" w15:restartNumberingAfterBreak="0">
-    <w:nsid w:val="2CC24BC8"/>
-    <w:multiLevelType w:val="hybridMultilevel"/>
-    <w:tmpl w:val="198A2900"/>
-    <w:lvl w:ilvl="0" w:tplc="04090001">
-      <w:start w:val="1"/>
-      <w:numFmt w:val="bullet"/>
-      <w:lvlText w:val=""/>
-      <w:lvlJc w:val="left"/>
-      <w:pPr>
-        <w:ind w:left="720" w:hanging="360"/>
-      </w:pPr>
-      <w:rPr>
-        <w:rFonts w:ascii="Symbol" w:hAnsi="Symbol" w:hint="default"/>
-      </w:rPr>
-    </w:lvl>
-    <w:lvl w:ilvl="1" w:tplc="04090003" w:tentative="1">
-      <w:start w:val="1"/>
-      <w:numFmt w:val="bullet"/>
-      <w:lvlText w:val="o"/>
-      <w:lvlJc w:val="left"/>
-      <w:pPr>
-        <w:ind w:left="1440" w:hanging="360"/>
-      </w:pPr>
-      <w:rPr>
-        <w:rFonts w:ascii="Courier New" w:hAnsi="Courier New" w:cs="Courier New" w:hint="default"/>
-      </w:rPr>
-    </w:lvl>
-    <w:lvl w:ilvl="2" w:tplc="04090005" w:tentative="1">
-      <w:start w:val="1"/>
-      <w:numFmt w:val="bullet"/>
-      <w:lvlText w:val=""/>
-      <w:lvlJc w:val="left"/>
-      <w:pPr>
-        <w:ind w:left="2160" w:hanging="360"/>
-      </w:pPr>
-      <w:rPr>
-        <w:rFonts w:ascii="Wingdings" w:hAnsi="Wingdings" w:hint="default"/>
-      </w:rPr>
-    </w:lvl>
-    <w:lvl w:ilvl="3" w:tplc="04090001" w:tentative="1">
-      <w:start w:val="1"/>
-      <w:numFmt w:val="bullet"/>
-      <w:lvlText w:val=""/>
-      <w:lvlJc w:val="left"/>
-      <w:pPr>
-        <w:ind w:left="2880" w:hanging="360"/>
-      </w:pPr>
-      <w:rPr>
-        <w:rFonts w:ascii="Symbol" w:hAnsi="Symbol" w:hint="default"/>
-      </w:rPr>
-    </w:lvl>
-    <w:lvl w:ilvl="4" w:tplc="04090003" w:tentative="1">
-      <w:start w:val="1"/>
-      <w:numFmt w:val="bullet"/>
-      <w:lvlText w:val="o"/>
-      <w:lvlJc w:val="left"/>
-      <w:pPr>
-        <w:ind w:left="3600" w:hanging="360"/>
-      </w:pPr>
-      <w:rPr>
-        <w:rFonts w:ascii="Courier New" w:hAnsi="Courier New" w:cs="Courier New" w:hint="default"/>
-      </w:rPr>
-    </w:lvl>
-    <w:lvl w:ilvl="5" w:tplc="04090005" w:tentative="1">
-      <w:start w:val="1"/>
-      <w:numFmt w:val="bullet"/>
-      <w:lvlText w:val=""/>
-      <w:lvlJc w:val="left"/>
-      <w:pPr>
-        <w:ind w:left="4320" w:hanging="360"/>
-      </w:pPr>
-      <w:rPr>
-        <w:rFonts w:ascii="Wingdings" w:hAnsi="Wingdings" w:hint="default"/>
-      </w:rPr>
-    </w:lvl>
-    <w:lvl w:ilvl="6" w:tplc="04090001" w:tentative="1">
-      <w:start w:val="1"/>
-      <w:numFmt w:val="bullet"/>
-      <w:lvlText w:val=""/>
-      <w:lvlJc w:val="left"/>
-      <w:pPr>
-        <w:ind w:left="5040" w:hanging="360"/>
-      </w:pPr>
-      <w:rPr>
-        <w:rFonts w:ascii="Symbol" w:hAnsi="Symbol" w:hint="default"/>
-      </w:rPr>
-    </w:lvl>
-    <w:lvl w:ilvl="7" w:tplc="04090003" w:tentative="1">
-      <w:start w:val="1"/>
-      <w:numFmt w:val="bullet"/>
-      <w:lvlText w:val="o"/>
-      <w:lvlJc w:val="left"/>
-      <w:pPr>
-        <w:ind w:left="5760" w:hanging="360"/>
-      </w:pPr>
-      <w:rPr>
-        <w:rFonts w:ascii="Courier New" w:hAnsi="Courier New" w:cs="Courier New" w:hint="default"/>
-      </w:rPr>
-    </w:lvl>
-    <w:lvl w:ilvl="8" w:tplc="04090005" w:tentative="1">
-      <w:start w:val="1"/>
-      <w:numFmt w:val="bullet"/>
-      <w:lvlText w:val=""/>
-      <w:lvlJc w:val="left"/>
-      <w:pPr>
-        <w:ind w:left="6480" w:hanging="360"/>
-      </w:pPr>
-      <w:rPr>
-        <w:rFonts w:ascii="Wingdings" w:hAnsi="Wingdings" w:hint="default"/>
-      </w:rPr>
-    </w:lvl>
-  </w:abstractNum>
-  <w:abstractNum w:abstractNumId="24" w15:restartNumberingAfterBreak="0">
-    <w:nsid w:val="2FBD12B7"/>
-    <w:multiLevelType w:val="hybridMultilevel"/>
-    <w:tmpl w:val="49E0995E"/>
-    <w:lvl w:ilvl="0" w:tplc="04090001">
-      <w:start w:val="1"/>
-      <w:numFmt w:val="bullet"/>
-      <w:lvlText w:val=""/>
-      <w:lvlJc w:val="left"/>
-      <w:pPr>
-        <w:ind w:left="975" w:hanging="360"/>
-      </w:pPr>
-      <w:rPr>
-        <w:rFonts w:ascii="Symbol" w:hAnsi="Symbol" w:hint="default"/>
-      </w:rPr>
-    </w:lvl>
-    <w:lvl w:ilvl="1" w:tplc="20000003" w:tentative="1">
-      <w:start w:val="1"/>
-      <w:numFmt w:val="bullet"/>
-      <w:lvlText w:val="o"/>
-      <w:lvlJc w:val="left"/>
-      <w:pPr>
-        <w:ind w:left="1695" w:hanging="360"/>
-      </w:pPr>
-      <w:rPr>
-        <w:rFonts w:ascii="Courier New" w:hAnsi="Courier New" w:cs="Courier New" w:hint="default"/>
-      </w:rPr>
-    </w:lvl>
-    <w:lvl w:ilvl="2" w:tplc="20000005" w:tentative="1">
-      <w:start w:val="1"/>
-      <w:numFmt w:val="bullet"/>
-      <w:lvlText w:val=""/>
-      <w:lvlJc w:val="left"/>
-      <w:pPr>
-        <w:ind w:left="2415" w:hanging="360"/>
-      </w:pPr>
-      <w:rPr>
-        <w:rFonts w:ascii="Wingdings" w:hAnsi="Wingdings" w:hint="default"/>
-      </w:rPr>
-    </w:lvl>
-    <w:lvl w:ilvl="3" w:tplc="20000001" w:tentative="1">
-      <w:start w:val="1"/>
-      <w:numFmt w:val="bullet"/>
-      <w:lvlText w:val=""/>
-      <w:lvlJc w:val="left"/>
-      <w:pPr>
-        <w:ind w:left="3135" w:hanging="360"/>
-      </w:pPr>
-      <w:rPr>
-        <w:rFonts w:ascii="Symbol" w:hAnsi="Symbol" w:hint="default"/>
-      </w:rPr>
-    </w:lvl>
-    <w:lvl w:ilvl="4" w:tplc="20000003" w:tentative="1">
-      <w:start w:val="1"/>
-      <w:numFmt w:val="bullet"/>
-      <w:lvlText w:val="o"/>
-      <w:lvlJc w:val="left"/>
-      <w:pPr>
-        <w:ind w:left="3855" w:hanging="360"/>
-      </w:pPr>
-      <w:rPr>
-        <w:rFonts w:ascii="Courier New" w:hAnsi="Courier New" w:cs="Courier New" w:hint="default"/>
-      </w:rPr>
-    </w:lvl>
-    <w:lvl w:ilvl="5" w:tplc="20000005" w:tentative="1">
-      <w:start w:val="1"/>
-      <w:numFmt w:val="bullet"/>
-      <w:lvlText w:val=""/>
-      <w:lvlJc w:val="left"/>
-      <w:pPr>
-        <w:ind w:left="4575" w:hanging="360"/>
-      </w:pPr>
-      <w:rPr>
-        <w:rFonts w:ascii="Wingdings" w:hAnsi="Wingdings" w:hint="default"/>
-      </w:rPr>
-    </w:lvl>
-    <w:lvl w:ilvl="6" w:tplc="20000001" w:tentative="1">
-      <w:start w:val="1"/>
-      <w:numFmt w:val="bullet"/>
-      <w:lvlText w:val=""/>
-      <w:lvlJc w:val="left"/>
-      <w:pPr>
-        <w:ind w:left="5295" w:hanging="360"/>
-      </w:pPr>
-      <w:rPr>
-        <w:rFonts w:ascii="Symbol" w:hAnsi="Symbol" w:hint="default"/>
-      </w:rPr>
-    </w:lvl>
-    <w:lvl w:ilvl="7" w:tplc="20000003" w:tentative="1">
-      <w:start w:val="1"/>
-      <w:numFmt w:val="bullet"/>
-      <w:lvlText w:val="o"/>
-      <w:lvlJc w:val="left"/>
-      <w:pPr>
-        <w:ind w:left="6015" w:hanging="360"/>
-      </w:pPr>
-      <w:rPr>
-        <w:rFonts w:ascii="Courier New" w:hAnsi="Courier New" w:cs="Courier New" w:hint="default"/>
-      </w:rPr>
-    </w:lvl>
-    <w:lvl w:ilvl="8" w:tplc="20000005" w:tentative="1">
-      <w:start w:val="1"/>
-      <w:numFmt w:val="bullet"/>
-      <w:lvlText w:val=""/>
-      <w:lvlJc w:val="left"/>
-      <w:pPr>
-        <w:ind w:left="6735" w:hanging="360"/>
-      </w:pPr>
-      <w:rPr>
-        <w:rFonts w:ascii="Wingdings" w:hAnsi="Wingdings" w:hint="default"/>
-      </w:rPr>
-    </w:lvl>
-  </w:abstractNum>
-  <w:abstractNum w:abstractNumId="25" w15:restartNumberingAfterBreak="0">
-    <w:nsid w:val="30061EDC"/>
-    <w:multiLevelType w:val="hybridMultilevel"/>
-    <w:tmpl w:val="39BC5298"/>
-    <w:lvl w:ilvl="0" w:tplc="04090001">
-      <w:start w:val="1"/>
-      <w:numFmt w:val="bullet"/>
-      <w:lvlText w:val=""/>
-      <w:lvlJc w:val="left"/>
-      <w:pPr>
-        <w:ind w:left="720" w:hanging="360"/>
-      </w:pPr>
-      <w:rPr>
-        <w:rFonts w:ascii="Symbol" w:hAnsi="Symbol" w:hint="default"/>
-      </w:rPr>
-    </w:lvl>
-    <w:lvl w:ilvl="1" w:tplc="04090003" w:tentative="1">
-      <w:start w:val="1"/>
-      <w:numFmt w:val="bullet"/>
-      <w:lvlText w:val="o"/>
-      <w:lvlJc w:val="left"/>
-      <w:pPr>
-        <w:ind w:left="1440" w:hanging="360"/>
-      </w:pPr>
-      <w:rPr>
-        <w:rFonts w:ascii="Courier New" w:hAnsi="Courier New" w:cs="Courier New" w:hint="default"/>
-      </w:rPr>
-    </w:lvl>
-    <w:lvl w:ilvl="2" w:tplc="04090005" w:tentative="1">
-      <w:start w:val="1"/>
-      <w:numFmt w:val="bullet"/>
-      <w:lvlText w:val=""/>
-      <w:lvlJc w:val="left"/>
-      <w:pPr>
-        <w:ind w:left="2160" w:hanging="360"/>
-      </w:pPr>
-      <w:rPr>
-        <w:rFonts w:ascii="Wingdings" w:hAnsi="Wingdings" w:hint="default"/>
-      </w:rPr>
-    </w:lvl>
-    <w:lvl w:ilvl="3" w:tplc="04090001" w:tentative="1">
-      <w:start w:val="1"/>
-      <w:numFmt w:val="bullet"/>
-      <w:lvlText w:val=""/>
-      <w:lvlJc w:val="left"/>
-      <w:pPr>
-        <w:ind w:left="2880" w:hanging="360"/>
-      </w:pPr>
-      <w:rPr>
-        <w:rFonts w:ascii="Symbol" w:hAnsi="Symbol" w:hint="default"/>
-      </w:rPr>
-    </w:lvl>
-    <w:lvl w:ilvl="4" w:tplc="04090003" w:tentative="1">
-      <w:start w:val="1"/>
-      <w:numFmt w:val="bullet"/>
-      <w:lvlText w:val="o"/>
-      <w:lvlJc w:val="left"/>
-      <w:pPr>
-        <w:ind w:left="3600" w:hanging="360"/>
-      </w:pPr>
-      <w:rPr>
-        <w:rFonts w:ascii="Courier New" w:hAnsi="Courier New" w:cs="Courier New" w:hint="default"/>
-      </w:rPr>
-    </w:lvl>
-    <w:lvl w:ilvl="5" w:tplc="04090005" w:tentative="1">
-      <w:start w:val="1"/>
-      <w:numFmt w:val="bullet"/>
-      <w:lvlText w:val=""/>
-      <w:lvlJc w:val="left"/>
-      <w:pPr>
-        <w:ind w:left="4320" w:hanging="360"/>
-      </w:pPr>
-      <w:rPr>
-        <w:rFonts w:ascii="Wingdings" w:hAnsi="Wingdings" w:hint="default"/>
-      </w:rPr>
-    </w:lvl>
-    <w:lvl w:ilvl="6" w:tplc="04090001" w:tentative="1">
-      <w:start w:val="1"/>
-      <w:numFmt w:val="bullet"/>
-      <w:lvlText w:val=""/>
-      <w:lvlJc w:val="left"/>
-      <w:pPr>
-        <w:ind w:left="5040" w:hanging="360"/>
-      </w:pPr>
-      <w:rPr>
-        <w:rFonts w:ascii="Symbol" w:hAnsi="Symbol" w:hint="default"/>
-      </w:rPr>
-    </w:lvl>
-    <w:lvl w:ilvl="7" w:tplc="04090003" w:tentative="1">
-      <w:start w:val="1"/>
-      <w:numFmt w:val="bullet"/>
-      <w:lvlText w:val="o"/>
-      <w:lvlJc w:val="left"/>
-      <w:pPr>
-        <w:ind w:left="5760" w:hanging="360"/>
-      </w:pPr>
-      <w:rPr>
-        <w:rFonts w:ascii="Courier New" w:hAnsi="Courier New" w:cs="Courier New" w:hint="default"/>
-      </w:rPr>
-    </w:lvl>
-    <w:lvl w:ilvl="8" w:tplc="04090005" w:tentative="1">
-      <w:start w:val="1"/>
-      <w:numFmt w:val="bullet"/>
-      <w:lvlText w:val=""/>
-      <w:lvlJc w:val="left"/>
-      <w:pPr>
-        <w:ind w:left="6480" w:hanging="360"/>
-      </w:pPr>
-      <w:rPr>
-        <w:rFonts w:ascii="Wingdings" w:hAnsi="Wingdings" w:hint="default"/>
-      </w:rPr>
-    </w:lvl>
-  </w:abstractNum>
-  <w:abstractNum w:abstractNumId="26" w15:restartNumberingAfterBreak="0">
-    <w:nsid w:val="3076536A"/>
-    <w:multiLevelType w:val="hybridMultilevel"/>
-    <w:tmpl w:val="C7BAE500"/>
-    <w:lvl w:ilvl="0" w:tplc="04090001">
-      <w:start w:val="1"/>
-      <w:numFmt w:val="bullet"/>
-      <w:lvlText w:val=""/>
-      <w:lvlJc w:val="left"/>
-      <w:pPr>
-        <w:ind w:left="720" w:hanging="360"/>
-      </w:pPr>
-      <w:rPr>
-        <w:rFonts w:ascii="Symbol" w:hAnsi="Symbol" w:hint="default"/>
-      </w:rPr>
-    </w:lvl>
-    <w:lvl w:ilvl="1" w:tplc="04090003">
-      <w:start w:val="1"/>
-      <w:numFmt w:val="bullet"/>
-      <w:lvlText w:val="o"/>
-      <w:lvlJc w:val="left"/>
-      <w:pPr>
-        <w:ind w:left="1440" w:hanging="360"/>
-      </w:pPr>
-      <w:rPr>
-        <w:rFonts w:ascii="Courier New" w:hAnsi="Courier New" w:cs="Courier New" w:hint="default"/>
-      </w:rPr>
-    </w:lvl>
-    <w:lvl w:ilvl="2" w:tplc="04090005" w:tentative="1">
-      <w:start w:val="1"/>
-      <w:numFmt w:val="bullet"/>
-      <w:lvlText w:val=""/>
-      <w:lvlJc w:val="left"/>
-      <w:pPr>
-        <w:ind w:left="2160" w:hanging="360"/>
-      </w:pPr>
-      <w:rPr>
-        <w:rFonts w:ascii="Wingdings" w:hAnsi="Wingdings" w:hint="default"/>
-      </w:rPr>
-    </w:lvl>
-    <w:lvl w:ilvl="3" w:tplc="04090001" w:tentative="1">
-      <w:start w:val="1"/>
-      <w:numFmt w:val="bullet"/>
-      <w:lvlText w:val=""/>
-      <w:lvlJc w:val="left"/>
-      <w:pPr>
-        <w:ind w:left="2880" w:hanging="360"/>
-      </w:pPr>
-      <w:rPr>
-        <w:rFonts w:ascii="Symbol" w:hAnsi="Symbol" w:hint="default"/>
-      </w:rPr>
-    </w:lvl>
-    <w:lvl w:ilvl="4" w:tplc="04090003" w:tentative="1">
-      <w:start w:val="1"/>
-      <w:numFmt w:val="bullet"/>
-      <w:lvlText w:val="o"/>
-      <w:lvlJc w:val="left"/>
-      <w:pPr>
-        <w:ind w:left="3600" w:hanging="360"/>
-      </w:pPr>
-      <w:rPr>
-        <w:rFonts w:ascii="Courier New" w:hAnsi="Courier New" w:cs="Courier New" w:hint="default"/>
-      </w:rPr>
-    </w:lvl>
-    <w:lvl w:ilvl="5" w:tplc="04090005" w:tentative="1">
-      <w:start w:val="1"/>
-      <w:numFmt w:val="bullet"/>
-      <w:lvlText w:val=""/>
-      <w:lvlJc w:val="left"/>
-      <w:pPr>
-        <w:ind w:left="4320" w:hanging="360"/>
-      </w:pPr>
-      <w:rPr>
-        <w:rFonts w:ascii="Wingdings" w:hAnsi="Wingdings" w:hint="default"/>
-      </w:rPr>
-    </w:lvl>
-    <w:lvl w:ilvl="6" w:tplc="04090001" w:tentative="1">
-      <w:start w:val="1"/>
-      <w:numFmt w:val="bullet"/>
-      <w:lvlText w:val=""/>
-      <w:lvlJc w:val="left"/>
-      <w:pPr>
-        <w:ind w:left="5040" w:hanging="360"/>
-      </w:pPr>
-      <w:rPr>
-        <w:rFonts w:ascii="Symbol" w:hAnsi="Symbol" w:hint="default"/>
-      </w:rPr>
-    </w:lvl>
-    <w:lvl w:ilvl="7" w:tplc="04090003" w:tentative="1">
-      <w:start w:val="1"/>
-      <w:numFmt w:val="bullet"/>
-      <w:lvlText w:val="o"/>
-      <w:lvlJc w:val="left"/>
-      <w:pPr>
-        <w:ind w:left="5760" w:hanging="360"/>
-      </w:pPr>
-      <w:rPr>
-        <w:rFonts w:ascii="Courier New" w:hAnsi="Courier New" w:cs="Courier New" w:hint="default"/>
-      </w:rPr>
-    </w:lvl>
-    <w:lvl w:ilvl="8" w:tplc="04090005" w:tentative="1">
-      <w:start w:val="1"/>
-      <w:numFmt w:val="bullet"/>
-      <w:lvlText w:val=""/>
-      <w:lvlJc w:val="left"/>
-      <w:pPr>
-        <w:ind w:left="6480" w:hanging="360"/>
-      </w:pPr>
-      <w:rPr>
-        <w:rFonts w:ascii="Wingdings" w:hAnsi="Wingdings" w:hint="default"/>
-      </w:rPr>
-    </w:lvl>
-  </w:abstractNum>
-  <w:abstractNum w:abstractNumId="27" w15:restartNumberingAfterBreak="0">
-    <w:nsid w:val="33270BFD"/>
-    <w:multiLevelType w:val="hybridMultilevel"/>
-    <w:tmpl w:val="4E00A79E"/>
-    <w:lvl w:ilvl="0" w:tplc="04090001">
-      <w:start w:val="1"/>
-      <w:numFmt w:val="bullet"/>
-      <w:lvlText w:val=""/>
-      <w:lvlJc w:val="left"/>
-      <w:pPr>
-        <w:ind w:left="720" w:hanging="360"/>
-      </w:pPr>
-      <w:rPr>
-        <w:rFonts w:ascii="Symbol" w:hAnsi="Symbol" w:hint="default"/>
-      </w:rPr>
-    </w:lvl>
-    <w:lvl w:ilvl="1" w:tplc="04090003" w:tentative="1">
-      <w:start w:val="1"/>
-      <w:numFmt w:val="bullet"/>
-      <w:lvlText w:val="o"/>
-      <w:lvlJc w:val="left"/>
-      <w:pPr>
-        <w:ind w:left="1440" w:hanging="360"/>
-      </w:pPr>
-      <w:rPr>
-        <w:rFonts w:ascii="Courier New" w:hAnsi="Courier New" w:cs="Courier New" w:hint="default"/>
-      </w:rPr>
-    </w:lvl>
-    <w:lvl w:ilvl="2" w:tplc="04090005" w:tentative="1">
-      <w:start w:val="1"/>
-      <w:numFmt w:val="bullet"/>
-      <w:lvlText w:val=""/>
-      <w:lvlJc w:val="left"/>
-      <w:pPr>
-        <w:ind w:left="2160" w:hanging="360"/>
-      </w:pPr>
-      <w:rPr>
-        <w:rFonts w:ascii="Wingdings" w:hAnsi="Wingdings" w:hint="default"/>
-      </w:rPr>
-    </w:lvl>
-    <w:lvl w:ilvl="3" w:tplc="04090001" w:tentative="1">
-      <w:start w:val="1"/>
-      <w:numFmt w:val="bullet"/>
-      <w:lvlText w:val=""/>
-      <w:lvlJc w:val="left"/>
-      <w:pPr>
-        <w:ind w:left="2880" w:hanging="360"/>
-      </w:pPr>
-      <w:rPr>
-        <w:rFonts w:ascii="Symbol" w:hAnsi="Symbol" w:hint="default"/>
-      </w:rPr>
-    </w:lvl>
-    <w:lvl w:ilvl="4" w:tplc="04090003" w:tentative="1">
-      <w:start w:val="1"/>
-      <w:numFmt w:val="bullet"/>
-      <w:lvlText w:val="o"/>
-      <w:lvlJc w:val="left"/>
-      <w:pPr>
-        <w:ind w:left="3600" w:hanging="360"/>
-      </w:pPr>
-      <w:rPr>
-        <w:rFonts w:ascii="Courier New" w:hAnsi="Courier New" w:cs="Courier New" w:hint="default"/>
-      </w:rPr>
-    </w:lvl>
-    <w:lvl w:ilvl="5" w:tplc="04090005" w:tentative="1">
-      <w:start w:val="1"/>
-      <w:numFmt w:val="bullet"/>
-      <w:lvlText w:val=""/>
-      <w:lvlJc w:val="left"/>
-      <w:pPr>
-        <w:ind w:left="4320" w:hanging="360"/>
-      </w:pPr>
-      <w:rPr>
-        <w:rFonts w:ascii="Wingdings" w:hAnsi="Wingdings" w:hint="default"/>
-      </w:rPr>
-    </w:lvl>
-    <w:lvl w:ilvl="6" w:tplc="04090001" w:tentative="1">
-      <w:start w:val="1"/>
-      <w:numFmt w:val="bullet"/>
-      <w:lvlText w:val=""/>
-      <w:lvlJc w:val="left"/>
-      <w:pPr>
-        <w:ind w:left="5040" w:hanging="360"/>
-      </w:pPr>
-      <w:rPr>
-        <w:rFonts w:ascii="Symbol" w:hAnsi="Symbol" w:hint="default"/>
-      </w:rPr>
-    </w:lvl>
-    <w:lvl w:ilvl="7" w:tplc="04090003" w:tentative="1">
-      <w:start w:val="1"/>
-      <w:numFmt w:val="bullet"/>
-      <w:lvlText w:val="o"/>
-      <w:lvlJc w:val="left"/>
-      <w:pPr>
-        <w:ind w:left="5760" w:hanging="360"/>
-      </w:pPr>
-      <w:rPr>
-        <w:rFonts w:ascii="Courier New" w:hAnsi="Courier New" w:cs="Courier New" w:hint="default"/>
-      </w:rPr>
-    </w:lvl>
-    <w:lvl w:ilvl="8" w:tplc="04090005" w:tentative="1">
-      <w:start w:val="1"/>
-      <w:numFmt w:val="bullet"/>
-      <w:lvlText w:val=""/>
-      <w:lvlJc w:val="left"/>
-      <w:pPr>
-        <w:ind w:left="6480" w:hanging="360"/>
-      </w:pPr>
-      <w:rPr>
-        <w:rFonts w:ascii="Wingdings" w:hAnsi="Wingdings" w:hint="default"/>
-      </w:rPr>
-    </w:lvl>
-  </w:abstractNum>
-  <w:abstractNum w:abstractNumId="28" w15:restartNumberingAfterBreak="0">
-    <w:nsid w:val="38850AAD"/>
-    <w:multiLevelType w:val="hybridMultilevel"/>
-    <w:tmpl w:val="8ACACB88"/>
-    <w:lvl w:ilvl="0" w:tplc="04090001">
-      <w:start w:val="1"/>
-      <w:numFmt w:val="bullet"/>
-      <w:lvlText w:val=""/>
-      <w:lvlJc w:val="left"/>
-      <w:pPr>
-        <w:ind w:left="720" w:hanging="360"/>
-      </w:pPr>
-      <w:rPr>
-        <w:rFonts w:ascii="Symbol" w:hAnsi="Symbol" w:hint="default"/>
-      </w:rPr>
-    </w:lvl>
-    <w:lvl w:ilvl="1" w:tplc="04090003">
-      <w:start w:val="1"/>
-      <w:numFmt w:val="bullet"/>
-      <w:lvlText w:val="o"/>
-      <w:lvlJc w:val="left"/>
-      <w:pPr>
-        <w:ind w:left="1440" w:hanging="360"/>
-      </w:pPr>
-      <w:rPr>
-        <w:rFonts w:ascii="Courier New" w:hAnsi="Courier New" w:cs="Courier New" w:hint="default"/>
-      </w:rPr>
-    </w:lvl>
-    <w:lvl w:ilvl="2" w:tplc="04090005" w:tentative="1">
-      <w:start w:val="1"/>
-      <w:numFmt w:val="bullet"/>
-      <w:lvlText w:val=""/>
-      <w:lvlJc w:val="left"/>
-      <w:pPr>
-        <w:ind w:left="2160" w:hanging="360"/>
-      </w:pPr>
-      <w:rPr>
-        <w:rFonts w:ascii="Wingdings" w:hAnsi="Wingdings" w:hint="default"/>
-      </w:rPr>
-    </w:lvl>
-    <w:lvl w:ilvl="3" w:tplc="04090001" w:tentative="1">
-      <w:start w:val="1"/>
-      <w:numFmt w:val="bullet"/>
-      <w:lvlText w:val=""/>
-      <w:lvlJc w:val="left"/>
-      <w:pPr>
-        <w:ind w:left="2880" w:hanging="360"/>
-      </w:pPr>
-      <w:rPr>
-        <w:rFonts w:ascii="Symbol" w:hAnsi="Symbol" w:hint="default"/>
-      </w:rPr>
-    </w:lvl>
-    <w:lvl w:ilvl="4" w:tplc="04090003" w:tentative="1">
-      <w:start w:val="1"/>
-      <w:numFmt w:val="bullet"/>
-      <w:lvlText w:val="o"/>
-      <w:lvlJc w:val="left"/>
-      <w:pPr>
-        <w:ind w:left="3600" w:hanging="360"/>
-      </w:pPr>
-      <w:rPr>
-        <w:rFonts w:ascii="Courier New" w:hAnsi="Courier New" w:cs="Courier New" w:hint="default"/>
-      </w:rPr>
-    </w:lvl>
-    <w:lvl w:ilvl="5" w:tplc="04090005" w:tentative="1">
-      <w:start w:val="1"/>
-      <w:numFmt w:val="bullet"/>
-      <w:lvlText w:val=""/>
-      <w:lvlJc w:val="left"/>
-      <w:pPr>
-        <w:ind w:left="4320" w:hanging="360"/>
-      </w:pPr>
-      <w:rPr>
-        <w:rFonts w:ascii="Wingdings" w:hAnsi="Wingdings" w:hint="default"/>
-      </w:rPr>
-    </w:lvl>
-    <w:lvl w:ilvl="6" w:tplc="04090001" w:tentative="1">
-      <w:start w:val="1"/>
-      <w:numFmt w:val="bullet"/>
-      <w:lvlText w:val=""/>
-      <w:lvlJc w:val="left"/>
-      <w:pPr>
-        <w:ind w:left="5040" w:hanging="360"/>
-      </w:pPr>
-      <w:rPr>
-        <w:rFonts w:ascii="Symbol" w:hAnsi="Symbol" w:hint="default"/>
-      </w:rPr>
-    </w:lvl>
-    <w:lvl w:ilvl="7" w:tplc="04090003" w:tentative="1">
-      <w:start w:val="1"/>
-      <w:numFmt w:val="bullet"/>
-      <w:lvlText w:val="o"/>
-      <w:lvlJc w:val="left"/>
-      <w:pPr>
-        <w:ind w:left="5760" w:hanging="360"/>
-      </w:pPr>
-      <w:rPr>
-        <w:rFonts w:ascii="Courier New" w:hAnsi="Courier New" w:cs="Courier New" w:hint="default"/>
-      </w:rPr>
-    </w:lvl>
-    <w:lvl w:ilvl="8" w:tplc="04090005" w:tentative="1">
-      <w:start w:val="1"/>
-      <w:numFmt w:val="bullet"/>
-      <w:lvlText w:val=""/>
-      <w:lvlJc w:val="left"/>
-      <w:pPr>
-        <w:ind w:left="6480" w:hanging="360"/>
-      </w:pPr>
-      <w:rPr>
-        <w:rFonts w:ascii="Wingdings" w:hAnsi="Wingdings" w:hint="default"/>
-      </w:rPr>
-    </w:lvl>
-  </w:abstractNum>
-  <w:abstractNum w:abstractNumId="29" w15:restartNumberingAfterBreak="0">
-    <w:nsid w:val="3E046AE7"/>
-    <w:multiLevelType w:val="hybridMultilevel"/>
-    <w:tmpl w:val="F9200318"/>
-    <w:lvl w:ilvl="0" w:tplc="04090001">
-      <w:start w:val="1"/>
-      <w:numFmt w:val="bullet"/>
-      <w:lvlText w:val=""/>
-      <w:lvlJc w:val="left"/>
-      <w:pPr>
-        <w:ind w:left="720" w:hanging="360"/>
-      </w:pPr>
-      <w:rPr>
-        <w:rFonts w:ascii="Symbol" w:hAnsi="Symbol" w:hint="default"/>
-      </w:rPr>
-    </w:lvl>
-    <w:lvl w:ilvl="1" w:tplc="04090003" w:tentative="1">
-      <w:start w:val="1"/>
-      <w:numFmt w:val="bullet"/>
-      <w:lvlText w:val="o"/>
-      <w:lvlJc w:val="left"/>
-      <w:pPr>
-        <w:ind w:left="1440" w:hanging="360"/>
-      </w:pPr>
-      <w:rPr>
-        <w:rFonts w:ascii="Courier New" w:hAnsi="Courier New" w:cs="Courier New" w:hint="default"/>
-      </w:rPr>
-    </w:lvl>
-    <w:lvl w:ilvl="2" w:tplc="04090005" w:tentative="1">
-      <w:start w:val="1"/>
-      <w:numFmt w:val="bullet"/>
-      <w:lvlText w:val=""/>
-      <w:lvlJc w:val="left"/>
-      <w:pPr>
-        <w:ind w:left="2160" w:hanging="360"/>
-      </w:pPr>
-      <w:rPr>
-        <w:rFonts w:ascii="Wingdings" w:hAnsi="Wingdings" w:hint="default"/>
-      </w:rPr>
-    </w:lvl>
-    <w:lvl w:ilvl="3" w:tplc="04090001" w:tentative="1">
-      <w:start w:val="1"/>
-      <w:numFmt w:val="bullet"/>
-      <w:lvlText w:val=""/>
-      <w:lvlJc w:val="left"/>
-      <w:pPr>
-        <w:ind w:left="2880" w:hanging="360"/>
-      </w:pPr>
-      <w:rPr>
-        <w:rFonts w:ascii="Symbol" w:hAnsi="Symbol" w:hint="default"/>
-      </w:rPr>
-    </w:lvl>
-    <w:lvl w:ilvl="4" w:tplc="04090003" w:tentative="1">
-      <w:start w:val="1"/>
-      <w:numFmt w:val="bullet"/>
-      <w:lvlText w:val="o"/>
-      <w:lvlJc w:val="left"/>
-      <w:pPr>
-        <w:ind w:left="3600" w:hanging="360"/>
-      </w:pPr>
-      <w:rPr>
-        <w:rFonts w:ascii="Courier New" w:hAnsi="Courier New" w:cs="Courier New" w:hint="default"/>
-      </w:rPr>
-    </w:lvl>
-    <w:lvl w:ilvl="5" w:tplc="04090005" w:tentative="1">
-      <w:start w:val="1"/>
-      <w:numFmt w:val="bullet"/>
-      <w:lvlText w:val=""/>
-      <w:lvlJc w:val="left"/>
-      <w:pPr>
-        <w:ind w:left="4320" w:hanging="360"/>
-      </w:pPr>
-      <w:rPr>
-        <w:rFonts w:ascii="Wingdings" w:hAnsi="Wingdings" w:hint="default"/>
-      </w:rPr>
-    </w:lvl>
-    <w:lvl w:ilvl="6" w:tplc="04090001" w:tentative="1">
-      <w:start w:val="1"/>
-      <w:numFmt w:val="bullet"/>
-      <w:lvlText w:val=""/>
-      <w:lvlJc w:val="left"/>
-      <w:pPr>
-        <w:ind w:left="5040" w:hanging="360"/>
-      </w:pPr>
-      <w:rPr>
-        <w:rFonts w:ascii="Symbol" w:hAnsi="Symbol" w:hint="default"/>
-      </w:rPr>
-    </w:lvl>
-    <w:lvl w:ilvl="7" w:tplc="04090003" w:tentative="1">
-      <w:start w:val="1"/>
-      <w:numFmt w:val="bullet"/>
-      <w:lvlText w:val="o"/>
-      <w:lvlJc w:val="left"/>
-      <w:pPr>
-        <w:ind w:left="5760" w:hanging="360"/>
-      </w:pPr>
-      <w:rPr>
-        <w:rFonts w:ascii="Courier New" w:hAnsi="Courier New" w:cs="Courier New" w:hint="default"/>
-      </w:rPr>
-    </w:lvl>
-    <w:lvl w:ilvl="8" w:tplc="04090005" w:tentative="1">
-      <w:start w:val="1"/>
-      <w:numFmt w:val="bullet"/>
-      <w:lvlText w:val=""/>
-      <w:lvlJc w:val="left"/>
-      <w:pPr>
-        <w:ind w:left="6480" w:hanging="360"/>
-      </w:pPr>
-      <w:rPr>
-        <w:rFonts w:ascii="Wingdings" w:hAnsi="Wingdings" w:hint="default"/>
-      </w:rPr>
-    </w:lvl>
-  </w:abstractNum>
-  <w:abstractNum w:abstractNumId="30" w15:restartNumberingAfterBreak="0">
-    <w:nsid w:val="3FE920BC"/>
-    <w:multiLevelType w:val="multilevel"/>
-    <w:tmpl w:val="F732FB1A"/>
-    <w:lvl w:ilvl="0">
-      <w:start w:val="1"/>
-      <w:numFmt w:val="bullet"/>
-      <w:lvlText w:val=""/>
-      <w:lvlJc w:val="left"/>
-      <w:pPr>
-        <w:tabs>
-          <w:tab w:val="num" w:pos="720"/>
-        </w:tabs>
-        <w:ind w:left="720" w:hanging="360"/>
-      </w:pPr>
-      <w:rPr>
-        <w:rFonts w:ascii="Symbol" w:hAnsi="Symbol" w:hint="default"/>
-        <w:sz w:val="20"/>
-      </w:rPr>
-    </w:lvl>
-    <w:lvl w:ilvl="1" w:tentative="1">
-      <w:start w:val="1"/>
-      <w:numFmt w:val="bullet"/>
-      <w:lvlText w:val="o"/>
-      <w:lvlJc w:val="left"/>
-      <w:pPr>
-        <w:tabs>
-          <w:tab w:val="num" w:pos="1440"/>
-        </w:tabs>
-        <w:ind w:left="1440" w:hanging="360"/>
-      </w:pPr>
-      <w:rPr>
-        <w:rFonts w:ascii="Courier New" w:hAnsi="Courier New" w:hint="default"/>
-        <w:sz w:val="20"/>
-      </w:rPr>
-    </w:lvl>
-    <w:lvl w:ilvl="2" w:tentative="1">
-      <w:start w:val="1"/>
-      <w:numFmt w:val="bullet"/>
-      <w:lvlText w:val=""/>
-      <w:lvlJc w:val="left"/>
-      <w:pPr>
-        <w:tabs>
-          <w:tab w:val="num" w:pos="2160"/>
-        </w:tabs>
-        <w:ind w:left="2160" w:hanging="360"/>
-      </w:pPr>
-      <w:rPr>
-        <w:rFonts w:ascii="Wingdings" w:hAnsi="Wingdings" w:hint="default"/>
-        <w:sz w:val="20"/>
-      </w:rPr>
-    </w:lvl>
-    <w:lvl w:ilvl="3" w:tentative="1">
-      <w:start w:val="1"/>
-      <w:numFmt w:val="bullet"/>
-      <w:lvlText w:val=""/>
-      <w:lvlJc w:val="left"/>
-      <w:pPr>
-        <w:tabs>
-          <w:tab w:val="num" w:pos="2880"/>
-        </w:tabs>
-        <w:ind w:left="2880" w:hanging="360"/>
-      </w:pPr>
-      <w:rPr>
-        <w:rFonts w:ascii="Wingdings" w:hAnsi="Wingdings" w:hint="default"/>
-        <w:sz w:val="20"/>
-      </w:rPr>
-    </w:lvl>
-    <w:lvl w:ilvl="4" w:tentative="1">
-      <w:start w:val="1"/>
-      <w:numFmt w:val="bullet"/>
-      <w:lvlText w:val=""/>
-      <w:lvlJc w:val="left"/>
-      <w:pPr>
-        <w:tabs>
-          <w:tab w:val="num" w:pos="3600"/>
-        </w:tabs>
-        <w:ind w:left="3600" w:hanging="360"/>
-      </w:pPr>
-      <w:rPr>
-        <w:rFonts w:ascii="Wingdings" w:hAnsi="Wingdings" w:hint="default"/>
-        <w:sz w:val="20"/>
-      </w:rPr>
-    </w:lvl>
-    <w:lvl w:ilvl="5" w:tentative="1">
-      <w:start w:val="1"/>
-      <w:numFmt w:val="bullet"/>
-      <w:lvlText w:val=""/>
-      <w:lvlJc w:val="left"/>
-      <w:pPr>
-        <w:tabs>
-          <w:tab w:val="num" w:pos="4320"/>
-        </w:tabs>
-        <w:ind w:left="4320" w:hanging="360"/>
-      </w:pPr>
-      <w:rPr>
-        <w:rFonts w:ascii="Wingdings" w:hAnsi="Wingdings" w:hint="default"/>
-        <w:sz w:val="20"/>
-      </w:rPr>
-    </w:lvl>
-    <w:lvl w:ilvl="6" w:tentative="1">
-      <w:start w:val="1"/>
-      <w:numFmt w:val="bullet"/>
-      <w:lvlText w:val=""/>
-      <w:lvlJc w:val="left"/>
-      <w:pPr>
-        <w:tabs>
-          <w:tab w:val="num" w:pos="5040"/>
-        </w:tabs>
-        <w:ind w:left="5040" w:hanging="360"/>
-      </w:pPr>
-      <w:rPr>
-        <w:rFonts w:ascii="Wingdings" w:hAnsi="Wingdings" w:hint="default"/>
-        <w:sz w:val="20"/>
-      </w:rPr>
-    </w:lvl>
-    <w:lvl w:ilvl="7" w:tentative="1">
-      <w:start w:val="1"/>
-      <w:numFmt w:val="bullet"/>
-      <w:lvlText w:val=""/>
-      <w:lvlJc w:val="left"/>
-      <w:pPr>
-        <w:tabs>
-          <w:tab w:val="num" w:pos="5760"/>
-        </w:tabs>
-        <w:ind w:left="5760" w:hanging="360"/>
-      </w:pPr>
-      <w:rPr>
-        <w:rFonts w:ascii="Wingdings" w:hAnsi="Wingdings" w:hint="default"/>
-        <w:sz w:val="20"/>
-      </w:rPr>
-    </w:lvl>
-    <w:lvl w:ilvl="8" w:tentative="1">
-      <w:start w:val="1"/>
-      <w:numFmt w:val="bullet"/>
-      <w:lvlText w:val=""/>
-      <w:lvlJc w:val="left"/>
-      <w:pPr>
-        <w:tabs>
-          <w:tab w:val="num" w:pos="6480"/>
-        </w:tabs>
-        <w:ind w:left="6480" w:hanging="360"/>
-      </w:pPr>
-      <w:rPr>
-        <w:rFonts w:ascii="Wingdings" w:hAnsi="Wingdings" w:hint="default"/>
-        <w:sz w:val="20"/>
-      </w:rPr>
-    </w:lvl>
-  </w:abstractNum>
-  <w:abstractNum w:abstractNumId="31" w15:restartNumberingAfterBreak="0">
-    <w:nsid w:val="40AF46E9"/>
-    <w:multiLevelType w:val="multilevel"/>
-    <w:tmpl w:val="2B364110"/>
-    <w:lvl w:ilvl="0">
-      <w:start w:val="1"/>
-      <w:numFmt w:val="bullet"/>
-      <w:lvlText w:val=""/>
-      <w:lvlJc w:val="left"/>
-      <w:pPr>
-        <w:tabs>
-          <w:tab w:val="num" w:pos="720"/>
-        </w:tabs>
-        <w:ind w:left="720" w:hanging="360"/>
-      </w:pPr>
-      <w:rPr>
-        <w:rFonts w:ascii="Symbol" w:hAnsi="Symbol" w:hint="default"/>
-        <w:sz w:val="20"/>
-      </w:rPr>
-    </w:lvl>
-    <w:lvl w:ilvl="1" w:tentative="1">
-      <w:start w:val="1"/>
-      <w:numFmt w:val="bullet"/>
-      <w:lvlText w:val="o"/>
-      <w:lvlJc w:val="left"/>
-      <w:pPr>
-        <w:tabs>
-          <w:tab w:val="num" w:pos="1440"/>
-        </w:tabs>
-        <w:ind w:left="1440" w:hanging="360"/>
-      </w:pPr>
-      <w:rPr>
-        <w:rFonts w:ascii="Courier New" w:hAnsi="Courier New" w:hint="default"/>
-        <w:sz w:val="20"/>
-      </w:rPr>
-    </w:lvl>
-    <w:lvl w:ilvl="2" w:tentative="1">
-      <w:start w:val="1"/>
-      <w:numFmt w:val="bullet"/>
-      <w:lvlText w:val=""/>
-      <w:lvlJc w:val="left"/>
-      <w:pPr>
-        <w:tabs>
-          <w:tab w:val="num" w:pos="2160"/>
-        </w:tabs>
-        <w:ind w:left="2160" w:hanging="360"/>
-      </w:pPr>
-      <w:rPr>
-        <w:rFonts w:ascii="Wingdings" w:hAnsi="Wingdings" w:hint="default"/>
-        <w:sz w:val="20"/>
-      </w:rPr>
-    </w:lvl>
-    <w:lvl w:ilvl="3" w:tentative="1">
-      <w:start w:val="1"/>
-      <w:numFmt w:val="bullet"/>
-      <w:lvlText w:val=""/>
-      <w:lvlJc w:val="left"/>
-      <w:pPr>
-        <w:tabs>
-          <w:tab w:val="num" w:pos="2880"/>
-        </w:tabs>
-        <w:ind w:left="2880" w:hanging="360"/>
-      </w:pPr>
-      <w:rPr>
-        <w:rFonts w:ascii="Wingdings" w:hAnsi="Wingdings" w:hint="default"/>
-        <w:sz w:val="20"/>
-      </w:rPr>
-    </w:lvl>
-    <w:lvl w:ilvl="4" w:tentative="1">
-      <w:start w:val="1"/>
-      <w:numFmt w:val="bullet"/>
-      <w:lvlText w:val=""/>
-      <w:lvlJc w:val="left"/>
-      <w:pPr>
-        <w:tabs>
-          <w:tab w:val="num" w:pos="3600"/>
-        </w:tabs>
-        <w:ind w:left="3600" w:hanging="360"/>
-      </w:pPr>
-      <w:rPr>
-        <w:rFonts w:ascii="Wingdings" w:hAnsi="Wingdings" w:hint="default"/>
-        <w:sz w:val="20"/>
-      </w:rPr>
-    </w:lvl>
-    <w:lvl w:ilvl="5" w:tentative="1">
-      <w:start w:val="1"/>
-      <w:numFmt w:val="bullet"/>
-      <w:lvlText w:val=""/>
-      <w:lvlJc w:val="left"/>
-      <w:pPr>
-        <w:tabs>
-          <w:tab w:val="num" w:pos="4320"/>
-        </w:tabs>
-        <w:ind w:left="4320" w:hanging="360"/>
-      </w:pPr>
-      <w:rPr>
-        <w:rFonts w:ascii="Wingdings" w:hAnsi="Wingdings" w:hint="default"/>
-        <w:sz w:val="20"/>
-      </w:rPr>
-    </w:lvl>
-    <w:lvl w:ilvl="6" w:tentative="1">
-      <w:start w:val="1"/>
-      <w:numFmt w:val="bullet"/>
-      <w:lvlText w:val=""/>
-      <w:lvlJc w:val="left"/>
-      <w:pPr>
-        <w:tabs>
-          <w:tab w:val="num" w:pos="5040"/>
-        </w:tabs>
-        <w:ind w:left="5040" w:hanging="360"/>
-      </w:pPr>
-      <w:rPr>
-        <w:rFonts w:ascii="Wingdings" w:hAnsi="Wingdings" w:hint="default"/>
-        <w:sz w:val="20"/>
-      </w:rPr>
-    </w:lvl>
-    <w:lvl w:ilvl="7" w:tentative="1">
-      <w:start w:val="1"/>
-      <w:numFmt w:val="bullet"/>
-      <w:lvlText w:val=""/>
-      <w:lvlJc w:val="left"/>
-      <w:pPr>
-        <w:tabs>
-          <w:tab w:val="num" w:pos="5760"/>
-        </w:tabs>
-        <w:ind w:left="5760" w:hanging="360"/>
-      </w:pPr>
-      <w:rPr>
-        <w:rFonts w:ascii="Wingdings" w:hAnsi="Wingdings" w:hint="default"/>
-        <w:sz w:val="20"/>
-      </w:rPr>
-    </w:lvl>
-    <w:lvl w:ilvl="8" w:tentative="1">
-      <w:start w:val="1"/>
-      <w:numFmt w:val="bullet"/>
-      <w:lvlText w:val=""/>
-      <w:lvlJc w:val="left"/>
-      <w:pPr>
-        <w:tabs>
-          <w:tab w:val="num" w:pos="6480"/>
-        </w:tabs>
-        <w:ind w:left="6480" w:hanging="360"/>
-      </w:pPr>
-      <w:rPr>
-        <w:rFonts w:ascii="Wingdings" w:hAnsi="Wingdings" w:hint="default"/>
-        <w:sz w:val="20"/>
-      </w:rPr>
-    </w:lvl>
-  </w:abstractNum>
-  <w:abstractNum w:abstractNumId="32" w15:restartNumberingAfterBreak="0">
-    <w:nsid w:val="43F55634"/>
-    <w:multiLevelType w:val="multilevel"/>
-    <w:tmpl w:val="A42C9A4E"/>
-    <w:lvl w:ilvl="0">
-      <w:start w:val="1"/>
-      <w:numFmt w:val="bullet"/>
-      <w:lvlText w:val=""/>
-      <w:lvlJc w:val="left"/>
-      <w:pPr>
-        <w:tabs>
-          <w:tab w:val="num" w:pos="720"/>
-        </w:tabs>
-        <w:ind w:left="720" w:hanging="360"/>
-      </w:pPr>
-      <w:rPr>
-        <w:rFonts w:ascii="Symbol" w:hAnsi="Symbol" w:hint="default"/>
-        <w:sz w:val="20"/>
-      </w:rPr>
-    </w:lvl>
-    <w:lvl w:ilvl="1" w:tentative="1">
-      <w:start w:val="1"/>
-      <w:numFmt w:val="bullet"/>
-      <w:lvlText w:val="o"/>
-      <w:lvlJc w:val="left"/>
-      <w:pPr>
-        <w:tabs>
-          <w:tab w:val="num" w:pos="1440"/>
-        </w:tabs>
-        <w:ind w:left="1440" w:hanging="360"/>
-      </w:pPr>
-      <w:rPr>
-        <w:rFonts w:ascii="Courier New" w:hAnsi="Courier New" w:hint="default"/>
-        <w:sz w:val="20"/>
-      </w:rPr>
-    </w:lvl>
-    <w:lvl w:ilvl="2" w:tentative="1">
-      <w:start w:val="1"/>
-      <w:numFmt w:val="bullet"/>
-      <w:lvlText w:val=""/>
-      <w:lvlJc w:val="left"/>
-      <w:pPr>
-        <w:tabs>
-          <w:tab w:val="num" w:pos="2160"/>
-        </w:tabs>
-        <w:ind w:left="2160" w:hanging="360"/>
-      </w:pPr>
-      <w:rPr>
-        <w:rFonts w:ascii="Wingdings" w:hAnsi="Wingdings" w:hint="default"/>
-        <w:sz w:val="20"/>
-      </w:rPr>
-    </w:lvl>
-    <w:lvl w:ilvl="3" w:tentative="1">
-      <w:start w:val="1"/>
-      <w:numFmt w:val="bullet"/>
-      <w:lvlText w:val=""/>
-      <w:lvlJc w:val="left"/>
-      <w:pPr>
-        <w:tabs>
-          <w:tab w:val="num" w:pos="2880"/>
-        </w:tabs>
-        <w:ind w:left="2880" w:hanging="360"/>
-      </w:pPr>
-      <w:rPr>
-        <w:rFonts w:ascii="Wingdings" w:hAnsi="Wingdings" w:hint="default"/>
-        <w:sz w:val="20"/>
-      </w:rPr>
-    </w:lvl>
-    <w:lvl w:ilvl="4" w:tentative="1">
-      <w:start w:val="1"/>
-      <w:numFmt w:val="bullet"/>
-      <w:lvlText w:val=""/>
-      <w:lvlJc w:val="left"/>
-      <w:pPr>
-        <w:tabs>
-          <w:tab w:val="num" w:pos="3600"/>
-        </w:tabs>
-        <w:ind w:left="3600" w:hanging="360"/>
-      </w:pPr>
-      <w:rPr>
-        <w:rFonts w:ascii="Wingdings" w:hAnsi="Wingdings" w:hint="default"/>
-        <w:sz w:val="20"/>
-      </w:rPr>
-    </w:lvl>
-    <w:lvl w:ilvl="5" w:tentative="1">
-      <w:start w:val="1"/>
-      <w:numFmt w:val="bullet"/>
-      <w:lvlText w:val=""/>
-      <w:lvlJc w:val="left"/>
-      <w:pPr>
-        <w:tabs>
-          <w:tab w:val="num" w:pos="4320"/>
-        </w:tabs>
-        <w:ind w:left="4320" w:hanging="360"/>
-      </w:pPr>
-      <w:rPr>
-        <w:rFonts w:ascii="Wingdings" w:hAnsi="Wingdings" w:hint="default"/>
-        <w:sz w:val="20"/>
-      </w:rPr>
-    </w:lvl>
-    <w:lvl w:ilvl="6" w:tentative="1">
-      <w:start w:val="1"/>
-      <w:numFmt w:val="bullet"/>
-      <w:lvlText w:val=""/>
-      <w:lvlJc w:val="left"/>
-      <w:pPr>
-        <w:tabs>
-          <w:tab w:val="num" w:pos="5040"/>
-        </w:tabs>
-        <w:ind w:left="5040" w:hanging="360"/>
-      </w:pPr>
-      <w:rPr>
-        <w:rFonts w:ascii="Wingdings" w:hAnsi="Wingdings" w:hint="default"/>
-        <w:sz w:val="20"/>
-      </w:rPr>
-    </w:lvl>
-    <w:lvl w:ilvl="7" w:tentative="1">
-      <w:start w:val="1"/>
-      <w:numFmt w:val="bullet"/>
-      <w:lvlText w:val=""/>
-      <w:lvlJc w:val="left"/>
-      <w:pPr>
-        <w:tabs>
-          <w:tab w:val="num" w:pos="5760"/>
-        </w:tabs>
-        <w:ind w:left="5760" w:hanging="360"/>
-      </w:pPr>
-      <w:rPr>
-        <w:rFonts w:ascii="Wingdings" w:hAnsi="Wingdings" w:hint="default"/>
-        <w:sz w:val="20"/>
-      </w:rPr>
-    </w:lvl>
-    <w:lvl w:ilvl="8" w:tentative="1">
-      <w:start w:val="1"/>
-      <w:numFmt w:val="bullet"/>
-      <w:lvlText w:val=""/>
-      <w:lvlJc w:val="left"/>
-      <w:pPr>
-        <w:tabs>
-          <w:tab w:val="num" w:pos="6480"/>
-        </w:tabs>
-        <w:ind w:left="6480" w:hanging="360"/>
-      </w:pPr>
-      <w:rPr>
-        <w:rFonts w:ascii="Wingdings" w:hAnsi="Wingdings" w:hint="default"/>
-        <w:sz w:val="20"/>
-      </w:rPr>
-    </w:lvl>
-  </w:abstractNum>
-  <w:abstractNum w:abstractNumId="33" w15:restartNumberingAfterBreak="0">
-    <w:nsid w:val="44523CEF"/>
-    <w:multiLevelType w:val="hybridMultilevel"/>
-    <w:tmpl w:val="DBFE3D68"/>
-    <w:lvl w:ilvl="0" w:tplc="0409000F">
-      <w:start w:val="1"/>
-      <w:numFmt w:val="decimal"/>
-      <w:lvlText w:val="%1."/>
-      <w:lvlJc w:val="left"/>
-      <w:pPr>
-        <w:ind w:left="720" w:hanging="360"/>
-      </w:pPr>
-    </w:lvl>
-    <w:lvl w:ilvl="1" w:tplc="04090019" w:tentative="1">
-      <w:start w:val="1"/>
-      <w:numFmt w:val="lowerLetter"/>
-      <w:lvlText w:val="%2."/>
-      <w:lvlJc w:val="left"/>
-      <w:pPr>
-        <w:ind w:left="1440" w:hanging="360"/>
-      </w:pPr>
-    </w:lvl>
-    <w:lvl w:ilvl="2" w:tplc="0409001B" w:tentative="1">
-      <w:start w:val="1"/>
-      <w:numFmt w:val="lowerRoman"/>
-      <w:lvlText w:val="%3."/>
-      <w:lvlJc w:val="right"/>
-      <w:pPr>
-        <w:ind w:left="2160" w:hanging="180"/>
-      </w:pPr>
-    </w:lvl>
-    <w:lvl w:ilvl="3" w:tplc="0409000F" w:tentative="1">
-      <w:start w:val="1"/>
-      <w:numFmt w:val="decimal"/>
-      <w:lvlText w:val="%4."/>
-      <w:lvlJc w:val="left"/>
-      <w:pPr>
-        <w:ind w:left="2880" w:hanging="360"/>
-      </w:pPr>
-    </w:lvl>
-    <w:lvl w:ilvl="4" w:tplc="04090019" w:tentative="1">
-      <w:start w:val="1"/>
-      <w:numFmt w:val="lowerLetter"/>
-      <w:lvlText w:val="%5."/>
-      <w:lvlJc w:val="left"/>
-      <w:pPr>
-        <w:ind w:left="3600" w:hanging="360"/>
-      </w:pPr>
-    </w:lvl>
-    <w:lvl w:ilvl="5" w:tplc="0409001B" w:tentative="1">
-      <w:start w:val="1"/>
-      <w:numFmt w:val="lowerRoman"/>
-      <w:lvlText w:val="%6."/>
-      <w:lvlJc w:val="right"/>
-      <w:pPr>
-        <w:ind w:left="4320" w:hanging="180"/>
-      </w:pPr>
-    </w:lvl>
-    <w:lvl w:ilvl="6" w:tplc="0409000F" w:tentative="1">
-      <w:start w:val="1"/>
-      <w:numFmt w:val="decimal"/>
-      <w:lvlText w:val="%7."/>
-      <w:lvlJc w:val="left"/>
-      <w:pPr>
-        <w:ind w:left="5040" w:hanging="360"/>
-      </w:pPr>
-    </w:lvl>
-    <w:lvl w:ilvl="7" w:tplc="04090019" w:tentative="1">
-      <w:start w:val="1"/>
-      <w:numFmt w:val="lowerLetter"/>
-      <w:lvlText w:val="%8."/>
-      <w:lvlJc w:val="left"/>
-      <w:pPr>
-        <w:ind w:left="5760" w:hanging="360"/>
-      </w:pPr>
-    </w:lvl>
-    <w:lvl w:ilvl="8" w:tplc="0409001B" w:tentative="1">
-      <w:start w:val="1"/>
-      <w:numFmt w:val="lowerRoman"/>
-      <w:lvlText w:val="%9."/>
-      <w:lvlJc w:val="right"/>
-      <w:pPr>
-        <w:ind w:left="6480" w:hanging="180"/>
-      </w:pPr>
-    </w:lvl>
-  </w:abstractNum>
-  <w:abstractNum w:abstractNumId="34" w15:restartNumberingAfterBreak="0">
-    <w:nsid w:val="46A9052A"/>
-    <w:multiLevelType w:val="multilevel"/>
-    <w:tmpl w:val="BF2EFF60"/>
-    <w:lvl w:ilvl="0">
-      <w:start w:val="1"/>
-      <w:numFmt w:val="bullet"/>
-      <w:lvlText w:val=""/>
-      <w:lvlJc w:val="left"/>
-      <w:pPr>
-        <w:tabs>
-          <w:tab w:val="num" w:pos="1080"/>
-        </w:tabs>
-        <w:ind w:left="1080" w:hanging="360"/>
-      </w:pPr>
-      <w:rPr>
-        <w:rFonts w:ascii="Symbol" w:hAnsi="Symbol" w:hint="default"/>
-        <w:sz w:val="20"/>
-      </w:rPr>
-    </w:lvl>
-    <w:lvl w:ilvl="1">
-      <w:start w:val="1"/>
-      <w:numFmt w:val="bullet"/>
-      <w:lvlText w:val="o"/>
-      <w:lvlJc w:val="left"/>
-      <w:pPr>
-        <w:tabs>
-          <w:tab w:val="num" w:pos="1800"/>
-        </w:tabs>
-        <w:ind w:left="1800" w:hanging="360"/>
-      </w:pPr>
-      <w:rPr>
-        <w:rFonts w:ascii="Courier New" w:hAnsi="Courier New" w:hint="default"/>
-        <w:sz w:val="20"/>
-      </w:rPr>
-    </w:lvl>
-    <w:lvl w:ilvl="2" w:tentative="1">
-      <w:start w:val="1"/>
-      <w:numFmt w:val="bullet"/>
-      <w:lvlText w:val=""/>
-      <w:lvlJc w:val="left"/>
-      <w:pPr>
-        <w:tabs>
-          <w:tab w:val="num" w:pos="2520"/>
-        </w:tabs>
-        <w:ind w:left="2520" w:hanging="360"/>
-      </w:pPr>
-      <w:rPr>
-        <w:rFonts w:ascii="Wingdings" w:hAnsi="Wingdings" w:hint="default"/>
-        <w:sz w:val="20"/>
-      </w:rPr>
-    </w:lvl>
-    <w:lvl w:ilvl="3" w:tentative="1">
-      <w:start w:val="1"/>
-      <w:numFmt w:val="bullet"/>
-      <w:lvlText w:val=""/>
-      <w:lvlJc w:val="left"/>
-      <w:pPr>
-        <w:tabs>
-          <w:tab w:val="num" w:pos="3240"/>
-        </w:tabs>
-        <w:ind w:left="3240" w:hanging="360"/>
-      </w:pPr>
-      <w:rPr>
-        <w:rFonts w:ascii="Wingdings" w:hAnsi="Wingdings" w:hint="default"/>
-        <w:sz w:val="20"/>
-      </w:rPr>
-    </w:lvl>
-    <w:lvl w:ilvl="4" w:tentative="1">
-      <w:start w:val="1"/>
-      <w:numFmt w:val="bullet"/>
-      <w:lvlText w:val=""/>
-      <w:lvlJc w:val="left"/>
-      <w:pPr>
-        <w:tabs>
-          <w:tab w:val="num" w:pos="3960"/>
-        </w:tabs>
-        <w:ind w:left="3960" w:hanging="360"/>
-      </w:pPr>
-      <w:rPr>
-        <w:rFonts w:ascii="Wingdings" w:hAnsi="Wingdings" w:hint="default"/>
-        <w:sz w:val="20"/>
-      </w:rPr>
-    </w:lvl>
-    <w:lvl w:ilvl="5" w:tentative="1">
-      <w:start w:val="1"/>
-      <w:numFmt w:val="bullet"/>
-      <w:lvlText w:val=""/>
-      <w:lvlJc w:val="left"/>
-      <w:pPr>
-        <w:tabs>
-          <w:tab w:val="num" w:pos="4680"/>
-        </w:tabs>
-        <w:ind w:left="4680" w:hanging="360"/>
-      </w:pPr>
-      <w:rPr>
-        <w:rFonts w:ascii="Wingdings" w:hAnsi="Wingdings" w:hint="default"/>
-        <w:sz w:val="20"/>
-      </w:rPr>
-    </w:lvl>
-    <w:lvl w:ilvl="6" w:tentative="1">
-      <w:start w:val="1"/>
-      <w:numFmt w:val="bullet"/>
-      <w:lvlText w:val=""/>
-      <w:lvlJc w:val="left"/>
-      <w:pPr>
-        <w:tabs>
-          <w:tab w:val="num" w:pos="5400"/>
-        </w:tabs>
-        <w:ind w:left="5400" w:hanging="360"/>
-      </w:pPr>
-      <w:rPr>
-        <w:rFonts w:ascii="Wingdings" w:hAnsi="Wingdings" w:hint="default"/>
-        <w:sz w:val="20"/>
-      </w:rPr>
-    </w:lvl>
-    <w:lvl w:ilvl="7" w:tentative="1">
-      <w:start w:val="1"/>
-      <w:numFmt w:val="bullet"/>
-      <w:lvlText w:val=""/>
-      <w:lvlJc w:val="left"/>
-      <w:pPr>
-        <w:tabs>
-          <w:tab w:val="num" w:pos="6120"/>
-        </w:tabs>
-        <w:ind w:left="6120" w:hanging="360"/>
-      </w:pPr>
-      <w:rPr>
-        <w:rFonts w:ascii="Wingdings" w:hAnsi="Wingdings" w:hint="default"/>
-        <w:sz w:val="20"/>
-      </w:rPr>
-    </w:lvl>
-    <w:lvl w:ilvl="8" w:tentative="1">
-      <w:start w:val="1"/>
-      <w:numFmt w:val="bullet"/>
-      <w:lvlText w:val=""/>
-      <w:lvlJc w:val="left"/>
-      <w:pPr>
-        <w:tabs>
-          <w:tab w:val="num" w:pos="6840"/>
-        </w:tabs>
-        <w:ind w:left="6840" w:hanging="360"/>
-      </w:pPr>
-      <w:rPr>
-        <w:rFonts w:ascii="Wingdings" w:hAnsi="Wingdings" w:hint="default"/>
-        <w:sz w:val="20"/>
-      </w:rPr>
-    </w:lvl>
-  </w:abstractNum>
-  <w:abstractNum w:abstractNumId="35" w15:restartNumberingAfterBreak="0">
-    <w:nsid w:val="47A2558C"/>
-    <w:multiLevelType w:val="hybridMultilevel"/>
-    <w:tmpl w:val="68E0F810"/>
-    <w:lvl w:ilvl="0" w:tplc="04090001">
-      <w:start w:val="1"/>
-      <w:numFmt w:val="bullet"/>
-      <w:lvlText w:val=""/>
-      <w:lvlJc w:val="left"/>
-      <w:pPr>
-        <w:ind w:left="900" w:hanging="360"/>
-      </w:pPr>
-      <w:rPr>
-        <w:rFonts w:ascii="Symbol" w:hAnsi="Symbol" w:hint="default"/>
-      </w:rPr>
-    </w:lvl>
-    <w:lvl w:ilvl="1" w:tplc="04090003" w:tentative="1">
-      <w:start w:val="1"/>
-      <w:numFmt w:val="bullet"/>
-      <w:lvlText w:val="o"/>
-      <w:lvlJc w:val="left"/>
-      <w:pPr>
-        <w:ind w:left="1620" w:hanging="360"/>
-      </w:pPr>
-      <w:rPr>
-        <w:rFonts w:ascii="Courier New" w:hAnsi="Courier New" w:cs="Courier New" w:hint="default"/>
-      </w:rPr>
-    </w:lvl>
-    <w:lvl w:ilvl="2" w:tplc="04090005" w:tentative="1">
-      <w:start w:val="1"/>
-      <w:numFmt w:val="bullet"/>
-      <w:lvlText w:val=""/>
-      <w:lvlJc w:val="left"/>
-      <w:pPr>
-        <w:ind w:left="2340" w:hanging="360"/>
-      </w:pPr>
-      <w:rPr>
-        <w:rFonts w:ascii="Wingdings" w:hAnsi="Wingdings" w:hint="default"/>
-      </w:rPr>
-    </w:lvl>
-    <w:lvl w:ilvl="3" w:tplc="04090001" w:tentative="1">
-      <w:start w:val="1"/>
-      <w:numFmt w:val="bullet"/>
-      <w:lvlText w:val=""/>
-      <w:lvlJc w:val="left"/>
-      <w:pPr>
-        <w:ind w:left="3060" w:hanging="360"/>
-      </w:pPr>
-      <w:rPr>
-        <w:rFonts w:ascii="Symbol" w:hAnsi="Symbol" w:hint="default"/>
-      </w:rPr>
-    </w:lvl>
-    <w:lvl w:ilvl="4" w:tplc="04090003" w:tentative="1">
-      <w:start w:val="1"/>
-      <w:numFmt w:val="bullet"/>
-      <w:lvlText w:val="o"/>
-      <w:lvlJc w:val="left"/>
-      <w:pPr>
-        <w:ind w:left="3780" w:hanging="360"/>
-      </w:pPr>
-      <w:rPr>
-        <w:rFonts w:ascii="Courier New" w:hAnsi="Courier New" w:cs="Courier New" w:hint="default"/>
-      </w:rPr>
-    </w:lvl>
-    <w:lvl w:ilvl="5" w:tplc="04090005" w:tentative="1">
-      <w:start w:val="1"/>
-      <w:numFmt w:val="bullet"/>
-      <w:lvlText w:val=""/>
-      <w:lvlJc w:val="left"/>
-      <w:pPr>
-        <w:ind w:left="4500" w:hanging="360"/>
-      </w:pPr>
-      <w:rPr>
-        <w:rFonts w:ascii="Wingdings" w:hAnsi="Wingdings" w:hint="default"/>
-      </w:rPr>
-    </w:lvl>
-    <w:lvl w:ilvl="6" w:tplc="04090001" w:tentative="1">
-      <w:start w:val="1"/>
-      <w:numFmt w:val="bullet"/>
-      <w:lvlText w:val=""/>
-      <w:lvlJc w:val="left"/>
-      <w:pPr>
-        <w:ind w:left="5220" w:hanging="360"/>
-      </w:pPr>
-      <w:rPr>
-        <w:rFonts w:ascii="Symbol" w:hAnsi="Symbol" w:hint="default"/>
-      </w:rPr>
-    </w:lvl>
-    <w:lvl w:ilvl="7" w:tplc="04090003" w:tentative="1">
-      <w:start w:val="1"/>
-      <w:numFmt w:val="bullet"/>
-      <w:lvlText w:val="o"/>
-      <w:lvlJc w:val="left"/>
-      <w:pPr>
-        <w:ind w:left="5940" w:hanging="360"/>
-      </w:pPr>
-      <w:rPr>
-        <w:rFonts w:ascii="Courier New" w:hAnsi="Courier New" w:cs="Courier New" w:hint="default"/>
-      </w:rPr>
-    </w:lvl>
-    <w:lvl w:ilvl="8" w:tplc="04090005" w:tentative="1">
-      <w:start w:val="1"/>
-      <w:numFmt w:val="bullet"/>
-      <w:lvlText w:val=""/>
-      <w:lvlJc w:val="left"/>
-      <w:pPr>
-        <w:ind w:left="6660" w:hanging="360"/>
-      </w:pPr>
-      <w:rPr>
-        <w:rFonts w:ascii="Wingdings" w:hAnsi="Wingdings" w:hint="default"/>
-      </w:rPr>
-    </w:lvl>
-  </w:abstractNum>
-  <w:abstractNum w:abstractNumId="36" w15:restartNumberingAfterBreak="0">
-    <w:nsid w:val="47D86395"/>
-    <w:multiLevelType w:val="multilevel"/>
-    <w:tmpl w:val="23C6C1D0"/>
-    <w:lvl w:ilvl="0">
-      <w:start w:val="1"/>
-      <w:numFmt w:val="bullet"/>
-      <w:lvlText w:val=""/>
-      <w:lvlJc w:val="left"/>
-      <w:pPr>
-        <w:tabs>
-          <w:tab w:val="num" w:pos="720"/>
-        </w:tabs>
-        <w:ind w:left="720" w:hanging="360"/>
-      </w:pPr>
-      <w:rPr>
-        <w:rFonts w:ascii="Symbol" w:hAnsi="Symbol" w:hint="default"/>
-        <w:sz w:val="20"/>
-      </w:rPr>
-    </w:lvl>
-    <w:lvl w:ilvl="1" w:tentative="1">
-      <w:start w:val="1"/>
-      <w:numFmt w:val="bullet"/>
-      <w:lvlText w:val="o"/>
-      <w:lvlJc w:val="left"/>
-      <w:pPr>
-        <w:tabs>
-          <w:tab w:val="num" w:pos="1440"/>
-        </w:tabs>
-        <w:ind w:left="1440" w:hanging="360"/>
-      </w:pPr>
-      <w:rPr>
-        <w:rFonts w:ascii="Courier New" w:hAnsi="Courier New" w:hint="default"/>
-        <w:sz w:val="20"/>
-      </w:rPr>
-    </w:lvl>
-    <w:lvl w:ilvl="2" w:tentative="1">
-      <w:start w:val="1"/>
-      <w:numFmt w:val="bullet"/>
-      <w:lvlText w:val=""/>
-      <w:lvlJc w:val="left"/>
-      <w:pPr>
-        <w:tabs>
-          <w:tab w:val="num" w:pos="2160"/>
-        </w:tabs>
-        <w:ind w:left="2160" w:hanging="360"/>
-      </w:pPr>
-      <w:rPr>
-        <w:rFonts w:ascii="Wingdings" w:hAnsi="Wingdings" w:hint="default"/>
-        <w:sz w:val="20"/>
-      </w:rPr>
-    </w:lvl>
-    <w:lvl w:ilvl="3" w:tentative="1">
-      <w:start w:val="1"/>
-      <w:numFmt w:val="bullet"/>
-      <w:lvlText w:val=""/>
-      <w:lvlJc w:val="left"/>
-      <w:pPr>
-        <w:tabs>
-          <w:tab w:val="num" w:pos="2880"/>
-        </w:tabs>
-        <w:ind w:left="2880" w:hanging="360"/>
-      </w:pPr>
-      <w:rPr>
-        <w:rFonts w:ascii="Wingdings" w:hAnsi="Wingdings" w:hint="default"/>
-        <w:sz w:val="20"/>
-      </w:rPr>
-    </w:lvl>
-    <w:lvl w:ilvl="4" w:tentative="1">
-      <w:start w:val="1"/>
-      <w:numFmt w:val="bullet"/>
-      <w:lvlText w:val=""/>
-      <w:lvlJc w:val="left"/>
-      <w:pPr>
-        <w:tabs>
-          <w:tab w:val="num" w:pos="3600"/>
-        </w:tabs>
-        <w:ind w:left="3600" w:hanging="360"/>
-      </w:pPr>
-      <w:rPr>
-        <w:rFonts w:ascii="Wingdings" w:hAnsi="Wingdings" w:hint="default"/>
-        <w:sz w:val="20"/>
-      </w:rPr>
-    </w:lvl>
-    <w:lvl w:ilvl="5" w:tentative="1">
-      <w:start w:val="1"/>
-      <w:numFmt w:val="bullet"/>
-      <w:lvlText w:val=""/>
-      <w:lvlJc w:val="left"/>
-      <w:pPr>
-        <w:tabs>
-          <w:tab w:val="num" w:pos="4320"/>
-        </w:tabs>
-        <w:ind w:left="4320" w:hanging="360"/>
-      </w:pPr>
-      <w:rPr>
-        <w:rFonts w:ascii="Wingdings" w:hAnsi="Wingdings" w:hint="default"/>
-        <w:sz w:val="20"/>
-      </w:rPr>
-    </w:lvl>
-    <w:lvl w:ilvl="6" w:tentative="1">
-      <w:start w:val="1"/>
-      <w:numFmt w:val="bullet"/>
-      <w:lvlText w:val=""/>
-      <w:lvlJc w:val="left"/>
-      <w:pPr>
-        <w:tabs>
-          <w:tab w:val="num" w:pos="5040"/>
-        </w:tabs>
-        <w:ind w:left="5040" w:hanging="360"/>
-      </w:pPr>
-      <w:rPr>
-        <w:rFonts w:ascii="Wingdings" w:hAnsi="Wingdings" w:hint="default"/>
-        <w:sz w:val="20"/>
-      </w:rPr>
-    </w:lvl>
-    <w:lvl w:ilvl="7" w:tentative="1">
-      <w:start w:val="1"/>
-      <w:numFmt w:val="bullet"/>
-      <w:lvlText w:val=""/>
-      <w:lvlJc w:val="left"/>
-      <w:pPr>
-        <w:tabs>
-          <w:tab w:val="num" w:pos="5760"/>
-        </w:tabs>
-        <w:ind w:left="5760" w:hanging="360"/>
-      </w:pPr>
-      <w:rPr>
-        <w:rFonts w:ascii="Wingdings" w:hAnsi="Wingdings" w:hint="default"/>
-        <w:sz w:val="20"/>
-      </w:rPr>
-    </w:lvl>
-    <w:lvl w:ilvl="8" w:tentative="1">
-      <w:start w:val="1"/>
-      <w:numFmt w:val="bullet"/>
-      <w:lvlText w:val=""/>
-      <w:lvlJc w:val="left"/>
-      <w:pPr>
-        <w:tabs>
-          <w:tab w:val="num" w:pos="6480"/>
-        </w:tabs>
-        <w:ind w:left="6480" w:hanging="360"/>
-      </w:pPr>
-      <w:rPr>
-        <w:rFonts w:ascii="Wingdings" w:hAnsi="Wingdings" w:hint="default"/>
-        <w:sz w:val="20"/>
-      </w:rPr>
-    </w:lvl>
-  </w:abstractNum>
-  <w:abstractNum w:abstractNumId="37" w15:restartNumberingAfterBreak="0">
-    <w:nsid w:val="48AE0647"/>
-    <w:multiLevelType w:val="hybridMultilevel"/>
-    <w:tmpl w:val="E6028F80"/>
-    <w:lvl w:ilvl="0" w:tplc="04090001">
-      <w:start w:val="1"/>
-      <w:numFmt w:val="bullet"/>
-      <w:lvlText w:val=""/>
-      <w:lvlJc w:val="left"/>
-      <w:pPr>
-        <w:ind w:left="900" w:hanging="360"/>
-      </w:pPr>
-      <w:rPr>
-        <w:rFonts w:ascii="Symbol" w:hAnsi="Symbol" w:hint="default"/>
-      </w:rPr>
-    </w:lvl>
-    <w:lvl w:ilvl="1" w:tplc="04090003" w:tentative="1">
-      <w:start w:val="1"/>
-      <w:numFmt w:val="bullet"/>
-      <w:lvlText w:val="o"/>
-      <w:lvlJc w:val="left"/>
-      <w:pPr>
-        <w:ind w:left="1620" w:hanging="360"/>
-      </w:pPr>
-      <w:rPr>
-        <w:rFonts w:ascii="Courier New" w:hAnsi="Courier New" w:cs="Courier New" w:hint="default"/>
-      </w:rPr>
-    </w:lvl>
-    <w:lvl w:ilvl="2" w:tplc="04090005" w:tentative="1">
-      <w:start w:val="1"/>
-      <w:numFmt w:val="bullet"/>
-      <w:lvlText w:val=""/>
-      <w:lvlJc w:val="left"/>
-      <w:pPr>
-        <w:ind w:left="2340" w:hanging="360"/>
-      </w:pPr>
-      <w:rPr>
-        <w:rFonts w:ascii="Wingdings" w:hAnsi="Wingdings" w:hint="default"/>
-      </w:rPr>
-    </w:lvl>
-    <w:lvl w:ilvl="3" w:tplc="04090001" w:tentative="1">
-      <w:start w:val="1"/>
-      <w:numFmt w:val="bullet"/>
-      <w:lvlText w:val=""/>
-      <w:lvlJc w:val="left"/>
-      <w:pPr>
-        <w:ind w:left="3060" w:hanging="360"/>
-      </w:pPr>
-      <w:rPr>
-        <w:rFonts w:ascii="Symbol" w:hAnsi="Symbol" w:hint="default"/>
-      </w:rPr>
-    </w:lvl>
-    <w:lvl w:ilvl="4" w:tplc="04090003" w:tentative="1">
-      <w:start w:val="1"/>
-      <w:numFmt w:val="bullet"/>
-      <w:lvlText w:val="o"/>
-      <w:lvlJc w:val="left"/>
-      <w:pPr>
-        <w:ind w:left="3780" w:hanging="360"/>
-      </w:pPr>
-      <w:rPr>
-        <w:rFonts w:ascii="Courier New" w:hAnsi="Courier New" w:cs="Courier New" w:hint="default"/>
-      </w:rPr>
-    </w:lvl>
-    <w:lvl w:ilvl="5" w:tplc="04090005" w:tentative="1">
-      <w:start w:val="1"/>
-      <w:numFmt w:val="bullet"/>
-      <w:lvlText w:val=""/>
-      <w:lvlJc w:val="left"/>
-      <w:pPr>
-        <w:ind w:left="4500" w:hanging="360"/>
-      </w:pPr>
-      <w:rPr>
-        <w:rFonts w:ascii="Wingdings" w:hAnsi="Wingdings" w:hint="default"/>
-      </w:rPr>
-    </w:lvl>
-    <w:lvl w:ilvl="6" w:tplc="04090001" w:tentative="1">
-      <w:start w:val="1"/>
-      <w:numFmt w:val="bullet"/>
-      <w:lvlText w:val=""/>
-      <w:lvlJc w:val="left"/>
-      <w:pPr>
-        <w:ind w:left="5220" w:hanging="360"/>
-      </w:pPr>
-      <w:rPr>
-        <w:rFonts w:ascii="Symbol" w:hAnsi="Symbol" w:hint="default"/>
-      </w:rPr>
-    </w:lvl>
-    <w:lvl w:ilvl="7" w:tplc="04090003" w:tentative="1">
-      <w:start w:val="1"/>
-      <w:numFmt w:val="bullet"/>
-      <w:lvlText w:val="o"/>
-      <w:lvlJc w:val="left"/>
-      <w:pPr>
-        <w:ind w:left="5940" w:hanging="360"/>
-      </w:pPr>
-      <w:rPr>
-        <w:rFonts w:ascii="Courier New" w:hAnsi="Courier New" w:cs="Courier New" w:hint="default"/>
-      </w:rPr>
-    </w:lvl>
-    <w:lvl w:ilvl="8" w:tplc="04090005" w:tentative="1">
-      <w:start w:val="1"/>
-      <w:numFmt w:val="bullet"/>
-      <w:lvlText w:val=""/>
-      <w:lvlJc w:val="left"/>
-      <w:pPr>
-        <w:ind w:left="6660" w:hanging="360"/>
-      </w:pPr>
-      <w:rPr>
-        <w:rFonts w:ascii="Wingdings" w:hAnsi="Wingdings" w:hint="default"/>
-      </w:rPr>
-    </w:lvl>
-  </w:abstractNum>
-  <w:abstractNum w:abstractNumId="38" w15:restartNumberingAfterBreak="0">
-    <w:nsid w:val="4BEF4A93"/>
-    <w:multiLevelType w:val="hybridMultilevel"/>
-    <w:tmpl w:val="5596D962"/>
-    <w:lvl w:ilvl="0" w:tplc="04090001">
-      <w:start w:val="1"/>
-      <w:numFmt w:val="bullet"/>
-      <w:lvlText w:val=""/>
-      <w:lvlJc w:val="left"/>
-      <w:pPr>
-        <w:ind w:left="720" w:hanging="360"/>
-      </w:pPr>
-      <w:rPr>
-        <w:rFonts w:ascii="Symbol" w:hAnsi="Symbol" w:hint="default"/>
-      </w:rPr>
-    </w:lvl>
-    <w:lvl w:ilvl="1" w:tplc="04090003" w:tentative="1">
-      <w:start w:val="1"/>
-      <w:numFmt w:val="bullet"/>
-      <w:lvlText w:val="o"/>
-      <w:lvlJc w:val="left"/>
-      <w:pPr>
-        <w:ind w:left="1440" w:hanging="360"/>
-      </w:pPr>
-      <w:rPr>
-        <w:rFonts w:ascii="Courier New" w:hAnsi="Courier New" w:cs="Courier New" w:hint="default"/>
-      </w:rPr>
-    </w:lvl>
-    <w:lvl w:ilvl="2" w:tplc="04090005" w:tentative="1">
-      <w:start w:val="1"/>
-      <w:numFmt w:val="bullet"/>
-      <w:lvlText w:val=""/>
-      <w:lvlJc w:val="left"/>
-      <w:pPr>
-        <w:ind w:left="2160" w:hanging="360"/>
-      </w:pPr>
-      <w:rPr>
-        <w:rFonts w:ascii="Wingdings" w:hAnsi="Wingdings" w:hint="default"/>
-      </w:rPr>
-    </w:lvl>
-    <w:lvl w:ilvl="3" w:tplc="04090001" w:tentative="1">
-      <w:start w:val="1"/>
-      <w:numFmt w:val="bullet"/>
-      <w:lvlText w:val=""/>
-      <w:lvlJc w:val="left"/>
-      <w:pPr>
-        <w:ind w:left="2880" w:hanging="360"/>
-      </w:pPr>
-      <w:rPr>
-        <w:rFonts w:ascii="Symbol" w:hAnsi="Symbol" w:hint="default"/>
-      </w:rPr>
-    </w:lvl>
-    <w:lvl w:ilvl="4" w:tplc="04090003" w:tentative="1">
-      <w:start w:val="1"/>
-      <w:numFmt w:val="bullet"/>
-      <w:lvlText w:val="o"/>
-      <w:lvlJc w:val="left"/>
-      <w:pPr>
-        <w:ind w:left="3600" w:hanging="360"/>
-      </w:pPr>
-      <w:rPr>
-        <w:rFonts w:ascii="Courier New" w:hAnsi="Courier New" w:cs="Courier New" w:hint="default"/>
-      </w:rPr>
-    </w:lvl>
-    <w:lvl w:ilvl="5" w:tplc="04090005" w:tentative="1">
-      <w:start w:val="1"/>
-      <w:numFmt w:val="bullet"/>
-      <w:lvlText w:val=""/>
-      <w:lvlJc w:val="left"/>
-      <w:pPr>
-        <w:ind w:left="4320" w:hanging="360"/>
-      </w:pPr>
-      <w:rPr>
-        <w:rFonts w:ascii="Wingdings" w:hAnsi="Wingdings" w:hint="default"/>
-      </w:rPr>
-    </w:lvl>
-    <w:lvl w:ilvl="6" w:tplc="04090001" w:tentative="1">
-      <w:start w:val="1"/>
-      <w:numFmt w:val="bullet"/>
-      <w:lvlText w:val=""/>
-      <w:lvlJc w:val="left"/>
-      <w:pPr>
-        <w:ind w:left="5040" w:hanging="360"/>
-      </w:pPr>
-      <w:rPr>
-        <w:rFonts w:ascii="Symbol" w:hAnsi="Symbol" w:hint="default"/>
-      </w:rPr>
-    </w:lvl>
-    <w:lvl w:ilvl="7" w:tplc="04090003" w:tentative="1">
-      <w:start w:val="1"/>
-      <w:numFmt w:val="bullet"/>
-      <w:lvlText w:val="o"/>
-      <w:lvlJc w:val="left"/>
-      <w:pPr>
-        <w:ind w:left="5760" w:hanging="360"/>
-      </w:pPr>
-      <w:rPr>
-        <w:rFonts w:ascii="Courier New" w:hAnsi="Courier New" w:cs="Courier New" w:hint="default"/>
-      </w:rPr>
-    </w:lvl>
-    <w:lvl w:ilvl="8" w:tplc="04090005" w:tentative="1">
-      <w:start w:val="1"/>
-      <w:numFmt w:val="bullet"/>
-      <w:lvlText w:val=""/>
-      <w:lvlJc w:val="left"/>
-      <w:pPr>
-        <w:ind w:left="6480" w:hanging="360"/>
-      </w:pPr>
-      <w:rPr>
-        <w:rFonts w:ascii="Wingdings" w:hAnsi="Wingdings" w:hint="default"/>
-      </w:rPr>
-    </w:lvl>
-  </w:abstractNum>
-  <w:abstractNum w:abstractNumId="39" w15:restartNumberingAfterBreak="0">
-    <w:nsid w:val="526A65C5"/>
-    <w:multiLevelType w:val="hybridMultilevel"/>
-    <w:tmpl w:val="845E76CA"/>
-    <w:lvl w:ilvl="0" w:tplc="04090001">
-      <w:start w:val="1"/>
-      <w:numFmt w:val="bullet"/>
-      <w:lvlText w:val=""/>
-      <w:lvlJc w:val="left"/>
-      <w:pPr>
-        <w:ind w:left="720" w:hanging="360"/>
-      </w:pPr>
-      <w:rPr>
-        <w:rFonts w:ascii="Symbol" w:hAnsi="Symbol" w:hint="default"/>
-      </w:rPr>
-    </w:lvl>
-    <w:lvl w:ilvl="1" w:tplc="04090003">
-      <w:start w:val="1"/>
-      <w:numFmt w:val="bullet"/>
-      <w:lvlText w:val="o"/>
-      <w:lvlJc w:val="left"/>
-      <w:pPr>
-        <w:ind w:left="1440" w:hanging="360"/>
-      </w:pPr>
-      <w:rPr>
-        <w:rFonts w:ascii="Courier New" w:hAnsi="Courier New" w:cs="Courier New" w:hint="default"/>
-      </w:rPr>
-    </w:lvl>
-    <w:lvl w:ilvl="2" w:tplc="04090005" w:tentative="1">
-      <w:start w:val="1"/>
-      <w:numFmt w:val="bullet"/>
-      <w:lvlText w:val=""/>
-      <w:lvlJc w:val="left"/>
-      <w:pPr>
-        <w:ind w:left="2160" w:hanging="360"/>
-      </w:pPr>
-      <w:rPr>
-        <w:rFonts w:ascii="Wingdings" w:hAnsi="Wingdings" w:hint="default"/>
-      </w:rPr>
-    </w:lvl>
-    <w:lvl w:ilvl="3" w:tplc="04090001" w:tentative="1">
-      <w:start w:val="1"/>
-      <w:numFmt w:val="bullet"/>
-      <w:lvlText w:val=""/>
-      <w:lvlJc w:val="left"/>
-      <w:pPr>
-        <w:ind w:left="2880" w:hanging="360"/>
-      </w:pPr>
-      <w:rPr>
-        <w:rFonts w:ascii="Symbol" w:hAnsi="Symbol" w:hint="default"/>
-      </w:rPr>
-    </w:lvl>
-    <w:lvl w:ilvl="4" w:tplc="04090003" w:tentative="1">
-      <w:start w:val="1"/>
-      <w:numFmt w:val="bullet"/>
-      <w:lvlText w:val="o"/>
-      <w:lvlJc w:val="left"/>
-      <w:pPr>
-        <w:ind w:left="3600" w:hanging="360"/>
-      </w:pPr>
-      <w:rPr>
-        <w:rFonts w:ascii="Courier New" w:hAnsi="Courier New" w:cs="Courier New" w:hint="default"/>
-      </w:rPr>
-    </w:lvl>
-    <w:lvl w:ilvl="5" w:tplc="04090005" w:tentative="1">
-      <w:start w:val="1"/>
-      <w:numFmt w:val="bullet"/>
-      <w:lvlText w:val=""/>
-      <w:lvlJc w:val="left"/>
-      <w:pPr>
-        <w:ind w:left="4320" w:hanging="360"/>
-      </w:pPr>
-      <w:rPr>
-        <w:rFonts w:ascii="Wingdings" w:hAnsi="Wingdings" w:hint="default"/>
-      </w:rPr>
-    </w:lvl>
-    <w:lvl w:ilvl="6" w:tplc="04090001" w:tentative="1">
-      <w:start w:val="1"/>
-      <w:numFmt w:val="bullet"/>
-      <w:lvlText w:val=""/>
-      <w:lvlJc w:val="left"/>
-      <w:pPr>
-        <w:ind w:left="5040" w:hanging="360"/>
-      </w:pPr>
-      <w:rPr>
-        <w:rFonts w:ascii="Symbol" w:hAnsi="Symbol" w:hint="default"/>
-      </w:rPr>
-    </w:lvl>
-    <w:lvl w:ilvl="7" w:tplc="04090003" w:tentative="1">
-      <w:start w:val="1"/>
-      <w:numFmt w:val="bullet"/>
-      <w:lvlText w:val="o"/>
-      <w:lvlJc w:val="left"/>
-      <w:pPr>
-        <w:ind w:left="5760" w:hanging="360"/>
-      </w:pPr>
-      <w:rPr>
-        <w:rFonts w:ascii="Courier New" w:hAnsi="Courier New" w:cs="Courier New" w:hint="default"/>
-      </w:rPr>
-    </w:lvl>
-    <w:lvl w:ilvl="8" w:tplc="04090005" w:tentative="1">
-      <w:start w:val="1"/>
-      <w:numFmt w:val="bullet"/>
-      <w:lvlText w:val=""/>
-      <w:lvlJc w:val="left"/>
-      <w:pPr>
-        <w:ind w:left="6480" w:hanging="360"/>
-      </w:pPr>
-      <w:rPr>
-        <w:rFonts w:ascii="Wingdings" w:hAnsi="Wingdings" w:hint="default"/>
-      </w:rPr>
-    </w:lvl>
-  </w:abstractNum>
-  <w:abstractNum w:abstractNumId="40" w15:restartNumberingAfterBreak="0">
-    <w:nsid w:val="54977263"/>
-    <w:multiLevelType w:val="multilevel"/>
-    <w:tmpl w:val="1752F88E"/>
-    <w:lvl w:ilvl="0">
-      <w:start w:val="1"/>
-      <w:numFmt w:val="bullet"/>
-      <w:lvlText w:val=""/>
-      <w:lvlJc w:val="left"/>
-      <w:pPr>
-        <w:tabs>
-          <w:tab w:val="num" w:pos="720"/>
-        </w:tabs>
-        <w:ind w:left="720" w:hanging="360"/>
-      </w:pPr>
-      <w:rPr>
-        <w:rFonts w:ascii="Symbol" w:hAnsi="Symbol" w:hint="default"/>
-        <w:sz w:val="20"/>
-      </w:rPr>
-    </w:lvl>
-    <w:lvl w:ilvl="1">
-      <w:start w:val="1"/>
-      <w:numFmt w:val="bullet"/>
-      <w:lvlText w:val="o"/>
-      <w:lvlJc w:val="left"/>
-      <w:pPr>
-        <w:tabs>
-          <w:tab w:val="num" w:pos="1440"/>
-        </w:tabs>
-        <w:ind w:left="1440" w:hanging="360"/>
-      </w:pPr>
-      <w:rPr>
-        <w:rFonts w:ascii="Courier New" w:hAnsi="Courier New" w:hint="default"/>
-        <w:sz w:val="20"/>
-      </w:rPr>
-    </w:lvl>
-    <w:lvl w:ilvl="2" w:tentative="1">
-      <w:start w:val="1"/>
-      <w:numFmt w:val="bullet"/>
-      <w:lvlText w:val=""/>
-      <w:lvlJc w:val="left"/>
-      <w:pPr>
-        <w:tabs>
-          <w:tab w:val="num" w:pos="2160"/>
-        </w:tabs>
-        <w:ind w:left="2160" w:hanging="360"/>
-      </w:pPr>
-      <w:rPr>
-        <w:rFonts w:ascii="Wingdings" w:hAnsi="Wingdings" w:hint="default"/>
-        <w:sz w:val="20"/>
-      </w:rPr>
-    </w:lvl>
-    <w:lvl w:ilvl="3" w:tentative="1">
-      <w:start w:val="1"/>
-      <w:numFmt w:val="bullet"/>
-      <w:lvlText w:val=""/>
-      <w:lvlJc w:val="left"/>
-      <w:pPr>
-        <w:tabs>
-          <w:tab w:val="num" w:pos="2880"/>
-        </w:tabs>
-        <w:ind w:left="2880" w:hanging="360"/>
-      </w:pPr>
-      <w:rPr>
-        <w:rFonts w:ascii="Wingdings" w:hAnsi="Wingdings" w:hint="default"/>
-        <w:sz w:val="20"/>
-      </w:rPr>
-    </w:lvl>
-    <w:lvl w:ilvl="4" w:tentative="1">
-      <w:start w:val="1"/>
-      <w:numFmt w:val="bullet"/>
-      <w:lvlText w:val=""/>
-      <w:lvlJc w:val="left"/>
-      <w:pPr>
-        <w:tabs>
-          <w:tab w:val="num" w:pos="3600"/>
-        </w:tabs>
-        <w:ind w:left="3600" w:hanging="360"/>
-      </w:pPr>
-      <w:rPr>
-        <w:rFonts w:ascii="Wingdings" w:hAnsi="Wingdings" w:hint="default"/>
-        <w:sz w:val="20"/>
-      </w:rPr>
-    </w:lvl>
-    <w:lvl w:ilvl="5" w:tentative="1">
-      <w:start w:val="1"/>
-      <w:numFmt w:val="bullet"/>
-      <w:lvlText w:val=""/>
-      <w:lvlJc w:val="left"/>
-      <w:pPr>
-        <w:tabs>
-          <w:tab w:val="num" w:pos="4320"/>
-        </w:tabs>
-        <w:ind w:left="4320" w:hanging="360"/>
-      </w:pPr>
-      <w:rPr>
-        <w:rFonts w:ascii="Wingdings" w:hAnsi="Wingdings" w:hint="default"/>
-        <w:sz w:val="20"/>
-      </w:rPr>
-    </w:lvl>
-    <w:lvl w:ilvl="6" w:tentative="1">
-      <w:start w:val="1"/>
-      <w:numFmt w:val="bullet"/>
-      <w:lvlText w:val=""/>
-      <w:lvlJc w:val="left"/>
-      <w:pPr>
-        <w:tabs>
-          <w:tab w:val="num" w:pos="5040"/>
-        </w:tabs>
-        <w:ind w:left="5040" w:hanging="360"/>
-      </w:pPr>
-      <w:rPr>
-        <w:rFonts w:ascii="Wingdings" w:hAnsi="Wingdings" w:hint="default"/>
-        <w:sz w:val="20"/>
-      </w:rPr>
-    </w:lvl>
-    <w:lvl w:ilvl="7" w:tentative="1">
-      <w:start w:val="1"/>
-      <w:numFmt w:val="bullet"/>
-      <w:lvlText w:val=""/>
-      <w:lvlJc w:val="left"/>
-      <w:pPr>
-        <w:tabs>
-          <w:tab w:val="num" w:pos="5760"/>
-        </w:tabs>
-        <w:ind w:left="5760" w:hanging="360"/>
-      </w:pPr>
-      <w:rPr>
-        <w:rFonts w:ascii="Wingdings" w:hAnsi="Wingdings" w:hint="default"/>
-        <w:sz w:val="20"/>
-      </w:rPr>
-    </w:lvl>
-    <w:lvl w:ilvl="8" w:tentative="1">
-      <w:start w:val="1"/>
-      <w:numFmt w:val="bullet"/>
-      <w:lvlText w:val=""/>
-      <w:lvlJc w:val="left"/>
-      <w:pPr>
-        <w:tabs>
-          <w:tab w:val="num" w:pos="6480"/>
-        </w:tabs>
-        <w:ind w:left="6480" w:hanging="360"/>
-      </w:pPr>
-      <w:rPr>
-        <w:rFonts w:ascii="Wingdings" w:hAnsi="Wingdings" w:hint="default"/>
-        <w:sz w:val="20"/>
-      </w:rPr>
-    </w:lvl>
-  </w:abstractNum>
-  <w:abstractNum w:abstractNumId="41" w15:restartNumberingAfterBreak="0">
-    <w:nsid w:val="55C65BE0"/>
-    <w:multiLevelType w:val="hybridMultilevel"/>
-    <w:tmpl w:val="F8489CDA"/>
-    <w:lvl w:ilvl="0" w:tplc="04090001">
-      <w:start w:val="1"/>
-      <w:numFmt w:val="bullet"/>
-      <w:lvlText w:val=""/>
-      <w:lvlJc w:val="left"/>
-      <w:pPr>
-        <w:ind w:left="720" w:hanging="360"/>
-      </w:pPr>
-      <w:rPr>
-        <w:rFonts w:ascii="Symbol" w:hAnsi="Symbol" w:hint="default"/>
-      </w:rPr>
-    </w:lvl>
-    <w:lvl w:ilvl="1" w:tplc="04090003" w:tentative="1">
-      <w:start w:val="1"/>
-      <w:numFmt w:val="bullet"/>
-      <w:lvlText w:val="o"/>
-      <w:lvlJc w:val="left"/>
-      <w:pPr>
-        <w:ind w:left="1440" w:hanging="360"/>
-      </w:pPr>
-      <w:rPr>
-        <w:rFonts w:ascii="Courier New" w:hAnsi="Courier New" w:cs="Courier New" w:hint="default"/>
-      </w:rPr>
-    </w:lvl>
-    <w:lvl w:ilvl="2" w:tplc="04090005" w:tentative="1">
-      <w:start w:val="1"/>
-      <w:numFmt w:val="bullet"/>
-      <w:lvlText w:val=""/>
-      <w:lvlJc w:val="left"/>
-      <w:pPr>
-        <w:ind w:left="2160" w:hanging="360"/>
-      </w:pPr>
-      <w:rPr>
-        <w:rFonts w:ascii="Wingdings" w:hAnsi="Wingdings" w:hint="default"/>
-      </w:rPr>
-    </w:lvl>
-    <w:lvl w:ilvl="3" w:tplc="04090001" w:tentative="1">
-      <w:start w:val="1"/>
-      <w:numFmt w:val="bullet"/>
-      <w:lvlText w:val=""/>
-      <w:lvlJc w:val="left"/>
-      <w:pPr>
-        <w:ind w:left="2880" w:hanging="360"/>
-      </w:pPr>
-      <w:rPr>
-        <w:rFonts w:ascii="Symbol" w:hAnsi="Symbol" w:hint="default"/>
-      </w:rPr>
-    </w:lvl>
-    <w:lvl w:ilvl="4" w:tplc="04090003" w:tentative="1">
-      <w:start w:val="1"/>
-      <w:numFmt w:val="bullet"/>
-      <w:lvlText w:val="o"/>
-      <w:lvlJc w:val="left"/>
-      <w:pPr>
-        <w:ind w:left="3600" w:hanging="360"/>
-      </w:pPr>
-      <w:rPr>
-        <w:rFonts w:ascii="Courier New" w:hAnsi="Courier New" w:cs="Courier New" w:hint="default"/>
-      </w:rPr>
-    </w:lvl>
-    <w:lvl w:ilvl="5" w:tplc="04090005" w:tentative="1">
-      <w:start w:val="1"/>
-      <w:numFmt w:val="bullet"/>
-      <w:lvlText w:val=""/>
-      <w:lvlJc w:val="left"/>
-      <w:pPr>
-        <w:ind w:left="4320" w:hanging="360"/>
-      </w:pPr>
-      <w:rPr>
-        <w:rFonts w:ascii="Wingdings" w:hAnsi="Wingdings" w:hint="default"/>
-      </w:rPr>
-    </w:lvl>
-    <w:lvl w:ilvl="6" w:tplc="04090001" w:tentative="1">
-      <w:start w:val="1"/>
-      <w:numFmt w:val="bullet"/>
-      <w:lvlText w:val=""/>
-      <w:lvlJc w:val="left"/>
-      <w:pPr>
-        <w:ind w:left="5040" w:hanging="360"/>
-      </w:pPr>
-      <w:rPr>
-        <w:rFonts w:ascii="Symbol" w:hAnsi="Symbol" w:hint="default"/>
-      </w:rPr>
-    </w:lvl>
-    <w:lvl w:ilvl="7" w:tplc="04090003" w:tentative="1">
-      <w:start w:val="1"/>
-      <w:numFmt w:val="bullet"/>
-      <w:lvlText w:val="o"/>
-      <w:lvlJc w:val="left"/>
-      <w:pPr>
-        <w:ind w:left="5760" w:hanging="360"/>
-      </w:pPr>
-      <w:rPr>
-        <w:rFonts w:ascii="Courier New" w:hAnsi="Courier New" w:cs="Courier New" w:hint="default"/>
-      </w:rPr>
-    </w:lvl>
-    <w:lvl w:ilvl="8" w:tplc="04090005" w:tentative="1">
-      <w:start w:val="1"/>
-      <w:numFmt w:val="bullet"/>
-      <w:lvlText w:val=""/>
-      <w:lvlJc w:val="left"/>
-      <w:pPr>
-        <w:ind w:left="6480" w:hanging="360"/>
-      </w:pPr>
-      <w:rPr>
-        <w:rFonts w:ascii="Wingdings" w:hAnsi="Wingdings" w:hint="default"/>
-      </w:rPr>
-    </w:lvl>
-  </w:abstractNum>
-  <w:abstractNum w:abstractNumId="42" w15:restartNumberingAfterBreak="0">
-    <w:nsid w:val="5A6F1807"/>
-    <w:multiLevelType w:val="multilevel"/>
-    <w:tmpl w:val="FE18A5C4"/>
-    <w:lvl w:ilvl="0">
-      <w:start w:val="1"/>
-      <w:numFmt w:val="bullet"/>
-      <w:lvlText w:val=""/>
-      <w:lvlJc w:val="left"/>
-      <w:pPr>
-        <w:tabs>
-          <w:tab w:val="num" w:pos="720"/>
-        </w:tabs>
-        <w:ind w:left="720" w:hanging="360"/>
-      </w:pPr>
-      <w:rPr>
-        <w:rFonts w:ascii="Symbol" w:hAnsi="Symbol" w:hint="default"/>
-        <w:sz w:val="20"/>
-      </w:rPr>
-    </w:lvl>
-    <w:lvl w:ilvl="1">
-      <w:start w:val="1"/>
-      <w:numFmt w:val="bullet"/>
-      <w:lvlText w:val="o"/>
-      <w:lvlJc w:val="left"/>
-      <w:pPr>
-        <w:tabs>
-          <w:tab w:val="num" w:pos="1440"/>
-        </w:tabs>
-        <w:ind w:left="1440" w:hanging="360"/>
-      </w:pPr>
-      <w:rPr>
-        <w:rFonts w:ascii="Courier New" w:hAnsi="Courier New" w:hint="default"/>
-        <w:sz w:val="20"/>
-      </w:rPr>
-    </w:lvl>
-    <w:lvl w:ilvl="2" w:tentative="1">
-      <w:start w:val="1"/>
-      <w:numFmt w:val="bullet"/>
-      <w:lvlText w:val=""/>
-      <w:lvlJc w:val="left"/>
-      <w:pPr>
-        <w:tabs>
-          <w:tab w:val="num" w:pos="2160"/>
-        </w:tabs>
-        <w:ind w:left="2160" w:hanging="360"/>
-      </w:pPr>
-      <w:rPr>
-        <w:rFonts w:ascii="Wingdings" w:hAnsi="Wingdings" w:hint="default"/>
-        <w:sz w:val="20"/>
-      </w:rPr>
-    </w:lvl>
-    <w:lvl w:ilvl="3" w:tentative="1">
-      <w:start w:val="1"/>
-      <w:numFmt w:val="bullet"/>
-      <w:lvlText w:val=""/>
-      <w:lvlJc w:val="left"/>
-      <w:pPr>
-        <w:tabs>
-          <w:tab w:val="num" w:pos="2880"/>
-        </w:tabs>
-        <w:ind w:left="2880" w:hanging="360"/>
-      </w:pPr>
-      <w:rPr>
-        <w:rFonts w:ascii="Wingdings" w:hAnsi="Wingdings" w:hint="default"/>
-        <w:sz w:val="20"/>
-      </w:rPr>
-    </w:lvl>
-    <w:lvl w:ilvl="4" w:tentative="1">
-      <w:start w:val="1"/>
-      <w:numFmt w:val="bullet"/>
-      <w:lvlText w:val=""/>
-      <w:lvlJc w:val="left"/>
-      <w:pPr>
-        <w:tabs>
-          <w:tab w:val="num" w:pos="3600"/>
-        </w:tabs>
-        <w:ind w:left="3600" w:hanging="360"/>
-      </w:pPr>
-      <w:rPr>
-        <w:rFonts w:ascii="Wingdings" w:hAnsi="Wingdings" w:hint="default"/>
-        <w:sz w:val="20"/>
-      </w:rPr>
-    </w:lvl>
-    <w:lvl w:ilvl="5" w:tentative="1">
-      <w:start w:val="1"/>
-      <w:numFmt w:val="bullet"/>
-      <w:lvlText w:val=""/>
-      <w:lvlJc w:val="left"/>
-      <w:pPr>
-        <w:tabs>
-          <w:tab w:val="num" w:pos="4320"/>
-        </w:tabs>
-        <w:ind w:left="4320" w:hanging="360"/>
-      </w:pPr>
-      <w:rPr>
-        <w:rFonts w:ascii="Wingdings" w:hAnsi="Wingdings" w:hint="default"/>
-        <w:sz w:val="20"/>
-      </w:rPr>
-    </w:lvl>
-    <w:lvl w:ilvl="6" w:tentative="1">
-      <w:start w:val="1"/>
-      <w:numFmt w:val="bullet"/>
-      <w:lvlText w:val=""/>
-      <w:lvlJc w:val="left"/>
-      <w:pPr>
-        <w:tabs>
-          <w:tab w:val="num" w:pos="5040"/>
-        </w:tabs>
-        <w:ind w:left="5040" w:hanging="360"/>
-      </w:pPr>
-      <w:rPr>
-        <w:rFonts w:ascii="Wingdings" w:hAnsi="Wingdings" w:hint="default"/>
-        <w:sz w:val="20"/>
-      </w:rPr>
-    </w:lvl>
-    <w:lvl w:ilvl="7" w:tentative="1">
-      <w:start w:val="1"/>
-      <w:numFmt w:val="bullet"/>
-      <w:lvlText w:val=""/>
-      <w:lvlJc w:val="left"/>
-      <w:pPr>
-        <w:tabs>
-          <w:tab w:val="num" w:pos="5760"/>
-        </w:tabs>
-        <w:ind w:left="5760" w:hanging="360"/>
-      </w:pPr>
-      <w:rPr>
-        <w:rFonts w:ascii="Wingdings" w:hAnsi="Wingdings" w:hint="default"/>
-        <w:sz w:val="20"/>
-      </w:rPr>
-    </w:lvl>
-    <w:lvl w:ilvl="8" w:tentative="1">
-      <w:start w:val="1"/>
-      <w:numFmt w:val="bullet"/>
-      <w:lvlText w:val=""/>
-      <w:lvlJc w:val="left"/>
-      <w:pPr>
-        <w:tabs>
-          <w:tab w:val="num" w:pos="6480"/>
-        </w:tabs>
-        <w:ind w:left="6480" w:hanging="360"/>
-      </w:pPr>
-      <w:rPr>
-        <w:rFonts w:ascii="Wingdings" w:hAnsi="Wingdings" w:hint="default"/>
-        <w:sz w:val="20"/>
-      </w:rPr>
-    </w:lvl>
-  </w:abstractNum>
-  <w:abstractNum w:abstractNumId="43" w15:restartNumberingAfterBreak="0">
-    <w:nsid w:val="5CD659D8"/>
-    <w:multiLevelType w:val="hybridMultilevel"/>
-    <w:tmpl w:val="F184DE7A"/>
-    <w:lvl w:ilvl="0" w:tplc="04090001">
-      <w:start w:val="1"/>
-      <w:numFmt w:val="bullet"/>
-      <w:lvlText w:val=""/>
-      <w:lvlJc w:val="left"/>
-      <w:pPr>
-        <w:ind w:left="720" w:hanging="360"/>
-      </w:pPr>
-      <w:rPr>
-        <w:rFonts w:ascii="Symbol" w:hAnsi="Symbol" w:hint="default"/>
-      </w:rPr>
-    </w:lvl>
-    <w:lvl w:ilvl="1" w:tplc="04090003">
-      <w:start w:val="1"/>
-      <w:numFmt w:val="bullet"/>
-      <w:lvlText w:val="o"/>
-      <w:lvlJc w:val="left"/>
-      <w:pPr>
-        <w:ind w:left="1440" w:hanging="360"/>
-      </w:pPr>
-      <w:rPr>
-        <w:rFonts w:ascii="Courier New" w:hAnsi="Courier New" w:cs="Courier New" w:hint="default"/>
-      </w:rPr>
-    </w:lvl>
-    <w:lvl w:ilvl="2" w:tplc="04090005" w:tentative="1">
-      <w:start w:val="1"/>
-      <w:numFmt w:val="bullet"/>
-      <w:lvlText w:val=""/>
-      <w:lvlJc w:val="left"/>
-      <w:pPr>
-        <w:ind w:left="2160" w:hanging="360"/>
-      </w:pPr>
-      <w:rPr>
-        <w:rFonts w:ascii="Wingdings" w:hAnsi="Wingdings" w:hint="default"/>
-      </w:rPr>
-    </w:lvl>
-    <w:lvl w:ilvl="3" w:tplc="04090001" w:tentative="1">
-      <w:start w:val="1"/>
-      <w:numFmt w:val="bullet"/>
-      <w:lvlText w:val=""/>
-      <w:lvlJc w:val="left"/>
-      <w:pPr>
-        <w:ind w:left="2880" w:hanging="360"/>
-      </w:pPr>
-      <w:rPr>
-        <w:rFonts w:ascii="Symbol" w:hAnsi="Symbol" w:hint="default"/>
-      </w:rPr>
-    </w:lvl>
-    <w:lvl w:ilvl="4" w:tplc="04090003" w:tentative="1">
-      <w:start w:val="1"/>
-      <w:numFmt w:val="bullet"/>
-      <w:lvlText w:val="o"/>
-      <w:lvlJc w:val="left"/>
-      <w:pPr>
-        <w:ind w:left="3600" w:hanging="360"/>
-      </w:pPr>
-      <w:rPr>
-        <w:rFonts w:ascii="Courier New" w:hAnsi="Courier New" w:cs="Courier New" w:hint="default"/>
-      </w:rPr>
-    </w:lvl>
-    <w:lvl w:ilvl="5" w:tplc="04090005" w:tentative="1">
-      <w:start w:val="1"/>
-      <w:numFmt w:val="bullet"/>
-      <w:lvlText w:val=""/>
-      <w:lvlJc w:val="left"/>
-      <w:pPr>
-        <w:ind w:left="4320" w:hanging="360"/>
-      </w:pPr>
-      <w:rPr>
-        <w:rFonts w:ascii="Wingdings" w:hAnsi="Wingdings" w:hint="default"/>
-      </w:rPr>
-    </w:lvl>
-    <w:lvl w:ilvl="6" w:tplc="04090001" w:tentative="1">
-      <w:start w:val="1"/>
-      <w:numFmt w:val="bullet"/>
-      <w:lvlText w:val=""/>
-      <w:lvlJc w:val="left"/>
-      <w:pPr>
-        <w:ind w:left="5040" w:hanging="360"/>
-      </w:pPr>
-      <w:rPr>
-        <w:rFonts w:ascii="Symbol" w:hAnsi="Symbol" w:hint="default"/>
-      </w:rPr>
-    </w:lvl>
-    <w:lvl w:ilvl="7" w:tplc="04090003" w:tentative="1">
-      <w:start w:val="1"/>
-      <w:numFmt w:val="bullet"/>
-      <w:lvlText w:val="o"/>
-      <w:lvlJc w:val="left"/>
-      <w:pPr>
-        <w:ind w:left="5760" w:hanging="360"/>
-      </w:pPr>
-      <w:rPr>
-        <w:rFonts w:ascii="Courier New" w:hAnsi="Courier New" w:cs="Courier New" w:hint="default"/>
-      </w:rPr>
-    </w:lvl>
-    <w:lvl w:ilvl="8" w:tplc="04090005" w:tentative="1">
-      <w:start w:val="1"/>
-      <w:numFmt w:val="bullet"/>
-      <w:lvlText w:val=""/>
-      <w:lvlJc w:val="left"/>
-      <w:pPr>
-        <w:ind w:left="6480" w:hanging="360"/>
-      </w:pPr>
-      <w:rPr>
-        <w:rFonts w:ascii="Wingdings" w:hAnsi="Wingdings" w:hint="default"/>
-      </w:rPr>
-    </w:lvl>
-  </w:abstractNum>
-  <w:abstractNum w:abstractNumId="44" w15:restartNumberingAfterBreak="0">
-    <w:nsid w:val="637838F3"/>
-    <w:multiLevelType w:val="hybridMultilevel"/>
-    <w:tmpl w:val="F2E264EA"/>
-    <w:lvl w:ilvl="0" w:tplc="04090001">
-      <w:start w:val="1"/>
-      <w:numFmt w:val="bullet"/>
-      <w:lvlText w:val=""/>
-      <w:lvlJc w:val="left"/>
-      <w:pPr>
-        <w:ind w:left="720" w:hanging="360"/>
-      </w:pPr>
-      <w:rPr>
-        <w:rFonts w:ascii="Symbol" w:hAnsi="Symbol" w:hint="default"/>
-      </w:rPr>
-    </w:lvl>
-    <w:lvl w:ilvl="1" w:tplc="04090003" w:tentative="1">
-      <w:start w:val="1"/>
-      <w:numFmt w:val="bullet"/>
-      <w:lvlText w:val="o"/>
-      <w:lvlJc w:val="left"/>
-      <w:pPr>
-        <w:ind w:left="1440" w:hanging="360"/>
-      </w:pPr>
-      <w:rPr>
-        <w:rFonts w:ascii="Courier New" w:hAnsi="Courier New" w:cs="Courier New" w:hint="default"/>
-      </w:rPr>
-    </w:lvl>
-    <w:lvl w:ilvl="2" w:tplc="04090005" w:tentative="1">
-      <w:start w:val="1"/>
-      <w:numFmt w:val="bullet"/>
-      <w:lvlText w:val=""/>
-      <w:lvlJc w:val="left"/>
-      <w:pPr>
-        <w:ind w:left="2160" w:hanging="360"/>
-      </w:pPr>
-      <w:rPr>
-        <w:rFonts w:ascii="Wingdings" w:hAnsi="Wingdings" w:hint="default"/>
-      </w:rPr>
-    </w:lvl>
-    <w:lvl w:ilvl="3" w:tplc="04090001" w:tentative="1">
-      <w:start w:val="1"/>
-      <w:numFmt w:val="bullet"/>
-      <w:lvlText w:val=""/>
-      <w:lvlJc w:val="left"/>
-      <w:pPr>
-        <w:ind w:left="2880" w:hanging="360"/>
-      </w:pPr>
-      <w:rPr>
-        <w:rFonts w:ascii="Symbol" w:hAnsi="Symbol" w:hint="default"/>
-      </w:rPr>
-    </w:lvl>
-    <w:lvl w:ilvl="4" w:tplc="04090003" w:tentative="1">
-      <w:start w:val="1"/>
-      <w:numFmt w:val="bullet"/>
-      <w:lvlText w:val="o"/>
-      <w:lvlJc w:val="left"/>
-      <w:pPr>
-        <w:ind w:left="3600" w:hanging="360"/>
-      </w:pPr>
-      <w:rPr>
-        <w:rFonts w:ascii="Courier New" w:hAnsi="Courier New" w:cs="Courier New" w:hint="default"/>
-      </w:rPr>
-    </w:lvl>
-    <w:lvl w:ilvl="5" w:tplc="04090005" w:tentative="1">
-      <w:start w:val="1"/>
-      <w:numFmt w:val="bullet"/>
-      <w:lvlText w:val=""/>
-      <w:lvlJc w:val="left"/>
-      <w:pPr>
-        <w:ind w:left="4320" w:hanging="360"/>
-      </w:pPr>
-      <w:rPr>
-        <w:rFonts w:ascii="Wingdings" w:hAnsi="Wingdings" w:hint="default"/>
-      </w:rPr>
-    </w:lvl>
-    <w:lvl w:ilvl="6" w:tplc="04090001" w:tentative="1">
-      <w:start w:val="1"/>
-      <w:numFmt w:val="bullet"/>
-      <w:lvlText w:val=""/>
-      <w:lvlJc w:val="left"/>
-      <w:pPr>
-        <w:ind w:left="5040" w:hanging="360"/>
-      </w:pPr>
-      <w:rPr>
-        <w:rFonts w:ascii="Symbol" w:hAnsi="Symbol" w:hint="default"/>
-      </w:rPr>
-    </w:lvl>
-    <w:lvl w:ilvl="7" w:tplc="04090003" w:tentative="1">
-      <w:start w:val="1"/>
-      <w:numFmt w:val="bullet"/>
-      <w:lvlText w:val="o"/>
-      <w:lvlJc w:val="left"/>
-      <w:pPr>
-        <w:ind w:left="5760" w:hanging="360"/>
-      </w:pPr>
-      <w:rPr>
-        <w:rFonts w:ascii="Courier New" w:hAnsi="Courier New" w:cs="Courier New" w:hint="default"/>
-      </w:rPr>
-    </w:lvl>
-    <w:lvl w:ilvl="8" w:tplc="04090005" w:tentative="1">
-      <w:start w:val="1"/>
-      <w:numFmt w:val="bullet"/>
-      <w:lvlText w:val=""/>
-      <w:lvlJc w:val="left"/>
-      <w:pPr>
-        <w:ind w:left="6480" w:hanging="360"/>
-      </w:pPr>
-      <w:rPr>
-        <w:rFonts w:ascii="Wingdings" w:hAnsi="Wingdings" w:hint="default"/>
-      </w:rPr>
-    </w:lvl>
-  </w:abstractNum>
-  <w:abstractNum w:abstractNumId="45" w15:restartNumberingAfterBreak="0">
-    <w:nsid w:val="64805538"/>
-    <w:multiLevelType w:val="multilevel"/>
-    <w:tmpl w:val="06680E06"/>
-    <w:lvl w:ilvl="0">
-      <w:start w:val="1"/>
-      <w:numFmt w:val="bullet"/>
-      <w:lvlText w:val=""/>
-      <w:lvlJc w:val="left"/>
-      <w:pPr>
-        <w:tabs>
-          <w:tab w:val="num" w:pos="720"/>
-        </w:tabs>
-        <w:ind w:left="720" w:hanging="360"/>
-      </w:pPr>
-      <w:rPr>
-        <w:rFonts w:ascii="Symbol" w:hAnsi="Symbol" w:hint="default"/>
-        <w:sz w:val="20"/>
-      </w:rPr>
-    </w:lvl>
-    <w:lvl w:ilvl="1" w:tentative="1">
-      <w:start w:val="1"/>
-      <w:numFmt w:val="bullet"/>
-      <w:lvlText w:val="o"/>
-      <w:lvlJc w:val="left"/>
-      <w:pPr>
-        <w:tabs>
-          <w:tab w:val="num" w:pos="1440"/>
-        </w:tabs>
-        <w:ind w:left="1440" w:hanging="360"/>
-      </w:pPr>
-      <w:rPr>
-        <w:rFonts w:ascii="Courier New" w:hAnsi="Courier New" w:hint="default"/>
-        <w:sz w:val="20"/>
-      </w:rPr>
-    </w:lvl>
-    <w:lvl w:ilvl="2" w:tentative="1">
-      <w:start w:val="1"/>
-      <w:numFmt w:val="bullet"/>
-      <w:lvlText w:val=""/>
-      <w:lvlJc w:val="left"/>
-      <w:pPr>
-        <w:tabs>
-          <w:tab w:val="num" w:pos="2160"/>
-        </w:tabs>
-        <w:ind w:left="2160" w:hanging="360"/>
-      </w:pPr>
-      <w:rPr>
-        <w:rFonts w:ascii="Wingdings" w:hAnsi="Wingdings" w:hint="default"/>
-        <w:sz w:val="20"/>
-      </w:rPr>
-    </w:lvl>
-    <w:lvl w:ilvl="3" w:tentative="1">
-      <w:start w:val="1"/>
-      <w:numFmt w:val="bullet"/>
-      <w:lvlText w:val=""/>
-      <w:lvlJc w:val="left"/>
-      <w:pPr>
-        <w:tabs>
-          <w:tab w:val="num" w:pos="2880"/>
-        </w:tabs>
-        <w:ind w:left="2880" w:hanging="360"/>
-      </w:pPr>
-      <w:rPr>
-        <w:rFonts w:ascii="Wingdings" w:hAnsi="Wingdings" w:hint="default"/>
-        <w:sz w:val="20"/>
-      </w:rPr>
-    </w:lvl>
-    <w:lvl w:ilvl="4" w:tentative="1">
-      <w:start w:val="1"/>
-      <w:numFmt w:val="bullet"/>
-      <w:lvlText w:val=""/>
-      <w:lvlJc w:val="left"/>
-      <w:pPr>
-        <w:tabs>
-          <w:tab w:val="num" w:pos="3600"/>
-        </w:tabs>
-        <w:ind w:left="3600" w:hanging="360"/>
-      </w:pPr>
-      <w:rPr>
-        <w:rFonts w:ascii="Wingdings" w:hAnsi="Wingdings" w:hint="default"/>
-        <w:sz w:val="20"/>
-      </w:rPr>
-    </w:lvl>
-    <w:lvl w:ilvl="5" w:tentative="1">
-      <w:start w:val="1"/>
-      <w:numFmt w:val="bullet"/>
-      <w:lvlText w:val=""/>
-      <w:lvlJc w:val="left"/>
-      <w:pPr>
-        <w:tabs>
-          <w:tab w:val="num" w:pos="4320"/>
-        </w:tabs>
-        <w:ind w:left="4320" w:hanging="360"/>
-      </w:pPr>
-      <w:rPr>
-        <w:rFonts w:ascii="Wingdings" w:hAnsi="Wingdings" w:hint="default"/>
-        <w:sz w:val="20"/>
-      </w:rPr>
-    </w:lvl>
-    <w:lvl w:ilvl="6" w:tentative="1">
-      <w:start w:val="1"/>
-      <w:numFmt w:val="bullet"/>
-      <w:lvlText w:val=""/>
-      <w:lvlJc w:val="left"/>
-      <w:pPr>
-        <w:tabs>
-          <w:tab w:val="num" w:pos="5040"/>
-        </w:tabs>
-        <w:ind w:left="5040" w:hanging="360"/>
-      </w:pPr>
-      <w:rPr>
-        <w:rFonts w:ascii="Wingdings" w:hAnsi="Wingdings" w:hint="default"/>
-        <w:sz w:val="20"/>
-      </w:rPr>
-    </w:lvl>
-    <w:lvl w:ilvl="7" w:tentative="1">
-      <w:start w:val="1"/>
-      <w:numFmt w:val="bullet"/>
-      <w:lvlText w:val=""/>
-      <w:lvlJc w:val="left"/>
-      <w:pPr>
-        <w:tabs>
-          <w:tab w:val="num" w:pos="5760"/>
-        </w:tabs>
-        <w:ind w:left="5760" w:hanging="360"/>
-      </w:pPr>
-      <w:rPr>
-        <w:rFonts w:ascii="Wingdings" w:hAnsi="Wingdings" w:hint="default"/>
-        <w:sz w:val="20"/>
-      </w:rPr>
-    </w:lvl>
-    <w:lvl w:ilvl="8" w:tentative="1">
-      <w:start w:val="1"/>
-      <w:numFmt w:val="bullet"/>
-      <w:lvlText w:val=""/>
-      <w:lvlJc w:val="left"/>
-      <w:pPr>
-        <w:tabs>
-          <w:tab w:val="num" w:pos="6480"/>
-        </w:tabs>
-        <w:ind w:left="6480" w:hanging="360"/>
-      </w:pPr>
-      <w:rPr>
-        <w:rFonts w:ascii="Wingdings" w:hAnsi="Wingdings" w:hint="default"/>
-        <w:sz w:val="20"/>
-      </w:rPr>
-    </w:lvl>
-  </w:abstractNum>
-  <w:abstractNum w:abstractNumId="46" w15:restartNumberingAfterBreak="0">
-    <w:nsid w:val="6C6C3FF6"/>
-    <w:multiLevelType w:val="multilevel"/>
-    <w:tmpl w:val="15DCF7A0"/>
-    <w:lvl w:ilvl="0">
-      <w:start w:val="1"/>
-      <w:numFmt w:val="bullet"/>
-      <w:lvlText w:val=""/>
-      <w:lvlJc w:val="left"/>
-      <w:pPr>
-        <w:tabs>
-          <w:tab w:val="num" w:pos="720"/>
-        </w:tabs>
-        <w:ind w:left="720" w:hanging="360"/>
-      </w:pPr>
-      <w:rPr>
-        <w:rFonts w:ascii="Symbol" w:hAnsi="Symbol" w:hint="default"/>
-        <w:sz w:val="20"/>
-      </w:rPr>
-    </w:lvl>
-    <w:lvl w:ilvl="1">
-      <w:start w:val="1"/>
-      <w:numFmt w:val="bullet"/>
-      <w:lvlText w:val="o"/>
-      <w:lvlJc w:val="left"/>
-      <w:pPr>
-        <w:tabs>
-          <w:tab w:val="num" w:pos="1440"/>
-        </w:tabs>
-        <w:ind w:left="1440" w:hanging="360"/>
-      </w:pPr>
-      <w:rPr>
-        <w:rFonts w:ascii="Courier New" w:hAnsi="Courier New" w:hint="default"/>
-        <w:sz w:val="20"/>
-      </w:rPr>
-    </w:lvl>
-    <w:lvl w:ilvl="2" w:tentative="1">
-      <w:start w:val="1"/>
-      <w:numFmt w:val="bullet"/>
-      <w:lvlText w:val=""/>
-      <w:lvlJc w:val="left"/>
-      <w:pPr>
-        <w:tabs>
-          <w:tab w:val="num" w:pos="2160"/>
-        </w:tabs>
-        <w:ind w:left="2160" w:hanging="360"/>
-      </w:pPr>
-      <w:rPr>
-        <w:rFonts w:ascii="Wingdings" w:hAnsi="Wingdings" w:hint="default"/>
-        <w:sz w:val="20"/>
-      </w:rPr>
-    </w:lvl>
-    <w:lvl w:ilvl="3" w:tentative="1">
-      <w:start w:val="1"/>
-      <w:numFmt w:val="bullet"/>
-      <w:lvlText w:val=""/>
-      <w:lvlJc w:val="left"/>
-      <w:pPr>
-        <w:tabs>
-          <w:tab w:val="num" w:pos="2880"/>
-        </w:tabs>
-        <w:ind w:left="2880" w:hanging="360"/>
-      </w:pPr>
-      <w:rPr>
-        <w:rFonts w:ascii="Wingdings" w:hAnsi="Wingdings" w:hint="default"/>
-        <w:sz w:val="20"/>
-      </w:rPr>
-    </w:lvl>
-    <w:lvl w:ilvl="4" w:tentative="1">
-      <w:start w:val="1"/>
-      <w:numFmt w:val="bullet"/>
-      <w:lvlText w:val=""/>
-      <w:lvlJc w:val="left"/>
-      <w:pPr>
-        <w:tabs>
-          <w:tab w:val="num" w:pos="3600"/>
-        </w:tabs>
-        <w:ind w:left="3600" w:hanging="360"/>
-      </w:pPr>
-      <w:rPr>
-        <w:rFonts w:ascii="Wingdings" w:hAnsi="Wingdings" w:hint="default"/>
-        <w:sz w:val="20"/>
-      </w:rPr>
-    </w:lvl>
-    <w:lvl w:ilvl="5" w:tentative="1">
-      <w:start w:val="1"/>
-      <w:numFmt w:val="bullet"/>
-      <w:lvlText w:val=""/>
-      <w:lvlJc w:val="left"/>
-      <w:pPr>
-        <w:tabs>
-          <w:tab w:val="num" w:pos="4320"/>
-        </w:tabs>
-        <w:ind w:left="4320" w:hanging="360"/>
-      </w:pPr>
-      <w:rPr>
-        <w:rFonts w:ascii="Wingdings" w:hAnsi="Wingdings" w:hint="default"/>
-        <w:sz w:val="20"/>
-      </w:rPr>
-    </w:lvl>
-    <w:lvl w:ilvl="6" w:tentative="1">
-      <w:start w:val="1"/>
-      <w:numFmt w:val="bullet"/>
-      <w:lvlText w:val=""/>
-      <w:lvlJc w:val="left"/>
-      <w:pPr>
-        <w:tabs>
-          <w:tab w:val="num" w:pos="5040"/>
-        </w:tabs>
-        <w:ind w:left="5040" w:hanging="360"/>
-      </w:pPr>
-      <w:rPr>
-        <w:rFonts w:ascii="Wingdings" w:hAnsi="Wingdings" w:hint="default"/>
-        <w:sz w:val="20"/>
-      </w:rPr>
-    </w:lvl>
-    <w:lvl w:ilvl="7" w:tentative="1">
-      <w:start w:val="1"/>
-      <w:numFmt w:val="bullet"/>
-      <w:lvlText w:val=""/>
-      <w:lvlJc w:val="left"/>
-      <w:pPr>
-        <w:tabs>
-          <w:tab w:val="num" w:pos="5760"/>
-        </w:tabs>
-        <w:ind w:left="5760" w:hanging="360"/>
-      </w:pPr>
-      <w:rPr>
-        <w:rFonts w:ascii="Wingdings" w:hAnsi="Wingdings" w:hint="default"/>
-        <w:sz w:val="20"/>
-      </w:rPr>
-    </w:lvl>
-    <w:lvl w:ilvl="8" w:tentative="1">
-      <w:start w:val="1"/>
-      <w:numFmt w:val="bullet"/>
-      <w:lvlText w:val=""/>
-      <w:lvlJc w:val="left"/>
-      <w:pPr>
-        <w:tabs>
-          <w:tab w:val="num" w:pos="6480"/>
-        </w:tabs>
-        <w:ind w:left="6480" w:hanging="360"/>
-      </w:pPr>
-      <w:rPr>
-        <w:rFonts w:ascii="Wingdings" w:hAnsi="Wingdings" w:hint="default"/>
-        <w:sz w:val="20"/>
-      </w:rPr>
-    </w:lvl>
-  </w:abstractNum>
-  <w:abstractNum w:abstractNumId="47" w15:restartNumberingAfterBreak="0">
-    <w:nsid w:val="70194DCD"/>
-    <w:multiLevelType w:val="multilevel"/>
-    <w:tmpl w:val="CB5646CA"/>
-    <w:lvl w:ilvl="0">
-      <w:start w:val="1"/>
-      <w:numFmt w:val="bullet"/>
-      <w:lvlText w:val=""/>
-      <w:lvlJc w:val="left"/>
-      <w:pPr>
-        <w:tabs>
-          <w:tab w:val="num" w:pos="720"/>
-        </w:tabs>
-        <w:ind w:left="720" w:hanging="360"/>
-      </w:pPr>
-      <w:rPr>
-        <w:rFonts w:ascii="Symbol" w:hAnsi="Symbol" w:hint="default"/>
-        <w:sz w:val="20"/>
-      </w:rPr>
-    </w:lvl>
-    <w:lvl w:ilvl="1" w:tentative="1">
-      <w:start w:val="1"/>
-      <w:numFmt w:val="bullet"/>
-      <w:lvlText w:val="o"/>
-      <w:lvlJc w:val="left"/>
-      <w:pPr>
-        <w:tabs>
-          <w:tab w:val="num" w:pos="1440"/>
-        </w:tabs>
-        <w:ind w:left="1440" w:hanging="360"/>
-      </w:pPr>
-      <w:rPr>
-        <w:rFonts w:ascii="Courier New" w:hAnsi="Courier New" w:hint="default"/>
-        <w:sz w:val="20"/>
-      </w:rPr>
-    </w:lvl>
-    <w:lvl w:ilvl="2" w:tentative="1">
-      <w:start w:val="1"/>
-      <w:numFmt w:val="bullet"/>
-      <w:lvlText w:val=""/>
-      <w:lvlJc w:val="left"/>
-      <w:pPr>
-        <w:tabs>
-          <w:tab w:val="num" w:pos="2160"/>
-        </w:tabs>
-        <w:ind w:left="2160" w:hanging="360"/>
-      </w:pPr>
-      <w:rPr>
-        <w:rFonts w:ascii="Wingdings" w:hAnsi="Wingdings" w:hint="default"/>
-        <w:sz w:val="20"/>
-      </w:rPr>
-    </w:lvl>
-    <w:lvl w:ilvl="3" w:tentative="1">
-      <w:start w:val="1"/>
-      <w:numFmt w:val="bullet"/>
-      <w:lvlText w:val=""/>
-      <w:lvlJc w:val="left"/>
-      <w:pPr>
-        <w:tabs>
-          <w:tab w:val="num" w:pos="2880"/>
-        </w:tabs>
-        <w:ind w:left="2880" w:hanging="360"/>
-      </w:pPr>
-      <w:rPr>
-        <w:rFonts w:ascii="Wingdings" w:hAnsi="Wingdings" w:hint="default"/>
-        <w:sz w:val="20"/>
-      </w:rPr>
-    </w:lvl>
-    <w:lvl w:ilvl="4" w:tentative="1">
-      <w:start w:val="1"/>
-      <w:numFmt w:val="bullet"/>
-      <w:lvlText w:val=""/>
-      <w:lvlJc w:val="left"/>
-      <w:pPr>
-        <w:tabs>
-          <w:tab w:val="num" w:pos="3600"/>
-        </w:tabs>
-        <w:ind w:left="3600" w:hanging="360"/>
-      </w:pPr>
-      <w:rPr>
-        <w:rFonts w:ascii="Wingdings" w:hAnsi="Wingdings" w:hint="default"/>
-        <w:sz w:val="20"/>
-      </w:rPr>
-    </w:lvl>
-    <w:lvl w:ilvl="5" w:tentative="1">
-      <w:start w:val="1"/>
-      <w:numFmt w:val="bullet"/>
-      <w:lvlText w:val=""/>
-      <w:lvlJc w:val="left"/>
-      <w:pPr>
-        <w:tabs>
-          <w:tab w:val="num" w:pos="4320"/>
-        </w:tabs>
-        <w:ind w:left="4320" w:hanging="360"/>
-      </w:pPr>
-      <w:rPr>
-        <w:rFonts w:ascii="Wingdings" w:hAnsi="Wingdings" w:hint="default"/>
-        <w:sz w:val="20"/>
-      </w:rPr>
-    </w:lvl>
-    <w:lvl w:ilvl="6" w:tentative="1">
-      <w:start w:val="1"/>
-      <w:numFmt w:val="bullet"/>
-      <w:lvlText w:val=""/>
-      <w:lvlJc w:val="left"/>
-      <w:pPr>
-        <w:tabs>
-          <w:tab w:val="num" w:pos="5040"/>
-        </w:tabs>
-        <w:ind w:left="5040" w:hanging="360"/>
-      </w:pPr>
-      <w:rPr>
-        <w:rFonts w:ascii="Wingdings" w:hAnsi="Wingdings" w:hint="default"/>
-        <w:sz w:val="20"/>
-      </w:rPr>
-    </w:lvl>
-    <w:lvl w:ilvl="7" w:tentative="1">
-      <w:start w:val="1"/>
-      <w:numFmt w:val="bullet"/>
-      <w:lvlText w:val=""/>
-      <w:lvlJc w:val="left"/>
-      <w:pPr>
-        <w:tabs>
-          <w:tab w:val="num" w:pos="5760"/>
-        </w:tabs>
-        <w:ind w:left="5760" w:hanging="360"/>
-      </w:pPr>
-      <w:rPr>
-        <w:rFonts w:ascii="Wingdings" w:hAnsi="Wingdings" w:hint="default"/>
-        <w:sz w:val="20"/>
-      </w:rPr>
-    </w:lvl>
-    <w:lvl w:ilvl="8" w:tentative="1">
-      <w:start w:val="1"/>
-      <w:numFmt w:val="bullet"/>
-      <w:lvlText w:val=""/>
-      <w:lvlJc w:val="left"/>
-      <w:pPr>
-        <w:tabs>
-          <w:tab w:val="num" w:pos="6480"/>
-        </w:tabs>
-        <w:ind w:left="6480" w:hanging="360"/>
-      </w:pPr>
-      <w:rPr>
-        <w:rFonts w:ascii="Wingdings" w:hAnsi="Wingdings" w:hint="default"/>
-        <w:sz w:val="20"/>
-      </w:rPr>
-    </w:lvl>
-  </w:abstractNum>
-  <w:abstractNum w:abstractNumId="48" w15:restartNumberingAfterBreak="0">
-    <w:nsid w:val="71133029"/>
-    <w:multiLevelType w:val="multilevel"/>
-    <w:tmpl w:val="B3A8C63C"/>
-    <w:lvl w:ilvl="0">
-      <w:start w:val="1"/>
-      <w:numFmt w:val="bullet"/>
-      <w:lvlText w:val=""/>
-      <w:lvlJc w:val="left"/>
-      <w:pPr>
-        <w:tabs>
-          <w:tab w:val="num" w:pos="720"/>
-        </w:tabs>
-        <w:ind w:left="720" w:hanging="360"/>
-      </w:pPr>
-      <w:rPr>
-        <w:rFonts w:ascii="Symbol" w:hAnsi="Symbol" w:hint="default"/>
-        <w:sz w:val="20"/>
-      </w:rPr>
-    </w:lvl>
-    <w:lvl w:ilvl="1" w:tentative="1">
-      <w:start w:val="1"/>
-      <w:numFmt w:val="bullet"/>
-      <w:lvlText w:val="o"/>
-      <w:lvlJc w:val="left"/>
-      <w:pPr>
-        <w:tabs>
-          <w:tab w:val="num" w:pos="1440"/>
-        </w:tabs>
-        <w:ind w:left="1440" w:hanging="360"/>
-      </w:pPr>
-      <w:rPr>
-        <w:rFonts w:ascii="Courier New" w:hAnsi="Courier New" w:hint="default"/>
-        <w:sz w:val="20"/>
-      </w:rPr>
-    </w:lvl>
-    <w:lvl w:ilvl="2" w:tentative="1">
-      <w:start w:val="1"/>
-      <w:numFmt w:val="bullet"/>
-      <w:lvlText w:val=""/>
-      <w:lvlJc w:val="left"/>
-      <w:pPr>
-        <w:tabs>
-          <w:tab w:val="num" w:pos="2160"/>
-        </w:tabs>
-        <w:ind w:left="2160" w:hanging="360"/>
-      </w:pPr>
-      <w:rPr>
-        <w:rFonts w:ascii="Wingdings" w:hAnsi="Wingdings" w:hint="default"/>
-        <w:sz w:val="20"/>
-      </w:rPr>
-    </w:lvl>
-    <w:lvl w:ilvl="3" w:tentative="1">
-      <w:start w:val="1"/>
-      <w:numFmt w:val="bullet"/>
-      <w:lvlText w:val=""/>
-      <w:lvlJc w:val="left"/>
-      <w:pPr>
-        <w:tabs>
-          <w:tab w:val="num" w:pos="2880"/>
-        </w:tabs>
-        <w:ind w:left="2880" w:hanging="360"/>
-      </w:pPr>
-      <w:rPr>
-        <w:rFonts w:ascii="Wingdings" w:hAnsi="Wingdings" w:hint="default"/>
-        <w:sz w:val="20"/>
-      </w:rPr>
-    </w:lvl>
-    <w:lvl w:ilvl="4" w:tentative="1">
-      <w:start w:val="1"/>
-      <w:numFmt w:val="bullet"/>
-      <w:lvlText w:val=""/>
-      <w:lvlJc w:val="left"/>
-      <w:pPr>
-        <w:tabs>
-          <w:tab w:val="num" w:pos="3600"/>
-        </w:tabs>
-        <w:ind w:left="3600" w:hanging="360"/>
-      </w:pPr>
-      <w:rPr>
-        <w:rFonts w:ascii="Wingdings" w:hAnsi="Wingdings" w:hint="default"/>
-        <w:sz w:val="20"/>
-      </w:rPr>
-    </w:lvl>
-    <w:lvl w:ilvl="5" w:tentative="1">
-      <w:start w:val="1"/>
-      <w:numFmt w:val="bullet"/>
-      <w:lvlText w:val=""/>
-      <w:lvlJc w:val="left"/>
-      <w:pPr>
-        <w:tabs>
-          <w:tab w:val="num" w:pos="4320"/>
-        </w:tabs>
-        <w:ind w:left="4320" w:hanging="360"/>
-      </w:pPr>
-      <w:rPr>
-        <w:rFonts w:ascii="Wingdings" w:hAnsi="Wingdings" w:hint="default"/>
-        <w:sz w:val="20"/>
-      </w:rPr>
-    </w:lvl>
-    <w:lvl w:ilvl="6" w:tentative="1">
-      <w:start w:val="1"/>
-      <w:numFmt w:val="bullet"/>
-      <w:lvlText w:val=""/>
-      <w:lvlJc w:val="left"/>
-      <w:pPr>
-        <w:tabs>
-          <w:tab w:val="num" w:pos="5040"/>
-        </w:tabs>
-        <w:ind w:left="5040" w:hanging="360"/>
-      </w:pPr>
-      <w:rPr>
-        <w:rFonts w:ascii="Wingdings" w:hAnsi="Wingdings" w:hint="default"/>
-        <w:sz w:val="20"/>
-      </w:rPr>
-    </w:lvl>
-    <w:lvl w:ilvl="7" w:tentative="1">
-      <w:start w:val="1"/>
-      <w:numFmt w:val="bullet"/>
-      <w:lvlText w:val=""/>
-      <w:lvlJc w:val="left"/>
-      <w:pPr>
-        <w:tabs>
-          <w:tab w:val="num" w:pos="5760"/>
-        </w:tabs>
-        <w:ind w:left="5760" w:hanging="360"/>
-      </w:pPr>
-      <w:rPr>
-        <w:rFonts w:ascii="Wingdings" w:hAnsi="Wingdings" w:hint="default"/>
-        <w:sz w:val="20"/>
-      </w:rPr>
-    </w:lvl>
-    <w:lvl w:ilvl="8" w:tentative="1">
-      <w:start w:val="1"/>
-      <w:numFmt w:val="bullet"/>
-      <w:lvlText w:val=""/>
-      <w:lvlJc w:val="left"/>
-      <w:pPr>
-        <w:tabs>
-          <w:tab w:val="num" w:pos="6480"/>
-        </w:tabs>
-        <w:ind w:left="6480" w:hanging="360"/>
-      </w:pPr>
-      <w:rPr>
-        <w:rFonts w:ascii="Wingdings" w:hAnsi="Wingdings" w:hint="default"/>
-        <w:sz w:val="20"/>
-      </w:rPr>
-    </w:lvl>
-  </w:abstractNum>
-  <w:abstractNum w:abstractNumId="49" w15:restartNumberingAfterBreak="0">
-    <w:nsid w:val="73ED2DD1"/>
-    <w:multiLevelType w:val="hybridMultilevel"/>
-    <w:tmpl w:val="CF12733E"/>
-    <w:lvl w:ilvl="0" w:tplc="04090001">
-      <w:start w:val="1"/>
-      <w:numFmt w:val="bullet"/>
-      <w:lvlText w:val=""/>
-      <w:lvlJc w:val="left"/>
-      <w:pPr>
-        <w:ind w:left="720" w:hanging="360"/>
-      </w:pPr>
-      <w:rPr>
-        <w:rFonts w:ascii="Symbol" w:hAnsi="Symbol" w:hint="default"/>
-      </w:rPr>
-    </w:lvl>
-    <w:lvl w:ilvl="1" w:tplc="04090003" w:tentative="1">
-      <w:start w:val="1"/>
-      <w:numFmt w:val="bullet"/>
-      <w:lvlText w:val="o"/>
-      <w:lvlJc w:val="left"/>
-      <w:pPr>
-        <w:ind w:left="1440" w:hanging="360"/>
-      </w:pPr>
-      <w:rPr>
-        <w:rFonts w:ascii="Courier New" w:hAnsi="Courier New" w:cs="Courier New" w:hint="default"/>
-      </w:rPr>
-    </w:lvl>
-    <w:lvl w:ilvl="2" w:tplc="04090005" w:tentative="1">
-      <w:start w:val="1"/>
-      <w:numFmt w:val="bullet"/>
-      <w:lvlText w:val=""/>
-      <w:lvlJc w:val="left"/>
-      <w:pPr>
-        <w:ind w:left="2160" w:hanging="360"/>
-      </w:pPr>
-      <w:rPr>
-        <w:rFonts w:ascii="Wingdings" w:hAnsi="Wingdings" w:hint="default"/>
-      </w:rPr>
-    </w:lvl>
-    <w:lvl w:ilvl="3" w:tplc="04090001" w:tentative="1">
-      <w:start w:val="1"/>
-      <w:numFmt w:val="bullet"/>
-      <w:lvlText w:val=""/>
-      <w:lvlJc w:val="left"/>
-      <w:pPr>
-        <w:ind w:left="2880" w:hanging="360"/>
-      </w:pPr>
-      <w:rPr>
-        <w:rFonts w:ascii="Symbol" w:hAnsi="Symbol" w:hint="default"/>
-      </w:rPr>
-    </w:lvl>
-    <w:lvl w:ilvl="4" w:tplc="04090003" w:tentative="1">
-      <w:start w:val="1"/>
-      <w:numFmt w:val="bullet"/>
-      <w:lvlText w:val="o"/>
-      <w:lvlJc w:val="left"/>
-      <w:pPr>
-        <w:ind w:left="3600" w:hanging="360"/>
-      </w:pPr>
-      <w:rPr>
-        <w:rFonts w:ascii="Courier New" w:hAnsi="Courier New" w:cs="Courier New" w:hint="default"/>
-      </w:rPr>
-    </w:lvl>
-    <w:lvl w:ilvl="5" w:tplc="04090005" w:tentative="1">
-      <w:start w:val="1"/>
-      <w:numFmt w:val="bullet"/>
-      <w:lvlText w:val=""/>
-      <w:lvlJc w:val="left"/>
-      <w:pPr>
-        <w:ind w:left="4320" w:hanging="360"/>
-      </w:pPr>
-      <w:rPr>
-        <w:rFonts w:ascii="Wingdings" w:hAnsi="Wingdings" w:hint="default"/>
-      </w:rPr>
-    </w:lvl>
-    <w:lvl w:ilvl="6" w:tplc="04090001" w:tentative="1">
-      <w:start w:val="1"/>
-      <w:numFmt w:val="bullet"/>
-      <w:lvlText w:val=""/>
-      <w:lvlJc w:val="left"/>
-      <w:pPr>
-        <w:ind w:left="5040" w:hanging="360"/>
-      </w:pPr>
-      <w:rPr>
-        <w:rFonts w:ascii="Symbol" w:hAnsi="Symbol" w:hint="default"/>
-      </w:rPr>
-    </w:lvl>
-    <w:lvl w:ilvl="7" w:tplc="04090003" w:tentative="1">
-      <w:start w:val="1"/>
-      <w:numFmt w:val="bullet"/>
-      <w:lvlText w:val="o"/>
-      <w:lvlJc w:val="left"/>
-      <w:pPr>
-        <w:ind w:left="5760" w:hanging="360"/>
-      </w:pPr>
-      <w:rPr>
-        <w:rFonts w:ascii="Courier New" w:hAnsi="Courier New" w:cs="Courier New" w:hint="default"/>
-      </w:rPr>
-    </w:lvl>
-    <w:lvl w:ilvl="8" w:tplc="04090005" w:tentative="1">
-      <w:start w:val="1"/>
-      <w:numFmt w:val="bullet"/>
-      <w:lvlText w:val=""/>
-      <w:lvlJc w:val="left"/>
-      <w:pPr>
-        <w:ind w:left="6480" w:hanging="360"/>
-      </w:pPr>
-      <w:rPr>
-        <w:rFonts w:ascii="Wingdings" w:hAnsi="Wingdings" w:hint="default"/>
-      </w:rPr>
-    </w:lvl>
-  </w:abstractNum>
-  <w:abstractNum w:abstractNumId="50" w15:restartNumberingAfterBreak="0">
-    <w:nsid w:val="788A1D41"/>
-    <w:multiLevelType w:val="multilevel"/>
-    <w:tmpl w:val="042C4F5E"/>
-    <w:lvl w:ilvl="0">
-      <w:start w:val="1"/>
-      <w:numFmt w:val="bullet"/>
-      <w:lvlText w:val=""/>
-      <w:lvlJc w:val="left"/>
-      <w:pPr>
-        <w:tabs>
-          <w:tab w:val="num" w:pos="720"/>
-        </w:tabs>
-        <w:ind w:left="720" w:hanging="360"/>
-      </w:pPr>
-      <w:rPr>
-        <w:rFonts w:ascii="Symbol" w:hAnsi="Symbol" w:hint="default"/>
-        <w:sz w:val="20"/>
-      </w:rPr>
-    </w:lvl>
-    <w:lvl w:ilvl="1" w:tentative="1">
-      <w:start w:val="1"/>
-      <w:numFmt w:val="bullet"/>
-      <w:lvlText w:val="o"/>
-      <w:lvlJc w:val="left"/>
-      <w:pPr>
-        <w:tabs>
-          <w:tab w:val="num" w:pos="1440"/>
-        </w:tabs>
-        <w:ind w:left="1440" w:hanging="360"/>
-      </w:pPr>
-      <w:rPr>
-        <w:rFonts w:ascii="Courier New" w:hAnsi="Courier New" w:hint="default"/>
-        <w:sz w:val="20"/>
-      </w:rPr>
-    </w:lvl>
-    <w:lvl w:ilvl="2" w:tentative="1">
-      <w:start w:val="1"/>
-      <w:numFmt w:val="bullet"/>
-      <w:lvlText w:val=""/>
-      <w:lvlJc w:val="left"/>
-      <w:pPr>
-        <w:tabs>
-          <w:tab w:val="num" w:pos="2160"/>
-        </w:tabs>
-        <w:ind w:left="2160" w:hanging="360"/>
-      </w:pPr>
-      <w:rPr>
-        <w:rFonts w:ascii="Wingdings" w:hAnsi="Wingdings" w:hint="default"/>
-        <w:sz w:val="20"/>
-      </w:rPr>
-    </w:lvl>
-    <w:lvl w:ilvl="3" w:tentative="1">
-      <w:start w:val="1"/>
-      <w:numFmt w:val="bullet"/>
-      <w:lvlText w:val=""/>
-      <w:lvlJc w:val="left"/>
-      <w:pPr>
-        <w:tabs>
-          <w:tab w:val="num" w:pos="2880"/>
-        </w:tabs>
-        <w:ind w:left="2880" w:hanging="360"/>
-      </w:pPr>
-      <w:rPr>
-        <w:rFonts w:ascii="Wingdings" w:hAnsi="Wingdings" w:hint="default"/>
-        <w:sz w:val="20"/>
-      </w:rPr>
-    </w:lvl>
-    <w:lvl w:ilvl="4" w:tentative="1">
-      <w:start w:val="1"/>
-      <w:numFmt w:val="bullet"/>
-      <w:lvlText w:val=""/>
-      <w:lvlJc w:val="left"/>
-      <w:pPr>
-        <w:tabs>
-          <w:tab w:val="num" w:pos="3600"/>
-        </w:tabs>
-        <w:ind w:left="3600" w:hanging="360"/>
-      </w:pPr>
-      <w:rPr>
-        <w:rFonts w:ascii="Wingdings" w:hAnsi="Wingdings" w:hint="default"/>
-        <w:sz w:val="20"/>
-      </w:rPr>
-    </w:lvl>
-    <w:lvl w:ilvl="5" w:tentative="1">
-      <w:start w:val="1"/>
-      <w:numFmt w:val="bullet"/>
-      <w:lvlText w:val=""/>
-      <w:lvlJc w:val="left"/>
-      <w:pPr>
-        <w:tabs>
-          <w:tab w:val="num" w:pos="4320"/>
-        </w:tabs>
-        <w:ind w:left="4320" w:hanging="360"/>
-      </w:pPr>
-      <w:rPr>
-        <w:rFonts w:ascii="Wingdings" w:hAnsi="Wingdings" w:hint="default"/>
-        <w:sz w:val="20"/>
-      </w:rPr>
-    </w:lvl>
-    <w:lvl w:ilvl="6" w:tentative="1">
-      <w:start w:val="1"/>
-      <w:numFmt w:val="bullet"/>
-      <w:lvlText w:val=""/>
-      <w:lvlJc w:val="left"/>
-      <w:pPr>
-        <w:tabs>
-          <w:tab w:val="num" w:pos="5040"/>
-        </w:tabs>
-        <w:ind w:left="5040" w:hanging="360"/>
-      </w:pPr>
-      <w:rPr>
-        <w:rFonts w:ascii="Wingdings" w:hAnsi="Wingdings" w:hint="default"/>
-        <w:sz w:val="20"/>
-      </w:rPr>
-    </w:lvl>
-    <w:lvl w:ilvl="7" w:tentative="1">
-      <w:start w:val="1"/>
-      <w:numFmt w:val="bullet"/>
-      <w:lvlText w:val=""/>
-      <w:lvlJc w:val="left"/>
-      <w:pPr>
-        <w:tabs>
-          <w:tab w:val="num" w:pos="5760"/>
-        </w:tabs>
-        <w:ind w:left="5760" w:hanging="360"/>
-      </w:pPr>
-      <w:rPr>
-        <w:rFonts w:ascii="Wingdings" w:hAnsi="Wingdings" w:hint="default"/>
-        <w:sz w:val="20"/>
-      </w:rPr>
-    </w:lvl>
-    <w:lvl w:ilvl="8" w:tentative="1">
-      <w:start w:val="1"/>
-      <w:numFmt w:val="bullet"/>
-      <w:lvlText w:val=""/>
-      <w:lvlJc w:val="left"/>
-      <w:pPr>
-        <w:tabs>
-          <w:tab w:val="num" w:pos="6480"/>
-        </w:tabs>
-        <w:ind w:left="6480" w:hanging="360"/>
-      </w:pPr>
-      <w:rPr>
-        <w:rFonts w:ascii="Wingdings" w:hAnsi="Wingdings" w:hint="default"/>
-        <w:sz w:val="20"/>
-      </w:rPr>
-    </w:lvl>
-  </w:abstractNum>
-  <w:abstractNum w:abstractNumId="51" w15:restartNumberingAfterBreak="0">
-    <w:nsid w:val="7D463143"/>
-    <w:multiLevelType w:val="hybridMultilevel"/>
-    <w:tmpl w:val="3236BA8E"/>
-    <w:lvl w:ilvl="0" w:tplc="04090001">
-      <w:start w:val="1"/>
-      <w:numFmt w:val="bullet"/>
-      <w:lvlText w:val=""/>
-      <w:lvlJc w:val="left"/>
-      <w:pPr>
-        <w:ind w:left="720" w:hanging="360"/>
-      </w:pPr>
-      <w:rPr>
-        <w:rFonts w:ascii="Symbol" w:hAnsi="Symbol" w:hint="default"/>
-      </w:rPr>
-    </w:lvl>
-    <w:lvl w:ilvl="1" w:tplc="04090003" w:tentative="1">
-      <w:start w:val="1"/>
-      <w:numFmt w:val="bullet"/>
-      <w:lvlText w:val="o"/>
-      <w:lvlJc w:val="left"/>
-      <w:pPr>
-        <w:ind w:left="1440" w:hanging="360"/>
-      </w:pPr>
-      <w:rPr>
-        <w:rFonts w:ascii="Courier New" w:hAnsi="Courier New" w:cs="Courier New" w:hint="default"/>
-      </w:rPr>
-    </w:lvl>
-    <w:lvl w:ilvl="2" w:tplc="04090005" w:tentative="1">
-      <w:start w:val="1"/>
-      <w:numFmt w:val="bullet"/>
-      <w:lvlText w:val=""/>
-      <w:lvlJc w:val="left"/>
-      <w:pPr>
-        <w:ind w:left="2160" w:hanging="360"/>
-      </w:pPr>
-      <w:rPr>
-        <w:rFonts w:ascii="Wingdings" w:hAnsi="Wingdings" w:hint="default"/>
-      </w:rPr>
-    </w:lvl>
-    <w:lvl w:ilvl="3" w:tplc="04090001" w:tentative="1">
-      <w:start w:val="1"/>
-      <w:numFmt w:val="bullet"/>
-      <w:lvlText w:val=""/>
-      <w:lvlJc w:val="left"/>
-      <w:pPr>
-        <w:ind w:left="2880" w:hanging="360"/>
-      </w:pPr>
-      <w:rPr>
-        <w:rFonts w:ascii="Symbol" w:hAnsi="Symbol" w:hint="default"/>
-      </w:rPr>
-    </w:lvl>
-    <w:lvl w:ilvl="4" w:tplc="04090003" w:tentative="1">
-      <w:start w:val="1"/>
-      <w:numFmt w:val="bullet"/>
-      <w:lvlText w:val="o"/>
-      <w:lvlJc w:val="left"/>
-      <w:pPr>
-        <w:ind w:left="3600" w:hanging="360"/>
-      </w:pPr>
-      <w:rPr>
-        <w:rFonts w:ascii="Courier New" w:hAnsi="Courier New" w:cs="Courier New" w:hint="default"/>
-      </w:rPr>
-    </w:lvl>
-    <w:lvl w:ilvl="5" w:tplc="04090005" w:tentative="1">
-      <w:start w:val="1"/>
-      <w:numFmt w:val="bullet"/>
-      <w:lvlText w:val=""/>
-      <w:lvlJc w:val="left"/>
-      <w:pPr>
-        <w:ind w:left="4320" w:hanging="360"/>
-      </w:pPr>
-      <w:rPr>
-        <w:rFonts w:ascii="Wingdings" w:hAnsi="Wingdings" w:hint="default"/>
-      </w:rPr>
-    </w:lvl>
-    <w:lvl w:ilvl="6" w:tplc="04090001" w:tentative="1">
-      <w:start w:val="1"/>
-      <w:numFmt w:val="bullet"/>
-      <w:lvlText w:val=""/>
-      <w:lvlJc w:val="left"/>
-      <w:pPr>
-        <w:ind w:left="5040" w:hanging="360"/>
-      </w:pPr>
-      <w:rPr>
-        <w:rFonts w:ascii="Symbol" w:hAnsi="Symbol" w:hint="default"/>
-      </w:rPr>
-    </w:lvl>
-    <w:lvl w:ilvl="7" w:tplc="04090003" w:tentative="1">
-      <w:start w:val="1"/>
-      <w:numFmt w:val="bullet"/>
-      <w:lvlText w:val="o"/>
-      <w:lvlJc w:val="left"/>
-      <w:pPr>
-        <w:ind w:left="5760" w:hanging="360"/>
-      </w:pPr>
-      <w:rPr>
-        <w:rFonts w:ascii="Courier New" w:hAnsi="Courier New" w:cs="Courier New" w:hint="default"/>
-      </w:rPr>
-    </w:lvl>
-    <w:lvl w:ilvl="8" w:tplc="04090005" w:tentative="1">
-      <w:start w:val="1"/>
-      <w:numFmt w:val="bullet"/>
-      <w:lvlText w:val=""/>
-      <w:lvlJc w:val="left"/>
-      <w:pPr>
-        <w:ind w:left="6480" w:hanging="360"/>
-      </w:pPr>
-      <w:rPr>
-        <w:rFonts w:ascii="Wingdings" w:hAnsi="Wingdings" w:hint="default"/>
-      </w:rPr>
-    </w:lvl>
-  </w:abstractNum>
-  <w:num w:numId="1" w16cid:durableId="729571160">
+  <w:num w:numId="1" w16cid:durableId="635531791">
     <w:abstractNumId w:val="0"/>
   </w:num>
-  <w:num w:numId="2" w16cid:durableId="523716098">
-    <w:abstractNumId w:val="2"/>
-    <w:lvlOverride w:ilvl="0">
-      <w:startOverride w:val="1"/>
-    </w:lvlOverride>
-    <w:lvlOverride w:ilvl="1">
-      <w:startOverride w:val="1"/>
-    </w:lvlOverride>
-    <w:lvlOverride w:ilvl="2">
-      <w:startOverride w:val="1"/>
-    </w:lvlOverride>
-    <w:lvlOverride w:ilvl="3">
-      <w:startOverride w:val="1"/>
-    </w:lvlOverride>
-    <w:lvlOverride w:ilvl="4">
-      <w:startOverride w:val="1"/>
-    </w:lvlOverride>
-    <w:lvlOverride w:ilvl="5">
-      <w:startOverride w:val="1"/>
-    </w:lvlOverride>
-    <w:lvlOverride w:ilvl="6">
-      <w:startOverride w:val="1"/>
-    </w:lvlOverride>
-    <w:lvlOverride w:ilvl="7">
-      <w:startOverride w:val="1"/>
-    </w:lvlOverride>
-    <w:lvlOverride w:ilvl="8">
-      <w:startOverride w:val="1"/>
-    </w:lvlOverride>
+  <w:num w:numId="2" w16cid:durableId="1812938267">
+    <w:abstractNumId w:val="19"/>
   </w:num>
-  <w:num w:numId="3" w16cid:durableId="1418331194">
+  <w:num w:numId="3" w16cid:durableId="178393188">
+    <w:abstractNumId w:val="35"/>
+  </w:num>
+  <w:num w:numId="4" w16cid:durableId="1703745976">
+    <w:abstractNumId w:val="27"/>
+  </w:num>
+  <w:num w:numId="5" w16cid:durableId="423037529">
+    <w:abstractNumId w:val="16"/>
+  </w:num>
+  <w:num w:numId="6" w16cid:durableId="583993638">
+    <w:abstractNumId w:val="14"/>
+  </w:num>
+  <w:num w:numId="7" w16cid:durableId="637610097">
+    <w:abstractNumId w:val="13"/>
+  </w:num>
+  <w:num w:numId="8" w16cid:durableId="632835071">
+    <w:abstractNumId w:val="21"/>
+  </w:num>
+  <w:num w:numId="9" w16cid:durableId="1133131831">
+    <w:abstractNumId w:val="23"/>
+  </w:num>
+  <w:num w:numId="10" w16cid:durableId="1594315925">
+    <w:abstractNumId w:val="5"/>
+  </w:num>
+  <w:num w:numId="11" w16cid:durableId="352028">
+    <w:abstractNumId w:val="6"/>
+  </w:num>
+  <w:num w:numId="12" w16cid:durableId="332340124">
+    <w:abstractNumId w:val="25"/>
+  </w:num>
+  <w:num w:numId="13" w16cid:durableId="269440125">
+    <w:abstractNumId w:val="33"/>
+  </w:num>
+  <w:num w:numId="14" w16cid:durableId="1169439609">
+    <w:abstractNumId w:val="28"/>
+  </w:num>
+  <w:num w:numId="15" w16cid:durableId="734275514">
+    <w:abstractNumId w:val="22"/>
+  </w:num>
+  <w:num w:numId="16" w16cid:durableId="1455560893">
+    <w:abstractNumId w:val="15"/>
+  </w:num>
+  <w:num w:numId="17" w16cid:durableId="591549626">
+    <w:abstractNumId w:val="10"/>
+  </w:num>
+  <w:num w:numId="18" w16cid:durableId="235284960">
+    <w:abstractNumId w:val="24"/>
+  </w:num>
+  <w:num w:numId="19" w16cid:durableId="944075031">
+    <w:abstractNumId w:val="17"/>
+  </w:num>
+  <w:num w:numId="20" w16cid:durableId="624848056">
+    <w:abstractNumId w:val="29"/>
+  </w:num>
+  <w:num w:numId="21" w16cid:durableId="737214827">
+    <w:abstractNumId w:val="9"/>
+  </w:num>
+  <w:num w:numId="22" w16cid:durableId="715201348">
+    <w:abstractNumId w:val="12"/>
+  </w:num>
+  <w:num w:numId="23" w16cid:durableId="1749158284">
+    <w:abstractNumId w:val="3"/>
+  </w:num>
+  <w:num w:numId="24" w16cid:durableId="1808206927">
+    <w:abstractNumId w:val="20"/>
+  </w:num>
+  <w:num w:numId="25" w16cid:durableId="1990405828">
+    <w:abstractNumId w:val="4"/>
+  </w:num>
+  <w:num w:numId="26" w16cid:durableId="337733202">
+    <w:abstractNumId w:val="18"/>
+  </w:num>
+  <w:num w:numId="27" w16cid:durableId="1053232833">
     <w:abstractNumId w:val="1"/>
   </w:num>
-  <w:num w:numId="4" w16cid:durableId="2006854379">
-    <w:abstractNumId w:val="1"/>
+  <w:num w:numId="28" w16cid:durableId="1413115287">
+    <w:abstractNumId w:val="11"/>
   </w:num>
-  <w:num w:numId="5" w16cid:durableId="1091314309">
-    <w:abstractNumId w:val="1"/>
+  <w:num w:numId="29" w16cid:durableId="671298072">
+    <w:abstractNumId w:val="34"/>
   </w:num>
-  <w:num w:numId="6" w16cid:durableId="108665739">
-    <w:abstractNumId w:val="1"/>
+  <w:num w:numId="30" w16cid:durableId="1247958009">
+    <w:abstractNumId w:val="8"/>
   </w:num>
-  <w:num w:numId="7" w16cid:durableId="557589360">
-    <w:abstractNumId w:val="1"/>
+  <w:num w:numId="31" w16cid:durableId="66270608">
+    <w:abstractNumId w:val="31"/>
   </w:num>
-  <w:num w:numId="8" w16cid:durableId="1325623382">
-    <w:abstractNumId w:val="1"/>
-  </w:num>
-  <w:num w:numId="9" w16cid:durableId="1444837420">
-    <w:abstractNumId w:val="1"/>
-  </w:num>
-  <w:num w:numId="10" w16cid:durableId="1478062708">
-    <w:abstractNumId w:val="1"/>
-  </w:num>
-  <w:num w:numId="11" w16cid:durableId="1985810022">
-    <w:abstractNumId w:val="1"/>
-  </w:num>
-  <w:num w:numId="12" w16cid:durableId="436751472">
-    <w:abstractNumId w:val="1"/>
-  </w:num>
-  <w:num w:numId="13" w16cid:durableId="1724019620">
-    <w:abstractNumId w:val="1"/>
-  </w:num>
-  <w:num w:numId="14" w16cid:durableId="635531791">
-    <w:abstractNumId w:val="1"/>
-  </w:num>
-  <w:num w:numId="15" w16cid:durableId="1451438963">
-    <w:abstractNumId w:val="1"/>
-  </w:num>
-  <w:num w:numId="16" w16cid:durableId="1866822061">
-    <w:abstractNumId w:val="1"/>
-  </w:num>
-  <w:num w:numId="17" w16cid:durableId="1302883923">
-    <w:abstractNumId w:val="1"/>
-  </w:num>
-  <w:num w:numId="18" w16cid:durableId="386731986">
-    <w:abstractNumId w:val="1"/>
-  </w:num>
-  <w:num w:numId="19" w16cid:durableId="1065569255">
-    <w:abstractNumId w:val="1"/>
-  </w:num>
-  <w:num w:numId="20" w16cid:durableId="710612369">
-    <w:abstractNumId w:val="1"/>
-  </w:num>
-  <w:num w:numId="21" w16cid:durableId="1100950257">
-    <w:abstractNumId w:val="14"/>
-  </w:num>
-  <w:num w:numId="22" w16cid:durableId="1830829580">
-    <w:abstractNumId w:val="6"/>
-  </w:num>
-  <w:num w:numId="23" w16cid:durableId="1812938267">
-    <w:abstractNumId w:val="33"/>
-  </w:num>
-  <w:num w:numId="24" w16cid:durableId="178393188">
-    <w:abstractNumId w:val="51"/>
-  </w:num>
-  <w:num w:numId="25" w16cid:durableId="1703745976">
-    <w:abstractNumId w:val="43"/>
-  </w:num>
-  <w:num w:numId="26" w16cid:durableId="1500271087">
-    <w:abstractNumId w:val="12"/>
-  </w:num>
-  <w:num w:numId="27" w16cid:durableId="1475368002">
-    <w:abstractNumId w:val="23"/>
-  </w:num>
-  <w:num w:numId="28" w16cid:durableId="188955685">
-    <w:abstractNumId w:val="15"/>
-  </w:num>
-  <w:num w:numId="29" w16cid:durableId="423037529">
-    <w:abstractNumId w:val="28"/>
-  </w:num>
-  <w:num w:numId="30" w16cid:durableId="583993638">
+  <w:num w:numId="32" w16cid:durableId="1698003280">
     <w:abstractNumId w:val="26"/>
   </w:num>
-  <w:num w:numId="31" w16cid:durableId="637610097">
-    <w:abstractNumId w:val="25"/>
+  <w:num w:numId="33" w16cid:durableId="1060254477">
+    <w:abstractNumId w:val="30"/>
   </w:num>
-  <w:num w:numId="32" w16cid:durableId="632835071">
-    <w:abstractNumId w:val="37"/>
+  <w:num w:numId="34" w16cid:durableId="1197620521">
+    <w:abstractNumId w:val="32"/>
   </w:num>
-  <w:num w:numId="33" w16cid:durableId="1133131831">
-    <w:abstractNumId w:val="39"/>
-  </w:num>
-  <w:num w:numId="34" w16cid:durableId="1594315925">
-    <w:abstractNumId w:val="8"/>
-  </w:num>
-  <w:num w:numId="35" w16cid:durableId="352028">
-    <w:abstractNumId w:val="9"/>
-  </w:num>
-  <w:num w:numId="36" w16cid:durableId="332340124">
-    <w:abstractNumId w:val="41"/>
-  </w:num>
-  <w:num w:numId="37" w16cid:durableId="269440125">
-    <w:abstractNumId w:val="49"/>
-  </w:num>
-  <w:num w:numId="38" w16cid:durableId="1169439609">
-    <w:abstractNumId w:val="44"/>
-  </w:num>
-  <w:num w:numId="39" w16cid:durableId="1280264204">
-    <w:abstractNumId w:val="29"/>
-  </w:num>
-  <w:num w:numId="40" w16cid:durableId="1612736537">
-    <w:abstractNumId w:val="35"/>
-  </w:num>
-  <w:num w:numId="41" w16cid:durableId="734275514">
-    <w:abstractNumId w:val="38"/>
-  </w:num>
-  <w:num w:numId="42" w16cid:durableId="1455560893">
-    <w:abstractNumId w:val="27"/>
-  </w:num>
-  <w:num w:numId="43" w16cid:durableId="866674716">
-    <w:abstractNumId w:val="34"/>
-  </w:num>
-  <w:num w:numId="44" w16cid:durableId="591549626">
-    <w:abstractNumId w:val="21"/>
-  </w:num>
-  <w:num w:numId="45" w16cid:durableId="235284960">
-    <w:abstractNumId w:val="40"/>
-  </w:num>
-  <w:num w:numId="46" w16cid:durableId="944075031">
-    <w:abstractNumId w:val="31"/>
-  </w:num>
-  <w:num w:numId="47" w16cid:durableId="624848056">
-    <w:abstractNumId w:val="45"/>
-  </w:num>
-  <w:num w:numId="48" w16cid:durableId="737214827">
-    <w:abstractNumId w:val="20"/>
-  </w:num>
-  <w:num w:numId="49" w16cid:durableId="715201348">
-    <w:abstractNumId w:val="24"/>
-  </w:num>
-  <w:num w:numId="50" w16cid:durableId="120610230">
-    <w:abstractNumId w:val="16"/>
-  </w:num>
-  <w:num w:numId="51" w16cid:durableId="1749158284">
-    <w:abstractNumId w:val="5"/>
-  </w:num>
-  <w:num w:numId="52" w16cid:durableId="1305041723">
-    <w:abstractNumId w:val="13"/>
-  </w:num>
-  <w:num w:numId="53" w16cid:durableId="1808206927">
-    <w:abstractNumId w:val="36"/>
-  </w:num>
-  <w:num w:numId="54" w16cid:durableId="1990405828">
+  <w:num w:numId="35" w16cid:durableId="543714054">
     <w:abstractNumId w:val="7"/>
   </w:num>
-  <w:num w:numId="55" w16cid:durableId="1268587429">
-    <w:abstractNumId w:val="17"/>
+  <w:num w:numId="36" w16cid:durableId="1812400571">
+    <w:abstractNumId w:val="2"/>
   </w:num>
-  <w:num w:numId="56" w16cid:durableId="1772386292">
-    <w:abstractNumId w:val="30"/>
-  </w:num>
-  <w:num w:numId="57" w16cid:durableId="930695939">
-    <w:abstractNumId w:val="10"/>
-  </w:num>
-  <w:num w:numId="58" w16cid:durableId="337733202">
-    <w:abstractNumId w:val="32"/>
-  </w:num>
-  <w:num w:numId="59" w16cid:durableId="1053232833">
-    <w:abstractNumId w:val="3"/>
-  </w:num>
-  <w:num w:numId="60" w16cid:durableId="1413115287">
-    <w:abstractNumId w:val="22"/>
-  </w:num>
-  <w:num w:numId="61" w16cid:durableId="671298072">
-    <w:abstractNumId w:val="50"/>
-  </w:num>
-  <w:num w:numId="62" w16cid:durableId="1247958009">
-    <w:abstractNumId w:val="19"/>
-  </w:num>
-  <w:num w:numId="63" w16cid:durableId="66270608">
-    <w:abstractNumId w:val="47"/>
-  </w:num>
-  <w:num w:numId="64" w16cid:durableId="1698003280">
-    <w:abstractNumId w:val="42"/>
-  </w:num>
-  <w:num w:numId="65" w16cid:durableId="1060254477">
-    <w:abstractNumId w:val="46"/>
-  </w:num>
-  <w:num w:numId="66" w16cid:durableId="1197620521">
-    <w:abstractNumId w:val="48"/>
-  </w:num>
-  <w:num w:numId="67" w16cid:durableId="879436042">
-    <w:abstractNumId w:val="11"/>
-  </w:num>
-  <w:num w:numId="68" w16cid:durableId="543714054">
-    <w:abstractNumId w:val="18"/>
-  </w:num>
-  <w:num w:numId="69" w16cid:durableId="1812400571">
-    <w:abstractNumId w:val="4"/>
-  </w:num>
+  <w:numIdMacAtCleanup w:val="36"/>
 </w:numbering>
 </file>
 
@@ -38337,6 +36007,7 @@
   <w:style w:type="character" w:default="1" w:styleId="DefaultParagraphFont">
     <w:name w:val="Default Paragraph Font"/>
     <w:uiPriority w:val="1"/>
+    <w:semiHidden/>
     <w:unhideWhenUsed/>
   </w:style>
   <w:style w:type="table" w:default="1" w:styleId="TableNormal">
